--- a/downloads/teacher/ai-1-week-36.docx
+++ b/downloads/teacher/ai-1-week-36.docx
@@ -3074,6 +3074,396 @@
         <w:t>Present the Helpful Classroom Sorter’s versions, test records, baseline, failures and next investigation as an evidence portfolio.</w:t>
       </w:r>
     </w:p>
+    <w:p>
+      <w:pPr>
+        <w:pStyle w:val="Heading1"/>
+      </w:pPr>
+      <w:r>
+        <w:t>07. Prepare, teach and assess</w:t>
+      </w:r>
+    </w:p>
+    <w:p>
+      <w:r>
+        <w:t>Teaching target: Evaluate a saved candidate and a manual baseline fairly</w:t>
+      </w:r>
+    </w:p>
+    <w:p>
+      <w:r>
+        <w:t>Prepare the labelled worked-case picture, the matching workbook, fictional input cards and a place for individual responses. No paid AI account is required for the paper reasoning activities.</w:t>
+      </w:r>
+    </w:p>
+    <w:tbl>
+      <w:tblPr>
+        <w:tblStyle w:val="LightShading-Accent1"/>
+        <w:tblW w:type="auto" w:w="0"/>
+        <w:tblLook w:firstColumn="1" w:firstRow="1" w:lastColumn="0" w:lastRow="0" w:noHBand="0" w:noVBand="1" w:val="04A0"/>
+      </w:tblPr>
+      <w:tblGrid>
+        <w:gridCol w:w="3408"/>
+        <w:gridCol w:w="3408"/>
+        <w:gridCol w:w="3408"/>
+      </w:tblGrid>
+      <w:tr>
+        <w:trPr>
+          <w:tblHeader/>
+        </w:trPr>
+        <w:tc>
+          <w:tcPr>
+            <w:tcW w:type="dxa" w:w="3408"/>
+          </w:tcPr>
+          <w:p>
+            <w:r>
+              <w:t>Session</w:t>
+            </w:r>
+          </w:p>
+        </w:tc>
+        <w:tc>
+          <w:tcPr>
+            <w:tcW w:type="dxa" w:w="3408"/>
+          </w:tcPr>
+          <w:p>
+            <w:r>
+              <w:t>Plan</w:t>
+            </w:r>
+          </w:p>
+        </w:tc>
+        <w:tc>
+          <w:tcPr>
+            <w:tcW w:type="dxa" w:w="3408"/>
+          </w:tcPr>
+          <w:p>
+            <w:r>
+              <w:t>Resources</w:t>
+            </w:r>
+          </w:p>
+        </w:tc>
+      </w:tr>
+      <w:tr>
+        <w:tc>
+          <w:tcPr>
+            <w:tcW w:type="dxa" w:w="3408"/>
+          </w:tcPr>
+          <w:p>
+            <w:r>
+              <w:t>Session 1 · Understand · 45 min</w:t>
+            </w:r>
+          </w:p>
+        </w:tc>
+        <w:tc>
+          <w:tcPr>
+            <w:tcW w:type="dxa" w:w="3408"/>
+          </w:tcPr>
+          <w:p>
+            <w:r>
+              <w:t>0–7: recall and prerequisite; 7–15: inspect the concrete case and predict; 15–30: teacher models the worked trace; 30–40: learners explain a step using the text and visual; 40–45: check the core idea.</w:t>
+            </w:r>
+          </w:p>
+        </w:tc>
+        <w:tc>
+          <w:tcPr>
+            <w:tcW w:type="dxa" w:w="3408"/>
+          </w:tcPr>
+          <w:p>
+            <w:r>
+              <w:t>Sections 1–6; record the brief recall in the workbook.</w:t>
+            </w:r>
+          </w:p>
+        </w:tc>
+      </w:tr>
+      <w:tr>
+        <w:tc>
+          <w:tcPr>
+            <w:tcW w:type="dxa" w:w="3408"/>
+          </w:tcPr>
+          <w:p>
+            <w:r>
+              <w:t>Session 2 · Practise · 45 min</w:t>
+            </w:r>
+          </w:p>
+        </w:tc>
+        <w:tc>
+          <w:tcPr>
+            <w:tcW w:type="dxa" w:w="3408"/>
+          </w:tcPr>
+          <w:p>
+            <w:r>
+              <w:t>0–5: retrieve the procedure; 5–15: W2 completion practice; 15–23: explain and check with a partner; 23–30: each learner answers the misconception check; 30–40: targeted reteaching or a harder variation; 40–45: prepare the investigation.</w:t>
+            </w:r>
+          </w:p>
+        </w:tc>
+        <w:tc>
+          <w:tcPr>
+            <w:tcW w:type="dxa" w:w="3408"/>
+          </w:tcPr>
+          <w:p>
+            <w:r>
+              <w:t>Sections 7–10; use the matching workbook W2 and misconception check.</w:t>
+            </w:r>
+          </w:p>
+        </w:tc>
+      </w:tr>
+      <w:tr>
+        <w:tc>
+          <w:tcPr>
+            <w:tcW w:type="dxa" w:w="3408"/>
+          </w:tcPr>
+          <w:p>
+            <w:r>
+              <w:t>Session 3 · Investigate and transfer · 45 min</w:t>
+            </w:r>
+          </w:p>
+        </w:tc>
+        <w:tc>
+          <w:tcPr>
+            <w:tcW w:type="dxa" w:w="3408"/>
+          </w:tcPr>
+          <w:p>
+            <w:r>
+              <w:t>0–5: retrieve the decision rule; 5–20: investigate or trace; 20–30: start the independent case; 30–38: connect the project; 38–43: act on feedback; 43–45: plan the return check.</w:t>
+            </w:r>
+          </w:p>
+        </w:tc>
+        <w:tc>
+          <w:tcPr>
+            <w:tcW w:type="dxa" w:w="3408"/>
+          </w:tcPr>
+          <w:p>
+            <w:r>
+              <w:t>Sections 9 and 11–14. Give extra time to finish the full task set; use Section 15 when the week includes a coding lab.</w:t>
+            </w:r>
+          </w:p>
+        </w:tc>
+      </w:tr>
+    </w:tbl>
+    <w:p>
+      <w:r>
+        <w:t>Before class, solve the supported practice: Use a separate sheet for the teacher’s reserved cases. For every case record its ID and inputs, catalogue and candidate labels, both methods’ observed outputs and reasons, and results after checking. Preserve failure traces. Here summarise each method’s full passes over attempted cases and list unrun cases. State what the comparison supports.</w:t>
+      </w:r>
+    </w:p>
+    <w:p>
+      <w:r>
+        <w:t>Reasoned practice answer: Use the reserved key in Preparation only after observations are saved. Full pass requires output and reason; no-match explanations must rule out all rows. Clarification must precede search. Report actual candidate and baseline counts over the same attempted cases, plus unrun cases. Never substitute the key for an observation or assume a baseline run was correct.</w:t>
+      </w:r>
+    </w:p>
+    <w:p>
+      <w:r>
+        <w:t>Check every learner before discussion: Use the worked case for Evaluating and explaining your project. Proposed explanation: “A polished presentation proves the system works”. Decide whether this explanation is supported. Point to the step or supplied fact that decides; explain your repair if needed.</w:t>
+      </w:r>
+    </w:p>
+    <w:p>
+      <w:r>
+        <w:t>Misconception repair: Ask for the saved instruction, trace and actual result behind the claim.</w:t>
+      </w:r>
+    </w:p>
+    <w:p>
+      <w:r>
+        <w:t>Support: read the exact case aloud, enlarge the labelled picture, supply input cards and model only the first deciding step. Accept a spoken explanation or drawing; retain the reasoning goal.</w:t>
+      </w:r>
+    </w:p>
+    <w:p>
+      <w:r>
+        <w:t>Extension: Someone adds the two unrun cases to the denominator as failures. Require a prediction and a reason before comparing. Expected result: That reports a different measure, 8/12 completed successes out of planned cases. Reason: It cannot be called the original attempted-case pass rate; distinguish completion from evaluated correctness.</w:t>
+      </w:r>
+    </w:p>
+    <w:p>
+      <w:r>
+        <w:t>Independent assessment: withhold the reserved answer until the learner has attempted the new case. Record support separately from correctness.</w:t>
+      </w:r>
+    </w:p>
+    <w:tbl>
+      <w:tblPr>
+        <w:tblStyle w:val="LightShading-Accent1"/>
+        <w:tblW w:type="auto" w:w="0"/>
+        <w:tblLook w:firstColumn="1" w:firstRow="1" w:lastColumn="0" w:lastRow="0" w:noHBand="0" w:noVBand="1" w:val="04A0"/>
+      </w:tblPr>
+      <w:tblGrid>
+        <w:gridCol w:w="2556"/>
+        <w:gridCol w:w="2556"/>
+        <w:gridCol w:w="2556"/>
+        <w:gridCol w:w="2556"/>
+      </w:tblGrid>
+      <w:tr>
+        <w:trPr>
+          <w:tblHeader/>
+        </w:trPr>
+        <w:tc>
+          <w:tcPr>
+            <w:tcW w:type="dxa" w:w="2556"/>
+          </w:tcPr>
+          <w:p>
+            <w:r>
+              <w:t>Criterion</w:t>
+            </w:r>
+          </w:p>
+        </w:tc>
+        <w:tc>
+          <w:tcPr>
+            <w:tcW w:type="dxa" w:w="2556"/>
+          </w:tcPr>
+          <w:p>
+            <w:r>
+              <w:t>Not yet</w:t>
+            </w:r>
+          </w:p>
+        </w:tc>
+        <w:tc>
+          <w:tcPr>
+            <w:tcW w:type="dxa" w:w="2556"/>
+          </w:tcPr>
+          <w:p>
+            <w:r>
+              <w:t>With support</w:t>
+            </w:r>
+          </w:p>
+        </w:tc>
+        <w:tc>
+          <w:tcPr>
+            <w:tcW w:type="dxa" w:w="2556"/>
+          </w:tcPr>
+          <w:p>
+            <w:r>
+              <w:t>Independent</w:t>
+            </w:r>
+          </w:p>
+        </w:tc>
+      </w:tr>
+      <w:tr>
+        <w:tc>
+          <w:tcPr>
+            <w:tcW w:type="dxa" w:w="2556"/>
+          </w:tcPr>
+          <w:p>
+            <w:r>
+              <w:t>Explanation</w:t>
+            </w:r>
+          </w:p>
+        </w:tc>
+        <w:tc>
+          <w:tcPr>
+            <w:tcW w:type="dxa" w:w="2556"/>
+          </w:tcPr>
+          <w:p>
+            <w:r>
+              <w:t>Names an answer without a deciding fact</w:t>
+            </w:r>
+          </w:p>
+        </w:tc>
+        <w:tc>
+          <w:tcPr>
+            <w:tcW w:type="dxa" w:w="2556"/>
+          </w:tcPr>
+          <w:p>
+            <w:r>
+              <w:t>Uses a hint to link fact and decision</w:t>
+            </w:r>
+          </w:p>
+        </w:tc>
+        <w:tc>
+          <w:tcPr>
+            <w:tcW w:type="dxa" w:w="2556"/>
+          </w:tcPr>
+          <w:p>
+            <w:r>
+              <w:t>Explains the deciding fact in own words</w:t>
+            </w:r>
+          </w:p>
+        </w:tc>
+      </w:tr>
+      <w:tr>
+        <w:tc>
+          <w:tcPr>
+            <w:tcW w:type="dxa" w:w="2556"/>
+          </w:tcPr>
+          <w:p>
+            <w:r>
+              <w:t>Trace or test</w:t>
+            </w:r>
+          </w:p>
+        </w:tc>
+        <w:tc>
+          <w:tcPr>
+            <w:tcW w:type="dxa" w:w="2556"/>
+          </w:tcPr>
+          <w:p>
+            <w:r>
+              <w:t>Cannot connect input and result</w:t>
+            </w:r>
+          </w:p>
+        </w:tc>
+        <w:tc>
+          <w:tcPr>
+            <w:tcW w:type="dxa" w:w="2556"/>
+          </w:tcPr>
+          <w:p>
+            <w:r>
+              <w:t>Completes steps with prompts</w:t>
+            </w:r>
+          </w:p>
+        </w:tc>
+        <w:tc>
+          <w:tcPr>
+            <w:tcW w:type="dxa" w:w="2556"/>
+          </w:tcPr>
+          <w:p>
+            <w:r>
+              <w:t>Traces or tests a changed case accurately</w:t>
+            </w:r>
+          </w:p>
+        </w:tc>
+      </w:tr>
+      <w:tr>
+        <w:tc>
+          <w:tcPr>
+            <w:tcW w:type="dxa" w:w="2556"/>
+          </w:tcPr>
+          <w:p>
+            <w:r>
+              <w:t>Limits and revision</w:t>
+            </w:r>
+          </w:p>
+        </w:tc>
+        <w:tc>
+          <w:tcPr>
+            <w:tcW w:type="dxa" w:w="2556"/>
+          </w:tcPr>
+          <w:p>
+            <w:r>
+              <w:t>Claims more than evidence supports</w:t>
+            </w:r>
+          </w:p>
+        </w:tc>
+        <w:tc>
+          <w:tcPr>
+            <w:tcW w:type="dxa" w:w="2556"/>
+          </w:tcPr>
+          <w:p>
+            <w:r>
+              <w:t>Names a limit after a prompt</w:t>
+            </w:r>
+          </w:p>
+        </w:tc>
+        <w:tc>
+          <w:tcPr>
+            <w:tcW w:type="dxa" w:w="2556"/>
+          </w:tcPr>
+          <w:p>
+            <w:r>
+              <w:t>States a defensible limit and useful next test</w:t>
+            </w:r>
+          </w:p>
+        </w:tc>
+      </w:tr>
+    </w:tbl>
+    <w:p>
+      <w:r>
+        <w:t>Project checkpoint: Present and defend. Demonstrate the system, explain one failure and justify the next improvement with evidence.</w:t>
+      </w:r>
+    </w:p>
+    <w:p>
+      <w:r>
+        <w:t>Use the weekly teacher answer for topic-specific reasoning. A saved progress tick is an activity record; judge mastery from the learner’s explanation and evidence.</w:t>
+      </w:r>
+    </w:p>
     <w:sectPr>
       <w:pgSz w:w="12240" w:h="15840"/>
       <w:pgMar w:top="936" w:right="1008" w:bottom="936" w:left="1008" w:header="720" w:footer="720" w:gutter="0"/>

--- a/downloads/teacher/ai-1-week-36.docx
+++ b/downloads/teacher/ai-1-week-36.docx
@@ -3464,6 +3464,39 @@
         <w:t>Use the weekly teacher answer for topic-specific reasoning. A saved progress tick is an activity record; judge mastery from the learner’s explanation and evidence.</w:t>
       </w:r>
     </w:p>
+    <w:p>
+      <w:pPr>
+        <w:pStyle w:val="Heading1"/>
+      </w:pPr>
+      <w:r>
+        <w:t>08. Use feedback, labs and repair paths</w:t>
+      </w:r>
+    </w:p>
+    <w:p>
+      <w:r>
+        <w:t>Use the two formative questions as supported practice, not as independent mastery scores. Discuss the deciding evidence rather than accepting a guessed selection.</w:t>
+      </w:r>
+    </w:p>
+    <w:p>
+      <w:r>
+        <w:t>The feedback comes from the reviewed public worked case. Do not reveal the separately reserved independent teacher answer until the learner has attempted that case.</w:t>
+      </w:r>
+    </w:p>
+    <w:p>
+      <w:r>
+        <w:t>Ask students to predict before running code. Preserve errors and actual outputs; collect a changed test and an explanation. The branch-boundary and indexing lessons deliberately include failure cases.</w:t>
+      </w:r>
+    </w:p>
+    <w:p>
+      <w:r>
+        <w:t>Use the earlier worked-explanation links to address a specific missing building block, then return to the current question. Adapt this suggestion after observing the learner; it is not an automatic diagnosis.</w:t>
+      </w:r>
+    </w:p>
+    <w:p>
+      <w:r>
+        <w:t>Collect the completed-work portfolio as evidence. Record support separately from correctness, and assess explanation, trace/test and limitations. Progress ticks and quiz selections alone do not establish mastery.</w:t>
+      </w:r>
+    </w:p>
     <w:sectPr>
       <w:pgSz w:w="12240" w:h="15840"/>
       <w:pgMar w:top="936" w:right="1008" w:bottom="936" w:left="1008" w:header="720" w:footer="720" w:gutter="0"/>

--- a/downloads/teacher/ai-1-week-36.docx
+++ b/downloads/teacher/ai-1-week-36.docx
@@ -29,6 +29,11 @@
       </w:r>
     </w:p>
     <w:p>
+      <w:r>
+        <w:t>Prepare Expo and Defense: check the target, prerequisites, resources and adaptable teaching schedule.</w:t>
+      </w:r>
+    </w:p>
+    <w:p>
       <w:pPr>
         <w:pStyle w:val="Heading3"/>
       </w:pPr>
@@ -37,8 +42,26 @@
       </w:r>
     </w:p>
     <w:p>
-      <w:r>
-        <w:t>Primary target: Evaluate a saved candidate and a manual baseline fairly</w:t>
+      <w:pPr>
+        <w:spacing w:line="336" w:lineRule="auto" w:after="180"/>
+      </w:pPr>
+      <w:r>
+        <w:rPr>
+          <w:b w:val="0"/>
+        </w:rPr>
+        <w:t xml:space="preserve">Primary target: Evaluate a saved candidate and a manual </w:t>
+      </w:r>
+      <w:r>
+        <w:rPr>
+          <w:b/>
+        </w:rPr>
+        <w:t>baseline</w:t>
+      </w:r>
+      <w:r>
+        <w:rPr>
+          <w:b w:val="0"/>
+        </w:rPr>
+        <w:t xml:space="preserve"> fairly</w:t>
       </w:r>
     </w:p>
     <w:tbl>
@@ -185,8 +208,37 @@
       </w:tr>
     </w:tbl>
     <w:p>
-      <w:r>
-        <w:t>This is a starting allocation of 135 minutes, not a validated duration. Preserve all named topics. Schedule extra time for connected examples, the full investigation, independent cases and project building. Repeated copies of a case share one recorded attempt; they are not new evidence.</w:t>
+      <w:pPr>
+        <w:spacing w:line="336" w:lineRule="auto" w:after="180"/>
+      </w:pPr>
+      <w:r>
+        <w:rPr>
+          <w:b w:val="0"/>
+        </w:rPr>
+        <w:t>This is a starting allocation of 135 minutes, not a validated duration. Preserve all named topics. Schedule extra time for connected examples, the full investigation, independent cases and project building.</w:t>
+      </w:r>
+    </w:p>
+    <w:p>
+      <w:pPr>
+        <w:spacing w:line="336" w:lineRule="auto" w:after="180"/>
+      </w:pPr>
+      <w:r>
+        <w:rPr>
+          <w:b w:val="0"/>
+        </w:rPr>
+        <w:t xml:space="preserve">Repeated copies of a case share one recorded attempt; they are not new </w:t>
+      </w:r>
+      <w:r>
+        <w:rPr>
+          <w:b/>
+        </w:rPr>
+        <w:t>evidence</w:t>
+      </w:r>
+      <w:r>
+        <w:rPr>
+          <w:b w:val="0"/>
+        </w:rPr>
+        <w:t>.</w:t>
       </w:r>
     </w:p>
     <w:p>
@@ -206,18 +258,47 @@
       </w:r>
     </w:p>
     <w:p>
-      <w:r>
+      <w:pPr>
+        <w:spacing w:line="336" w:lineRule="auto" w:after="180"/>
+      </w:pPr>
+      <w:r>
+        <w:rPr>
+          <w:b w:val="0"/>
+        </w:rPr>
         <w:t>Without opening the old lesson, explain one key idea from Improve One Cause. Give an example and a mistake that the idea helps you avoid.</w:t>
       </w:r>
     </w:p>
     <w:p>
-      <w:r>
+      <w:pPr>
+        <w:spacing w:line="336" w:lineRule="auto" w:after="180"/>
+      </w:pPr>
+      <w:r>
+        <w:rPr>
+          <w:b w:val="0"/>
+        </w:rPr>
         <w:t>Look for: Repair a located defect without changing the agreed requirements</w:t>
       </w:r>
     </w:p>
     <w:p>
-      <w:r>
-        <w:t>Reference example, not the only acceptable wording: Expected B1 with equality and quiet satisfied; S0 incorrectly returns no match because its time condition is strictly less than. S1 uses no more than, including equality. Preserve validation, quiet, first-match order, advancement, stopping and reset. Save S0, its failing trace and exact request/catalogue labels beside the new S1 change record and rerun.</w:t>
+      <w:pPr>
+        <w:spacing w:line="336" w:lineRule="auto" w:after="180"/>
+      </w:pPr>
+      <w:r>
+        <w:rPr>
+          <w:b w:val="0"/>
+        </w:rPr>
+        <w:t>Reference example, not the only acceptable wording: Expected B1 with equality and quiet satisfied; S0 incorrectly returns no match because its time condition is strictly less than. S1 uses no more than, including equality.</w:t>
+      </w:r>
+    </w:p>
+    <w:p>
+      <w:pPr>
+        <w:spacing w:line="336" w:lineRule="auto" w:after="180"/>
+      </w:pPr>
+      <w:r>
+        <w:rPr>
+          <w:b w:val="0"/>
+        </w:rPr>
+        <w:t>Preserve validation, quiet, first-match order, advancement, stopping and reset. Save S0, its failing trace and exact request/catalogue labels beside the new S1 change record and rerun.</w:t>
       </w:r>
     </w:p>
     <w:p>
@@ -229,18 +310,82 @@
       </w:r>
     </w:p>
     <w:p>
-      <w:r>
+      <w:pPr>
+        <w:spacing w:line="336" w:lineRule="auto" w:after="180"/>
+      </w:pPr>
+      <w:r>
+        <w:rPr>
+          <w:b w:val="0"/>
+        </w:rPr>
         <w:t>Without opening the old lesson, explain one key idea from Test Normal Cases. Give an example and a mistake that the idea helps you avoid.</w:t>
       </w:r>
     </w:p>
     <w:p>
-      <w:r>
+      <w:pPr>
+        <w:spacing w:line="336" w:lineRule="auto" w:after="180"/>
+      </w:pPr>
+      <w:r>
+        <w:rPr>
+          <w:b w:val="0"/>
+        </w:rPr>
         <w:t>Look for: Plan routine cases with expected results derived from the requirements</w:t>
       </w:r>
     </w:p>
     <w:p>
-      <w:r>
-        <w:t>Reference example, not the only acceptable wording: R1 B1 because time fits and it is quiet; early match. R2 B2 because B1 is too long, B2 fits and quiet is unrestricted; later match. R3 no match because every time exceeds 6; exhaustion. R4 no match because B2 fails quiet while other rows exceed 9; both conditions. Record P1 version 1, B version 1 and the manual baseline. A full pass needs the required output and a correct explanation.</w:t>
+      <w:pPr>
+        <w:spacing w:line="336" w:lineRule="auto" w:after="180"/>
+      </w:pPr>
+      <w:r>
+        <w:rPr>
+          <w:b w:val="0"/>
+        </w:rPr>
+        <w:t>Reference example, not the only acceptable wording: R1 B1 because time fits and it is quiet; early match. R2 B2 because B1 is too long, B2 fits and quiet is unrestricted; later match.</w:t>
+      </w:r>
+    </w:p>
+    <w:p>
+      <w:pPr>
+        <w:spacing w:line="336" w:lineRule="auto" w:after="180"/>
+      </w:pPr>
+      <w:r>
+        <w:rPr>
+          <w:b w:val="0"/>
+        </w:rPr>
+        <w:t xml:space="preserve">R3 no match because every time exceeds 6; exhaustion. R4 no match because B2 fails quiet while other rows exceed 9; both conditions. Record P1 version 1, B version 1 and the manual </w:t>
+      </w:r>
+      <w:r>
+        <w:rPr>
+          <w:b/>
+        </w:rPr>
+        <w:t>baseline</w:t>
+      </w:r>
+      <w:r>
+        <w:rPr>
+          <w:b w:val="0"/>
+        </w:rPr>
+        <w:t>.</w:t>
+      </w:r>
+    </w:p>
+    <w:p>
+      <w:pPr>
+        <w:spacing w:line="336" w:lineRule="auto" w:after="180"/>
+      </w:pPr>
+      <w:r>
+        <w:rPr>
+          <w:b w:val="0"/>
+        </w:rPr>
+        <w:t xml:space="preserve">A full pass needs the required </w:t>
+      </w:r>
+      <w:r>
+        <w:rPr>
+          <w:b/>
+        </w:rPr>
+        <w:t>output</w:t>
+      </w:r>
+      <w:r>
+        <w:rPr>
+          <w:b w:val="0"/>
+        </w:rPr>
+        <w:t xml:space="preserve"> and a correct explanation.</w:t>
       </w:r>
     </w:p>
     <w:p>
@@ -252,22 +397,105 @@
       </w:r>
     </w:p>
     <w:p>
-      <w:r>
-        <w:t>Without opening the old lesson, explain one key idea from Choose Inputs and Outputs. Give an example and a mistake that the idea helps you avoid.</w:t>
-      </w:r>
-    </w:p>
-    <w:p>
-      <w:r>
-        <w:t>Look for: Turn the project outcome into precise input and output requirements</w:t>
-      </w:r>
-    </w:p>
-    <w:p>
-      <w:r>
-        <w:t>Reference example, not the only acceptable wording: Time required must be no more than available time; when quiet is required the activity must be quiet. Choose the first compatible activity in B1 to B4 order. No means quiet is not required, not forbidden, so quiet B1 is permitted if 10 minutes fits.</w:t>
-      </w:r>
-    </w:p>
-    <w:p>
-      <w:r>
+      <w:pPr>
+        <w:spacing w:line="336" w:lineRule="auto" w:after="180"/>
+      </w:pPr>
+      <w:r>
+        <w:rPr>
+          <w:b w:val="0"/>
+        </w:rPr>
+        <w:t xml:space="preserve">Without opening the old lesson, explain one key idea from Choose </w:t>
+      </w:r>
+      <w:r>
+        <w:rPr>
+          <w:b/>
+        </w:rPr>
+        <w:t>Input</w:t>
+      </w:r>
+      <w:r>
+        <w:rPr>
+          <w:b w:val="0"/>
+        </w:rPr>
+        <w:t xml:space="preserve">s and </w:t>
+      </w:r>
+      <w:r>
+        <w:rPr>
+          <w:b/>
+        </w:rPr>
+        <w:t>Output</w:t>
+      </w:r>
+      <w:r>
+        <w:rPr>
+          <w:b w:val="0"/>
+        </w:rPr>
+        <w:t>s. Give an example and a mistake that the idea helps you avoid.</w:t>
+      </w:r>
+    </w:p>
+    <w:p>
+      <w:pPr>
+        <w:spacing w:line="336" w:lineRule="auto" w:after="180"/>
+      </w:pPr>
+      <w:r>
+        <w:rPr>
+          <w:b w:val="0"/>
+        </w:rPr>
+        <w:t xml:space="preserve">Look for: Turn the project outcome into precise </w:t>
+      </w:r>
+      <w:r>
+        <w:rPr>
+          <w:b/>
+        </w:rPr>
+        <w:t>input</w:t>
+      </w:r>
+      <w:r>
+        <w:rPr>
+          <w:b w:val="0"/>
+        </w:rPr>
+        <w:t xml:space="preserve"> and </w:t>
+      </w:r>
+      <w:r>
+        <w:rPr>
+          <w:b/>
+        </w:rPr>
+        <w:t>output</w:t>
+      </w:r>
+      <w:r>
+        <w:rPr>
+          <w:b w:val="0"/>
+        </w:rPr>
+        <w:t xml:space="preserve"> requirements</w:t>
+      </w:r>
+    </w:p>
+    <w:p>
+      <w:pPr>
+        <w:spacing w:line="336" w:lineRule="auto" w:after="180"/>
+      </w:pPr>
+      <w:r>
+        <w:rPr>
+          <w:b w:val="0"/>
+        </w:rPr>
+        <w:t>Reference example, not the only acceptable wording: Time required must be no more than available time; when quiet is required the activity must be quiet. Choose the first compatible activity in B1 to B4 order.</w:t>
+      </w:r>
+    </w:p>
+    <w:p>
+      <w:pPr>
+        <w:spacing w:line="336" w:lineRule="auto" w:after="180"/>
+      </w:pPr>
+      <w:r>
+        <w:rPr>
+          <w:b w:val="0"/>
+        </w:rPr>
+        <w:t>No means quiet is not required, not forbidden, so quiet B1 is permitted if 10 minutes fits.</w:t>
+      </w:r>
+    </w:p>
+    <w:p>
+      <w:pPr>
+        <w:spacing w:line="336" w:lineRule="auto" w:after="180"/>
+      </w:pPr>
+      <w:r>
+        <w:rPr>
+          <w:b w:val="0"/>
+        </w:rPr>
         <w:t>Use the student module and workbook section with this exact week title. The worked case, independent question and answers below form one aligned lesson sequence.</w:t>
       </w:r>
     </w:p>
@@ -280,8 +508,27 @@
       </w:r>
     </w:p>
     <w:p>
-      <w:r>
-        <w:t>Defend a sorter with 10/12 routine successes and 2/4 mixed-material successes. Report overall and separate results, show one failure and propose a justified next step. What claim would overstate the evidence?</w:t>
+      <w:pPr>
+        <w:spacing w:line="336" w:lineRule="auto" w:after="180"/>
+        <w:shd w:fill="F5F1FB"/>
+      </w:pPr>
+      <w:r>
+        <w:rPr>
+          <w:b w:val="0"/>
+        </w:rPr>
+        <w:t xml:space="preserve">Defend a sorter with 10/12 routine successes and 2/4 mixed-material successes. Report overall and separate results, show one failure and propose a justified next step. What claim would overstate the </w:t>
+      </w:r>
+      <w:r>
+        <w:rPr>
+          <w:b/>
+        </w:rPr>
+        <w:t>evidence</w:t>
+      </w:r>
+      <w:r>
+        <w:rPr>
+          <w:b w:val="0"/>
+        </w:rPr>
+        <w:t>?</w:t>
       </w:r>
     </w:p>
     <w:p>
@@ -293,8 +540,26 @@
       </w:r>
     </w:p>
     <w:p>
-      <w:r>
-        <w:t>Understanding is shown by explanation, transfer, testing, and limits.</w:t>
+      <w:pPr>
+        <w:spacing w:line="336" w:lineRule="auto" w:after="180"/>
+      </w:pPr>
+      <w:r>
+        <w:rPr>
+          <w:b w:val="0"/>
+        </w:rPr>
+        <w:t xml:space="preserve">Understanding is shown by explanation, </w:t>
+      </w:r>
+      <w:r>
+        <w:rPr>
+          <w:b/>
+        </w:rPr>
+        <w:t>transfer</w:t>
+      </w:r>
+      <w:r>
+        <w:rPr>
+          <w:b w:val="0"/>
+        </w:rPr>
+        <w:t>, testing, and limits.</w:t>
       </w:r>
     </w:p>
     <w:tbl>
@@ -430,26 +695,93 @@
       </w:r>
     </w:p>
     <w:p>
-      <w:r>
+      <w:pPr>
+        <w:spacing w:line="336" w:lineRule="auto" w:after="180"/>
+      </w:pPr>
+      <w:r>
+        <w:rPr>
+          <w:b w:val="0"/>
+        </w:rPr>
         <w:t>Use the supplied scenario, student illustrations and blank paper. For numeric work, offer counters or a calculator after learners show the setup. Fictional records are supplied; personal data and paid accounts are unnecessary.</w:t>
       </w:r>
     </w:p>
     <w:p>
-      <w:r>
-        <w:t>Allow 80 minutes: recall 8; explanation 12; worked demonstration 15; guided practice 20; independent assessment 15; project and reflection 10. Extend the lab into a second session when needed.</w:t>
-      </w:r>
-    </w:p>
-    <w:p>
       <w:pPr>
         <w:pStyle w:val="Heading3"/>
       </w:pPr>
       <w:r>
+        <w:t>Alternative compact allocation</w:t>
+      </w:r>
+    </w:p>
+    <w:p>
+      <w:r>
+        <w:t>This compact option is not the full-week schedule. Use the main teaching cycle and allow extra sessions for the investigation, independent work and project.</w:t>
+      </w:r>
+    </w:p>
+    <w:p>
+      <w:pPr>
+        <w:spacing w:line="336" w:lineRule="auto" w:after="180"/>
+        <w:shd w:fill="F1F6F8"/>
+      </w:pPr>
+      <w:r>
+        <w:rPr>
+          <w:b w:val="0"/>
+        </w:rPr>
+        <w:t xml:space="preserve">Allow 80 minutes: recall 8; explanation 12; worked </w:t>
+      </w:r>
+      <w:r>
+        <w:rPr>
+          <w:b/>
+        </w:rPr>
+        <w:t>demonstration</w:t>
+      </w:r>
+      <w:r>
+        <w:rPr>
+          <w:b w:val="0"/>
+        </w:rPr>
+        <w:t xml:space="preserve"> 15; guided practice 20; independent assessment 15; project and reflection 10. Extend the lab into a second session when needed.</w:t>
+      </w:r>
+    </w:p>
+    <w:p>
+      <w:pPr>
+        <w:pStyle w:val="Heading3"/>
+      </w:pPr>
+      <w:r>
         <w:t>Preparation for the connected explanation</w:t>
       </w:r>
     </w:p>
     <w:p>
-      <w:r>
-        <w:t>This final week evaluates the saved paper candidate, not presentation polish or an imagined trained model. Fix instructions before revealing the new catalogue and requests. Keep the key below teacher-only until observations are recorded. If a pupil has already seen these cases, use a fresh teacher-checked set and record that substitution; do not call familiar cases unseen.</w:t>
+      <w:pPr>
+        <w:spacing w:line="336" w:lineRule="auto" w:after="180"/>
+      </w:pPr>
+      <w:r>
+        <w:rPr>
+          <w:b w:val="0"/>
+        </w:rPr>
+        <w:t>This final week evaluates the saved paper candidate, not presentation polish or an imagined trained model. Fix instructions before revealing the new catalogue and requests.</w:t>
+      </w:r>
+    </w:p>
+    <w:p>
+      <w:pPr>
+        <w:spacing w:line="336" w:lineRule="auto" w:after="180"/>
+      </w:pPr>
+      <w:r>
+        <w:rPr>
+          <w:b w:val="0"/>
+        </w:rPr>
+        <w:t xml:space="preserve">Keep the key below teacher-only until </w:t>
+      </w:r>
+      <w:r>
+        <w:rPr>
+          <w:b/>
+        </w:rPr>
+        <w:t>observation</w:t>
+      </w:r>
+      <w:r>
+        <w:rPr>
+          <w:b w:val="0"/>
+        </w:rPr>
+        <w:t>s are recorded. If a pupil has already seen these cases, use a fresh teacher-checked set and record that substitution; do not call familiar cases unseen.</w:t>
       </w:r>
     </w:p>
     <w:p>
@@ -461,23 +793,105 @@
       </w:r>
     </w:p>
     <w:p>
-      <w:r>
-        <w:t>No. It informed the change and is now development evidence for the revision. Keep the old candidate and its final result; a fresh evaluation of the revision needs new reserved cases.</w:t>
-      </w:r>
-    </w:p>
-    <w:p>
-      <w:r>
-        <w:t>Saved candidate, manual baseline, development folder and blank record sheets with the fields listed in W2. Provide the catalogue and requests without the answer key after candidates are fixed.</w:t>
-      </w:r>
-    </w:p>
-    <w:p>
-      <w:r>
-        <w:t>Reserved catalogue B version 4 keeps B1 to B4 order and names, with times 18, 14, 11, 7 minutes and quiet labels Yes, No, Yes, No. All materials are assumed available. Same input and matching rules as before.</w:t>
-      </w:r>
-    </w:p>
-    <w:p>
-      <w:r>
-        <w:t>Reserved requests and key: F1 7 No → B4; F2 11 Yes → B3; F3 14 No → B2; F4 18 Yes → B1; F5 6 No → no match; F6 7 Yes → no match; F7 0 No → no match; F8 30 Yes → B1; F9 31 No → clarify; F10 blank minutes Yes → clarify. For F1–F4, earlier rows fail time; the selected row fits with equality and satisfies quiet. F5 and F7 fail all times. F6 fits only nonquiet B4, which quiet excludes. F8 accepts first quiet B1. F9 and F10 fail validation before search.</w:t>
+      <w:pPr>
+        <w:spacing w:line="336" w:lineRule="auto" w:after="180"/>
+      </w:pPr>
+      <w:r>
+        <w:rPr>
+          <w:b w:val="0"/>
+        </w:rPr>
+        <w:t xml:space="preserve">No. It informed the change and is now development </w:t>
+      </w:r>
+      <w:r>
+        <w:rPr>
+          <w:b/>
+        </w:rPr>
+        <w:t>evidence</w:t>
+      </w:r>
+      <w:r>
+        <w:rPr>
+          <w:b w:val="0"/>
+        </w:rPr>
+        <w:t xml:space="preserve"> for the revision. Keep the old candidate and its final result; a fresh evaluation of the revision needs new reserved cases.</w:t>
+      </w:r>
+    </w:p>
+    <w:p>
+      <w:pPr>
+        <w:spacing w:line="336" w:lineRule="auto" w:after="180"/>
+      </w:pPr>
+      <w:r>
+        <w:rPr>
+          <w:b w:val="0"/>
+        </w:rPr>
+        <w:t xml:space="preserve">Saved candidate, manual </w:t>
+      </w:r>
+      <w:r>
+        <w:rPr>
+          <w:b/>
+        </w:rPr>
+        <w:t>baseline</w:t>
+      </w:r>
+      <w:r>
+        <w:rPr>
+          <w:b w:val="0"/>
+        </w:rPr>
+        <w:t>, development folder and blank record sheets with the fields listed in W2. Provide the catalogue and requests without the answer key after candidates are fixed.</w:t>
+      </w:r>
+    </w:p>
+    <w:p>
+      <w:pPr>
+        <w:spacing w:line="336" w:lineRule="auto" w:after="180"/>
+      </w:pPr>
+      <w:r>
+        <w:rPr>
+          <w:b w:val="0"/>
+        </w:rPr>
+        <w:t xml:space="preserve">Reserved catalogue B version 4 keeps B1 to B4 order and names, with times 18, 14, 11, 7 minutes and quiet labels Yes, No, Yes, No. All materials are assumed available. Same </w:t>
+      </w:r>
+      <w:r>
+        <w:rPr>
+          <w:b/>
+        </w:rPr>
+        <w:t>input</w:t>
+      </w:r>
+      <w:r>
+        <w:rPr>
+          <w:b w:val="0"/>
+        </w:rPr>
+        <w:t xml:space="preserve"> and matching rules as before.</w:t>
+      </w:r>
+    </w:p>
+    <w:p>
+      <w:pPr>
+        <w:spacing w:line="336" w:lineRule="auto" w:after="180"/>
+      </w:pPr>
+      <w:r>
+        <w:rPr>
+          <w:b w:val="0"/>
+        </w:rPr>
+        <w:t>Reserved requests and key: F1 7 No → B4; F2 11 Yes → B3; F3 14 No → B2; F4 18 Yes → B1; F5 6 No → no match; F6 7 Yes → no match; F7 0 No → no match; F8 30 Yes → B1; F9 31 No → clarify; F10 blank minutes Yes → clarify.</w:t>
+      </w:r>
+    </w:p>
+    <w:p>
+      <w:pPr>
+        <w:spacing w:line="336" w:lineRule="auto" w:after="180"/>
+      </w:pPr>
+      <w:r>
+        <w:rPr>
+          <w:b w:val="0"/>
+        </w:rPr>
+        <w:t>For F1–F4, earlier rows fail time; the selected row fits with equality and satisfies quiet. F5 and F7 fail all times. F6 fits only nonquiet B4, which quiet excludes. F8 accepts first quiet B1.</w:t>
+      </w:r>
+    </w:p>
+    <w:p>
+      <w:pPr>
+        <w:spacing w:line="336" w:lineRule="auto" w:after="180"/>
+      </w:pPr>
+      <w:r>
+        <w:rPr>
+          <w:b w:val="0"/>
+        </w:rPr>
+        <w:t>F9 and F10 fail validation before search.</w:t>
       </w:r>
     </w:p>
     <w:p>
@@ -489,12 +903,36 @@
       </w:r>
     </w:p>
     <w:p>
-      <w:r>
-        <w:t>By the end, I can defend a project using measured results, limits and an honest baseline comparison.</w:t>
-      </w:r>
-    </w:p>
-    <w:p>
-      <w:r>
+      <w:pPr>
+        <w:spacing w:line="336" w:lineRule="auto" w:after="180"/>
+      </w:pPr>
+      <w:r>
+        <w:rPr>
+          <w:b w:val="0"/>
+        </w:rPr>
+        <w:t xml:space="preserve">By the end, I can defend a project using measured results, limits and an honest </w:t>
+      </w:r>
+      <w:r>
+        <w:rPr>
+          <w:b/>
+        </w:rPr>
+        <w:t>baseline</w:t>
+      </w:r>
+      <w:r>
+        <w:rPr>
+          <w:b w:val="0"/>
+        </w:rPr>
+        <w:t xml:space="preserve"> comparison.</w:t>
+      </w:r>
+    </w:p>
+    <w:p>
+      <w:pPr>
+        <w:spacing w:line="336" w:lineRule="auto" w:after="180"/>
+      </w:pPr>
+      <w:r>
+        <w:rPr>
+          <w:b w:val="0"/>
+        </w:rPr>
         <w:t>This added worked case illustrates the week’s main idea. Retain all original and connected topics; schedule its practice within the teaching cycle.</w:t>
       </w:r>
     </w:p>
@@ -507,103 +945,542 @@
       </w:r>
     </w:p>
     <w:p>
+      <w:r>
+        <w:t>Model Expo and Defense using the supplied case, labelled mechanism and reasoning. Make the scope of each conclusion explicit.</w:t>
+      </w:r>
+    </w:p>
+    <w:p>
+      <w:pPr>
+        <w:spacing w:line="336" w:lineRule="auto" w:after="180"/>
+      </w:pPr>
+      <w:r>
+        <w:rPr>
+          <w:b w:val="0"/>
+        </w:rPr>
+        <w:t>Follow the information instead of imagining magic inside the machine.</w:t>
+      </w:r>
+    </w:p>
+    <w:p>
       <w:pPr>
         <w:pStyle w:val="Heading3"/>
       </w:pPr>
       <w:r>
-        <w:t>Explain the mechanism</w:t>
-      </w:r>
-    </w:p>
-    <w:p>
-      <w:r>
-        <w:t>Follow the information instead of imagining magic inside the machine.</w:t>
-      </w:r>
-    </w:p>
-    <w:p>
-      <w:r>
-        <w:t>INPUT fresh item and documented system</w:t>
-      </w:r>
-    </w:p>
-    <w:p>
-      <w:r>
-        <w:t>PROCESS execute and explain each stage under questions</w:t>
-      </w:r>
-    </w:p>
-    <w:p>
-      <w:r>
-        <w:t>OUTPUT result, evidence, limitation, and responsible next action</w:t>
-      </w:r>
-    </w:p>
-    <w:p>
-      <w:r>
-        <w:t>CORE IDEA Understanding is shown by explanation, transfer, testing, and limits.</w:t>
-      </w:r>
-    </w:p>
-    <w:p>
-      <w:r>
-        <w:t>UNDER THE HOOD A defense evaluates transferable understanding, not presentation polish. Strong evidence includes system architecture, version history, planned tests, failures, controlled improvement, fairness/privacy boundaries, and independent response to a novel case.</w:t>
-      </w:r>
-    </w:p>
-    <w:p>
-      <w:r>
+        <w:t>1. Input — information entering</w:t>
+      </w:r>
+    </w:p>
+    <w:p>
+      <w:pPr>
+        <w:spacing w:line="336" w:lineRule="auto" w:after="180"/>
+        <w:shd w:fill="F4F9FC"/>
+      </w:pPr>
+      <w:r>
+        <w:rPr>
+          <w:b/>
+        </w:rPr>
+        <w:t>INPUT</w:t>
+      </w:r>
+      <w:r>
+        <w:rPr>
+          <w:b w:val="0"/>
+        </w:rPr>
+        <w:t xml:space="preserve"> fresh item and documented system</w:t>
+      </w:r>
+    </w:p>
+    <w:p>
+      <w:pPr>
+        <w:pStyle w:val="Heading3"/>
+      </w:pPr>
+      <w:r>
+        <w:t>2. Process — the deciding step</w:t>
+      </w:r>
+    </w:p>
+    <w:p>
+      <w:pPr>
+        <w:spacing w:line="336" w:lineRule="auto" w:after="180"/>
+        <w:shd w:fill="F4F9FC"/>
+      </w:pPr>
+      <w:r>
+        <w:rPr>
+          <w:b/>
+        </w:rPr>
+        <w:t>PROCESS</w:t>
+      </w:r>
+      <w:r>
+        <w:rPr>
+          <w:b w:val="0"/>
+        </w:rPr>
+        <w:t xml:space="preserve"> execute and explain each stage under questions</w:t>
+      </w:r>
+    </w:p>
+    <w:p>
+      <w:pPr>
+        <w:pStyle w:val="Heading3"/>
+      </w:pPr>
+      <w:r>
+        <w:t>3. Output — the result</w:t>
+      </w:r>
+    </w:p>
+    <w:p>
+      <w:pPr>
+        <w:spacing w:line="336" w:lineRule="auto" w:after="180"/>
+        <w:shd w:fill="F4F9FC"/>
+      </w:pPr>
+      <w:r>
+        <w:rPr>
+          <w:b/>
+        </w:rPr>
+        <w:t>OUTPUT</w:t>
+      </w:r>
+      <w:r>
+        <w:rPr>
+          <w:b w:val="0"/>
+        </w:rPr>
+        <w:t xml:space="preserve"> result, </w:t>
+      </w:r>
+      <w:r>
+        <w:rPr>
+          <w:b/>
+        </w:rPr>
+        <w:t>evidence</w:t>
+      </w:r>
+      <w:r>
+        <w:rPr>
+          <w:b w:val="0"/>
+        </w:rPr>
+        <w:t xml:space="preserve">, </w:t>
+      </w:r>
+      <w:r>
+        <w:rPr>
+          <w:b/>
+        </w:rPr>
+        <w:t>limitation</w:t>
+      </w:r>
+      <w:r>
+        <w:rPr>
+          <w:b w:val="0"/>
+        </w:rPr>
+        <w:t>, and responsible next action</w:t>
+      </w:r>
+    </w:p>
+    <w:p>
+      <w:pPr>
+        <w:pStyle w:val="Heading3"/>
+      </w:pPr>
+      <w:r>
+        <w:t>Key idea</w:t>
+      </w:r>
+    </w:p>
+    <w:p>
+      <w:pPr>
+        <w:spacing w:line="336" w:lineRule="auto" w:after="180"/>
+        <w:shd w:fill="EDF7F3"/>
+      </w:pPr>
+      <w:r>
+        <w:rPr>
+          <w:b w:val="0"/>
+        </w:rPr>
+        <w:t xml:space="preserve">CORE IDEA Understanding is shown by explanation, </w:t>
+      </w:r>
+      <w:r>
+        <w:rPr>
+          <w:b/>
+        </w:rPr>
+        <w:t>transfer</w:t>
+      </w:r>
+      <w:r>
+        <w:rPr>
+          <w:b w:val="0"/>
+        </w:rPr>
+        <w:t>, testing, and limits.</w:t>
+      </w:r>
+    </w:p>
+    <w:p>
+      <w:pPr>
+        <w:pStyle w:val="Heading3"/>
+      </w:pPr>
+      <w:r>
+        <w:t>How the mechanism works</w:t>
+      </w:r>
+    </w:p>
+    <w:p>
+      <w:pPr>
+        <w:spacing w:line="336" w:lineRule="auto" w:after="180"/>
+        <w:shd w:fill="F1F6F8"/>
+      </w:pPr>
+      <w:r>
+        <w:rPr>
+          <w:b w:val="0"/>
+        </w:rPr>
+        <w:t xml:space="preserve">UNDER THE HOOD A </w:t>
+      </w:r>
+      <w:r>
+        <w:rPr>
+          <w:b/>
+        </w:rPr>
+        <w:t>defense</w:t>
+      </w:r>
+      <w:r>
+        <w:rPr>
+          <w:b w:val="0"/>
+        </w:rPr>
+        <w:t xml:space="preserve"> evaluates </w:t>
+      </w:r>
+      <w:r>
+        <w:rPr>
+          <w:b/>
+        </w:rPr>
+        <w:t>transfer</w:t>
+      </w:r>
+      <w:r>
+        <w:rPr>
+          <w:b w:val="0"/>
+        </w:rPr>
+        <w:t>able understanding, not presentation polish.</w:t>
+      </w:r>
+    </w:p>
+    <w:p>
+      <w:pPr>
+        <w:spacing w:line="336" w:lineRule="auto" w:after="180"/>
+        <w:shd w:fill="F1F6F8"/>
+      </w:pPr>
+      <w:r>
+        <w:rPr>
+          <w:b w:val="0"/>
+        </w:rPr>
+        <w:t xml:space="preserve">Strong </w:t>
+      </w:r>
+      <w:r>
+        <w:rPr>
+          <w:b/>
+        </w:rPr>
+        <w:t>evidence</w:t>
+      </w:r>
+      <w:r>
+        <w:rPr>
+          <w:b w:val="0"/>
+        </w:rPr>
+        <w:t xml:space="preserve"> includes system architecture, version history, planned tests, failures, controlled improvement, fairness/privacy boundaries, and independent response to a novel case.</w:t>
+      </w:r>
+    </w:p>
+    <w:p>
+      <w:pPr>
+        <w:spacing w:line="336" w:lineRule="auto" w:after="180"/>
+      </w:pPr>
+      <w:r>
+        <w:rPr>
+          <w:b w:val="0"/>
+        </w:rPr>
         <w:t>Draw a fresh example with all three stages:</w:t>
       </w:r>
     </w:p>
     <w:p>
-      <w:r>
-        <w:t>Every step connects a claim to observable evidence.</w:t>
-      </w:r>
-    </w:p>
-    <w:p>
-      <w:r>
-        <w:t>CASE A team presents the Classroom Sorter, traces a new item live, shows test evidence, explains one failure, and states when a human must decide.</w:t>
-      </w:r>
-    </w:p>
-    <w:p>
-      <w:r>
+      <w:pPr>
+        <w:spacing w:line="336" w:lineRule="auto" w:after="180"/>
+      </w:pPr>
+      <w:r>
+        <w:rPr>
+          <w:b w:val="0"/>
+        </w:rPr>
+        <w:t xml:space="preserve">Every step connects a claim to observable </w:t>
+      </w:r>
+      <w:r>
+        <w:rPr>
+          <w:b/>
+        </w:rPr>
+        <w:t>evidence</w:t>
+      </w:r>
+      <w:r>
+        <w:rPr>
+          <w:b w:val="0"/>
+        </w:rPr>
+        <w:t>.</w:t>
+      </w:r>
+    </w:p>
+    <w:p>
+      <w:pPr>
+        <w:pStyle w:val="Heading3"/>
+      </w:pPr>
+      <w:r>
+        <w:t>The case to investigate</w:t>
+      </w:r>
+    </w:p>
+    <w:p>
+      <w:pPr>
+        <w:spacing w:line="336" w:lineRule="auto" w:after="180"/>
+        <w:shd w:fill="F1F6FC"/>
+      </w:pPr>
+      <w:r>
+        <w:rPr>
+          <w:b w:val="0"/>
+        </w:rPr>
+        <w:t xml:space="preserve">CASE A team presents the Classroom Sorter, traces a new item live, shows test </w:t>
+      </w:r>
+      <w:r>
+        <w:rPr>
+          <w:b/>
+        </w:rPr>
+        <w:t>evidence</w:t>
+      </w:r>
+      <w:r>
+        <w:rPr>
+          <w:b w:val="0"/>
+        </w:rPr>
+        <w:t>, explains one failure, and states when a human must decide.</w:t>
+      </w:r>
+    </w:p>
+    <w:p>
+      <w:pPr>
+        <w:pStyle w:val="Heading3"/>
+      </w:pPr>
+      <w:r>
+        <w:t>Step 1</w:t>
+      </w:r>
+    </w:p>
+    <w:p>
+      <w:pPr>
+        <w:spacing w:line="336" w:lineRule="auto" w:after="180"/>
+        <w:shd w:fill="F4F9FC"/>
+      </w:pPr>
+      <w:r>
+        <w:rPr>
+          <w:b w:val="0"/>
+        </w:rPr>
         <w:t>STEP 1 — OBSERVE fresh item and documented system</w:t>
       </w:r>
     </w:p>
     <w:p>
-      <w:r>
+      <w:pPr>
+        <w:pStyle w:val="Heading3"/>
+      </w:pPr>
+      <w:r>
+        <w:t>Step 2</w:t>
+      </w:r>
+    </w:p>
+    <w:p>
+      <w:pPr>
+        <w:spacing w:line="336" w:lineRule="auto" w:after="180"/>
+        <w:shd w:fill="F4F9FC"/>
+      </w:pPr>
+      <w:r>
+        <w:rPr>
+          <w:b w:val="0"/>
+        </w:rPr>
         <w:t>STEP 2 — TRACE execute and explain each stage under questions</w:t>
       </w:r>
     </w:p>
     <w:p>
-      <w:r>
-        <w:t>STEP 3 — CONCLUDE result, evidence, limitation, and responsible next action</w:t>
-      </w:r>
-    </w:p>
-    <w:p>
-      <w:r>
-        <w:t>MODEL REASONING A complete defense traces input, process, and output; distinguishes rules from learned parts; presents normal and edge tests; explains one controlled improvement; states privacy, fairness, uncertainty, and human-review boundaries; and handles a fresh case independently.</w:t>
-      </w:r>
-    </w:p>
-    <w:p>
-      <w:r>
-        <w:t>DO NOT OVERCLAIM Confidence, decoration, or memorized vocabulary cannot replace a fresh trace and evidence-based answers.</w:t>
-      </w:r>
-    </w:p>
-    <w:p>
-      <w:r>
-        <w:t>What new evidence could change this answer?</w:t>
-      </w:r>
-    </w:p>
-    <w:p>
       <w:pPr>
         <w:pStyle w:val="Heading3"/>
       </w:pPr>
       <w:r>
+        <w:t>Step 3</w:t>
+      </w:r>
+    </w:p>
+    <w:p>
+      <w:pPr>
+        <w:spacing w:line="336" w:lineRule="auto" w:after="180"/>
+        <w:shd w:fill="F4F9FC"/>
+      </w:pPr>
+      <w:r>
+        <w:rPr>
+          <w:b w:val="0"/>
+        </w:rPr>
+        <w:t xml:space="preserve">STEP 3 — CONCLUDE result, </w:t>
+      </w:r>
+      <w:r>
+        <w:rPr>
+          <w:b/>
+        </w:rPr>
+        <w:t>evidence</w:t>
+      </w:r>
+      <w:r>
+        <w:rPr>
+          <w:b w:val="0"/>
+        </w:rPr>
+        <w:t xml:space="preserve">, </w:t>
+      </w:r>
+      <w:r>
+        <w:rPr>
+          <w:b/>
+        </w:rPr>
+        <w:t>limitation</w:t>
+      </w:r>
+      <w:r>
+        <w:rPr>
+          <w:b w:val="0"/>
+        </w:rPr>
+        <w:t>, and responsible next action</w:t>
+      </w:r>
+    </w:p>
+    <w:p>
+      <w:pPr>
+        <w:pStyle w:val="Heading3"/>
+      </w:pPr>
+      <w:r>
+        <w:t>Model answer</w:t>
+      </w:r>
+    </w:p>
+    <w:p>
+      <w:pPr>
+        <w:spacing w:line="336" w:lineRule="auto" w:after="180"/>
+        <w:shd w:fill="F1F6FC"/>
+      </w:pPr>
+      <w:r>
+        <w:rPr>
+          <w:b w:val="0"/>
+        </w:rPr>
+        <w:t xml:space="preserve">MODEL REASONING A complete </w:t>
+      </w:r>
+      <w:r>
+        <w:rPr>
+          <w:b/>
+        </w:rPr>
+        <w:t>defense</w:t>
+      </w:r>
+      <w:r>
+        <w:rPr>
+          <w:b w:val="0"/>
+        </w:rPr>
+        <w:t xml:space="preserve"> traces </w:t>
+      </w:r>
+      <w:r>
+        <w:rPr>
+          <w:b/>
+        </w:rPr>
+        <w:t>input</w:t>
+      </w:r>
+      <w:r>
+        <w:rPr>
+          <w:b w:val="0"/>
+        </w:rPr>
+        <w:t xml:space="preserve">, </w:t>
+      </w:r>
+      <w:r>
+        <w:rPr>
+          <w:b/>
+        </w:rPr>
+        <w:t>process</w:t>
+      </w:r>
+      <w:r>
+        <w:rPr>
+          <w:b w:val="0"/>
+        </w:rPr>
+        <w:t xml:space="preserve">, and </w:t>
+      </w:r>
+      <w:r>
+        <w:rPr>
+          <w:b/>
+        </w:rPr>
+        <w:t>output</w:t>
+      </w:r>
+      <w:r>
+        <w:rPr>
+          <w:b w:val="0"/>
+        </w:rPr>
+        <w:t>; distinguishes rules from learned parts; presents normal and edge tests; explains one controlled improvement; states privacy, fairness, uncertainty, and human-review boundaries; and handles a fresh case independently.</w:t>
+      </w:r>
+    </w:p>
+    <w:p>
+      <w:pPr>
+        <w:pStyle w:val="Heading3"/>
+      </w:pPr>
+      <w:r>
+        <w:t>A claim to avoid</w:t>
+      </w:r>
+    </w:p>
+    <w:p>
+      <w:pPr>
+        <w:spacing w:line="336" w:lineRule="auto" w:after="180"/>
+        <w:shd w:fill="FFF5E6"/>
+      </w:pPr>
+      <w:r>
+        <w:rPr>
+          <w:b w:val="0"/>
+        </w:rPr>
+        <w:t xml:space="preserve">DO NOT OVERCLAIM Confidence, decoration, or memorized vocabulary cannot replace a fresh trace and </w:t>
+      </w:r>
+      <w:r>
+        <w:rPr>
+          <w:b/>
+        </w:rPr>
+        <w:t>evidence</w:t>
+      </w:r>
+      <w:r>
+        <w:rPr>
+          <w:b w:val="0"/>
+        </w:rPr>
+        <w:t>-based answers.</w:t>
+      </w:r>
+    </w:p>
+    <w:p>
+      <w:pPr>
+        <w:spacing w:line="336" w:lineRule="auto" w:after="180"/>
+        <w:shd w:fill="F5F1FB"/>
+      </w:pPr>
+      <w:r>
+        <w:rPr>
+          <w:b w:val="0"/>
+        </w:rPr>
+        <w:t xml:space="preserve">What new </w:t>
+      </w:r>
+      <w:r>
+        <w:rPr>
+          <w:b/>
+        </w:rPr>
+        <w:t>evidence</w:t>
+      </w:r>
+      <w:r>
+        <w:rPr>
+          <w:b w:val="0"/>
+        </w:rPr>
+        <w:t xml:space="preserve"> could change this answer?</w:t>
+      </w:r>
+    </w:p>
+    <w:p>
+      <w:pPr>
+        <w:pStyle w:val="Heading3"/>
+      </w:pPr>
+      <w:r>
         <w:t>Concrete teaching case</w:t>
       </w:r>
     </w:p>
     <w:p>
-      <w:r>
+      <w:pPr>
+        <w:pStyle w:val="Heading3"/>
+      </w:pPr>
+      <w:r>
+        <w:t>The teaching case</w:t>
+      </w:r>
+    </w:p>
+    <w:p>
+      <w:pPr>
+        <w:spacing w:line="336" w:lineRule="auto" w:after="180"/>
+        <w:shd w:fill="F1F6FC"/>
+      </w:pPr>
+      <w:r>
+        <w:rPr>
+          <w:b w:val="0"/>
+        </w:rPr>
         <w:t>The expo poster says always correct after six classroom passes.</w:t>
       </w:r>
     </w:p>
     <w:p>
-      <w:r>
+      <w:pPr>
+        <w:pStyle w:val="Heading3"/>
+      </w:pPr>
+      <w:r>
+        <w:t>The teaching case</w:t>
+      </w:r>
+    </w:p>
+    <w:p>
+      <w:pPr>
+        <w:spacing w:line="336" w:lineRule="auto" w:after="180"/>
+        <w:shd w:fill="F1F6FC"/>
+      </w:pPr>
+      <w:r>
+        <w:rPr>
+          <w:b w:val="0"/>
+        </w:rPr>
         <w:t>Write a defensible claim.</w:t>
       </w:r>
     </w:p>
@@ -616,41 +1493,395 @@
       </w:r>
     </w:p>
     <w:p>
-      <w:r>
-        <w:t>Report six specified passes with conditions and limits. Show an input, decision trace, output and test record, including an uncertain case.</w:t>
-      </w:r>
-    </w:p>
-    <w:p>
       <w:pPr>
         <w:pStyle w:val="Heading3"/>
       </w:pPr>
       <w:r>
+        <w:t>Why the result follows</w:t>
+      </w:r>
+    </w:p>
+    <w:p>
+      <w:pPr>
+        <w:spacing w:line="336" w:lineRule="auto" w:after="180"/>
+        <w:shd w:fill="F1F6FC"/>
+      </w:pPr>
+      <w:r>
+        <w:rPr>
+          <w:b w:val="0"/>
+        </w:rPr>
+        <w:t xml:space="preserve">Report six specified passes with conditions and limits. Show an </w:t>
+      </w:r>
+      <w:r>
+        <w:rPr>
+          <w:b/>
+        </w:rPr>
+        <w:t>input</w:t>
+      </w:r>
+      <w:r>
+        <w:rPr>
+          <w:b w:val="0"/>
+        </w:rPr>
+        <w:t xml:space="preserve">, decision trace, </w:t>
+      </w:r>
+      <w:r>
+        <w:rPr>
+          <w:b/>
+        </w:rPr>
+        <w:t>output</w:t>
+      </w:r>
+      <w:r>
+        <w:rPr>
+          <w:b w:val="0"/>
+        </w:rPr>
+        <w:t xml:space="preserve"> and test record, including an uncertain case.</w:t>
+      </w:r>
+    </w:p>
+    <w:p>
+      <w:pPr>
+        <w:pStyle w:val="Heading3"/>
+      </w:pPr>
+      <w:r>
         <w:t>Explain the added worked example</w:t>
       </w:r>
     </w:p>
     <w:p>
-      <w:r>
-        <w:t>This week you will evaluate your activity adviser and explain what its evidence supports. A project with an honestly reported failure can show strong understanding. Save your candidate instructions, version label, input rules, development records and known problems before your teacher reveals the final requests and catalogue. Keep the instructions unchanged during this evaluation.</w:t>
-      </w:r>
-    </w:p>
-    <w:p>
-      <w:r>
-        <w:t>The agreed rule remains: validate whole available minutes from 0 to 30 and Quiet required Yes or No. No allows quiet or nonquiet activities. Start at the first row and suggest the first activity whose time is no more than available time AND whose quiet label satisfies the request. Explain the choice. If all rows fail, report no match. Invalid or missing input needs clarification before searching. Clear the previous output for each run.</w:t>
-      </w:r>
-    </w:p>
-    <w:p>
-      <w:r>
-        <w:t>Your teacher will supply a fresh, labelled catalogue in the same format. Its values are test inputs, not permission to rewrite your instructions. All materials are assumed available. The manual baseline checks every row against the same requirements, then selects the first fit. Both methods advise only; neither books, publishes or chooses on a person’s behalf.</w:t>
-      </w:r>
-    </w:p>
-    <w:p>
-      <w:r>
-        <w:t>Use the same final requests, catalogue, requirements and full-pass rule for both methods. Record the candidate output and reason before looking at the expected answer. Record the baseline separately; do not copy the candidate result into it. Your teacher holds the answer key. A full pass needs both the required output and a valid reason, including why earlier rows fail when a later row is selected.</w:t>
-      </w:r>
-    </w:p>
-    <w:p>
-      <w:r>
-        <w:t>For each request record its ID, inputs, catalogue label, candidate label, candidate output and reason, baseline output and reason, and both results after checking. Keep a trace for any failure. Mark unrun cases explicitly. Do not silently correct an observation. If a person misreads an instruction, record that execution error separately from a defect in the written instruction.</w:t>
+      <w:pPr>
+        <w:pStyle w:val="Heading3"/>
+      </w:pPr>
+      <w:r>
+        <w:t>Explain the added worked example · 1</w:t>
+      </w:r>
+    </w:p>
+    <w:p>
+      <w:pPr>
+        <w:spacing w:line="336" w:lineRule="auto" w:after="180"/>
+      </w:pPr>
+      <w:r>
+        <w:rPr>
+          <w:b w:val="0"/>
+        </w:rPr>
+        <w:t xml:space="preserve">This week you will evaluate your activity adviser and explain what its </w:t>
+      </w:r>
+      <w:r>
+        <w:rPr>
+          <w:b/>
+        </w:rPr>
+        <w:t>evidence</w:t>
+      </w:r>
+      <w:r>
+        <w:rPr>
+          <w:b w:val="0"/>
+        </w:rPr>
+        <w:t xml:space="preserve"> supports. A project with an honestly reported failure can show strong understanding.</w:t>
+      </w:r>
+    </w:p>
+    <w:p>
+      <w:pPr>
+        <w:spacing w:line="336" w:lineRule="auto" w:after="180"/>
+      </w:pPr>
+      <w:r>
+        <w:rPr>
+          <w:b w:val="0"/>
+        </w:rPr>
+        <w:t xml:space="preserve">Save your candidate instructions, version label, </w:t>
+      </w:r>
+      <w:r>
+        <w:rPr>
+          <w:b/>
+        </w:rPr>
+        <w:t>input</w:t>
+      </w:r>
+      <w:r>
+        <w:rPr>
+          <w:b w:val="0"/>
+        </w:rPr>
+        <w:t xml:space="preserve"> rules, development records and known problems before your teacher reveals the final requests and catalogue. Keep the instructions unchanged during this evaluation.</w:t>
+      </w:r>
+    </w:p>
+    <w:p>
+      <w:pPr>
+        <w:pStyle w:val="Heading3"/>
+      </w:pPr>
+      <w:r>
+        <w:t>Explain the added worked example · 2</w:t>
+      </w:r>
+    </w:p>
+    <w:p>
+      <w:pPr>
+        <w:spacing w:line="336" w:lineRule="auto" w:after="180"/>
+      </w:pPr>
+      <w:r>
+        <w:rPr>
+          <w:b w:val="0"/>
+        </w:rPr>
+        <w:t>The agreed rule remains: validate whole available minutes from 0 to 30 and Quiet required Yes or No. No allows quiet or nonquiet activities.</w:t>
+      </w:r>
+    </w:p>
+    <w:p>
+      <w:pPr>
+        <w:spacing w:line="336" w:lineRule="auto" w:after="180"/>
+      </w:pPr>
+      <w:r>
+        <w:rPr>
+          <w:b w:val="0"/>
+        </w:rPr>
+        <w:t>Start at the first row and suggest the first activity whose time is no more than available time AND whose quiet label satisfies the request. Explain the choice. If all rows fail, report no match.</w:t>
+      </w:r>
+    </w:p>
+    <w:p>
+      <w:pPr>
+        <w:spacing w:line="336" w:lineRule="auto" w:after="180"/>
+      </w:pPr>
+      <w:r>
+        <w:rPr>
+          <w:b w:val="0"/>
+        </w:rPr>
+        <w:t xml:space="preserve">Invalid or missing </w:t>
+      </w:r>
+      <w:r>
+        <w:rPr>
+          <w:b/>
+        </w:rPr>
+        <w:t>input</w:t>
+      </w:r>
+      <w:r>
+        <w:rPr>
+          <w:b w:val="0"/>
+        </w:rPr>
+        <w:t xml:space="preserve"> needs clarification before searching. Clear the previous </w:t>
+      </w:r>
+      <w:r>
+        <w:rPr>
+          <w:b/>
+        </w:rPr>
+        <w:t>output</w:t>
+      </w:r>
+      <w:r>
+        <w:rPr>
+          <w:b w:val="0"/>
+        </w:rPr>
+        <w:t xml:space="preserve"> for each run.</w:t>
+      </w:r>
+    </w:p>
+    <w:p>
+      <w:pPr>
+        <w:pStyle w:val="Heading3"/>
+      </w:pPr>
+      <w:r>
+        <w:t>Explain the added worked example · 3</w:t>
+      </w:r>
+    </w:p>
+    <w:p>
+      <w:pPr>
+        <w:spacing w:line="336" w:lineRule="auto" w:after="180"/>
+      </w:pPr>
+      <w:r>
+        <w:rPr>
+          <w:b w:val="0"/>
+        </w:rPr>
+        <w:t xml:space="preserve">Your teacher will supply a fresh, labelled catalogue in the same format. Its values are test </w:t>
+      </w:r>
+      <w:r>
+        <w:rPr>
+          <w:b/>
+        </w:rPr>
+        <w:t>input</w:t>
+      </w:r>
+      <w:r>
+        <w:rPr>
+          <w:b w:val="0"/>
+        </w:rPr>
+        <w:t>s, not permission to rewrite your instructions. All materials are assumed available.</w:t>
+      </w:r>
+    </w:p>
+    <w:p>
+      <w:pPr>
+        <w:spacing w:line="336" w:lineRule="auto" w:after="180"/>
+      </w:pPr>
+      <w:r>
+        <w:rPr>
+          <w:b w:val="0"/>
+        </w:rPr>
+        <w:t xml:space="preserve">The manual </w:t>
+      </w:r>
+      <w:r>
+        <w:rPr>
+          <w:b/>
+        </w:rPr>
+        <w:t>baseline</w:t>
+      </w:r>
+      <w:r>
+        <w:rPr>
+          <w:b w:val="0"/>
+        </w:rPr>
+        <w:t xml:space="preserve"> checks every row against the same requirements, then selects the first fit. Both methods advise only; neither books, publishes or chooses on a person’s behalf.</w:t>
+      </w:r>
+    </w:p>
+    <w:p>
+      <w:pPr>
+        <w:pStyle w:val="Heading3"/>
+      </w:pPr>
+      <w:r>
+        <w:t>Explain the added worked example · 4</w:t>
+      </w:r>
+    </w:p>
+    <w:p>
+      <w:pPr>
+        <w:spacing w:line="336" w:lineRule="auto" w:after="180"/>
+      </w:pPr>
+      <w:r>
+        <w:rPr>
+          <w:b w:val="0"/>
+        </w:rPr>
+        <w:t xml:space="preserve">Use the same final requests, catalogue, requirements and full-pass rule for both methods. Record the candidate </w:t>
+      </w:r>
+      <w:r>
+        <w:rPr>
+          <w:b/>
+        </w:rPr>
+        <w:t>output</w:t>
+      </w:r>
+      <w:r>
+        <w:rPr>
+          <w:b w:val="0"/>
+        </w:rPr>
+        <w:t xml:space="preserve"> and reason before looking at the expected answer.</w:t>
+      </w:r>
+    </w:p>
+    <w:p>
+      <w:pPr>
+        <w:spacing w:line="336" w:lineRule="auto" w:after="180"/>
+      </w:pPr>
+      <w:r>
+        <w:rPr>
+          <w:b w:val="0"/>
+        </w:rPr>
+        <w:t xml:space="preserve">Record the </w:t>
+      </w:r>
+      <w:r>
+        <w:rPr>
+          <w:b/>
+        </w:rPr>
+        <w:t>baseline</w:t>
+      </w:r>
+      <w:r>
+        <w:rPr>
+          <w:b w:val="0"/>
+        </w:rPr>
+        <w:t xml:space="preserve"> separately; do not copy the candidate result into it. Your teacher holds the answer key.</w:t>
+      </w:r>
+    </w:p>
+    <w:p>
+      <w:pPr>
+        <w:spacing w:line="336" w:lineRule="auto" w:after="180"/>
+      </w:pPr>
+      <w:r>
+        <w:rPr>
+          <w:b w:val="0"/>
+        </w:rPr>
+        <w:t xml:space="preserve">A full pass needs both the required </w:t>
+      </w:r>
+      <w:r>
+        <w:rPr>
+          <w:b/>
+        </w:rPr>
+        <w:t>output</w:t>
+      </w:r>
+      <w:r>
+        <w:rPr>
+          <w:b w:val="0"/>
+        </w:rPr>
+        <w:t xml:space="preserve"> and a valid reason, including why earlier rows fail when a later row is selected.</w:t>
+      </w:r>
+    </w:p>
+    <w:p>
+      <w:pPr>
+        <w:pStyle w:val="Heading3"/>
+      </w:pPr>
+      <w:r>
+        <w:t>Explain the added worked example · 5</w:t>
+      </w:r>
+    </w:p>
+    <w:p>
+      <w:pPr>
+        <w:spacing w:line="336" w:lineRule="auto" w:after="180"/>
+      </w:pPr>
+      <w:r>
+        <w:rPr>
+          <w:b w:val="0"/>
+        </w:rPr>
+        <w:t xml:space="preserve">For each request record its ID, </w:t>
+      </w:r>
+      <w:r>
+        <w:rPr>
+          <w:b/>
+        </w:rPr>
+        <w:t>input</w:t>
+      </w:r>
+      <w:r>
+        <w:rPr>
+          <w:b w:val="0"/>
+        </w:rPr>
+        <w:t xml:space="preserve">s, catalogue label, candidate label, candidate </w:t>
+      </w:r>
+      <w:r>
+        <w:rPr>
+          <w:b/>
+        </w:rPr>
+        <w:t>output</w:t>
+      </w:r>
+      <w:r>
+        <w:rPr>
+          <w:b w:val="0"/>
+        </w:rPr>
+        <w:t xml:space="preserve"> and reason, </w:t>
+      </w:r>
+      <w:r>
+        <w:rPr>
+          <w:b/>
+        </w:rPr>
+        <w:t>baseline</w:t>
+      </w:r>
+      <w:r>
+        <w:rPr>
+          <w:b w:val="0"/>
+        </w:rPr>
+        <w:t xml:space="preserve"> </w:t>
+      </w:r>
+      <w:r>
+        <w:rPr>
+          <w:b/>
+        </w:rPr>
+        <w:t>output</w:t>
+      </w:r>
+      <w:r>
+        <w:rPr>
+          <w:b w:val="0"/>
+        </w:rPr>
+        <w:t xml:space="preserve"> and reason, and both results after checking. Keep a trace for any failure. Mark unrun cases explicitly.</w:t>
+      </w:r>
+    </w:p>
+    <w:p>
+      <w:pPr>
+        <w:spacing w:line="336" w:lineRule="auto" w:after="180"/>
+      </w:pPr>
+      <w:r>
+        <w:rPr>
+          <w:b w:val="0"/>
+        </w:rPr>
+        <w:t xml:space="preserve">Do not silently correct an </w:t>
+      </w:r>
+      <w:r>
+        <w:rPr>
+          <w:b/>
+        </w:rPr>
+        <w:t>observation</w:t>
+      </w:r>
+      <w:r>
+        <w:rPr>
+          <w:b w:val="0"/>
+        </w:rPr>
+        <w:t>. If a person misreads an instruction, record that execution error separately from a defect in the written instruction.</w:t>
       </w:r>
     </w:p>
     <w:p>
@@ -816,13 +2047,115 @@
       </w:r>
     </w:p>
     <w:p>
-      <w:r>
-        <w:t>Use the complete worked example below before asking learners to complete W2. Reveal a small part, invite a prediction, then explain the deciding step. These teacher notes contain solutions; do not reveal the independent case answer during modelling.</w:t>
-      </w:r>
-    </w:p>
-    <w:p>
-      <w:r>
-        <w:t>Here is a fictional example from a different project, not your class results. A candidate has 6 full passes from 8 attempted cases; the baseline has 8 from the same 8. Two more planned cases were not run. The candidate passed 75 percent of attempted cases; the baseline passed 100 percent. Neither has evidence for the two unrun cases. The candidate did not outperform the baseline on this measure.</w:t>
+      <w:pPr>
+        <w:spacing w:line="336" w:lineRule="auto" w:after="180"/>
+      </w:pPr>
+      <w:r>
+        <w:rPr>
+          <w:b w:val="0"/>
+        </w:rPr>
+        <w:t xml:space="preserve">Use the complete worked example below before asking learners to complete W2. Reveal a small part, invite a </w:t>
+      </w:r>
+      <w:r>
+        <w:rPr>
+          <w:b/>
+        </w:rPr>
+        <w:t>prediction</w:t>
+      </w:r>
+      <w:r>
+        <w:rPr>
+          <w:b w:val="0"/>
+        </w:rPr>
+        <w:t>, then explain the deciding step.</w:t>
+      </w:r>
+    </w:p>
+    <w:p>
+      <w:pPr>
+        <w:spacing w:line="336" w:lineRule="auto" w:after="180"/>
+      </w:pPr>
+      <w:r>
+        <w:rPr>
+          <w:b w:val="0"/>
+        </w:rPr>
+        <w:t>These teacher notes contain solutions; do not reveal the independent case answer during modelling.</w:t>
+      </w:r>
+    </w:p>
+    <w:p>
+      <w:pPr>
+        <w:pStyle w:val="Heading3"/>
+      </w:pPr>
+      <w:r>
+        <w:t>Model the reasoning aloud · 6</w:t>
+      </w:r>
+    </w:p>
+    <w:p>
+      <w:pPr>
+        <w:spacing w:line="336" w:lineRule="auto" w:after="180"/>
+      </w:pPr>
+      <w:r>
+        <w:rPr>
+          <w:b w:val="0"/>
+        </w:rPr>
+        <w:t xml:space="preserve">Here is a fictional example from a different project, not your class results. A candidate has 6 full passes from 8 attempted cases; the </w:t>
+      </w:r>
+      <w:r>
+        <w:rPr>
+          <w:b/>
+        </w:rPr>
+        <w:t>baseline</w:t>
+      </w:r>
+      <w:r>
+        <w:rPr>
+          <w:b w:val="0"/>
+        </w:rPr>
+        <w:t xml:space="preserve"> has 8 from the same 8. Two more planned cases were not run.</w:t>
+      </w:r>
+    </w:p>
+    <w:p>
+      <w:pPr>
+        <w:spacing w:line="336" w:lineRule="auto" w:after="180"/>
+      </w:pPr>
+      <w:r>
+        <w:rPr>
+          <w:b w:val="0"/>
+        </w:rPr>
+        <w:t xml:space="preserve">The candidate passed 75 percent of attempted cases; the </w:t>
+      </w:r>
+      <w:r>
+        <w:rPr>
+          <w:b/>
+        </w:rPr>
+        <w:t>baseline</w:t>
+      </w:r>
+      <w:r>
+        <w:rPr>
+          <w:b w:val="0"/>
+        </w:rPr>
+        <w:t xml:space="preserve"> passed 100 percent. Neither has </w:t>
+      </w:r>
+      <w:r>
+        <w:rPr>
+          <w:b/>
+        </w:rPr>
+        <w:t>evidence</w:t>
+      </w:r>
+      <w:r>
+        <w:rPr>
+          <w:b w:val="0"/>
+        </w:rPr>
+        <w:t xml:space="preserve"> for the two unrun cases. The candidate did not outperform the </w:t>
+      </w:r>
+      <w:r>
+        <w:rPr>
+          <w:b/>
+        </w:rPr>
+        <w:t>baseline</w:t>
+      </w:r>
+      <w:r>
+        <w:rPr>
+          <w:b w:val="0"/>
+        </w:rPr>
+        <w:t xml:space="preserve"> on this measure.</w:t>
       </w:r>
     </w:p>
     <w:tbl>
@@ -840,6 +2173,38 @@
         <w:trPr>
           <w:tblHeader/>
         </w:trPr>
+        <w:tc>
+          <w:tcPr>
+            <w:tcW w:type="dxa" w:w="3408"/>
+          </w:tcPr>
+          <w:p>
+            <w:r>
+              <w:t>Evidence</w:t>
+            </w:r>
+          </w:p>
+        </w:tc>
+        <w:tc>
+          <w:tcPr>
+            <w:tcW w:type="dxa" w:w="3408"/>
+          </w:tcPr>
+          <w:p>
+            <w:r>
+              <w:t>Supported statement</w:t>
+            </w:r>
+          </w:p>
+        </w:tc>
+        <w:tc>
+          <w:tcPr>
+            <w:tcW w:type="dxa" w:w="3408"/>
+          </w:tcPr>
+          <w:p>
+            <w:r>
+              <w:t>Claim to avoid</w:t>
+            </w:r>
+          </w:p>
+        </w:tc>
+      </w:tr>
+      <w:tr>
         <w:tc>
           <w:tcPr>
             <w:tcW w:type="dxa" w:w="3408"/>
@@ -969,8 +2334,57 @@
       </w:tr>
     </w:tbl>
     <w:p>
-      <w:r>
-        <w:t>Explain each failure and its consequence instead of hiding it inside a total. Even perfect results on a small reserved set do not establish reliability in every situation. Our paper adviser applies human-written rules; it has not learned a model from training examples. It checks compatibility, not enjoyment, popularity or real material availability.</w:t>
+      <w:pPr>
+        <w:pStyle w:val="Heading3"/>
+      </w:pPr>
+      <w:r>
+        <w:t>Model the reasoning aloud · 7</w:t>
+      </w:r>
+    </w:p>
+    <w:p>
+      <w:pPr>
+        <w:spacing w:line="336" w:lineRule="auto" w:after="180"/>
+      </w:pPr>
+      <w:r>
+        <w:rPr>
+          <w:b w:val="0"/>
+        </w:rPr>
+        <w:t>Explain each failure and its consequence instead of hiding it inside a total. Even perfect results on a small reserved set do not establish reliability in every situation.</w:t>
+      </w:r>
+    </w:p>
+    <w:p>
+      <w:pPr>
+        <w:spacing w:line="336" w:lineRule="auto" w:after="180"/>
+      </w:pPr>
+      <w:r>
+        <w:rPr>
+          <w:b w:val="0"/>
+        </w:rPr>
+        <w:t>Our paper adviser applies human-</w:t>
+      </w:r>
+      <w:r>
+        <w:rPr>
+          <w:b/>
+        </w:rPr>
+        <w:t>written rule</w:t>
+      </w:r>
+      <w:r>
+        <w:rPr>
+          <w:b w:val="0"/>
+        </w:rPr>
+        <w:t xml:space="preserve">s; it has not learned a model from </w:t>
+      </w:r>
+      <w:r>
+        <w:rPr>
+          <w:b/>
+        </w:rPr>
+        <w:t>training</w:t>
+      </w:r>
+      <w:r>
+        <w:rPr>
+          <w:b w:val="0"/>
+        </w:rPr>
+        <w:t xml:space="preserve"> examples. It checks compatibility, not enjoyment, popularity or real material availability.</w:t>
       </w:r>
     </w:p>
     <w:p>
@@ -1114,7 +2528,13 @@
       </w:tr>
     </w:tbl>
     <w:p>
-      <w:r>
+      <w:pPr>
+        <w:spacing w:line="336" w:lineRule="auto" w:after="180"/>
+      </w:pPr>
+      <w:r>
+        <w:rPr>
+          <w:b w:val="0"/>
+        </w:rPr>
         <w:t>Use the diagram and verbal explanation together. Ask learners to match a sentence to a specific visual step; do not assign learners fixed visual or auditory learning styles.</w:t>
       </w:r>
     </w:p>
@@ -1127,8 +2547,26 @@
       </w:r>
     </w:p>
     <w:p>
-      <w:r>
-        <w:t>A fictional paper sorter team prepares an exhibition evidence board.</w:t>
+      <w:pPr>
+        <w:spacing w:line="336" w:lineRule="auto" w:after="180"/>
+      </w:pPr>
+      <w:r>
+        <w:rPr>
+          <w:b w:val="0"/>
+        </w:rPr>
+        <w:t xml:space="preserve">A fictional paper sorter team prepares an exhibition </w:t>
+      </w:r>
+      <w:r>
+        <w:rPr>
+          <w:b/>
+        </w:rPr>
+        <w:t>evidence</w:t>
+      </w:r>
+      <w:r>
+        <w:rPr>
+          <w:b w:val="0"/>
+        </w:rPr>
+        <w:t xml:space="preserve"> board.</w:t>
       </w:r>
     </w:p>
     <w:p>
@@ -1140,12 +2578,66 @@
       </w:r>
     </w:p>
     <w:p>
-      <w:r>
-        <w:t>Both prototype and manual baseline attempt the same 10 reserved cases. Prototype passes 8; baseline passes 9.</w:t>
-      </w:r>
-    </w:p>
-    <w:p>
-      <w:r>
+      <w:pPr>
+        <w:pStyle w:val="Heading3"/>
+      </w:pPr>
+      <w:r>
+        <w:t>Supplied facts</w:t>
+      </w:r>
+    </w:p>
+    <w:p>
+      <w:pPr>
+        <w:spacing w:line="336" w:lineRule="auto" w:after="180"/>
+        <w:shd w:fill="F1F6FC"/>
+      </w:pPr>
+      <w:r>
+        <w:rPr>
+          <w:b w:val="0"/>
+        </w:rPr>
+        <w:t xml:space="preserve">Both prototype and manual </w:t>
+      </w:r>
+      <w:r>
+        <w:rPr>
+          <w:b/>
+        </w:rPr>
+        <w:t>baseline</w:t>
+      </w:r>
+      <w:r>
+        <w:rPr>
+          <w:b w:val="0"/>
+        </w:rPr>
+        <w:t xml:space="preserve"> attempt the same 10 reserved cases. Prototype passes 8; </w:t>
+      </w:r>
+      <w:r>
+        <w:rPr>
+          <w:b/>
+        </w:rPr>
+        <w:t>baseline</w:t>
+      </w:r>
+      <w:r>
+        <w:rPr>
+          <w:b w:val="0"/>
+        </w:rPr>
+        <w:t xml:space="preserve"> passes 9.</w:t>
+      </w:r>
+    </w:p>
+    <w:p>
+      <w:pPr>
+        <w:pStyle w:val="Heading3"/>
+      </w:pPr>
+      <w:r>
+        <w:t>Supplied facts</w:t>
+      </w:r>
+    </w:p>
+    <w:p>
+      <w:pPr>
+        <w:spacing w:line="336" w:lineRule="auto" w:after="180"/>
+        <w:shd w:fill="F1F6FC"/>
+      </w:pPr>
+      <w:r>
+        <w:rPr>
+          <w:b w:val="0"/>
+        </w:rPr>
         <w:t>Two additional planned cases are unrun. No timing or pupil-satisfaction measures were collected.</w:t>
       </w:r>
     </w:p>
@@ -1367,20 +2859,86 @@
       </w:r>
     </w:p>
     <w:p>
-      <w:r>
-        <w:t>An exhibition should make the evidence inspectable. A polished demonstration is not a substitute for the reserved-case record. The shared cases allow a direct descriptive comparison of pass rates; missing timing data prevents a claim that the prototype is faster. Unrun cases must not be treated as successes.</w:t>
-      </w:r>
-    </w:p>
-    <w:p>
       <w:pPr>
         <w:pStyle w:val="Heading3"/>
       </w:pPr>
       <w:r>
+        <w:t>Why the result follows</w:t>
+      </w:r>
+    </w:p>
+    <w:p>
+      <w:pPr>
+        <w:spacing w:line="336" w:lineRule="auto" w:after="180"/>
+        <w:shd w:fill="F1F6FC"/>
+      </w:pPr>
+      <w:r>
+        <w:rPr>
+          <w:b w:val="0"/>
+        </w:rPr>
+        <w:t xml:space="preserve">An exhibition should make the </w:t>
+      </w:r>
+      <w:r>
+        <w:rPr>
+          <w:b/>
+        </w:rPr>
+        <w:t>evidence</w:t>
+      </w:r>
+      <w:r>
+        <w:rPr>
+          <w:b w:val="0"/>
+        </w:rPr>
+        <w:t xml:space="preserve"> inspectable. A polished </w:t>
+      </w:r>
+      <w:r>
+        <w:rPr>
+          <w:b/>
+        </w:rPr>
+        <w:t>demonstration</w:t>
+      </w:r>
+      <w:r>
+        <w:rPr>
+          <w:b w:val="0"/>
+        </w:rPr>
+        <w:t xml:space="preserve"> is not a substitute for the reserved-case record.</w:t>
+      </w:r>
+    </w:p>
+    <w:p>
+      <w:pPr>
+        <w:spacing w:line="336" w:lineRule="auto" w:after="180"/>
+        <w:shd w:fill="F1F6FC"/>
+      </w:pPr>
+      <w:r>
+        <w:rPr>
+          <w:b w:val="0"/>
+        </w:rPr>
+        <w:t>The shared cases allow a direct descriptive comparison of pass rates; missing timing data prevents a claim that the prototype is faster. Unrun cases must not be treated as successes.</w:t>
+      </w:r>
+    </w:p>
+    <w:p>
+      <w:pPr>
+        <w:pStyle w:val="Heading3"/>
+      </w:pPr>
+      <w:r>
         <w:t>What this example does not establish</w:t>
       </w:r>
     </w:p>
     <w:p>
-      <w:r>
+      <w:pPr>
+        <w:pStyle w:val="Heading3"/>
+      </w:pPr>
+      <w:r>
+        <w:t>Keep the stated limit</w:t>
+      </w:r>
+    </w:p>
+    <w:p>
+      <w:pPr>
+        <w:spacing w:line="336" w:lineRule="auto" w:after="180"/>
+        <w:shd w:fill="FFF5E6"/>
+      </w:pPr>
+      <w:r>
+        <w:rPr>
+          <w:b w:val="0"/>
+        </w:rPr>
         <w:t>This fictional evaluation does not demonstrate classroom learning impact or performance on every future request.</w:t>
       </w:r>
     </w:p>
@@ -1393,17 +2951,68 @@
       </w:r>
     </w:p>
     <w:p>
-      <w:r>
+      <w:pPr>
+        <w:pStyle w:val="Heading3"/>
+      </w:pPr>
+      <w:r>
+        <w:t>Change one thing</w:t>
+      </w:r>
+    </w:p>
+    <w:p>
+      <w:pPr>
+        <w:spacing w:line="336" w:lineRule="auto" w:after="180"/>
+        <w:shd w:fill="F5F1FB"/>
+      </w:pPr>
+      <w:r>
+        <w:rPr>
+          <w:b w:val="0"/>
+        </w:rPr>
         <w:t>Change: Someone adds the two unrun cases to the denominator as failures.</w:t>
       </w:r>
     </w:p>
     <w:p>
-      <w:r>
-        <w:t>Prediction: That reports a different measure, 8/12 completed successes out of planned cases.</w:t>
-      </w:r>
-    </w:p>
-    <w:p>
-      <w:r>
+      <w:pPr>
+        <w:pStyle w:val="Heading3"/>
+      </w:pPr>
+      <w:r>
+        <w:t>Predicted result</w:t>
+      </w:r>
+    </w:p>
+    <w:p>
+      <w:pPr>
+        <w:spacing w:line="336" w:lineRule="auto" w:after="180"/>
+        <w:shd w:fill="F1F6FC"/>
+      </w:pPr>
+      <w:r>
+        <w:rPr>
+          <w:b/>
+        </w:rPr>
+        <w:t>Prediction</w:t>
+      </w:r>
+      <w:r>
+        <w:rPr>
+          <w:b w:val="0"/>
+        </w:rPr>
+        <w:t>: That reports a different measure, 8/12 completed successes out of planned cases.</w:t>
+      </w:r>
+    </w:p>
+    <w:p>
+      <w:pPr>
+        <w:pStyle w:val="Heading3"/>
+      </w:pPr>
+      <w:r>
+        <w:t>Why the result follows</w:t>
+      </w:r>
+    </w:p>
+    <w:p>
+      <w:pPr>
+        <w:spacing w:line="336" w:lineRule="auto" w:after="180"/>
+        <w:shd w:fill="F1F6FC"/>
+      </w:pPr>
+      <w:r>
+        <w:rPr>
+          <w:b w:val="0"/>
+        </w:rPr>
         <w:t>Reason: It cannot be called the original attempted-case pass rate; distinguish completion from evaluated correctness.</w:t>
       </w:r>
     </w:p>
@@ -1416,8 +3025,57 @@
       </w:r>
     </w:p>
     <w:p>
-      <w:r>
-        <w:t>Cover the result. Ask learners to name the inputs and predict the next step. Uncover one step, connect the icon to the actual procedure, and explain its evidence. Then change the supplied condition and compare. The picture is a representation; it does not document execution of a real AI model.</w:t>
+      <w:pPr>
+        <w:pStyle w:val="Heading3"/>
+      </w:pPr>
+      <w:r>
+        <w:t>Ask while showing the picture · 8</w:t>
+      </w:r>
+    </w:p>
+    <w:p>
+      <w:pPr>
+        <w:spacing w:line="336" w:lineRule="auto" w:after="180"/>
+      </w:pPr>
+      <w:r>
+        <w:rPr>
+          <w:b w:val="0"/>
+        </w:rPr>
+        <w:t xml:space="preserve">Cover the result. Ask learners to name the </w:t>
+      </w:r>
+      <w:r>
+        <w:rPr>
+          <w:b/>
+        </w:rPr>
+        <w:t>input</w:t>
+      </w:r>
+      <w:r>
+        <w:rPr>
+          <w:b w:val="0"/>
+        </w:rPr>
+        <w:t xml:space="preserve">s and predict the next step. Uncover one step, connect the icon to the actual procedure, and explain its </w:t>
+      </w:r>
+      <w:r>
+        <w:rPr>
+          <w:b/>
+        </w:rPr>
+        <w:t>evidence</w:t>
+      </w:r>
+      <w:r>
+        <w:rPr>
+          <w:b w:val="0"/>
+        </w:rPr>
+        <w:t>. Then change the supplied condition and compare.</w:t>
+      </w:r>
+    </w:p>
+    <w:p>
+      <w:pPr>
+        <w:spacing w:line="336" w:lineRule="auto" w:after="180"/>
+      </w:pPr>
+      <w:r>
+        <w:rPr>
+          <w:b w:val="0"/>
+        </w:rPr>
+        <w:t>The picture is a representation; it does not document execution of a real AI model.</w:t>
       </w:r>
     </w:p>
     <w:p>
@@ -1429,11 +3087,16 @@
       </w:r>
     </w:p>
     <w:p>
+      <w:r>
+        <w:t>Demonstrate Expo and Defense, reduce support deliberately and check individual reasoning before discussing answers.</w:t>
+      </w:r>
+    </w:p>
+    <w:p>
       <w:pPr>
         <w:pStyle w:val="Heading3"/>
       </w:pPr>
       <w:r>
-        <w:t>Demonstrate and guide practice</w:t>
+        <w:t>Board sequence</w:t>
       </w:r>
     </w:p>
     <w:p>
@@ -1441,55 +3104,209 @@
         <w:pStyle w:val="Heading3"/>
       </w:pPr>
       <w:r>
-        <w:t>Board sequence</w:t>
-      </w:r>
-    </w:p>
-    <w:p>
-      <w:r>
+        <w:t>1. Put the facts on the board</w:t>
+      </w:r>
+    </w:p>
+    <w:p>
+      <w:pPr>
+        <w:spacing w:line="336" w:lineRule="auto" w:after="180"/>
+        <w:shd w:fill="F4F9FC"/>
+      </w:pPr>
+      <w:r>
+        <w:rPr>
+          <w:b w:val="0"/>
+        </w:rPr>
         <w:t>Write the given facts: The expo poster says always correct after six classroom passes.</w:t>
       </w:r>
     </w:p>
     <w:p>
-      <w:r>
+      <w:pPr>
+        <w:pStyle w:val="Heading3"/>
+      </w:pPr>
+      <w:r>
+        <w:t>2. State the decision to explain</w:t>
+      </w:r>
+    </w:p>
+    <w:p>
+      <w:pPr>
+        <w:spacing w:line="336" w:lineRule="auto" w:after="180"/>
+        <w:shd w:fill="F4F9FC"/>
+      </w:pPr>
+      <w:r>
+        <w:rPr>
+          <w:b w:val="0"/>
+        </w:rPr>
         <w:t>Write the question to explain: Write a defensible claim.</w:t>
       </w:r>
     </w:p>
     <w:p>
-      <w:r>
-        <w:t>Reveal after predictions: Report six specified passes with conditions and limits. Show an input, decision trace, output and test record, including an uncertain case.</w:t>
-      </w:r>
-    </w:p>
-    <w:p>
-      <w:r>
-        <w:t>Keep for an independent attempt: At the expo, a team says our sorter never fails after testing four cards. Replace the claim with an evidence-based statement and name a next test.</w:t>
-      </w:r>
-    </w:p>
-    <w:p>
       <w:pPr>
         <w:pStyle w:val="Heading3"/>
       </w:pPr>
       <w:r>
+        <w:t>3. Reveal the worked reasoning</w:t>
+      </w:r>
+    </w:p>
+    <w:p>
+      <w:pPr>
+        <w:spacing w:line="336" w:lineRule="auto" w:after="180"/>
+        <w:shd w:fill="F1F6FC"/>
+      </w:pPr>
+      <w:r>
+        <w:rPr>
+          <w:b w:val="0"/>
+        </w:rPr>
+        <w:t xml:space="preserve">Reveal after </w:t>
+      </w:r>
+      <w:r>
+        <w:rPr>
+          <w:b/>
+        </w:rPr>
+        <w:t>prediction</w:t>
+      </w:r>
+      <w:r>
+        <w:rPr>
+          <w:b w:val="0"/>
+        </w:rPr>
+        <w:t xml:space="preserve">s: Report six specified passes with conditions and limits. Show an </w:t>
+      </w:r>
+      <w:r>
+        <w:rPr>
+          <w:b/>
+        </w:rPr>
+        <w:t>input</w:t>
+      </w:r>
+      <w:r>
+        <w:rPr>
+          <w:b w:val="0"/>
+        </w:rPr>
+        <w:t xml:space="preserve">, decision trace, </w:t>
+      </w:r>
+      <w:r>
+        <w:rPr>
+          <w:b/>
+        </w:rPr>
+        <w:t>output</w:t>
+      </w:r>
+      <w:r>
+        <w:rPr>
+          <w:b w:val="0"/>
+        </w:rPr>
+        <w:t xml:space="preserve"> and test record, including an uncertain case.</w:t>
+      </w:r>
+    </w:p>
+    <w:p>
+      <w:pPr>
+        <w:pStyle w:val="Heading3"/>
+      </w:pPr>
+      <w:r>
+        <w:t>Hold back the independent task</w:t>
+      </w:r>
+    </w:p>
+    <w:p>
+      <w:pPr>
+        <w:spacing w:line="336" w:lineRule="auto" w:after="180"/>
+        <w:shd w:fill="FFF5E6"/>
+      </w:pPr>
+      <w:r>
+        <w:rPr>
+          <w:b w:val="0"/>
+        </w:rPr>
+        <w:t xml:space="preserve">Keep for an independent attempt: At the expo, a team says our sorter never fails after testing four cards. Replace the claim with an </w:t>
+      </w:r>
+      <w:r>
+        <w:rPr>
+          <w:b/>
+        </w:rPr>
+        <w:t>evidence</w:t>
+      </w:r>
+      <w:r>
+        <w:rPr>
+          <w:b w:val="0"/>
+        </w:rPr>
+        <w:t>-based statement and name a next test.</w:t>
+      </w:r>
+    </w:p>
+    <w:p>
+      <w:pPr>
+        <w:pStyle w:val="Heading3"/>
+      </w:pPr>
+      <w:r>
         <w:t>Classroom dialogue</w:t>
       </w:r>
     </w:p>
     <w:p>
-      <w:r>
+      <w:pPr>
+        <w:pStyle w:val="Heading3"/>
+      </w:pPr>
+      <w:r>
+        <w:t>Ask the class</w:t>
+      </w:r>
+    </w:p>
+    <w:p>
+      <w:pPr>
+        <w:spacing w:line="336" w:lineRule="auto" w:after="180"/>
+        <w:shd w:fill="F5F1FB"/>
+      </w:pPr>
+      <w:r>
+        <w:rPr>
+          <w:b w:val="0"/>
+        </w:rPr>
         <w:t>Ask: Which facts are given, and which would we have to assume? Learners mark relevant details before discussing answers.</w:t>
       </w:r>
     </w:p>
     <w:p>
-      <w:r>
+      <w:pPr>
+        <w:pStyle w:val="Heading3"/>
+      </w:pPr>
+      <w:r>
+        <w:t>Language to model</w:t>
+      </w:r>
+    </w:p>
+    <w:p>
+      <w:pPr>
+        <w:spacing w:line="336" w:lineRule="auto" w:after="180"/>
+        <w:shd w:fill="F1F6F8"/>
+      </w:pPr>
+      <w:r>
+        <w:rPr>
+          <w:b w:val="0"/>
+        </w:rPr>
         <w:t>Say: Predict first. Show the rule, information path or calculation that would produce the result. A correct guess is not yet an explanation.</w:t>
       </w:r>
     </w:p>
     <w:p>
-      <w:r>
+      <w:pPr>
+        <w:spacing w:line="336" w:lineRule="auto" w:after="180"/>
+      </w:pPr>
+      <w:r>
+        <w:rPr>
+          <w:b w:val="0"/>
+        </w:rPr>
         <w:t>Reveal reasoning one step at a time. Explain why a tempting alternative fails. Write units and denominators for arithmetic, trace conditions for decisions, and identify supporting sources for claims.</w:t>
       </w:r>
     </w:p>
     <w:p>
-      <w:r>
-        <w:t>In pairs, one learner solves while the other checks evidence; exchange roles. Remove the worked answer before independent assessment.</w:t>
+      <w:pPr>
+        <w:spacing w:line="336" w:lineRule="auto" w:after="180"/>
+      </w:pPr>
+      <w:r>
+        <w:rPr>
+          <w:b w:val="0"/>
+        </w:rPr>
+        <w:t xml:space="preserve">In pairs, one learner solves while the other checks </w:t>
+      </w:r>
+      <w:r>
+        <w:rPr>
+          <w:b/>
+        </w:rPr>
+        <w:t>evidence</w:t>
+      </w:r>
+      <w:r>
+        <w:rPr>
+          <w:b w:val="0"/>
+        </w:rPr>
+        <w:t>; exchange roles. Remove the worked answer before independent assessment.</w:t>
       </w:r>
     </w:p>
     <w:p>
@@ -1501,8 +3318,61 @@
       </w:r>
     </w:p>
     <w:p>
-      <w:r>
-        <w:t>Fictional candidate 6/8 and baseline 8/8 attempted, with two unrun planned cases each; candidate 75 percent and baseline 100 percent on that set. Investigate retained failure traces before a versioned repair. Neither has evidence for all classrooms. Exit answers must use the pupil’s real record, limit the conclusion, name a next step and distinguish explicit rules from fitted models. Passing tests grants no booking authority.</w:t>
+      <w:pPr>
+        <w:spacing w:line="336" w:lineRule="auto" w:after="180"/>
+      </w:pPr>
+      <w:r>
+        <w:rPr>
+          <w:b w:val="0"/>
+        </w:rPr>
+        <w:t xml:space="preserve">Fictional candidate 6/8 and </w:t>
+      </w:r>
+      <w:r>
+        <w:rPr>
+          <w:b/>
+        </w:rPr>
+        <w:t>baseline</w:t>
+      </w:r>
+      <w:r>
+        <w:rPr>
+          <w:b w:val="0"/>
+        </w:rPr>
+        <w:t xml:space="preserve"> 8/8 attempted, with two unrun planned cases each; candidate 75 percent and </w:t>
+      </w:r>
+      <w:r>
+        <w:rPr>
+          <w:b/>
+        </w:rPr>
+        <w:t>baseline</w:t>
+      </w:r>
+      <w:r>
+        <w:rPr>
+          <w:b w:val="0"/>
+        </w:rPr>
+        <w:t xml:space="preserve"> 100 percent on that set. Investigate retained failure traces before a versioned repair.</w:t>
+      </w:r>
+    </w:p>
+    <w:p>
+      <w:pPr>
+        <w:spacing w:line="336" w:lineRule="auto" w:after="180"/>
+      </w:pPr>
+      <w:r>
+        <w:rPr>
+          <w:b w:val="0"/>
+        </w:rPr>
+        <w:t xml:space="preserve">Neither has </w:t>
+      </w:r>
+      <w:r>
+        <w:rPr>
+          <w:b/>
+        </w:rPr>
+        <w:t>evidence</w:t>
+      </w:r>
+      <w:r>
+        <w:rPr>
+          <w:b w:val="0"/>
+        </w:rPr>
+        <w:t xml:space="preserve"> for all classrooms. Exit answers must use the pupil’s real record, limit the conclusion, name a next step and distinguish explicit rules from fitted models. Passing tests grants no booking authority.</w:t>
       </w:r>
     </w:p>
     <w:p>
@@ -1734,41 +3604,257 @@
       </w:r>
     </w:p>
     <w:p>
-      <w:r>
-        <w:t>Completion task: Use a separate sheet for the teacher’s reserved cases. For every case record its ID and inputs, catalogue and candidate labels, both methods’ observed outputs and reasons, and results after checking. Preserve failure traces. Here summarise each method’s full passes over attempted cases and list unrun cases. State what the comparison supports.</w:t>
-      </w:r>
-    </w:p>
-    <w:p>
-      <w:r>
-        <w:t>Teacher check: Use the reserved key in Preparation only after observations are saved. Full pass requires output and reason; no-match explanations must rule out all rows. Clarification must precede search. Report actual candidate and baseline counts over the same attempted cases, plus unrun cases. Never substitute the key for an observation or assume a baseline run was correct.</w:t>
-      </w:r>
-    </w:p>
-    <w:p>
-      <w:r>
-        <w:t>Start by identifying the given inputs together. Leave the intermediate steps blank. If needed, model one step, then withdraw that help on the next step. Move to a full trace only when the partial trace is understood. For partners, alternate explainer and checker; collect a response from every learner before discussion.</w:t>
-      </w:r>
-    </w:p>
-    <w:p>
       <w:pPr>
         <w:pStyle w:val="Heading3"/>
       </w:pPr>
       <w:r>
+        <w:t>Completion practice</w:t>
+      </w:r>
+    </w:p>
+    <w:p>
+      <w:pPr>
+        <w:spacing w:line="336" w:lineRule="auto" w:after="180"/>
+        <w:shd w:fill="F5F1FB"/>
+      </w:pPr>
+      <w:r>
+        <w:rPr>
+          <w:b w:val="0"/>
+        </w:rPr>
+        <w:t xml:space="preserve">Completion task: Use a separate sheet for the teacher’s reserved cases. For every case record its ID and </w:t>
+      </w:r>
+      <w:r>
+        <w:rPr>
+          <w:b/>
+        </w:rPr>
+        <w:t>input</w:t>
+      </w:r>
+      <w:r>
+        <w:rPr>
+          <w:b w:val="0"/>
+        </w:rPr>
+        <w:t xml:space="preserve">s, catalogue and candidate labels, both methods’ observed </w:t>
+      </w:r>
+      <w:r>
+        <w:rPr>
+          <w:b/>
+        </w:rPr>
+        <w:t>output</w:t>
+      </w:r>
+      <w:r>
+        <w:rPr>
+          <w:b w:val="0"/>
+        </w:rPr>
+        <w:t>s and reasons, and results after checking.</w:t>
+      </w:r>
+    </w:p>
+    <w:p>
+      <w:pPr>
+        <w:spacing w:line="336" w:lineRule="auto" w:after="180"/>
+        <w:shd w:fill="F5F1FB"/>
+      </w:pPr>
+      <w:r>
+        <w:rPr>
+          <w:b w:val="0"/>
+        </w:rPr>
+        <w:t>Preserve failure traces. Here summarise each method’s full passes over attempted cases and list unrun cases. State what the comparison supports.</w:t>
+      </w:r>
+    </w:p>
+    <w:p>
+      <w:pPr>
+        <w:pStyle w:val="Heading3"/>
+      </w:pPr>
+      <w:r>
+        <w:t>Reasoning to listen for</w:t>
+      </w:r>
+    </w:p>
+    <w:p>
+      <w:pPr>
+        <w:spacing w:line="336" w:lineRule="auto" w:after="180"/>
+        <w:shd w:fill="F1F6FC"/>
+      </w:pPr>
+      <w:r>
+        <w:rPr>
+          <w:b w:val="0"/>
+        </w:rPr>
+        <w:t xml:space="preserve">Teacher check: Use the reserved key in Preparation only after </w:t>
+      </w:r>
+      <w:r>
+        <w:rPr>
+          <w:b/>
+        </w:rPr>
+        <w:t>observation</w:t>
+      </w:r>
+      <w:r>
+        <w:rPr>
+          <w:b w:val="0"/>
+        </w:rPr>
+        <w:t xml:space="preserve">s are saved. Full pass requires </w:t>
+      </w:r>
+      <w:r>
+        <w:rPr>
+          <w:b/>
+        </w:rPr>
+        <w:t>output</w:t>
+      </w:r>
+      <w:r>
+        <w:rPr>
+          <w:b w:val="0"/>
+        </w:rPr>
+        <w:t xml:space="preserve"> and reason; no-match explanations must rule out all rows. Clarification must precede search.</w:t>
+      </w:r>
+    </w:p>
+    <w:p>
+      <w:pPr>
+        <w:spacing w:line="336" w:lineRule="auto" w:after="180"/>
+        <w:shd w:fill="F1F6FC"/>
+      </w:pPr>
+      <w:r>
+        <w:rPr>
+          <w:b w:val="0"/>
+        </w:rPr>
+        <w:t xml:space="preserve">Report actual candidate and </w:t>
+      </w:r>
+      <w:r>
+        <w:rPr>
+          <w:b/>
+        </w:rPr>
+        <w:t>baseline</w:t>
+      </w:r>
+      <w:r>
+        <w:rPr>
+          <w:b w:val="0"/>
+        </w:rPr>
+        <w:t xml:space="preserve"> counts over the same attempted cases, plus unrun cases. Never substitute the key for an </w:t>
+      </w:r>
+      <w:r>
+        <w:rPr>
+          <w:b/>
+        </w:rPr>
+        <w:t>observation</w:t>
+      </w:r>
+      <w:r>
+        <w:rPr>
+          <w:b w:val="0"/>
+        </w:rPr>
+        <w:t xml:space="preserve"> or assume a </w:t>
+      </w:r>
+      <w:r>
+        <w:rPr>
+          <w:b/>
+        </w:rPr>
+        <w:t>baseline</w:t>
+      </w:r>
+      <w:r>
+        <w:rPr>
+          <w:b w:val="0"/>
+        </w:rPr>
+        <w:t xml:space="preserve"> run was correct.</w:t>
+      </w:r>
+    </w:p>
+    <w:p>
+      <w:pPr>
+        <w:spacing w:line="336" w:lineRule="auto" w:after="180"/>
+      </w:pPr>
+      <w:r>
+        <w:rPr>
+          <w:b w:val="0"/>
+        </w:rPr>
+        <w:t xml:space="preserve">Start by identifying the given </w:t>
+      </w:r>
+      <w:r>
+        <w:rPr>
+          <w:b/>
+        </w:rPr>
+        <w:t>input</w:t>
+      </w:r>
+      <w:r>
+        <w:rPr>
+          <w:b w:val="0"/>
+        </w:rPr>
+        <w:t>s together. Leave the intermediate steps blank. If needed, model one step, then withdraw that help on the next step. Move to a full trace only when the partial trace is understood.</w:t>
+      </w:r>
+    </w:p>
+    <w:p>
+      <w:pPr>
+        <w:spacing w:line="336" w:lineRule="auto" w:after="180"/>
+      </w:pPr>
+      <w:r>
+        <w:rPr>
+          <w:b w:val="0"/>
+        </w:rPr>
+        <w:t>For partners, alternate explainer and checker; collect a response from every learner before discussion.</w:t>
+      </w:r>
+    </w:p>
+    <w:p>
+      <w:pPr>
+        <w:pStyle w:val="Heading3"/>
+      </w:pPr>
+      <w:r>
         <w:t>Individual reasoning check</w:t>
       </w:r>
     </w:p>
     <w:p>
-      <w:r>
-        <w:t>Use the worked case for Evaluating and explaining your project. Proposed explanation: “A polished presentation proves the system works”. Decide whether this explanation is supported. Point to the step or supplied fact that decides; explain your repair if needed.</w:t>
-      </w:r>
-    </w:p>
-    <w:p>
-      <w:r>
+      <w:pPr>
+        <w:spacing w:line="336" w:lineRule="auto" w:after="180"/>
+      </w:pPr>
+      <w:r>
+        <w:rPr>
+          <w:b w:val="0"/>
+        </w:rPr>
+        <w:t>Use the worked case for Evaluating and explaining your project. Proposed explanation: “A polished presentation proves the system works”. Decide whether this explanation is supported.</w:t>
+      </w:r>
+    </w:p>
+    <w:p>
+      <w:pPr>
+        <w:spacing w:line="336" w:lineRule="auto" w:after="180"/>
+      </w:pPr>
+      <w:r>
+        <w:rPr>
+          <w:b w:val="0"/>
+        </w:rPr>
+        <w:t>Point to the step or supplied fact that decides; explain your repair if needed.</w:t>
+      </w:r>
+    </w:p>
+    <w:p>
+      <w:pPr>
+        <w:pStyle w:val="Heading3"/>
+      </w:pPr>
+      <w:r>
+        <w:t>Expected repair</w:t>
+      </w:r>
+    </w:p>
+    <w:p>
+      <w:pPr>
+        <w:spacing w:line="336" w:lineRule="auto" w:after="180"/>
+        <w:shd w:fill="F1F6FC"/>
+      </w:pPr>
+      <w:r>
+        <w:rPr>
+          <w:b w:val="0"/>
+        </w:rPr>
         <w:t>Expected correction: Ask for the saved instruction, trace and actual result behind the claim.</w:t>
       </w:r>
     </w:p>
     <w:p>
-      <w:r>
-        <w:t>Collect explanations, not only yes/no votes. If a misunderstanding is common, re-model the relevant step for the class. If it affects a few learners, give a short targeted group explanation while others solve a more demanding variation.</w:t>
+      <w:pPr>
+        <w:spacing w:line="336" w:lineRule="auto" w:after="180"/>
+      </w:pPr>
+      <w:r>
+        <w:rPr>
+          <w:b w:val="0"/>
+        </w:rPr>
+        <w:t>Collect explanations, not only yes/no votes. If a misunderstanding is common, re-model the relevant step for the class.</w:t>
+      </w:r>
+    </w:p>
+    <w:p>
+      <w:pPr>
+        <w:spacing w:line="336" w:lineRule="auto" w:after="180"/>
+      </w:pPr>
+      <w:r>
+        <w:rPr>
+          <w:b w:val="0"/>
+        </w:rPr>
+        <w:t>If it affects a few learners, give a short targeted group explanation while others solve a more demanding variation.</w:t>
       </w:r>
     </w:p>
     <w:p>
@@ -1780,8 +3866,26 @@
       </w:r>
     </w:p>
     <w:p>
-      <w:r>
-        <w:t>Write one defensible success statement and one claim the evidence cannot support.</w:t>
+      <w:pPr>
+        <w:spacing w:line="336" w:lineRule="auto" w:after="180"/>
+      </w:pPr>
+      <w:r>
+        <w:rPr>
+          <w:b w:val="0"/>
+        </w:rPr>
+        <w:t xml:space="preserve">Write one defensible success statement and one claim the </w:t>
+      </w:r>
+      <w:r>
+        <w:rPr>
+          <w:b/>
+        </w:rPr>
+        <w:t>evidence</w:t>
+      </w:r>
+      <w:r>
+        <w:rPr>
+          <w:b w:val="0"/>
+        </w:rPr>
+        <w:t xml:space="preserve"> cannot support.</w:t>
       </w:r>
     </w:p>
     <w:p>
@@ -1793,18 +3897,72 @@
       </w:r>
     </w:p>
     <w:p>
-      <w:r>
-        <w:t>Defensible: 8 of 10 attempted reserved cases passed. Unsupported: the prototype is faster or more accurate than the baseline.</w:t>
-      </w:r>
-    </w:p>
-    <w:p>
-      <w:r>
+      <w:pPr>
+        <w:spacing w:line="336" w:lineRule="auto" w:after="180"/>
+      </w:pPr>
+      <w:r>
+        <w:rPr>
+          <w:b w:val="0"/>
+        </w:rPr>
+        <w:t xml:space="preserve">Defensible: 8 of 10 attempted reserved cases passed. Unsupported: the prototype is faster or more accurate than the </w:t>
+      </w:r>
+      <w:r>
+        <w:rPr>
+          <w:b/>
+        </w:rPr>
+        <w:t>baseline</w:t>
+      </w:r>
+      <w:r>
+        <w:rPr>
+          <w:b w:val="0"/>
+        </w:rPr>
+        <w:t>.</w:t>
+      </w:r>
+    </w:p>
+    <w:p>
+      <w:pPr>
+        <w:spacing w:line="336" w:lineRule="auto" w:after="180"/>
+      </w:pPr>
+      <w:r>
+        <w:rPr>
+          <w:b w:val="0"/>
+        </w:rPr>
         <w:t>Changed-case reasoning: That reports a different measure, 8/12 completed successes out of planned cases. It cannot be called the original attempted-case pass rate; distinguish completion from evaluated correctness.</w:t>
       </w:r>
     </w:p>
     <w:p>
-      <w:r>
-        <w:t>Collect each learner’s explanation before discussion. Use the first missing connection between input, deciding step and result to choose support. This question is worked-case practice, not fresh mastery evidence.</w:t>
+      <w:pPr>
+        <w:spacing w:line="336" w:lineRule="auto" w:after="180"/>
+      </w:pPr>
+      <w:r>
+        <w:rPr>
+          <w:b w:val="0"/>
+        </w:rPr>
+        <w:t xml:space="preserve">Collect each learner’s explanation before discussion. Use the first missing connection between </w:t>
+      </w:r>
+      <w:r>
+        <w:rPr>
+          <w:b/>
+        </w:rPr>
+        <w:t>input</w:t>
+      </w:r>
+      <w:r>
+        <w:rPr>
+          <w:b w:val="0"/>
+        </w:rPr>
+        <w:t xml:space="preserve">, deciding step and result to choose support. This question is worked-case practice, not fresh mastery </w:t>
+      </w:r>
+      <w:r>
+        <w:rPr>
+          <w:b/>
+        </w:rPr>
+        <w:t>evidence</w:t>
+      </w:r>
+      <w:r>
+        <w:rPr>
+          <w:b w:val="0"/>
+        </w:rPr>
+        <w:t>.</w:t>
       </w:r>
     </w:p>
     <w:p>
@@ -1816,45 +3974,186 @@
       </w:r>
     </w:p>
     <w:p>
+      <w:r>
+        <w:t>Run the Expo and Defense investigation and use the first unsupported step to choose a teaching response.</w:t>
+      </w:r>
+    </w:p>
+    <w:p>
+      <w:pPr>
+        <w:spacing w:line="336" w:lineRule="auto" w:after="180"/>
+      </w:pPr>
+      <w:r>
+        <w:rPr>
+          <w:b w:val="0"/>
+        </w:rPr>
+        <w:t xml:space="preserve">Predict first, test honestly, and explain what the </w:t>
+      </w:r>
+      <w:r>
+        <w:rPr>
+          <w:b/>
+        </w:rPr>
+        <w:t>evidence</w:t>
+      </w:r>
+      <w:r>
+        <w:rPr>
+          <w:b w:val="0"/>
+        </w:rPr>
+        <w:t xml:space="preserve"> means.</w:t>
+      </w:r>
+    </w:p>
+    <w:p>
       <w:pPr>
         <w:pStyle w:val="Heading3"/>
       </w:pPr>
       <w:r>
-        <w:t>Run the weekly evidence lab</w:t>
-      </w:r>
-    </w:p>
-    <w:p>
-      <w:r>
-        <w:t>Predict first, test honestly, and explain what the evidence means.</w:t>
-      </w:r>
-    </w:p>
-    <w:p>
-      <w:r>
-        <w:t>State your prediction before the result is known.</w:t>
-      </w:r>
-    </w:p>
-    <w:p>
-      <w:r>
+        <w:t>1. Predict</w:t>
+      </w:r>
+    </w:p>
+    <w:p>
+      <w:pPr>
+        <w:spacing w:line="336" w:lineRule="auto" w:after="180"/>
+        <w:shd w:fill="F4F9FC"/>
+      </w:pPr>
+      <w:r>
+        <w:rPr>
+          <w:b w:val="0"/>
+        </w:rPr>
+        <w:t xml:space="preserve">State your </w:t>
+      </w:r>
+      <w:r>
+        <w:rPr>
+          <w:b/>
+        </w:rPr>
+        <w:t>prediction</w:t>
+      </w:r>
+      <w:r>
+        <w:rPr>
+          <w:b w:val="0"/>
+        </w:rPr>
+        <w:t xml:space="preserve"> before the result is known.</w:t>
+      </w:r>
+    </w:p>
+    <w:p>
+      <w:pPr>
+        <w:pStyle w:val="Heading3"/>
+      </w:pPr>
+      <w:r>
+        <w:t>2. Investigate</w:t>
+      </w:r>
+    </w:p>
+    <w:p>
+      <w:pPr>
+        <w:spacing w:line="336" w:lineRule="auto" w:after="180"/>
+        <w:shd w:fill="F4F9FC"/>
+      </w:pPr>
+      <w:r>
+        <w:rPr>
+          <w:b w:val="0"/>
+        </w:rPr>
         <w:t>Complete the task: Demo the system, solve a fresh case, and answer why it may fail.</w:t>
       </w:r>
     </w:p>
     <w:p>
-      <w:r>
+      <w:pPr>
+        <w:pStyle w:val="Heading3"/>
+      </w:pPr>
+      <w:r>
+        <w:t>3. Compare cases</w:t>
+      </w:r>
+    </w:p>
+    <w:p>
+      <w:pPr>
+        <w:spacing w:line="336" w:lineRule="auto" w:after="180"/>
+        <w:shd w:fill="F4F9FC"/>
+      </w:pPr>
+      <w:r>
+        <w:rPr>
+          <w:b w:val="0"/>
+        </w:rPr>
         <w:t>Keep a normal case and an edge case clearly separated.</w:t>
       </w:r>
     </w:p>
     <w:p>
-      <w:r>
-        <w:t>Record what happened—even when it does not match your prediction.</w:t>
-      </w:r>
-    </w:p>
-    <w:p>
-      <w:r>
-        <w:t>Explain the result, one limitation, and the next useful test.</w:t>
-      </w:r>
-    </w:p>
-    <w:p>
-      <w:r>
+      <w:pPr>
+        <w:pStyle w:val="Heading3"/>
+      </w:pPr>
+      <w:r>
+        <w:t>4. Record honestly</w:t>
+      </w:r>
+    </w:p>
+    <w:p>
+      <w:pPr>
+        <w:spacing w:line="336" w:lineRule="auto" w:after="180"/>
+        <w:shd w:fill="F4F9FC"/>
+      </w:pPr>
+      <w:r>
+        <w:rPr>
+          <w:b w:val="0"/>
+        </w:rPr>
+        <w:t xml:space="preserve">Record what happened—even when it does not match your </w:t>
+      </w:r>
+      <w:r>
+        <w:rPr>
+          <w:b/>
+        </w:rPr>
+        <w:t>prediction</w:t>
+      </w:r>
+      <w:r>
+        <w:rPr>
+          <w:b w:val="0"/>
+        </w:rPr>
+        <w:t>.</w:t>
+      </w:r>
+    </w:p>
+    <w:p>
+      <w:pPr>
+        <w:pStyle w:val="Heading3"/>
+      </w:pPr>
+      <w:r>
+        <w:t>5. Explain and plan the next test</w:t>
+      </w:r>
+    </w:p>
+    <w:p>
+      <w:pPr>
+        <w:spacing w:line="336" w:lineRule="auto" w:after="180"/>
+        <w:shd w:fill="F4F9FC"/>
+      </w:pPr>
+      <w:r>
+        <w:rPr>
+          <w:b w:val="0"/>
+        </w:rPr>
+        <w:t xml:space="preserve">Explain the result, one </w:t>
+      </w:r>
+      <w:r>
+        <w:rPr>
+          <w:b/>
+        </w:rPr>
+        <w:t>limitation</w:t>
+      </w:r>
+      <w:r>
+        <w:rPr>
+          <w:b w:val="0"/>
+        </w:rPr>
+        <w:t>, and the next useful test.</w:t>
+      </w:r>
+    </w:p>
+    <w:p>
+      <w:pPr>
+        <w:pStyle w:val="Heading3"/>
+      </w:pPr>
+      <w:r>
+        <w:t>Use a fresh case after support</w:t>
+      </w:r>
+    </w:p>
+    <w:p>
+      <w:pPr>
+        <w:spacing w:line="336" w:lineRule="auto" w:after="180"/>
+        <w:shd w:fill="FFF5E6"/>
+      </w:pPr>
+      <w:r>
+        <w:rPr>
+          <w:b w:val="0"/>
+        </w:rPr>
         <w:t>INDEPENDENCE After support is removed, repeat the proof with a fresh case.</w:t>
       </w:r>
     </w:p>
@@ -1867,8 +4166,25 @@
       </w:r>
     </w:p>
     <w:p>
-      <w:r>
-        <w:t>Use the concrete case as the shared normal case and the independent question as a second case. Each pair creates a boundary or missing-information case and predicts its result before testing. Keep the expected result separate from an observed mistake.</w:t>
+      <w:pPr>
+        <w:spacing w:line="336" w:lineRule="auto" w:after="180"/>
+      </w:pPr>
+      <w:r>
+        <w:rPr>
+          <w:b w:val="0"/>
+        </w:rPr>
+        <w:t>Use the concrete case as the shared normal case and the independent question as a second case. Each pair creates a boundary or missing-information case and predicts its result before testing.</w:t>
+      </w:r>
+    </w:p>
+    <w:p>
+      <w:pPr>
+        <w:spacing w:line="336" w:lineRule="auto" w:after="180"/>
+      </w:pPr>
+      <w:r>
+        <w:rPr>
+          <w:b w:val="0"/>
+        </w:rPr>
+        <w:t>Keep the expected result separate from an observed mistake.</w:t>
       </w:r>
     </w:p>
     <w:tbl>
@@ -2026,40 +4342,132 @@
       </w:r>
     </w:p>
     <w:p>
-      <w:r>
-        <w:t>CLAIM TO REPAIR A successful demonstration proves universal reliability.</w:t>
-      </w:r>
-    </w:p>
-    <w:p>
-      <w:r>
-        <w:t>For guessing, return to given facts and request a trace. For vocabulary without application, use one example and one non-example. For arithmetic errors, check the setup before the calculation. Finish with a different uncoached case before recording mastery.</w:t>
-      </w:r>
-    </w:p>
-    <w:p>
       <w:pPr>
         <w:pStyle w:val="Heading3"/>
       </w:pPr>
       <w:r>
+        <w:t>Find the unsupported claim</w:t>
+      </w:r>
+    </w:p>
+    <w:p>
+      <w:pPr>
+        <w:spacing w:line="336" w:lineRule="auto" w:after="180"/>
+        <w:shd w:fill="F5F1FB"/>
+      </w:pPr>
+      <w:r>
+        <w:rPr>
+          <w:b w:val="0"/>
+        </w:rPr>
+        <w:t xml:space="preserve">CLAIM TO REPAIR A successful </w:t>
+      </w:r>
+      <w:r>
+        <w:rPr>
+          <w:b/>
+        </w:rPr>
+        <w:t>demonstration</w:t>
+      </w:r>
+      <w:r>
+        <w:rPr>
+          <w:b w:val="0"/>
+        </w:rPr>
+        <w:t xml:space="preserve"> proves universal reliability.</w:t>
+      </w:r>
+    </w:p>
+    <w:p>
+      <w:pPr>
+        <w:spacing w:line="336" w:lineRule="auto" w:after="180"/>
+      </w:pPr>
+      <w:r>
+        <w:rPr>
+          <w:b w:val="0"/>
+        </w:rPr>
+        <w:t>For guessing, return to given facts and request a trace. For vocabulary without application, use one example and one non-example. For arithmetic errors, check the setup before the calculation.</w:t>
+      </w:r>
+    </w:p>
+    <w:p>
+      <w:pPr>
+        <w:spacing w:line="336" w:lineRule="auto" w:after="180"/>
+      </w:pPr>
+      <w:r>
+        <w:rPr>
+          <w:b w:val="0"/>
+        </w:rPr>
+        <w:t>Finish with a different uncoached case before recording mastery.</w:t>
+      </w:r>
+    </w:p>
+    <w:p>
+      <w:pPr>
+        <w:pStyle w:val="Heading3"/>
+      </w:pPr>
+      <w:r>
         <w:t>Address these additional misconceptions</w:t>
       </w:r>
     </w:p>
     <w:p>
-      <w:r>
+      <w:pPr>
+        <w:spacing w:line="336" w:lineRule="auto" w:after="180"/>
+      </w:pPr>
+      <w:r>
+        <w:rPr>
+          <w:b w:val="0"/>
+        </w:rPr>
         <w:t>A polished presentation proves the system works: Ask for the saved instruction, trace and actual result behind the claim.</w:t>
       </w:r>
     </w:p>
     <w:p>
-      <w:r>
+      <w:pPr>
+        <w:spacing w:line="336" w:lineRule="auto" w:after="180"/>
+      </w:pPr>
+      <w:r>
+        <w:rPr>
+          <w:b w:val="0"/>
+        </w:rPr>
         <w:t>Unrun cases count as passes: Report attempted denominators and unrun cases separately.</w:t>
       </w:r>
     </w:p>
     <w:p>
-      <w:r>
-        <w:t>The baseline must lose: A tie or a better baseline can justify retaining the simpler method.</w:t>
-      </w:r>
-    </w:p>
-    <w:p>
-      <w:r>
+      <w:pPr>
+        <w:spacing w:line="336" w:lineRule="auto" w:after="180"/>
+      </w:pPr>
+      <w:r>
+        <w:rPr>
+          <w:b w:val="0"/>
+        </w:rPr>
+        <w:t xml:space="preserve">The </w:t>
+      </w:r>
+      <w:r>
+        <w:rPr>
+          <w:b/>
+        </w:rPr>
+        <w:t>baseline</w:t>
+      </w:r>
+      <w:r>
+        <w:rPr>
+          <w:b w:val="0"/>
+        </w:rPr>
+        <w:t xml:space="preserve"> must lose: A tie or a better </w:t>
+      </w:r>
+      <w:r>
+        <w:rPr>
+          <w:b/>
+        </w:rPr>
+        <w:t>baseline</w:t>
+      </w:r>
+      <w:r>
+        <w:rPr>
+          <w:b w:val="0"/>
+        </w:rPr>
+        <w:t xml:space="preserve"> can justify retaining the simpler method.</w:t>
+      </w:r>
+    </w:p>
+    <w:p>
+      <w:pPr>
+        <w:spacing w:line="336" w:lineRule="auto" w:after="180"/>
+      </w:pPr>
+      <w:r>
+        <w:rPr>
+          <w:b w:val="0"/>
+        </w:rPr>
         <w:t>A repair erases the final failure: Preserve the evaluated version and results; revealed cases become development checks for the revision.</w:t>
       </w:r>
     </w:p>
@@ -2218,8 +4626,25 @@
       </w:tr>
     </w:tbl>
     <w:p>
-      <w:r>
-        <w:t>Offer an oral explanation, drawing, enlarged visual or fewer examples when that removes a reading/writing barrier. Keep the same reasoning goal. Stretch secure learners by changing a boundary or assumption and asking them to defend the effect, not simply by assigning more of the same questions.</w:t>
+      <w:pPr>
+        <w:spacing w:line="336" w:lineRule="auto" w:after="180"/>
+      </w:pPr>
+      <w:r>
+        <w:rPr>
+          <w:b w:val="0"/>
+        </w:rPr>
+        <w:t>Offer an oral explanation, drawing, enlarged visual or fewer examples when that removes a reading/writing barrier. Keep the same reasoning goal.</w:t>
+      </w:r>
+    </w:p>
+    <w:p>
+      <w:pPr>
+        <w:spacing w:line="336" w:lineRule="auto" w:after="180"/>
+      </w:pPr>
+      <w:r>
+        <w:rPr>
+          <w:b w:val="0"/>
+        </w:rPr>
+        <w:t>Stretch secure learners by changing a boundary or assumption and asking them to defend the effect, not simply by assigning more of the same questions.</w:t>
       </w:r>
     </w:p>
     <w:p>
@@ -2231,11 +4656,16 @@
       </w:r>
     </w:p>
     <w:p>
+      <w:r>
+        <w:t>Use the Expo and Defense questions, teacher keys and criteria after the relevant attempts. Previously discussed cases are practice; protect the separately selected independent task.</w:t>
+      </w:r>
+    </w:p>
+    <w:p>
       <w:pPr>
         <w:pStyle w:val="Heading3"/>
       </w:pPr>
       <w:r>
-        <w:t>Assess and explain the answers</w:t>
+        <w:t>Worked case answer</w:t>
       </w:r>
     </w:p>
     <w:p>
@@ -2243,12 +4673,43 @@
         <w:pStyle w:val="Heading3"/>
       </w:pPr>
       <w:r>
-        <w:t>Worked case answer</w:t>
-      </w:r>
-    </w:p>
-    <w:p>
-      <w:r>
-        <w:t>Report six specified passes with conditions and limits. Show an input, decision trace, output and test record, including an uncertain case.</w:t>
+        <w:t>Teacher key · Worked case answer</w:t>
+      </w:r>
+    </w:p>
+    <w:p>
+      <w:pPr>
+        <w:spacing w:line="336" w:lineRule="auto" w:after="180"/>
+        <w:shd w:fill="F1F6FC"/>
+      </w:pPr>
+      <w:r>
+        <w:rPr>
+          <w:b w:val="0"/>
+        </w:rPr>
+        <w:t xml:space="preserve">Report six specified passes with conditions and limits. Show an </w:t>
+      </w:r>
+      <w:r>
+        <w:rPr>
+          <w:b/>
+        </w:rPr>
+        <w:t>input</w:t>
+      </w:r>
+      <w:r>
+        <w:rPr>
+          <w:b w:val="0"/>
+        </w:rPr>
+        <w:t xml:space="preserve">, decision trace, </w:t>
+      </w:r>
+      <w:r>
+        <w:rPr>
+          <w:b/>
+        </w:rPr>
+        <w:t>output</w:t>
+      </w:r>
+      <w:r>
+        <w:rPr>
+          <w:b w:val="0"/>
+        </w:rPr>
+        <w:t xml:space="preserve"> and test record, including an uncertain case.</w:t>
       </w:r>
     </w:p>
     <w:p>
@@ -2260,20 +4721,62 @@
       </w:r>
     </w:p>
     <w:p>
-      <w:r>
-        <w:t>At the expo, a team says our sorter never fails after testing four cards. Replace the claim with an evidence-based statement and name a next test.</w:t>
-      </w:r>
-    </w:p>
-    <w:p>
       <w:pPr>
         <w:pStyle w:val="Heading3"/>
       </w:pPr>
       <w:r>
+        <w:t>Independent question · withhold the key</w:t>
+      </w:r>
+    </w:p>
+    <w:p>
+      <w:pPr>
+        <w:spacing w:line="336" w:lineRule="auto" w:after="180"/>
+        <w:shd w:fill="F5F1FB"/>
+      </w:pPr>
+      <w:r>
+        <w:rPr>
+          <w:b w:val="0"/>
+        </w:rPr>
+        <w:t xml:space="preserve">At the expo, a team says our sorter never fails after testing four cards. Replace the claim with an </w:t>
+      </w:r>
+      <w:r>
+        <w:rPr>
+          <w:b/>
+        </w:rPr>
+        <w:t>evidence</w:t>
+      </w:r>
+      <w:r>
+        <w:rPr>
+          <w:b w:val="0"/>
+        </w:rPr>
+        <w:t>-based statement and name a next test.</w:t>
+      </w:r>
+    </w:p>
+    <w:p>
+      <w:pPr>
+        <w:pStyle w:val="Heading3"/>
+      </w:pPr>
+      <w:r>
         <w:t>Expected independent answer</w:t>
       </w:r>
     </w:p>
     <w:p>
-      <w:r>
+      <w:pPr>
+        <w:pStyle w:val="Heading3"/>
+      </w:pPr>
+      <w:r>
+        <w:t>Teacher key · Expected independent answer</w:t>
+      </w:r>
+    </w:p>
+    <w:p>
+      <w:pPr>
+        <w:spacing w:line="336" w:lineRule="auto" w:after="180"/>
+        <w:shd w:fill="F1F6FC"/>
+      </w:pPr>
+      <w:r>
+        <w:rPr>
+          <w:b w:val="0"/>
+        </w:rPr>
         <w:t>Say it succeeded on these four named cards, with the observed count reported. Four cases do not prove it never fails. Next test unfamiliar, blurred or dim examples and explain human review.</w:t>
       </w:r>
     </w:p>
@@ -2512,8 +5015,25 @@
       </w:tr>
     </w:tbl>
     <w:p>
-      <w:r>
-        <w:t>Use 6/8 as a classroom checkpoint, with 2 required for both Result and Reasoning. This is a proposed teaching rule, not a validated certification threshold. Do not count a coached answer as independent mastery; correct unsafe or unsupported claims regardless of total.</w:t>
+      <w:pPr>
+        <w:spacing w:line="336" w:lineRule="auto" w:after="180"/>
+      </w:pPr>
+      <w:r>
+        <w:rPr>
+          <w:b w:val="0"/>
+        </w:rPr>
+        <w:t>Use 6/8 as a classroom checkpoint, with 2 required for both Result and Reasoning. This is a proposed teaching rule, not a validated certification threshold.</w:t>
+      </w:r>
+    </w:p>
+    <w:p>
+      <w:pPr>
+        <w:spacing w:line="336" w:lineRule="auto" w:after="180"/>
+      </w:pPr>
+      <w:r>
+        <w:rPr>
+          <w:b w:val="0"/>
+        </w:rPr>
+        <w:t>Do not count a coached answer as independent mastery; correct unsafe or unsupported claims regardless of total.</w:t>
       </w:r>
     </w:p>
     <w:p>
@@ -2525,8 +5045,38 @@
       </w:r>
     </w:p>
     <w:p>
-      <w:r>
-        <w:t>Ask the learner to find the evidence that challenges this claim: “A successful demonstration proves universal reliability.” Keep the first attempt and an uncoached retry separate.</w:t>
+      <w:pPr>
+        <w:spacing w:line="336" w:lineRule="auto" w:after="180"/>
+      </w:pPr>
+      <w:r>
+        <w:rPr>
+          <w:b w:val="0"/>
+        </w:rPr>
+        <w:t xml:space="preserve">Ask the learner to find the </w:t>
+      </w:r>
+      <w:r>
+        <w:rPr>
+          <w:b/>
+        </w:rPr>
+        <w:t>evidence</w:t>
+      </w:r>
+      <w:r>
+        <w:rPr>
+          <w:b w:val="0"/>
+        </w:rPr>
+        <w:t xml:space="preserve"> that challenges this claim: “A successful </w:t>
+      </w:r>
+      <w:r>
+        <w:rPr>
+          <w:b/>
+        </w:rPr>
+        <w:t>demonstration</w:t>
+      </w:r>
+      <w:r>
+        <w:rPr>
+          <w:b w:val="0"/>
+        </w:rPr>
+        <w:t xml:space="preserve"> proves universal reliability.” Keep the first attempt and an uncoached retry separate.</w:t>
       </w:r>
     </w:p>
     <w:p>
@@ -2538,15 +5088,42 @@
       </w:r>
     </w:p>
     <w:p>
-      <w:r>
-        <w:t>Overall is 12/16=75%; routine is about 83.3%; mixed is 50%. Show the actual failed trace and investigate mixed-material handling or review rules. 'Works reliably on every material' overstates these small specified tests. Advancement requires independent explanation, not presentation polish alone.</w:t>
-      </w:r>
-    </w:p>
-    <w:p>
       <w:pPr>
         <w:pStyle w:val="Heading3"/>
       </w:pPr>
       <w:r>
+        <w:t>Teacher key · Original transfer answer</w:t>
+      </w:r>
+    </w:p>
+    <w:p>
+      <w:pPr>
+        <w:spacing w:line="336" w:lineRule="auto" w:after="180"/>
+        <w:shd w:fill="F1F6FC"/>
+      </w:pPr>
+      <w:r>
+        <w:rPr>
+          <w:b w:val="0"/>
+        </w:rPr>
+        <w:t>Overall is 12/16=75%; routine is about 83.3%; mixed is 50%. Show the actual failed trace and investigate mixed-material handling or review rules. 'Works reliably on every material' overstates these small specified tests.</w:t>
+      </w:r>
+    </w:p>
+    <w:p>
+      <w:pPr>
+        <w:spacing w:line="336" w:lineRule="auto" w:after="180"/>
+        <w:shd w:fill="F1F6FC"/>
+      </w:pPr>
+      <w:r>
+        <w:rPr>
+          <w:b w:val="0"/>
+        </w:rPr>
+        <w:t>Advancement requires independent explanation, not presentation polish alone.</w:t>
+      </w:r>
+    </w:p>
+    <w:p>
+      <w:pPr>
+        <w:pStyle w:val="Heading3"/>
+      </w:pPr>
+      <w:r>
         <w:t>Explanations for the additional workbook examples</w:t>
       </w:r>
     </w:p>
@@ -2559,111 +5136,795 @@
       </w:r>
     </w:p>
     <w:p>
-      <w:r>
-        <w:t>Before final cases are revealed, record your version label, where its complete instructions are saved, the agreed input and matching rules, the manual baseline and any known limitation. Confirm that the instructions stay unchanged while the assigned catalogue is used as input.</w:t>
-      </w:r>
-    </w:p>
-    <w:p>
-      <w:r>
-        <w:t>Require an identifiable saved version, complete instructions, valid whole minutes 0 to 30, Yes or No quiet input, inclusive time AND quiet compatibility, first-fit order, reset, stopping and clarification. The baseline checks all rows and selects the first fit under the same contract. Accept honestly stated known failures; do not award a stronger result for hiding them.</w:t>
-      </w:r>
-    </w:p>
-    <w:p>
       <w:pPr>
         <w:pStyle w:val="Heading3"/>
       </w:pPr>
       <w:r>
+        <w:t>Workbook question · W1</w:t>
+      </w:r>
+    </w:p>
+    <w:p>
+      <w:pPr>
+        <w:spacing w:line="336" w:lineRule="auto" w:after="180"/>
+        <w:shd w:fill="F5F1FB"/>
+      </w:pPr>
+      <w:r>
+        <w:rPr>
+          <w:b w:val="0"/>
+        </w:rPr>
+        <w:t xml:space="preserve">Before final cases are revealed, record your version label, where its complete instructions are saved, the agreed </w:t>
+      </w:r>
+      <w:r>
+        <w:rPr>
+          <w:b/>
+        </w:rPr>
+        <w:t>input</w:t>
+      </w:r>
+      <w:r>
+        <w:rPr>
+          <w:b w:val="0"/>
+        </w:rPr>
+        <w:t xml:space="preserve"> and matching rules, the manual </w:t>
+      </w:r>
+      <w:r>
+        <w:rPr>
+          <w:b/>
+        </w:rPr>
+        <w:t>baseline</w:t>
+      </w:r>
+      <w:r>
+        <w:rPr>
+          <w:b w:val="0"/>
+        </w:rPr>
+        <w:t xml:space="preserve"> and any known </w:t>
+      </w:r>
+      <w:r>
+        <w:rPr>
+          <w:b/>
+        </w:rPr>
+        <w:t>limitation</w:t>
+      </w:r>
+      <w:r>
+        <w:rPr>
+          <w:b w:val="0"/>
+        </w:rPr>
+        <w:t>.</w:t>
+      </w:r>
+    </w:p>
+    <w:p>
+      <w:pPr>
+        <w:spacing w:line="336" w:lineRule="auto" w:after="180"/>
+        <w:shd w:fill="F5F1FB"/>
+      </w:pPr>
+      <w:r>
+        <w:rPr>
+          <w:b w:val="0"/>
+        </w:rPr>
+        <w:t xml:space="preserve">Confirm that the instructions stay unchanged while the assigned catalogue is used as </w:t>
+      </w:r>
+      <w:r>
+        <w:rPr>
+          <w:b/>
+        </w:rPr>
+        <w:t>input</w:t>
+      </w:r>
+      <w:r>
+        <w:rPr>
+          <w:b w:val="0"/>
+        </w:rPr>
+        <w:t>.</w:t>
+      </w:r>
+    </w:p>
+    <w:p>
+      <w:pPr>
+        <w:pStyle w:val="Heading3"/>
+      </w:pPr>
+      <w:r>
+        <w:t>Teacher reasoning · W1</w:t>
+      </w:r>
+    </w:p>
+    <w:p>
+      <w:pPr>
+        <w:spacing w:line="336" w:lineRule="auto" w:after="180"/>
+        <w:shd w:fill="F1F6FC"/>
+      </w:pPr>
+      <w:r>
+        <w:rPr>
+          <w:b w:val="0"/>
+        </w:rPr>
+        <w:t xml:space="preserve">Require an identifiable saved version, complete instructions, valid whole minutes 0 to 30, Yes or No quiet </w:t>
+      </w:r>
+      <w:r>
+        <w:rPr>
+          <w:b/>
+        </w:rPr>
+        <w:t>input</w:t>
+      </w:r>
+      <w:r>
+        <w:rPr>
+          <w:b w:val="0"/>
+        </w:rPr>
+        <w:t>, inclusive time AND quiet compatibility, first-fit order, reset, stopping and clarification.</w:t>
+      </w:r>
+    </w:p>
+    <w:p>
+      <w:pPr>
+        <w:spacing w:line="336" w:lineRule="auto" w:after="180"/>
+        <w:shd w:fill="F1F6FC"/>
+      </w:pPr>
+      <w:r>
+        <w:rPr>
+          <w:b w:val="0"/>
+        </w:rPr>
+        <w:t xml:space="preserve">The </w:t>
+      </w:r>
+      <w:r>
+        <w:rPr>
+          <w:b/>
+        </w:rPr>
+        <w:t>baseline</w:t>
+      </w:r>
+      <w:r>
+        <w:rPr>
+          <w:b w:val="0"/>
+        </w:rPr>
+        <w:t xml:space="preserve"> checks all rows and selects the first fit under the same contract. Accept honestly stated known failures; do not award a stronger result for hiding them.</w:t>
+      </w:r>
+    </w:p>
+    <w:p>
+      <w:pPr>
+        <w:pStyle w:val="Heading3"/>
+      </w:pPr>
+      <w:r>
         <w:t>W2 Keep the final evaluation record</w:t>
       </w:r>
     </w:p>
     <w:p>
-      <w:r>
-        <w:t>Use a separate sheet for the teacher’s reserved cases. For every case record its ID and inputs, catalogue and candidate labels, both methods’ observed outputs and reasons, and results after checking. Preserve failure traces. Here summarise each method’s full passes over attempted cases and list unrun cases. State what the comparison supports.</w:t>
-      </w:r>
-    </w:p>
-    <w:p>
-      <w:r>
-        <w:t>Use the reserved key in Preparation only after observations are saved. Full pass requires output and reason; no-match explanations must rule out all rows. Clarification must precede search. Report actual candidate and baseline counts over the same attempted cases, plus unrun cases. Never substitute the key for an observation or assume a baseline run was correct.</w:t>
-      </w:r>
-    </w:p>
-    <w:p>
       <w:pPr>
         <w:pStyle w:val="Heading3"/>
       </w:pPr>
       <w:r>
+        <w:t>Workbook question · W2</w:t>
+      </w:r>
+    </w:p>
+    <w:p>
+      <w:pPr>
+        <w:spacing w:line="336" w:lineRule="auto" w:after="180"/>
+        <w:shd w:fill="F5F1FB"/>
+      </w:pPr>
+      <w:r>
+        <w:rPr>
+          <w:b w:val="0"/>
+        </w:rPr>
+        <w:t xml:space="preserve">Use a separate sheet for the teacher’s reserved cases. For every case record its ID and </w:t>
+      </w:r>
+      <w:r>
+        <w:rPr>
+          <w:b/>
+        </w:rPr>
+        <w:t>input</w:t>
+      </w:r>
+      <w:r>
+        <w:rPr>
+          <w:b w:val="0"/>
+        </w:rPr>
+        <w:t xml:space="preserve">s, catalogue and candidate labels, both methods’ observed </w:t>
+      </w:r>
+      <w:r>
+        <w:rPr>
+          <w:b/>
+        </w:rPr>
+        <w:t>output</w:t>
+      </w:r>
+      <w:r>
+        <w:rPr>
+          <w:b w:val="0"/>
+        </w:rPr>
+        <w:t>s and reasons, and results after checking. Preserve failure traces.</w:t>
+      </w:r>
+    </w:p>
+    <w:p>
+      <w:pPr>
+        <w:spacing w:line="336" w:lineRule="auto" w:after="180"/>
+        <w:shd w:fill="F5F1FB"/>
+      </w:pPr>
+      <w:r>
+        <w:rPr>
+          <w:b w:val="0"/>
+        </w:rPr>
+        <w:t>Here summarise each method’s full passes over attempted cases and list unrun cases. State what the comparison supports.</w:t>
+      </w:r>
+    </w:p>
+    <w:p>
+      <w:pPr>
+        <w:pStyle w:val="Heading3"/>
+      </w:pPr>
+      <w:r>
+        <w:t>Teacher reasoning · W2</w:t>
+      </w:r>
+    </w:p>
+    <w:p>
+      <w:pPr>
+        <w:spacing w:line="336" w:lineRule="auto" w:after="180"/>
+        <w:shd w:fill="F1F6FC"/>
+      </w:pPr>
+      <w:r>
+        <w:rPr>
+          <w:b w:val="0"/>
+        </w:rPr>
+        <w:t xml:space="preserve">Use the reserved key in Preparation only after </w:t>
+      </w:r>
+      <w:r>
+        <w:rPr>
+          <w:b/>
+        </w:rPr>
+        <w:t>observation</w:t>
+      </w:r>
+      <w:r>
+        <w:rPr>
+          <w:b w:val="0"/>
+        </w:rPr>
+        <w:t xml:space="preserve">s are saved. Full pass requires </w:t>
+      </w:r>
+      <w:r>
+        <w:rPr>
+          <w:b/>
+        </w:rPr>
+        <w:t>output</w:t>
+      </w:r>
+      <w:r>
+        <w:rPr>
+          <w:b w:val="0"/>
+        </w:rPr>
+        <w:t xml:space="preserve"> and reason; no-match explanations must rule out all rows. Clarification must precede search.</w:t>
+      </w:r>
+    </w:p>
+    <w:p>
+      <w:pPr>
+        <w:spacing w:line="336" w:lineRule="auto" w:after="180"/>
+        <w:shd w:fill="F1F6FC"/>
+      </w:pPr>
+      <w:r>
+        <w:rPr>
+          <w:b w:val="0"/>
+        </w:rPr>
+        <w:t xml:space="preserve">Report actual candidate and </w:t>
+      </w:r>
+      <w:r>
+        <w:rPr>
+          <w:b/>
+        </w:rPr>
+        <w:t>baseline</w:t>
+      </w:r>
+      <w:r>
+        <w:rPr>
+          <w:b w:val="0"/>
+        </w:rPr>
+        <w:t xml:space="preserve"> counts over the same attempted cases, plus unrun cases. Never substitute the key for an </w:t>
+      </w:r>
+      <w:r>
+        <w:rPr>
+          <w:b/>
+        </w:rPr>
+        <w:t>observation</w:t>
+      </w:r>
+      <w:r>
+        <w:rPr>
+          <w:b w:val="0"/>
+        </w:rPr>
+        <w:t xml:space="preserve"> or assume a </w:t>
+      </w:r>
+      <w:r>
+        <w:rPr>
+          <w:b/>
+        </w:rPr>
+        <w:t>baseline</w:t>
+      </w:r>
+      <w:r>
+        <w:rPr>
+          <w:b w:val="0"/>
+        </w:rPr>
+        <w:t xml:space="preserve"> run was correct.</w:t>
+      </w:r>
+    </w:p>
+    <w:p>
+      <w:pPr>
+        <w:pStyle w:val="Heading3"/>
+      </w:pPr>
+      <w:r>
         <w:t>W3 Prepare your evidence defence</w:t>
       </w:r>
     </w:p>
     <w:p>
-      <w:r>
-        <w:t>Write a two-minute explanation of the problem, one trace, your actual comparison, a limitation and a next action. Explain why this is a written-rule design rather than a model trained on examples. State which personal information is unnecessary and who decides whether to act.</w:t>
-      </w:r>
-    </w:p>
-    <w:p>
-      <w:r>
-        <w:t>Look for a saved trace connected to the actual instruction, accurate counts, a specific failure or limitation and a justified next step. The project applies explicit human-written rules, with no fitted model. Only minutes and quiet preference are needed; names and reasons for quiet are unnecessary. The person may decline and the teacher checks real conditions; the adviser does not book or publish.</w:t>
-      </w:r>
-    </w:p>
-    <w:p>
       <w:pPr>
         <w:pStyle w:val="Heading3"/>
       </w:pPr>
       <w:r>
+        <w:t>Workbook question · W3</w:t>
+      </w:r>
+    </w:p>
+    <w:p>
+      <w:pPr>
+        <w:spacing w:line="336" w:lineRule="auto" w:after="180"/>
+        <w:shd w:fill="F5F1FB"/>
+      </w:pPr>
+      <w:r>
+        <w:rPr>
+          <w:b w:val="0"/>
+        </w:rPr>
+        <w:t xml:space="preserve">Write a two-minute explanation of the problem, one trace, your actual comparison, a </w:t>
+      </w:r>
+      <w:r>
+        <w:rPr>
+          <w:b/>
+        </w:rPr>
+        <w:t>limitation</w:t>
+      </w:r>
+      <w:r>
+        <w:rPr>
+          <w:b w:val="0"/>
+        </w:rPr>
+        <w:t xml:space="preserve"> and a next action. Explain why this is a written-rule design rather than a model trained on examples.</w:t>
+      </w:r>
+    </w:p>
+    <w:p>
+      <w:pPr>
+        <w:spacing w:line="336" w:lineRule="auto" w:after="180"/>
+        <w:shd w:fill="F5F1FB"/>
+      </w:pPr>
+      <w:r>
+        <w:rPr>
+          <w:b w:val="0"/>
+        </w:rPr>
+        <w:t>State which personal information is unnecessary and who decides whether to act.</w:t>
+      </w:r>
+    </w:p>
+    <w:p>
+      <w:pPr>
+        <w:pStyle w:val="Heading3"/>
+      </w:pPr>
+      <w:r>
+        <w:t>Teacher reasoning · W3</w:t>
+      </w:r>
+    </w:p>
+    <w:p>
+      <w:pPr>
+        <w:spacing w:line="336" w:lineRule="auto" w:after="180"/>
+        <w:shd w:fill="F1F6FC"/>
+      </w:pPr>
+      <w:r>
+        <w:rPr>
+          <w:b w:val="0"/>
+        </w:rPr>
+        <w:t xml:space="preserve">Look for a saved trace connected to the actual instruction, accurate counts, a specific failure or </w:t>
+      </w:r>
+      <w:r>
+        <w:rPr>
+          <w:b/>
+        </w:rPr>
+        <w:t>limitation</w:t>
+      </w:r>
+      <w:r>
+        <w:rPr>
+          <w:b w:val="0"/>
+        </w:rPr>
+        <w:t xml:space="preserve"> and a justified next step. The project applies explicit human-</w:t>
+      </w:r>
+      <w:r>
+        <w:rPr>
+          <w:b/>
+        </w:rPr>
+        <w:t>written rule</w:t>
+      </w:r>
+      <w:r>
+        <w:rPr>
+          <w:b w:val="0"/>
+        </w:rPr>
+        <w:t>s, with no fitted model.</w:t>
+      </w:r>
+    </w:p>
+    <w:p>
+      <w:pPr>
+        <w:spacing w:line="336" w:lineRule="auto" w:after="180"/>
+        <w:shd w:fill="F1F6FC"/>
+      </w:pPr>
+      <w:r>
+        <w:rPr>
+          <w:b w:val="0"/>
+        </w:rPr>
+        <w:t>Only minutes and quiet preference are needed; names and reasons for quiet are unnecessary. The person may decline and the teacher checks real conditions; the adviser does not book or publish.</w:t>
+      </w:r>
+    </w:p>
+    <w:p>
+      <w:pPr>
+        <w:pStyle w:val="Heading3"/>
+      </w:pPr>
+      <w:r>
         <w:t>W4 Judge a different project independently</w:t>
       </w:r>
     </w:p>
     <w:p>
-      <w:r>
-        <w:t>A fictional library adviser and its manual baseline face the same 6 reserved cases. The candidate has 4 full passes; the baseline has 5. One additional planned case is unrun by both. No speed data was collected. The team says “ours is faster and more reliable everywhere” and repairs it after seeing the failures. Explain what the counts support, two unsupported claims and how to label a rerun of the revealed cases.</w:t>
-      </w:r>
-    </w:p>
-    <w:p>
-      <w:r>
-        <w:t>Report candidate 4 of 6 and baseline 5 of 6 full passes, with one unrun case for each. The baseline performed better on this measured set; neither result establishes reliability everywhere. Speed was not measured. A rerun after the failures informed a repair is development evidence for the revised version, not an unseen final test. Preserve the old results and label both versions.</w:t>
-      </w:r>
-    </w:p>
-    <w:p>
       <w:pPr>
         <w:pStyle w:val="Heading3"/>
       </w:pPr>
       <w:r>
+        <w:t>Workbook question · W4</w:t>
+      </w:r>
+    </w:p>
+    <w:p>
+      <w:pPr>
+        <w:spacing w:line="336" w:lineRule="auto" w:after="180"/>
+        <w:shd w:fill="F5F1FB"/>
+      </w:pPr>
+      <w:r>
+        <w:rPr>
+          <w:b w:val="0"/>
+        </w:rPr>
+        <w:t xml:space="preserve">A fictional library adviser and its manual </w:t>
+      </w:r>
+      <w:r>
+        <w:rPr>
+          <w:b/>
+        </w:rPr>
+        <w:t>baseline</w:t>
+      </w:r>
+      <w:r>
+        <w:rPr>
+          <w:b w:val="0"/>
+        </w:rPr>
+        <w:t xml:space="preserve"> face the same 6 reserved cases. The candidate has 4 full passes; the </w:t>
+      </w:r>
+      <w:r>
+        <w:rPr>
+          <w:b/>
+        </w:rPr>
+        <w:t>baseline</w:t>
+      </w:r>
+      <w:r>
+        <w:rPr>
+          <w:b w:val="0"/>
+        </w:rPr>
+        <w:t xml:space="preserve"> has 5. One additional planned case is unrun by both. No speed data was collected.</w:t>
+      </w:r>
+    </w:p>
+    <w:p>
+      <w:pPr>
+        <w:spacing w:line="336" w:lineRule="auto" w:after="180"/>
+        <w:shd w:fill="F5F1FB"/>
+      </w:pPr>
+      <w:r>
+        <w:rPr>
+          <w:b w:val="0"/>
+        </w:rPr>
+        <w:t>The team says “ours is faster and more reliable everywhere” and repairs it after seeing the failures. Explain what the counts support, two unsupported claims and how to label a rerun of the revealed cases.</w:t>
+      </w:r>
+    </w:p>
+    <w:p>
+      <w:pPr>
+        <w:pStyle w:val="Heading3"/>
+      </w:pPr>
+      <w:r>
+        <w:t>Teacher reasoning · W4</w:t>
+      </w:r>
+    </w:p>
+    <w:p>
+      <w:pPr>
+        <w:spacing w:line="336" w:lineRule="auto" w:after="180"/>
+        <w:shd w:fill="F1F6FC"/>
+      </w:pPr>
+      <w:r>
+        <w:rPr>
+          <w:b w:val="0"/>
+        </w:rPr>
+        <w:t xml:space="preserve">Report candidate 4 of 6 and </w:t>
+      </w:r>
+      <w:r>
+        <w:rPr>
+          <w:b/>
+        </w:rPr>
+        <w:t>baseline</w:t>
+      </w:r>
+      <w:r>
+        <w:rPr>
+          <w:b w:val="0"/>
+        </w:rPr>
+        <w:t xml:space="preserve"> 5 of 6 full passes, with one unrun case for each. The </w:t>
+      </w:r>
+      <w:r>
+        <w:rPr>
+          <w:b/>
+        </w:rPr>
+        <w:t>baseline</w:t>
+      </w:r>
+      <w:r>
+        <w:rPr>
+          <w:b w:val="0"/>
+        </w:rPr>
+        <w:t xml:space="preserve"> performed better on this measured set; neither result establishes reliability everywhere. Speed was not measured.</w:t>
+      </w:r>
+    </w:p>
+    <w:p>
+      <w:pPr>
+        <w:spacing w:line="336" w:lineRule="auto" w:after="180"/>
+        <w:shd w:fill="F1F6FC"/>
+      </w:pPr>
+      <w:r>
+        <w:rPr>
+          <w:b w:val="0"/>
+        </w:rPr>
+        <w:t xml:space="preserve">A rerun after the failures informed a repair is development </w:t>
+      </w:r>
+      <w:r>
+        <w:rPr>
+          <w:b/>
+        </w:rPr>
+        <w:t>evidence</w:t>
+      </w:r>
+      <w:r>
+        <w:rPr>
+          <w:b w:val="0"/>
+        </w:rPr>
+        <w:t xml:space="preserve"> for the revised version, not an unseen final test. Preserve the old results and label both versions.</w:t>
+      </w:r>
+    </w:p>
+    <w:p>
+      <w:pPr>
+        <w:pStyle w:val="Heading3"/>
+      </w:pPr>
+      <w:r>
         <w:t>W5 Write your final conclusion</w:t>
       </w:r>
     </w:p>
     <w:p>
-      <w:r>
-        <w:t>Use your own records to complete: Under these conditions, our saved version showed… The baseline showed… We still do not know… Our next action is… Include one privacy or human-control choice. If a case failed, explain its consequence without deleting the result.</w:t>
-      </w:r>
-    </w:p>
-    <w:p>
-      <w:r>
-        <w:t>Accept different conclusions grounded in actual observations, including a decision to retain the baseline. Require stated conditions, honest comparison, a real uncertainty and a specific action. A quiet requirement does not require a diagnosis; an output does not authorise action. A failure remains part of the evaluated version’s record even after a repair.</w:t>
-      </w:r>
-    </w:p>
-    <w:p>
       <w:pPr>
         <w:pStyle w:val="Heading3"/>
       </w:pPr>
       <w:r>
+        <w:t>Workbook question · W5</w:t>
+      </w:r>
+    </w:p>
+    <w:p>
+      <w:pPr>
+        <w:spacing w:line="336" w:lineRule="auto" w:after="180"/>
+        <w:shd w:fill="F5F1FB"/>
+      </w:pPr>
+      <w:r>
+        <w:rPr>
+          <w:b w:val="0"/>
+        </w:rPr>
+        <w:t xml:space="preserve">Use your own records to complete: Under these conditions, our saved version showed… The </w:t>
+      </w:r>
+      <w:r>
+        <w:rPr>
+          <w:b/>
+        </w:rPr>
+        <w:t>baseline</w:t>
+      </w:r>
+      <w:r>
+        <w:rPr>
+          <w:b w:val="0"/>
+        </w:rPr>
+        <w:t xml:space="preserve"> showed… We still do not know… Our next action is… Include one privacy or human-control choice.</w:t>
+      </w:r>
+    </w:p>
+    <w:p>
+      <w:pPr>
+        <w:spacing w:line="336" w:lineRule="auto" w:after="180"/>
+        <w:shd w:fill="F5F1FB"/>
+      </w:pPr>
+      <w:r>
+        <w:rPr>
+          <w:b w:val="0"/>
+        </w:rPr>
+        <w:t>If a case failed, explain its consequence without deleting the result.</w:t>
+      </w:r>
+    </w:p>
+    <w:p>
+      <w:pPr>
+        <w:pStyle w:val="Heading3"/>
+      </w:pPr>
+      <w:r>
+        <w:t>Teacher reasoning · W5</w:t>
+      </w:r>
+    </w:p>
+    <w:p>
+      <w:pPr>
+        <w:spacing w:line="336" w:lineRule="auto" w:after="180"/>
+        <w:shd w:fill="F1F6FC"/>
+      </w:pPr>
+      <w:r>
+        <w:rPr>
+          <w:b w:val="0"/>
+        </w:rPr>
+        <w:t xml:space="preserve">Accept different conclusions grounded in actual </w:t>
+      </w:r>
+      <w:r>
+        <w:rPr>
+          <w:b/>
+        </w:rPr>
+        <w:t>observation</w:t>
+      </w:r>
+      <w:r>
+        <w:rPr>
+          <w:b w:val="0"/>
+        </w:rPr>
+        <w:t xml:space="preserve">s, including a decision to retain the </w:t>
+      </w:r>
+      <w:r>
+        <w:rPr>
+          <w:b/>
+        </w:rPr>
+        <w:t>baseline</w:t>
+      </w:r>
+      <w:r>
+        <w:rPr>
+          <w:b w:val="0"/>
+        </w:rPr>
+        <w:t>. Require stated conditions, honest comparison, a real uncertainty and a specific action.</w:t>
+      </w:r>
+    </w:p>
+    <w:p>
+      <w:pPr>
+        <w:spacing w:line="336" w:lineRule="auto" w:after="180"/>
+        <w:shd w:fill="F1F6FC"/>
+      </w:pPr>
+      <w:r>
+        <w:rPr>
+          <w:b w:val="0"/>
+        </w:rPr>
+        <w:t xml:space="preserve">A quiet requirement does not require a diagnosis; an </w:t>
+      </w:r>
+      <w:r>
+        <w:rPr>
+          <w:b/>
+        </w:rPr>
+        <w:t>output</w:t>
+      </w:r>
+      <w:r>
+        <w:rPr>
+          <w:b w:val="0"/>
+        </w:rPr>
+        <w:t xml:space="preserve"> does not authorise action. A failure remains part of the evaluated version’s record even after a repair.</w:t>
+      </w:r>
+    </w:p>
+    <w:p>
+      <w:pPr>
+        <w:pStyle w:val="Heading3"/>
+      </w:pPr>
+      <w:r>
         <w:t>Assess independent transfer</w:t>
       </w:r>
     </w:p>
     <w:p>
-      <w:r>
-        <w:t>Selected case: A fictional library adviser and its manual baseline face the same 6 reserved cases. The candidate has 4 full passes; the baseline has 5. One additional planned case is unrun by both. No speed data was collected. The team says “ours is faster and more reliable everywhere” and repairs it after seeing the failures. Explain what the counts support, two unsupported claims and how to label a rerun of the revealed cases.</w:t>
-      </w:r>
-    </w:p>
-    <w:p>
       <w:pPr>
         <w:pStyle w:val="Heading3"/>
       </w:pPr>
       <w:r>
+        <w:t>Independent question · withhold the key</w:t>
+      </w:r>
+    </w:p>
+    <w:p>
+      <w:pPr>
+        <w:spacing w:line="336" w:lineRule="auto" w:after="180"/>
+        <w:shd w:fill="F5F1FB"/>
+      </w:pPr>
+      <w:r>
+        <w:rPr>
+          <w:b w:val="0"/>
+        </w:rPr>
+        <w:t xml:space="preserve">Selected case: A fictional library adviser and its manual </w:t>
+      </w:r>
+      <w:r>
+        <w:rPr>
+          <w:b/>
+        </w:rPr>
+        <w:t>baseline</w:t>
+      </w:r>
+      <w:r>
+        <w:rPr>
+          <w:b w:val="0"/>
+        </w:rPr>
+        <w:t xml:space="preserve"> face the same 6 reserved cases. The candidate has 4 full passes; the </w:t>
+      </w:r>
+      <w:r>
+        <w:rPr>
+          <w:b/>
+        </w:rPr>
+        <w:t>baseline</w:t>
+      </w:r>
+      <w:r>
+        <w:rPr>
+          <w:b w:val="0"/>
+        </w:rPr>
+        <w:t xml:space="preserve"> has 5. One additional planned case is unrun by both. No speed data was collected.</w:t>
+      </w:r>
+    </w:p>
+    <w:p>
+      <w:pPr>
+        <w:spacing w:line="336" w:lineRule="auto" w:after="180"/>
+        <w:shd w:fill="F5F1FB"/>
+      </w:pPr>
+      <w:r>
+        <w:rPr>
+          <w:b w:val="0"/>
+        </w:rPr>
+        <w:t>The team says “ours is faster and more reliable everywhere” and repairs it after seeing the failures. Explain what the counts support, two unsupported claims and how to label a rerun of the revealed cases.</w:t>
+      </w:r>
+    </w:p>
+    <w:p>
+      <w:pPr>
+        <w:pStyle w:val="Heading3"/>
+      </w:pPr>
+      <w:r>
         <w:t>Selected case answer</w:t>
       </w:r>
     </w:p>
     <w:p>
-      <w:r>
-        <w:t>Report candidate 4 of 6 and baseline 5 of 6 full passes, with one unrun case for each. The baseline performed better on this measured set; neither result establishes reliability everywhere. Speed was not measured. A rerun after the failures informed a repair is development evidence for the revised version, not an unseen final test. Preserve the old results and label both versions.</w:t>
+      <w:pPr>
+        <w:pStyle w:val="Heading3"/>
+      </w:pPr>
+      <w:r>
+        <w:t>Teacher key · Selected case answer</w:t>
+      </w:r>
+    </w:p>
+    <w:p>
+      <w:pPr>
+        <w:spacing w:line="336" w:lineRule="auto" w:after="180"/>
+        <w:shd w:fill="F1F6FC"/>
+      </w:pPr>
+      <w:r>
+        <w:rPr>
+          <w:b w:val="0"/>
+        </w:rPr>
+        <w:t xml:space="preserve">Report candidate 4 of 6 and </w:t>
+      </w:r>
+      <w:r>
+        <w:rPr>
+          <w:b/>
+        </w:rPr>
+        <w:t>baseline</w:t>
+      </w:r>
+      <w:r>
+        <w:rPr>
+          <w:b w:val="0"/>
+        </w:rPr>
+        <w:t xml:space="preserve"> 5 of 6 full passes, with one unrun case for each. The </w:t>
+      </w:r>
+      <w:r>
+        <w:rPr>
+          <w:b/>
+        </w:rPr>
+        <w:t>baseline</w:t>
+      </w:r>
+      <w:r>
+        <w:rPr>
+          <w:b w:val="0"/>
+        </w:rPr>
+        <w:t xml:space="preserve"> performed better on this measured set; neither result establishes reliability everywhere. Speed was not measured.</w:t>
+      </w:r>
+    </w:p>
+    <w:p>
+      <w:pPr>
+        <w:spacing w:line="336" w:lineRule="auto" w:after="180"/>
+        <w:shd w:fill="F1F6FC"/>
+      </w:pPr>
+      <w:r>
+        <w:rPr>
+          <w:b w:val="0"/>
+        </w:rPr>
+        <w:t xml:space="preserve">A rerun after the failures informed a repair is development </w:t>
+      </w:r>
+      <w:r>
+        <w:rPr>
+          <w:b/>
+        </w:rPr>
+        <w:t>evidence</w:t>
+      </w:r>
+      <w:r>
+        <w:rPr>
+          <w:b w:val="0"/>
+        </w:rPr>
+        <w:t xml:space="preserve"> for the revised version, not an unseen final test. Preserve the old results and label both versions.</w:t>
       </w:r>
     </w:p>
     <w:tbl>
@@ -2769,21 +6030,77 @@
       </w:tr>
     </w:tbl>
     <w:p>
-      <w:r>
-        <w:t>Record each dimension as not yet, with support, or independent. Accept a valid alternative procedure with a defensible trace. Do not penalise an honestly recorded model failure if the learner correctly explains its evidence and limits.</w:t>
-      </w:r>
-    </w:p>
-    <w:p>
       <w:pPr>
         <w:pStyle w:val="Heading3"/>
       </w:pPr>
       <w:r>
+        <w:t>Teacher key · Selected case answer</w:t>
+      </w:r>
+    </w:p>
+    <w:p>
+      <w:pPr>
+        <w:spacing w:line="336" w:lineRule="auto" w:after="180"/>
+        <w:shd w:fill="F1F6FC"/>
+      </w:pPr>
+      <w:r>
+        <w:rPr>
+          <w:b w:val="0"/>
+        </w:rPr>
+        <w:t>Record each dimension as not yet, with support, or independent. Accept a valid alternative procedure with a defensible trace.</w:t>
+      </w:r>
+    </w:p>
+    <w:p>
+      <w:pPr>
+        <w:spacing w:line="336" w:lineRule="auto" w:after="180"/>
+        <w:shd w:fill="F1F6FC"/>
+      </w:pPr>
+      <w:r>
+        <w:rPr>
+          <w:b w:val="0"/>
+        </w:rPr>
+        <w:t xml:space="preserve">Do not penalise an honestly recorded model failure if the learner correctly explains its </w:t>
+      </w:r>
+      <w:r>
+        <w:rPr>
+          <w:b/>
+        </w:rPr>
+        <w:t>evidence</w:t>
+      </w:r>
+      <w:r>
+        <w:rPr>
+          <w:b w:val="0"/>
+        </w:rPr>
+        <w:t xml:space="preserve"> and limits.</w:t>
+      </w:r>
+    </w:p>
+    <w:p>
+      <w:pPr>
+        <w:pStyle w:val="Heading3"/>
+      </w:pPr>
+      <w:r>
         <w:t>Feedback that the learner uses</w:t>
       </w:r>
     </w:p>
     <w:p>
-      <w:r>
-        <w:t>Name the earliest unsupported step and give one action to repair it. Have the learner make that repair now and explain why. Then assess the relevant skill on a fresh, fully specified case. Confirm it was not previously practised with feedback; solve and check the new case before assigning it. A follow-up design prompt is a starting brief, not automatically an equivalent test.</w:t>
+      <w:pPr>
+        <w:spacing w:line="336" w:lineRule="auto" w:after="180"/>
+      </w:pPr>
+      <w:r>
+        <w:rPr>
+          <w:b w:val="0"/>
+        </w:rPr>
+        <w:t>Name the earliest unsupported step and give one action to repair it. Have the learner make that repair now and explain why. Then assess the relevant skill on a fresh, fully specified case.</w:t>
+      </w:r>
+    </w:p>
+    <w:p>
+      <w:pPr>
+        <w:spacing w:line="336" w:lineRule="auto" w:after="180"/>
+      </w:pPr>
+      <w:r>
+        <w:rPr>
+          <w:b w:val="0"/>
+        </w:rPr>
+        <w:t>Confirm it was not previously practised with feedback; solve and check the new case before assigning it. A follow-up design prompt is a starting brief, not automatically an equivalent test.</w:t>
       </w:r>
     </w:p>
     <w:p>
@@ -2795,11 +6112,86 @@
       </w:r>
     </w:p>
     <w:p>
+      <w:r>
+        <w:t>Connect Expo and Defense to Helpful Classroom Sorter, adapt support and plan a later changed-case check.</w:t>
+      </w:r>
+    </w:p>
+    <w:p>
       <w:pPr>
         <w:pStyle w:val="Heading3"/>
       </w:pPr>
       <w:r>
-        <w:t>Connect and extend learning</w:t>
+        <w:t>Helpful Classroom Sorter</w:t>
+      </w:r>
+    </w:p>
+    <w:p>
+      <w:pPr>
+        <w:spacing w:line="336" w:lineRule="auto" w:after="180"/>
+      </w:pPr>
+      <w:r>
+        <w:rPr>
+          <w:b w:val="0"/>
+        </w:rPr>
+        <w:t xml:space="preserve">Present the final Classroom Sorter portfolio and complete the AI-1 certification </w:t>
+      </w:r>
+      <w:r>
+        <w:rPr>
+          <w:b/>
+        </w:rPr>
+        <w:t>defense</w:t>
+      </w:r>
+      <w:r>
+        <w:rPr>
+          <w:b w:val="0"/>
+        </w:rPr>
+        <w:t>.</w:t>
+      </w:r>
+    </w:p>
+    <w:p>
+      <w:pPr>
+        <w:spacing w:line="336" w:lineRule="auto" w:after="180"/>
+      </w:pPr>
+      <w:r>
+        <w:rPr>
+          <w:b w:val="0"/>
+        </w:rPr>
+        <w:t xml:space="preserve">Keep the decision, </w:t>
+      </w:r>
+      <w:r>
+        <w:rPr>
+          <w:b/>
+        </w:rPr>
+        <w:t>input</w:t>
+      </w:r>
+      <w:r>
+        <w:rPr>
+          <w:b w:val="0"/>
+        </w:rPr>
+        <w:t xml:space="preserve">, result, explanation and remaining </w:t>
+      </w:r>
+      <w:r>
+        <w:rPr>
+          <w:b/>
+        </w:rPr>
+        <w:t>limitation</w:t>
+      </w:r>
+      <w:r>
+        <w:rPr>
+          <w:b w:val="0"/>
+        </w:rPr>
+        <w:t xml:space="preserve"> in the project </w:t>
+      </w:r>
+      <w:r>
+        <w:rPr>
+          <w:b/>
+        </w:rPr>
+        <w:t>evidence</w:t>
+      </w:r>
+      <w:r>
+        <w:rPr>
+          <w:b w:val="0"/>
+        </w:rPr>
+        <w:t xml:space="preserve"> record. Retrieve this record next week rather than restarting the project.</w:t>
       </w:r>
     </w:p>
     <w:p>
@@ -2807,17 +6199,54 @@
         <w:pStyle w:val="Heading3"/>
       </w:pPr>
       <w:r>
-        <w:t>Helpful Classroom Sorter</w:t>
-      </w:r>
-    </w:p>
-    <w:p>
-      <w:r>
-        <w:t>Present the final Classroom Sorter portfolio and complete the AI-1 certification defense.</w:t>
-      </w:r>
-    </w:p>
-    <w:p>
-      <w:r>
-        <w:t>Keep the decision, input, result, explanation and remaining limitation in the project evidence record. Retrieve this record next week rather than restarting the project.</w:t>
+        <w:t>Support and stretch</w:t>
+      </w:r>
+    </w:p>
+    <w:p>
+      <w:pPr>
+        <w:spacing w:line="336" w:lineRule="auto" w:after="180"/>
+      </w:pPr>
+      <w:r>
+        <w:rPr>
+          <w:b w:val="0"/>
+        </w:rPr>
+        <w:t xml:space="preserve">Use physical cards, spoken explanations and a three-stage drawing. Read aloud without giving the answer. Stretch: compare two </w:t>
+      </w:r>
+      <w:r>
+        <w:rPr>
+          <w:b/>
+        </w:rPr>
+        <w:t>mechanism</w:t>
+      </w:r>
+      <w:r>
+        <w:rPr>
+          <w:b w:val="0"/>
+        </w:rPr>
+        <w:t xml:space="preserve">s with the same visible </w:t>
+      </w:r>
+      <w:r>
+        <w:rPr>
+          <w:b/>
+        </w:rPr>
+        <w:t>output</w:t>
+      </w:r>
+      <w:r>
+        <w:rPr>
+          <w:b w:val="0"/>
+        </w:rPr>
+        <w:t xml:space="preserve"> and explain what </w:t>
+      </w:r>
+      <w:r>
+        <w:rPr>
+          <w:b/>
+        </w:rPr>
+        <w:t>evidence</w:t>
+      </w:r>
+      <w:r>
+        <w:rPr>
+          <w:b w:val="0"/>
+        </w:rPr>
+        <w:t xml:space="preserve"> distinguishes them.</w:t>
       </w:r>
     </w:p>
     <w:p>
@@ -2825,12 +6254,30 @@
         <w:pStyle w:val="Heading3"/>
       </w:pPr>
       <w:r>
-        <w:t>Support and stretch</w:t>
-      </w:r>
-    </w:p>
-    <w:p>
-      <w:r>
-        <w:t>Use physical cards, spoken explanations and a three-stage drawing. Read aloud without giving the answer. Stretch: compare two mechanisms with the same visible output and explain what evidence distinguishes them.</w:t>
+        <w:t>Exit reflection</w:t>
+      </w:r>
+    </w:p>
+    <w:p>
+      <w:pPr>
+        <w:spacing w:line="336" w:lineRule="auto" w:after="180"/>
+      </w:pPr>
+      <w:r>
+        <w:rPr>
+          <w:b w:val="0"/>
+        </w:rPr>
+        <w:t xml:space="preserve">Ask for one decision the learner can now justify and one situation requiring more </w:t>
+      </w:r>
+      <w:r>
+        <w:rPr>
+          <w:b/>
+        </w:rPr>
+        <w:t>evidence</w:t>
+      </w:r>
+      <w:r>
+        <w:rPr>
+          <w:b w:val="0"/>
+        </w:rPr>
+        <w:t xml:space="preserve"> or human review. Confidence ratings are separate from correct independent performance.</w:t>
       </w:r>
     </w:p>
     <w:p>
@@ -2838,12 +6285,30 @@
         <w:pStyle w:val="Heading3"/>
       </w:pPr>
       <w:r>
-        <w:t>Exit reflection</w:t>
-      </w:r>
-    </w:p>
-    <w:p>
-      <w:r>
-        <w:t>Ask for one decision the learner can now justify and one situation requiring more evidence or human review. Confidence ratings are separate from correct independent performance.</w:t>
+        <w:t>Bridge to the next week</w:t>
+      </w:r>
+    </w:p>
+    <w:p>
+      <w:pPr>
+        <w:spacing w:line="336" w:lineRule="auto" w:after="180"/>
+      </w:pPr>
+      <w:r>
+        <w:rPr>
+          <w:b w:val="0"/>
+        </w:rPr>
+        <w:t xml:space="preserve">Review the full project </w:t>
+      </w:r>
+      <w:r>
+        <w:rPr>
+          <w:b/>
+        </w:rPr>
+        <w:t>evidence</w:t>
+      </w:r>
+      <w:r>
+        <w:rPr>
+          <w:b w:val="0"/>
+        </w:rPr>
+        <w:t xml:space="preserve"> and choose concepts needing another independent attempt before the next level. One expo is not proof of mastery of all AI.</w:t>
       </w:r>
     </w:p>
     <w:p>
@@ -2851,12 +6316,180 @@
         <w:pStyle w:val="Heading3"/>
       </w:pPr>
       <w:r>
-        <w:t>Bridge to the next week</w:t>
-      </w:r>
-    </w:p>
-    <w:p>
-      <w:r>
-        <w:t>Review the full project evidence and choose concepts needing another independent attempt before the next level. One expo is not proof of mastery of all AI.</w:t>
+        <w:t>Support and fresh reassessment</w:t>
+      </w:r>
+    </w:p>
+    <w:p>
+      <w:pPr>
+        <w:spacing w:line="336" w:lineRule="auto" w:after="180"/>
+      </w:pPr>
+      <w:r>
+        <w:rPr>
+          <w:b w:val="0"/>
+        </w:rPr>
+        <w:t xml:space="preserve">Provide a blank record grid, read instructions aloud and allow oral </w:t>
+      </w:r>
+      <w:r>
+        <w:rPr>
+          <w:b/>
+        </w:rPr>
+        <w:t>defence</w:t>
+      </w:r>
+      <w:r>
+        <w:rPr>
+          <w:b w:val="0"/>
+        </w:rPr>
+        <w:t>, while recording assistance. Keep independent W4 responses before feedback.</w:t>
+      </w:r>
+    </w:p>
+    <w:p>
+      <w:pPr>
+        <w:spacing w:line="336" w:lineRule="auto" w:after="180"/>
+      </w:pPr>
+      <w:r>
+        <w:rPr>
+          <w:b w:val="0"/>
+        </w:rPr>
+        <w:t>Allow additional time for unrun cases with the same fixed version and record when they ran; do not manufacture completion.</w:t>
+      </w:r>
+    </w:p>
+    <w:p>
+      <w:pPr>
+        <w:spacing w:line="336" w:lineRule="auto" w:after="180"/>
+      </w:pPr>
+      <w:r>
+        <w:rPr>
+          <w:b w:val="0"/>
+        </w:rPr>
+        <w:t xml:space="preserve">Extension: propose an additional test for a stated </w:t>
+      </w:r>
+      <w:r>
+        <w:rPr>
+          <w:b/>
+        </w:rPr>
+        <w:t>limitation</w:t>
+      </w:r>
+      <w:r>
+        <w:rPr>
+          <w:b w:val="0"/>
+        </w:rPr>
+        <w:t xml:space="preserve"> and explain why it would help without claiming proof of every situation.</w:t>
+      </w:r>
+    </w:p>
+    <w:p>
+      <w:pPr>
+        <w:spacing w:line="336" w:lineRule="auto" w:after="180"/>
+      </w:pPr>
+      <w:r>
+        <w:rPr>
+          <w:b w:val="0"/>
+        </w:rPr>
+        <w:t xml:space="preserve">Assess four strands separately: faithful execution with traces; honest comparison including failures; independent explanation of rule-based </w:t>
+      </w:r>
+      <w:r>
+        <w:rPr>
+          <w:b/>
+        </w:rPr>
+        <w:t>mechanism</w:t>
+      </w:r>
+      <w:r>
+        <w:rPr>
+          <w:b w:val="0"/>
+        </w:rPr>
+        <w:t xml:space="preserve"> and </w:t>
+      </w:r>
+      <w:r>
+        <w:rPr>
+          <w:b/>
+        </w:rPr>
+        <w:t>human control</w:t>
+      </w:r>
+      <w:r>
+        <w:rPr>
+          <w:b w:val="0"/>
+        </w:rPr>
+        <w:t>; justified limits and next action.</w:t>
+      </w:r>
+    </w:p>
+    <w:p>
+      <w:pPr>
+        <w:spacing w:line="336" w:lineRule="auto" w:after="180"/>
+      </w:pPr>
+      <w:r>
+        <w:rPr>
+          <w:b w:val="0"/>
+        </w:rPr>
+        <w:t xml:space="preserve">Mark each secure, developing or not yet </w:t>
+      </w:r>
+      <w:r>
+        <w:rPr>
+          <w:b/>
+        </w:rPr>
+        <w:t>evidence</w:t>
+      </w:r>
+      <w:r>
+        <w:rPr>
+          <w:b w:val="0"/>
+        </w:rPr>
+        <w:t xml:space="preserve">d, with one cited </w:t>
+      </w:r>
+      <w:r>
+        <w:rPr>
+          <w:b/>
+        </w:rPr>
+        <w:t>observation</w:t>
+      </w:r>
+      <w:r>
+        <w:rPr>
+          <w:b w:val="0"/>
+        </w:rPr>
+        <w:t>. Do not infer individual mastery from group totals. W4 requires 4/6 versus 5/6, one unrun, unknown speed and a development rerun.</w:t>
+      </w:r>
+    </w:p>
+    <w:p>
+      <w:pPr>
+        <w:spacing w:line="336" w:lineRule="auto" w:after="180"/>
+      </w:pPr>
+      <w:r>
+        <w:rPr>
+          <w:b w:val="0"/>
+        </w:rPr>
+        <w:t xml:space="preserve">After support, retry with candidate 3/5 and </w:t>
+      </w:r>
+      <w:r>
+        <w:rPr>
+          <w:b/>
+        </w:rPr>
+        <w:t>baseline</w:t>
+      </w:r>
+      <w:r>
+        <w:rPr>
+          <w:b w:val="0"/>
+        </w:rPr>
+        <w:t xml:space="preserve"> 3/5, two unrun and no timing: a tie on observed passes, no universal or speed claim. Require fresh reasoning.</w:t>
+      </w:r>
+    </w:p>
+    <w:p>
+      <w:pPr>
+        <w:spacing w:line="336" w:lineRule="auto" w:after="180"/>
+      </w:pPr>
+      <w:r>
+        <w:rPr>
+          <w:b w:val="0"/>
+        </w:rPr>
+        <w:t xml:space="preserve">Grade 6 Foundations is complete. Grade 7 AI 2 begins programming and data. Carry forward versioned instructions, validation, tests, privacy and </w:t>
+      </w:r>
+      <w:r>
+        <w:rPr>
+          <w:b/>
+        </w:rPr>
+        <w:t>evidence</w:t>
+      </w:r>
+      <w:r>
+        <w:rPr>
+          <w:b w:val="0"/>
+        </w:rPr>
+        <w:t>-based conclusions; use the recorded assessment strands to plan support.</w:t>
       </w:r>
     </w:p>
     <w:p>
@@ -2864,40 +6497,40 @@
         <w:pStyle w:val="Heading3"/>
       </w:pPr>
       <w:r>
-        <w:t>Support and fresh reassessment</w:t>
-      </w:r>
-    </w:p>
-    <w:p>
-      <w:r>
-        <w:t>Provide a blank record grid, read instructions aloud and allow oral defence, while recording assistance. Keep independent W4 responses before feedback. Allow additional time for unrun cases with the same fixed version and record when they ran; do not manufacture completion. Extension: propose an additional test for a stated limitation and explain why it would help without claiming proof of every situation.</w:t>
-      </w:r>
-    </w:p>
-    <w:p>
-      <w:r>
-        <w:t>Assess four strands separately: faithful execution with traces; honest comparison including failures; independent explanation of rule-based mechanism and human control; justified limits and next action. Mark each secure, developing or not yet evidenced, with one cited observation. Do not infer individual mastery from group totals. W4 requires 4/6 versus 5/6, one unrun, unknown speed and a development rerun. After support, retry with candidate 3/5 and baseline 3/5, two unrun and no timing: a tie on observed passes, no universal or speed claim. Require fresh reasoning.</w:t>
-      </w:r>
-    </w:p>
-    <w:p>
-      <w:r>
-        <w:t>Grade 6 Foundations is complete. Grade 7 AI 2 begins programming and data. Carry forward versioned instructions, validation, tests, privacy and evidence-based conclusions; use the recorded assessment strands to plan support.</w:t>
-      </w:r>
-    </w:p>
-    <w:p>
-      <w:pPr>
-        <w:pStyle w:val="Heading3"/>
-      </w:pPr>
-      <w:r>
         <w:t>Plan the delayed return</w:t>
       </w:r>
     </w:p>
     <w:p>
-      <w:r>
+      <w:pPr>
+        <w:spacing w:line="336" w:lineRule="auto" w:after="180"/>
+      </w:pPr>
+      <w:r>
+        <w:rPr>
+          <w:b w:val="0"/>
+        </w:rPr>
         <w:t>Suggested return points in this level: plan a review after the level ends. Use actual classroom dates, adjusting for holidays and gaps. One, three and six teaching weeks are scheduling choices, not a claimed optimal spacing.</w:t>
       </w:r>
     </w:p>
     <w:p>
-      <w:r>
-        <w:t>At a delayed check, ask for the idea from memory and a changed application. Compare with the earlier independent response and record support used. For a new level, revisit the previous capstone before checking the new prerequisites.</w:t>
+      <w:pPr>
+        <w:spacing w:line="336" w:lineRule="auto" w:after="180"/>
+      </w:pPr>
+      <w:r>
+        <w:rPr>
+          <w:b w:val="0"/>
+        </w:rPr>
+        <w:t>At a delayed check, ask for the idea from memory and a changed application. Compare with the earlier independent response and record support used.</w:t>
+      </w:r>
+    </w:p>
+    <w:p>
+      <w:pPr>
+        <w:spacing w:line="336" w:lineRule="auto" w:after="180"/>
+      </w:pPr>
+      <w:r>
+        <w:rPr>
+          <w:b w:val="0"/>
+        </w:rPr>
+        <w:t>For a new level, revisit the previous capstone before checking the new prerequisites.</w:t>
       </w:r>
     </w:p>
     <w:tbl>
@@ -3057,8 +6690,26 @@
       </w:tr>
     </w:tbl>
     <w:p>
-      <w:r>
-        <w:t>Use the evidence to choose reteaching or the next step. A completed page, confidence rating or attractive project does not by itself demonstrate understanding.</w:t>
+      <w:pPr>
+        <w:spacing w:line="336" w:lineRule="auto" w:after="180"/>
+      </w:pPr>
+      <w:r>
+        <w:rPr>
+          <w:b w:val="0"/>
+        </w:rPr>
+        <w:t xml:space="preserve">Use the </w:t>
+      </w:r>
+      <w:r>
+        <w:rPr>
+          <w:b/>
+        </w:rPr>
+        <w:t>evidence</w:t>
+      </w:r>
+      <w:r>
+        <w:rPr>
+          <w:b w:val="0"/>
+        </w:rPr>
+        <w:t xml:space="preserve"> to choose reteaching or the next step. A completed page, confidence rating or attractive project does not by itself demonstrate understanding.</w:t>
       </w:r>
     </w:p>
     <w:p>
@@ -3070,8 +6721,38 @@
       </w:r>
     </w:p>
     <w:p>
-      <w:r>
-        <w:t>Present the Helpful Classroom Sorter’s versions, test records, baseline, failures and next investigation as an evidence portfolio.</w:t>
+      <w:pPr>
+        <w:spacing w:line="336" w:lineRule="auto" w:after="180"/>
+      </w:pPr>
+      <w:r>
+        <w:rPr>
+          <w:b w:val="0"/>
+        </w:rPr>
+        <w:t xml:space="preserve">Present the Helpful Classroom Sorter’s versions, test records, </w:t>
+      </w:r>
+      <w:r>
+        <w:rPr>
+          <w:b/>
+        </w:rPr>
+        <w:t>baseline</w:t>
+      </w:r>
+      <w:r>
+        <w:rPr>
+          <w:b w:val="0"/>
+        </w:rPr>
+        <w:t xml:space="preserve">, failures and next investigation as an </w:t>
+      </w:r>
+      <w:r>
+        <w:rPr>
+          <w:b/>
+        </w:rPr>
+        <w:t>evidence</w:t>
+      </w:r>
+      <w:r>
+        <w:rPr>
+          <w:b w:val="0"/>
+        </w:rPr>
+        <w:t xml:space="preserve"> portfolio.</w:t>
       </w:r>
     </w:p>
     <w:p>
@@ -3084,12 +6765,62 @@
     </w:p>
     <w:p>
       <w:r>
-        <w:t>Teaching target: Evaluate a saved candidate and a manual baseline fairly</w:t>
-      </w:r>
-    </w:p>
-    <w:p>
-      <w:r>
-        <w:t>Prepare the labelled worked-case picture, the matching workbook, fictional input cards and a place for individual responses. No paid AI account is required for the paper reasoning activities.</w:t>
+        <w:t>Use this preparation summary alongside the detailed Expo and Defense lesson; it is a checklist rather than a replacement for the full sequence.</w:t>
+      </w:r>
+    </w:p>
+    <w:p>
+      <w:pPr>
+        <w:pStyle w:val="Heading3"/>
+      </w:pPr>
+      <w:r>
+        <w:t>Teaching target</w:t>
+      </w:r>
+    </w:p>
+    <w:p>
+      <w:pPr>
+        <w:spacing w:line="336" w:lineRule="auto" w:after="180"/>
+        <w:shd w:fill="EDF7F3"/>
+      </w:pPr>
+      <w:r>
+        <w:rPr>
+          <w:b w:val="0"/>
+        </w:rPr>
+        <w:t xml:space="preserve">Teaching target: Evaluate a saved candidate and a manual </w:t>
+      </w:r>
+      <w:r>
+        <w:rPr>
+          <w:b/>
+        </w:rPr>
+        <w:t>baseline</w:t>
+      </w:r>
+      <w:r>
+        <w:rPr>
+          <w:b w:val="0"/>
+        </w:rPr>
+        <w:t xml:space="preserve"> fairly</w:t>
+      </w:r>
+    </w:p>
+    <w:p>
+      <w:pPr>
+        <w:spacing w:line="336" w:lineRule="auto" w:after="180"/>
+      </w:pPr>
+      <w:r>
+        <w:rPr>
+          <w:b w:val="0"/>
+        </w:rPr>
+        <w:t xml:space="preserve">Prepare the labelled worked-case picture, the matching workbook, fictional </w:t>
+      </w:r>
+      <w:r>
+        <w:rPr>
+          <w:b/>
+        </w:rPr>
+        <w:t>input</w:t>
+      </w:r>
+      <w:r>
+        <w:rPr>
+          <w:b w:val="0"/>
+        </w:rPr>
+        <w:t xml:space="preserve"> cards and a place for individual responses. No paid AI account is required for the paper reasoning activities.</w:t>
       </w:r>
     </w:p>
     <w:tbl>
@@ -3236,37 +6967,289 @@
       </w:tr>
     </w:tbl>
     <w:p>
-      <w:r>
-        <w:t>Before class, solve the supported practice: Use a separate sheet for the teacher’s reserved cases. For every case record its ID and inputs, catalogue and candidate labels, both methods’ observed outputs and reasons, and results after checking. Preserve failure traces. Here summarise each method’s full passes over attempted cases and list unrun cases. State what the comparison supports.</w:t>
-      </w:r>
-    </w:p>
-    <w:p>
-      <w:r>
-        <w:t>Reasoned practice answer: Use the reserved key in Preparation only after observations are saved. Full pass requires output and reason; no-match explanations must rule out all rows. Clarification must precede search. Report actual candidate and baseline counts over the same attempted cases, plus unrun cases. Never substitute the key for an observation or assume a baseline run was correct.</w:t>
-      </w:r>
-    </w:p>
-    <w:p>
-      <w:r>
-        <w:t>Check every learner before discussion: Use the worked case for Evaluating and explaining your project. Proposed explanation: “A polished presentation proves the system works”. Decide whether this explanation is supported. Point to the step or supplied fact that decides; explain your repair if needed.</w:t>
-      </w:r>
-    </w:p>
-    <w:p>
-      <w:r>
+      <w:pPr>
+        <w:spacing w:line="336" w:lineRule="auto" w:after="180"/>
+      </w:pPr>
+      <w:r>
+        <w:rPr>
+          <w:b w:val="0"/>
+        </w:rPr>
+        <w:t>Before class, solve the supported practice: Use a separate sheet for the teacher’s reserved cases.</w:t>
+      </w:r>
+    </w:p>
+    <w:p>
+      <w:pPr>
+        <w:spacing w:line="336" w:lineRule="auto" w:after="180"/>
+      </w:pPr>
+      <w:r>
+        <w:rPr>
+          <w:b w:val="0"/>
+        </w:rPr>
+        <w:t xml:space="preserve">For every case record its ID and </w:t>
+      </w:r>
+      <w:r>
+        <w:rPr>
+          <w:b/>
+        </w:rPr>
+        <w:t>input</w:t>
+      </w:r>
+      <w:r>
+        <w:rPr>
+          <w:b w:val="0"/>
+        </w:rPr>
+        <w:t xml:space="preserve">s, catalogue and candidate labels, both methods’ observed </w:t>
+      </w:r>
+      <w:r>
+        <w:rPr>
+          <w:b/>
+        </w:rPr>
+        <w:t>output</w:t>
+      </w:r>
+      <w:r>
+        <w:rPr>
+          <w:b w:val="0"/>
+        </w:rPr>
+        <w:t>s and reasons, and results after checking. Preserve failure traces.</w:t>
+      </w:r>
+    </w:p>
+    <w:p>
+      <w:pPr>
+        <w:spacing w:line="336" w:lineRule="auto" w:after="180"/>
+      </w:pPr>
+      <w:r>
+        <w:rPr>
+          <w:b w:val="0"/>
+        </w:rPr>
+        <w:t>Here summarise each method’s full passes over attempted cases and list unrun cases. State what the comparison supports.</w:t>
+      </w:r>
+    </w:p>
+    <w:p>
+      <w:pPr>
+        <w:pStyle w:val="Heading3"/>
+      </w:pPr>
+      <w:r>
+        <w:t>Supported practice answer</w:t>
+      </w:r>
+    </w:p>
+    <w:p>
+      <w:pPr>
+        <w:spacing w:line="336" w:lineRule="auto" w:after="180"/>
+        <w:shd w:fill="F1F6FC"/>
+      </w:pPr>
+      <w:r>
+        <w:rPr>
+          <w:b w:val="0"/>
+        </w:rPr>
+        <w:t xml:space="preserve">Reasoned practice answer: Use the reserved key in Preparation only after </w:t>
+      </w:r>
+      <w:r>
+        <w:rPr>
+          <w:b/>
+        </w:rPr>
+        <w:t>observation</w:t>
+      </w:r>
+      <w:r>
+        <w:rPr>
+          <w:b w:val="0"/>
+        </w:rPr>
+        <w:t xml:space="preserve">s are saved. Full pass requires </w:t>
+      </w:r>
+      <w:r>
+        <w:rPr>
+          <w:b/>
+        </w:rPr>
+        <w:t>output</w:t>
+      </w:r>
+      <w:r>
+        <w:rPr>
+          <w:b w:val="0"/>
+        </w:rPr>
+        <w:t xml:space="preserve"> and reason; no-match explanations must rule out all rows. Clarification must precede search.</w:t>
+      </w:r>
+    </w:p>
+    <w:p>
+      <w:pPr>
+        <w:spacing w:line="336" w:lineRule="auto" w:after="180"/>
+        <w:shd w:fill="F1F6FC"/>
+      </w:pPr>
+      <w:r>
+        <w:rPr>
+          <w:b w:val="0"/>
+        </w:rPr>
+        <w:t xml:space="preserve">Report actual candidate and </w:t>
+      </w:r>
+      <w:r>
+        <w:rPr>
+          <w:b/>
+        </w:rPr>
+        <w:t>baseline</w:t>
+      </w:r>
+      <w:r>
+        <w:rPr>
+          <w:b w:val="0"/>
+        </w:rPr>
+        <w:t xml:space="preserve"> counts over the same attempted cases, plus unrun cases. Never substitute the key for an </w:t>
+      </w:r>
+      <w:r>
+        <w:rPr>
+          <w:b/>
+        </w:rPr>
+        <w:t>observation</w:t>
+      </w:r>
+      <w:r>
+        <w:rPr>
+          <w:b w:val="0"/>
+        </w:rPr>
+        <w:t xml:space="preserve"> or assume a </w:t>
+      </w:r>
+      <w:r>
+        <w:rPr>
+          <w:b/>
+        </w:rPr>
+        <w:t>baseline</w:t>
+      </w:r>
+      <w:r>
+        <w:rPr>
+          <w:b w:val="0"/>
+        </w:rPr>
+        <w:t xml:space="preserve"> run was correct.</w:t>
+      </w:r>
+    </w:p>
+    <w:p>
+      <w:pPr>
+        <w:spacing w:line="336" w:lineRule="auto" w:after="180"/>
+      </w:pPr>
+      <w:r>
+        <w:rPr>
+          <w:b w:val="0"/>
+        </w:rPr>
+        <w:t>Check every learner before discussion: Use the worked case for Evaluating and explaining your project. Proposed explanation: “A polished presentation proves the system works”. Decide whether this explanation is supported.</w:t>
+      </w:r>
+    </w:p>
+    <w:p>
+      <w:pPr>
+        <w:spacing w:line="336" w:lineRule="auto" w:after="180"/>
+      </w:pPr>
+      <w:r>
+        <w:rPr>
+          <w:b w:val="0"/>
+        </w:rPr>
+        <w:t>Point to the step or supplied fact that decides; explain your repair if needed.</w:t>
+      </w:r>
+    </w:p>
+    <w:p>
+      <w:pPr>
+        <w:pStyle w:val="Heading3"/>
+      </w:pPr>
+      <w:r>
+        <w:t>Repair the misconception</w:t>
+      </w:r>
+    </w:p>
+    <w:p>
+      <w:pPr>
+        <w:spacing w:line="336" w:lineRule="auto" w:after="180"/>
+        <w:shd w:fill="FFF5E6"/>
+      </w:pPr>
+      <w:r>
+        <w:rPr>
+          <w:b w:val="0"/>
+        </w:rPr>
         <w:t>Misconception repair: Ask for the saved instruction, trace and actual result behind the claim.</w:t>
       </w:r>
     </w:p>
     <w:p>
-      <w:r>
-        <w:t>Support: read the exact case aloud, enlarge the labelled picture, supply input cards and model only the first deciding step. Accept a spoken explanation or drawing; retain the reasoning goal.</w:t>
-      </w:r>
-    </w:p>
-    <w:p>
-      <w:r>
-        <w:t>Extension: Someone adds the two unrun cases to the denominator as failures. Require a prediction and a reason before comparing. Expected result: That reports a different measure, 8/12 completed successes out of planned cases. Reason: It cannot be called the original attempted-case pass rate; distinguish completion from evaluated correctness.</w:t>
-      </w:r>
-    </w:p>
-    <w:p>
-      <w:r>
+      <w:pPr>
+        <w:pStyle w:val="Heading3"/>
+      </w:pPr>
+      <w:r>
+        <w:t>Support without giving away the answer</w:t>
+      </w:r>
+    </w:p>
+    <w:p>
+      <w:pPr>
+        <w:spacing w:line="336" w:lineRule="auto" w:after="180"/>
+        <w:shd w:fill="F1F6F8"/>
+      </w:pPr>
+      <w:r>
+        <w:rPr>
+          <w:b w:val="0"/>
+        </w:rPr>
+        <w:t xml:space="preserve">Support: read the exact case aloud, enlarge the labelled picture, supply </w:t>
+      </w:r>
+      <w:r>
+        <w:rPr>
+          <w:b/>
+        </w:rPr>
+        <w:t>input</w:t>
+      </w:r>
+      <w:r>
+        <w:rPr>
+          <w:b w:val="0"/>
+        </w:rPr>
+        <w:t xml:space="preserve"> cards and model only the first deciding step. Accept a spoken explanation or drawing; retain the reasoning goal.</w:t>
+      </w:r>
+    </w:p>
+    <w:p>
+      <w:pPr>
+        <w:pStyle w:val="Heading3"/>
+      </w:pPr>
+      <w:r>
+        <w:t>Extend the reasoning</w:t>
+      </w:r>
+    </w:p>
+    <w:p>
+      <w:pPr>
+        <w:spacing w:line="336" w:lineRule="auto" w:after="180"/>
+        <w:shd w:fill="F5F1FB"/>
+      </w:pPr>
+      <w:r>
+        <w:rPr>
+          <w:b w:val="0"/>
+        </w:rPr>
+        <w:t xml:space="preserve">Extension: Someone adds the two unrun cases to the denominator as failures. Require a </w:t>
+      </w:r>
+      <w:r>
+        <w:rPr>
+          <w:b/>
+        </w:rPr>
+        <w:t>prediction</w:t>
+      </w:r>
+      <w:r>
+        <w:rPr>
+          <w:b w:val="0"/>
+        </w:rPr>
+        <w:t xml:space="preserve"> and a reason before comparing. Expected result: That reports a different measure, 8/12 completed successes out of planned cases.</w:t>
+      </w:r>
+    </w:p>
+    <w:p>
+      <w:pPr>
+        <w:spacing w:line="336" w:lineRule="auto" w:after="180"/>
+        <w:shd w:fill="F5F1FB"/>
+      </w:pPr>
+      <w:r>
+        <w:rPr>
+          <w:b w:val="0"/>
+        </w:rPr>
+        <w:t>Reason: It cannot be called the original attempted-case pass rate; distinguish completion from evaluated correctness.</w:t>
+      </w:r>
+    </w:p>
+    <w:p>
+      <w:pPr>
+        <w:pStyle w:val="Heading3"/>
+      </w:pPr>
+      <w:r>
+        <w:t>Protect the independent attempt</w:t>
+      </w:r>
+    </w:p>
+    <w:p>
+      <w:pPr>
+        <w:spacing w:line="336" w:lineRule="auto" w:after="180"/>
+        <w:shd w:fill="FFF5E6"/>
+      </w:pPr>
+      <w:r>
+        <w:rPr>
+          <w:b w:val="0"/>
+        </w:rPr>
         <w:t>Independent assessment: withhold the reserved answer until the learner has attempted the new case. Record support separately from correctness.</w:t>
       </w:r>
     </w:p>
@@ -3455,13 +7438,58 @@
       </w:tr>
     </w:tbl>
     <w:p>
-      <w:r>
-        <w:t>Project checkpoint: Present and defend. Demonstrate the system, explain one failure and justify the next improvement with evidence.</w:t>
-      </w:r>
-    </w:p>
-    <w:p>
-      <w:r>
-        <w:t>Use the weekly teacher answer for topic-specific reasoning. A saved progress tick is an activity record; judge mastery from the learner’s explanation and evidence.</w:t>
+      <w:pPr>
+        <w:pStyle w:val="Heading3"/>
+      </w:pPr>
+      <w:r>
+        <w:t>Project checkpoint</w:t>
+      </w:r>
+    </w:p>
+    <w:p>
+      <w:pPr>
+        <w:spacing w:line="336" w:lineRule="auto" w:after="180"/>
+        <w:shd w:fill="EDF7F3"/>
+      </w:pPr>
+      <w:r>
+        <w:rPr>
+          <w:b w:val="0"/>
+        </w:rPr>
+        <w:t xml:space="preserve">Project checkpoint: Present and defend. Demonstrate the system, explain one failure and justify the next improvement with </w:t>
+      </w:r>
+      <w:r>
+        <w:rPr>
+          <w:b/>
+        </w:rPr>
+        <w:t>evidence</w:t>
+      </w:r>
+      <w:r>
+        <w:rPr>
+          <w:b w:val="0"/>
+        </w:rPr>
+        <w:t>.</w:t>
+      </w:r>
+    </w:p>
+    <w:p>
+      <w:pPr>
+        <w:spacing w:line="336" w:lineRule="auto" w:after="180"/>
+      </w:pPr>
+      <w:r>
+        <w:rPr>
+          <w:b w:val="0"/>
+        </w:rPr>
+        <w:t xml:space="preserve">Use the weekly teacher answer for topic-specific reasoning. A saved progress tick is an activity record; judge mastery from the learner’s explanation and </w:t>
+      </w:r>
+      <w:r>
+        <w:rPr>
+          <w:b/>
+        </w:rPr>
+        <w:t>evidence</w:t>
+      </w:r>
+      <w:r>
+        <w:rPr>
+          <w:b w:val="0"/>
+        </w:rPr>
+        <w:t>.</w:t>
       </w:r>
     </w:p>
     <w:p>
@@ -3474,27 +7502,1025 @@
     </w:p>
     <w:p>
       <w:r>
-        <w:t>Use the two formative questions as supported practice, not as independent mastery scores. Discuss the deciding evidence rather than accepting a guessed selection.</w:t>
-      </w:r>
-    </w:p>
-    <w:p>
-      <w:r>
+        <w:t>Use feedback, earlier review and portfolios purposefully. Apply the coding routine only when this lesson has an executable lab.</w:t>
+      </w:r>
+    </w:p>
+    <w:p>
+      <w:pPr>
+        <w:spacing w:line="336" w:lineRule="auto" w:after="180"/>
+      </w:pPr>
+      <w:r>
+        <w:rPr>
+          <w:b w:val="0"/>
+        </w:rPr>
+        <w:t xml:space="preserve">Use the two formative questions as supported practice, not as independent mastery scores. Discuss the deciding </w:t>
+      </w:r>
+      <w:r>
+        <w:rPr>
+          <w:b/>
+        </w:rPr>
+        <w:t>evidence</w:t>
+      </w:r>
+      <w:r>
+        <w:rPr>
+          <w:b w:val="0"/>
+        </w:rPr>
+        <w:t xml:space="preserve"> rather than accepting a guessed selection.</w:t>
+      </w:r>
+    </w:p>
+    <w:p>
+      <w:pPr>
+        <w:spacing w:line="336" w:lineRule="auto" w:after="180"/>
+      </w:pPr>
+      <w:r>
+        <w:rPr>
+          <w:b w:val="0"/>
+        </w:rPr>
         <w:t>The feedback comes from the reviewed public worked case. Do not reveal the separately reserved independent teacher answer until the learner has attempted that case.</w:t>
       </w:r>
     </w:p>
     <w:p>
-      <w:r>
-        <w:t>Ask students to predict before running code. Preserve errors and actual outputs; collect a changed test and an explanation. The branch-boundary and indexing lessons deliberately include failure cases.</w:t>
-      </w:r>
-    </w:p>
-    <w:p>
-      <w:r>
+      <w:pPr>
+        <w:pStyle w:val="Heading3"/>
+      </w:pPr>
+      <w:r>
+        <w:t>For later coding lessons</w:t>
+      </w:r>
+    </w:p>
+    <w:p>
+      <w:r>
+        <w:t>This week has no code block. Use this routine when a later lesson includes an executable lab.</w:t>
+      </w:r>
+    </w:p>
+    <w:p>
+      <w:pPr>
+        <w:spacing w:line="336" w:lineRule="auto" w:after="180"/>
+        <w:shd w:fill="F1F6F8"/>
+      </w:pPr>
+      <w:r>
+        <w:rPr>
+          <w:b w:val="0"/>
+        </w:rPr>
+        <w:t xml:space="preserve">Ask students to predict before running code. Preserve errors and actual </w:t>
+      </w:r>
+      <w:r>
+        <w:rPr>
+          <w:b/>
+        </w:rPr>
+        <w:t>output</w:t>
+      </w:r>
+      <w:r>
+        <w:rPr>
+          <w:b w:val="0"/>
+        </w:rPr>
+        <w:t>s; collect a changed test and an explanation. The branch-boundary and indexing lessons deliberately include failure cases.</w:t>
+      </w:r>
+    </w:p>
+    <w:p>
+      <w:pPr>
+        <w:spacing w:line="336" w:lineRule="auto" w:after="180"/>
+      </w:pPr>
+      <w:r>
+        <w:rPr>
+          <w:b w:val="0"/>
+        </w:rPr>
         <w:t>Use the earlier worked-explanation links to address a specific missing building block, then return to the current question. Adapt this suggestion after observing the learner; it is not an automatic diagnosis.</w:t>
       </w:r>
     </w:p>
     <w:p>
-      <w:r>
-        <w:t>Collect the completed-work portfolio as evidence. Record support separately from correctness, and assess explanation, trace/test and limitations. Progress ticks and quiz selections alone do not establish mastery.</w:t>
+      <w:pPr>
+        <w:spacing w:line="336" w:lineRule="auto" w:after="180"/>
+      </w:pPr>
+      <w:r>
+        <w:rPr>
+          <w:b w:val="0"/>
+        </w:rPr>
+        <w:t xml:space="preserve">Collect the completed-work portfolio as </w:t>
+      </w:r>
+      <w:r>
+        <w:rPr>
+          <w:b/>
+        </w:rPr>
+        <w:t>evidence</w:t>
+      </w:r>
+      <w:r>
+        <w:rPr>
+          <w:b w:val="0"/>
+        </w:rPr>
+        <w:t xml:space="preserve">. Record support separately from correctness, and assess explanation, trace/test and </w:t>
+      </w:r>
+      <w:r>
+        <w:rPr>
+          <w:b/>
+        </w:rPr>
+        <w:t>limitation</w:t>
+      </w:r>
+      <w:r>
+        <w:rPr>
+          <w:b w:val="0"/>
+        </w:rPr>
+        <w:t>s. Progress ticks and quiz selections alone do not establish mastery.</w:t>
+      </w:r>
+    </w:p>
+    <w:p>
+      <w:pPr>
+        <w:pStyle w:val="Heading1"/>
+      </w:pPr>
+      <w:r>
+        <w:t>09. Visual concept journey</w:t>
+      </w:r>
+    </w:p>
+    <w:p>
+      <w:r>
+        <w:t>Show one Expo and Defense graphic at a time, request a prediction and discuss its trace before the independent assessment.</w:t>
+      </w:r>
+    </w:p>
+    <w:p>
+      <w:pPr>
+        <w:spacing w:line="336" w:lineRule="auto" w:after="180"/>
+      </w:pPr>
+      <w:r>
+        <w:rPr>
+          <w:b w:val="0"/>
+        </w:rPr>
+        <w:t xml:space="preserve">Use one picture at a time. Hide a worked result before asking for a </w:t>
+      </w:r>
+      <w:r>
+        <w:rPr>
+          <w:b/>
+        </w:rPr>
+        <w:t>prediction</w:t>
+      </w:r>
+      <w:r>
+        <w:rPr>
+          <w:b w:val="0"/>
+        </w:rPr>
+        <w:t>, then reveal it for feedback. These are supported teaching cases; retain the separate independent assessment for a fresh first attempt.</w:t>
+      </w:r>
+    </w:p>
+    <w:p>
+      <w:pPr>
+        <w:pStyle w:val="Heading3"/>
+      </w:pPr>
+      <w:r>
+        <w:t>01. Expo and Defense: the case</w:t>
+      </w:r>
+    </w:p>
+    <w:p>
+      <w:r>
+        <w:drawing>
+          <wp:inline xmlns:a="http://schemas.openxmlformats.org/drawingml/2006/main" xmlns:pic="http://schemas.openxmlformats.org/drawingml/2006/picture">
+            <wp:extent cx="5486400" cy="3142488"/>
+            <wp:docPr id="3" name="Picture 3" descr="A fictional paper sorter team prepares an exhibition evidence board. Supplied facts: Both prototype and manual baseline attempt the same 10 reserved cases. Prototype passes 8; baseline passes 9. Two additional planned cases are unrun. No timing or pupil-satisfaction measures were collected."/>
+            <wp:cNvGraphicFramePr>
+              <a:graphicFrameLocks noChangeAspect="1"/>
+            </wp:cNvGraphicFramePr>
+            <a:graphic>
+              <a:graphicData uri="http://schemas.openxmlformats.org/drawingml/2006/picture">
+                <pic:pic>
+                  <pic:nvPicPr>
+                    <pic:cNvPr id="0" name="academy-story-ai-1-36-01.png"/>
+                    <pic:cNvPicPr/>
+                  </pic:nvPicPr>
+                  <pic:blipFill>
+                    <a:blip r:embed="rId11"/>
+                    <a:stretch>
+                      <a:fillRect/>
+                    </a:stretch>
+                  </pic:blipFill>
+                  <pic:spPr>
+                    <a:xfrm>
+                      <a:off x="0" y="0"/>
+                      <a:ext cx="5486400" cy="3142488"/>
+                    </a:xfrm>
+                    <a:prstGeom prst="rect"/>
+                  </pic:spPr>
+                </pic:pic>
+              </a:graphicData>
+            </a:graphic>
+          </wp:inline>
+        </w:drawing>
+      </w:r>
+    </w:p>
+    <w:p>
+      <w:pPr>
+        <w:spacing w:line="336" w:lineRule="auto" w:after="180"/>
+      </w:pPr>
+      <w:r>
+        <w:rPr>
+          <w:b w:val="0"/>
+        </w:rPr>
+        <w:t xml:space="preserve">A fictional paper sorter team prepares an exhibition </w:t>
+      </w:r>
+      <w:r>
+        <w:rPr>
+          <w:b/>
+        </w:rPr>
+        <w:t>evidence</w:t>
+      </w:r>
+      <w:r>
+        <w:rPr>
+          <w:b w:val="0"/>
+        </w:rPr>
+        <w:t xml:space="preserve"> board. Supplied facts: Both prototype and manual </w:t>
+      </w:r>
+      <w:r>
+        <w:rPr>
+          <w:b/>
+        </w:rPr>
+        <w:t>baseline</w:t>
+      </w:r>
+      <w:r>
+        <w:rPr>
+          <w:b w:val="0"/>
+        </w:rPr>
+        <w:t xml:space="preserve"> attempt the same 10 reserved cases. Prototype passes 8; </w:t>
+      </w:r>
+      <w:r>
+        <w:rPr>
+          <w:b/>
+        </w:rPr>
+        <w:t>baseline</w:t>
+      </w:r>
+      <w:r>
+        <w:rPr>
+          <w:b w:val="0"/>
+        </w:rPr>
+        <w:t xml:space="preserve"> passes 9.</w:t>
+      </w:r>
+    </w:p>
+    <w:p>
+      <w:pPr>
+        <w:spacing w:line="336" w:lineRule="auto" w:after="180"/>
+      </w:pPr>
+      <w:r>
+        <w:rPr>
+          <w:b w:val="0"/>
+        </w:rPr>
+        <w:t>Two additional planned cases are unrun. No timing or pupil-satisfaction measures were collected.</w:t>
+      </w:r>
+    </w:p>
+    <w:p>
+      <w:pPr>
+        <w:spacing w:line="336" w:lineRule="auto" w:after="180"/>
+        <w:shd w:fill="F5F1FB"/>
+      </w:pPr>
+      <w:r>
+        <w:rPr>
+          <w:b w:val="0"/>
+        </w:rPr>
+        <w:t>Point to the given fact that matters most. Explain why it matters.</w:t>
+      </w:r>
+    </w:p>
+    <w:p>
+      <w:pPr>
+        <w:pStyle w:val="Heading3"/>
+      </w:pPr>
+      <w:r>
+        <w:t>Discuss while showing the picture</w:t>
+      </w:r>
+    </w:p>
+    <w:p>
+      <w:pPr>
+        <w:spacing w:line="336" w:lineRule="auto" w:after="180"/>
+        <w:shd w:fill="F1F6F8"/>
+      </w:pPr>
+      <w:r>
+        <w:rPr>
+          <w:b w:val="0"/>
+        </w:rPr>
+        <w:t>Teacher prompt: Point to the given fact that matters most. Explain why it matters. Ask learners to describe one label or arrow in ordinary words. Use the adjacent transcript if the image is difficult to see.</w:t>
+      </w:r>
+    </w:p>
+    <w:p>
+      <w:pPr>
+        <w:pStyle w:val="Heading3"/>
+      </w:pPr>
+      <w:r>
+        <w:t>02. Follow the deciding steps</w:t>
+      </w:r>
+    </w:p>
+    <w:p>
+      <w:r>
+        <w:drawing>
+          <wp:inline xmlns:a="http://schemas.openxmlformats.org/drawingml/2006/main" xmlns:pic="http://schemas.openxmlformats.org/drawingml/2006/picture">
+            <wp:extent cx="5486400" cy="4005072"/>
+            <wp:docPr id="4" name="Picture 4" descr="Describe contract: Show the task, inputs, rule and reserved case selection. → Show results: Prototype 8/10=80%; baseline 9/10=90% on attempted cases. → Keep incomplete work: Two unrun cases remain visible, without pass/fail labels. → Defend conclusion: Prototype did not beat baseline on this measured outcome; explain its failures."/>
+            <wp:cNvGraphicFramePr>
+              <a:graphicFrameLocks noChangeAspect="1"/>
+            </wp:cNvGraphicFramePr>
+            <a:graphic>
+              <a:graphicData uri="http://schemas.openxmlformats.org/drawingml/2006/picture">
+                <pic:pic>
+                  <pic:nvPicPr>
+                    <pic:cNvPr id="0" name="academy-story-ai-1-36-02.png"/>
+                    <pic:cNvPicPr/>
+                  </pic:nvPicPr>
+                  <pic:blipFill>
+                    <a:blip r:embed="rId12"/>
+                    <a:stretch>
+                      <a:fillRect/>
+                    </a:stretch>
+                  </pic:blipFill>
+                  <pic:spPr>
+                    <a:xfrm>
+                      <a:off x="0" y="0"/>
+                      <a:ext cx="5486400" cy="4005072"/>
+                    </a:xfrm>
+                    <a:prstGeom prst="rect"/>
+                  </pic:spPr>
+                </pic:pic>
+              </a:graphicData>
+            </a:graphic>
+          </wp:inline>
+        </w:drawing>
+      </w:r>
+    </w:p>
+    <w:p>
+      <w:pPr>
+        <w:spacing w:line="336" w:lineRule="auto" w:after="180"/>
+      </w:pPr>
+      <w:r>
+        <w:rPr>
+          <w:b w:val="0"/>
+        </w:rPr>
+        <w:t xml:space="preserve">Describe contract: Show the task, </w:t>
+      </w:r>
+      <w:r>
+        <w:rPr>
+          <w:b/>
+        </w:rPr>
+        <w:t>input</w:t>
+      </w:r>
+      <w:r>
+        <w:rPr>
+          <w:b w:val="0"/>
+        </w:rPr>
+        <w:t>s, rule and reserved case selection. → Show results: Prototype 8/10=</w:t>
+      </w:r>
+      <w:r>
+        <w:rPr>
+          <w:b/>
+        </w:rPr>
+        <w:t>80%</w:t>
+      </w:r>
+      <w:r>
+        <w:rPr>
+          <w:b w:val="0"/>
+        </w:rPr>
+        <w:t xml:space="preserve">; </w:t>
+      </w:r>
+      <w:r>
+        <w:rPr>
+          <w:b/>
+        </w:rPr>
+        <w:t>baseline</w:t>
+      </w:r>
+      <w:r>
+        <w:rPr>
+          <w:b w:val="0"/>
+        </w:rPr>
+        <w:t xml:space="preserve"> 9/10=90% on attempted cases. → Keep incomplete work: Two unrun cases remain visible, without pass/fail labels. → Defend conclusion: Prototype did not beat </w:t>
+      </w:r>
+      <w:r>
+        <w:rPr>
+          <w:b/>
+        </w:rPr>
+        <w:t>baseline</w:t>
+      </w:r>
+      <w:r>
+        <w:rPr>
+          <w:b w:val="0"/>
+        </w:rPr>
+        <w:t xml:space="preserve"> on this measured outcome; explain its failures.</w:t>
+      </w:r>
+    </w:p>
+    <w:p>
+      <w:pPr>
+        <w:spacing w:line="336" w:lineRule="auto" w:after="180"/>
+        <w:shd w:fill="F5F1FB"/>
+      </w:pPr>
+      <w:r>
+        <w:rPr>
+          <w:b w:val="0"/>
+        </w:rPr>
+        <w:t xml:space="preserve">Point to each numbered stage and explain which recorded </w:t>
+      </w:r>
+      <w:r>
+        <w:rPr>
+          <w:b/>
+        </w:rPr>
+        <w:t>input</w:t>
+      </w:r>
+      <w:r>
+        <w:rPr>
+          <w:b w:val="0"/>
+        </w:rPr>
+        <w:t xml:space="preserve"> it uses.</w:t>
+      </w:r>
+    </w:p>
+    <w:p>
+      <w:pPr>
+        <w:pStyle w:val="Heading3"/>
+      </w:pPr>
+      <w:r>
+        <w:t>Discuss while showing the picture</w:t>
+      </w:r>
+    </w:p>
+    <w:p>
+      <w:pPr>
+        <w:spacing w:line="336" w:lineRule="auto" w:after="180"/>
+        <w:shd w:fill="F1F6F8"/>
+      </w:pPr>
+      <w:r>
+        <w:rPr>
+          <w:b w:val="0"/>
+        </w:rPr>
+        <w:t xml:space="preserve">Teacher prompt: Point to each numbered stage and explain which recorded </w:t>
+      </w:r>
+      <w:r>
+        <w:rPr>
+          <w:b/>
+        </w:rPr>
+        <w:t>input</w:t>
+      </w:r>
+      <w:r>
+        <w:rPr>
+          <w:b w:val="0"/>
+        </w:rPr>
+        <w:t xml:space="preserve"> it uses. Ask learners to describe one label or arrow in ordinary words. Use the adjacent transcript if the image is difficult to see.</w:t>
+      </w:r>
+    </w:p>
+    <w:p>
+      <w:pPr>
+        <w:pStyle w:val="Heading3"/>
+      </w:pPr>
+      <w:r>
+        <w:t>03. Shared reserved-case comparison</w:t>
+      </w:r>
+    </w:p>
+    <w:p>
+      <w:r>
+        <w:drawing>
+          <wp:inline xmlns:a="http://schemas.openxmlformats.org/drawingml/2006/main" xmlns:pic="http://schemas.openxmlformats.org/drawingml/2006/picture">
+            <wp:extent cx="5486400" cy="2834640"/>
+            <wp:docPr id="5" name="Picture 5" descr="Shared reserved-case comparison. Units: passes out of 10 attempted. Prototype: 8. Manual baseline: 9."/>
+            <wp:cNvGraphicFramePr>
+              <a:graphicFrameLocks noChangeAspect="1"/>
+            </wp:cNvGraphicFramePr>
+            <a:graphic>
+              <a:graphicData uri="http://schemas.openxmlformats.org/drawingml/2006/picture">
+                <pic:pic>
+                  <pic:nvPicPr>
+                    <pic:cNvPr id="0" name="academy-story-ai-1-36-03.png"/>
+                    <pic:cNvPicPr/>
+                  </pic:nvPicPr>
+                  <pic:blipFill>
+                    <a:blip r:embed="rId13"/>
+                    <a:stretch>
+                      <a:fillRect/>
+                    </a:stretch>
+                  </pic:blipFill>
+                  <pic:spPr>
+                    <a:xfrm>
+                      <a:off x="0" y="0"/>
+                      <a:ext cx="5486400" cy="2834640"/>
+                    </a:xfrm>
+                    <a:prstGeom prst="rect"/>
+                  </pic:spPr>
+                </pic:pic>
+              </a:graphicData>
+            </a:graphic>
+          </wp:inline>
+        </w:drawing>
+      </w:r>
+    </w:p>
+    <w:p>
+      <w:pPr>
+        <w:spacing w:line="336" w:lineRule="auto" w:after="180"/>
+      </w:pPr>
+      <w:r>
+        <w:rPr>
+          <w:b w:val="0"/>
+        </w:rPr>
+        <w:t xml:space="preserve">Shared reserved-case comparison. Units: passes out of 10 attempted. Prototype: 8. Manual </w:t>
+      </w:r>
+      <w:r>
+        <w:rPr>
+          <w:b/>
+        </w:rPr>
+        <w:t>baseline</w:t>
+      </w:r>
+      <w:r>
+        <w:rPr>
+          <w:b w:val="0"/>
+        </w:rPr>
+        <w:t>: 9.</w:t>
+      </w:r>
+    </w:p>
+    <w:p>
+      <w:pPr>
+        <w:spacing w:line="336" w:lineRule="auto" w:after="180"/>
+        <w:shd w:fill="F5F1FB"/>
+      </w:pPr>
+      <w:r>
+        <w:rPr>
+          <w:b w:val="0"/>
+        </w:rPr>
+        <w:t>Read the labels and values. Explain the relationship the model shows.</w:t>
+      </w:r>
+    </w:p>
+    <w:p>
+      <w:pPr>
+        <w:pStyle w:val="Heading3"/>
+      </w:pPr>
+      <w:r>
+        <w:t>Discuss while showing the picture</w:t>
+      </w:r>
+    </w:p>
+    <w:p>
+      <w:pPr>
+        <w:spacing w:line="336" w:lineRule="auto" w:after="180"/>
+        <w:shd w:fill="F1F6F8"/>
+      </w:pPr>
+      <w:r>
+        <w:rPr>
+          <w:b w:val="0"/>
+        </w:rPr>
+        <w:t>Teacher prompt: Read the labels and values. Explain the relationship the model shows. Ask learners to describe one label or arrow in ordinary words. Use the adjacent transcript if the image is difficult to see.</w:t>
+      </w:r>
+    </w:p>
+    <w:p>
+      <w:pPr>
+        <w:spacing w:line="336" w:lineRule="auto" w:after="180"/>
+        <w:shd w:fill="F1F6F8"/>
+      </w:pPr>
+      <w:r>
+        <w:rPr>
+          <w:b w:val="0"/>
+        </w:rPr>
+        <w:t>Check row/column meanings, units and denominators before discussing a difference. Supplied toy values are not real class or model results.</w:t>
+      </w:r>
+    </w:p>
+    <w:p>
+      <w:pPr>
+        <w:pStyle w:val="Heading3"/>
+      </w:pPr>
+      <w:r>
+        <w:t>04. Change one thing. Trace what follows.</w:t>
+      </w:r>
+    </w:p>
+    <w:p>
+      <w:r>
+        <w:drawing>
+          <wp:inline xmlns:a="http://schemas.openxmlformats.org/drawingml/2006/main" xmlns:pic="http://schemas.openxmlformats.org/drawingml/2006/picture">
+            <wp:extent cx="5486400" cy="3179064"/>
+            <wp:docPr id="6" name="Picture 6" descr="Original case: Prototype did not beat baseline on this measured outcome; explain its failures. Changed condition: Someone adds the two unrun cases to the denominator as failures. Expected result: That reports a different measure, 8/12 completed successes out of planned cases. Reason: It cannot be called the original attempted-case pass rate; distinguish completion from evaluated correctness."/>
+            <wp:cNvGraphicFramePr>
+              <a:graphicFrameLocks noChangeAspect="1"/>
+            </wp:cNvGraphicFramePr>
+            <a:graphic>
+              <a:graphicData uri="http://schemas.openxmlformats.org/drawingml/2006/picture">
+                <pic:pic>
+                  <pic:nvPicPr>
+                    <pic:cNvPr id="0" name="academy-story-ai-1-36-04.png"/>
+                    <pic:cNvPicPr/>
+                  </pic:nvPicPr>
+                  <pic:blipFill>
+                    <a:blip r:embed="rId14"/>
+                    <a:stretch>
+                      <a:fillRect/>
+                    </a:stretch>
+                  </pic:blipFill>
+                  <pic:spPr>
+                    <a:xfrm>
+                      <a:off x="0" y="0"/>
+                      <a:ext cx="5486400" cy="3179064"/>
+                    </a:xfrm>
+                    <a:prstGeom prst="rect"/>
+                  </pic:spPr>
+                </pic:pic>
+              </a:graphicData>
+            </a:graphic>
+          </wp:inline>
+        </w:drawing>
+      </w:r>
+    </w:p>
+    <w:p>
+      <w:pPr>
+        <w:spacing w:line="336" w:lineRule="auto" w:after="180"/>
+      </w:pPr>
+      <w:r>
+        <w:rPr>
+          <w:b w:val="0"/>
+        </w:rPr>
+        <w:t xml:space="preserve">Original case: Prototype did not beat </w:t>
+      </w:r>
+      <w:r>
+        <w:rPr>
+          <w:b/>
+        </w:rPr>
+        <w:t>baseline</w:t>
+      </w:r>
+      <w:r>
+        <w:rPr>
+          <w:b w:val="0"/>
+        </w:rPr>
+        <w:t xml:space="preserve"> on this measured outcome; explain its failures. Changed condition: Someone adds the two unrun cases to the denominator as failures.</w:t>
+      </w:r>
+    </w:p>
+    <w:p>
+      <w:pPr>
+        <w:spacing w:line="336" w:lineRule="auto" w:after="180"/>
+      </w:pPr>
+      <w:r>
+        <w:rPr>
+          <w:b w:val="0"/>
+        </w:rPr>
+        <w:t>Expected result: That reports a different measure, 8/12 completed successes out of planned cases. Reason: It cannot be called the original attempted-case pass rate; distinguish completion from evaluated correctness.</w:t>
+      </w:r>
+    </w:p>
+    <w:p>
+      <w:pPr>
+        <w:spacing w:line="336" w:lineRule="auto" w:after="180"/>
+        <w:shd w:fill="F5F1FB"/>
+      </w:pPr>
+      <w:r>
+        <w:rPr>
+          <w:b w:val="0"/>
+        </w:rPr>
+        <w:t>Predict before checking the worked changed-case result. Name what changed and what the supplied facts allow you to conclude.</w:t>
+      </w:r>
+    </w:p>
+    <w:p>
+      <w:pPr>
+        <w:pStyle w:val="Heading3"/>
+      </w:pPr>
+      <w:r>
+        <w:t>Discuss while showing the picture</w:t>
+      </w:r>
+    </w:p>
+    <w:p>
+      <w:pPr>
+        <w:spacing w:line="336" w:lineRule="auto" w:after="180"/>
+        <w:shd w:fill="F1F6F8"/>
+      </w:pPr>
+      <w:r>
+        <w:rPr>
+          <w:b w:val="0"/>
+        </w:rPr>
+        <w:t>Teacher prompt: Predict before checking the worked changed-case result. Name what changed and what the supplied facts allow you to conclude. Ask learners to describe one label or arrow in ordinary words.</w:t>
+      </w:r>
+    </w:p>
+    <w:p>
+      <w:pPr>
+        <w:spacing w:line="336" w:lineRule="auto" w:after="180"/>
+        <w:shd w:fill="F1F6F8"/>
+      </w:pPr>
+      <w:r>
+        <w:rPr>
+          <w:b w:val="0"/>
+        </w:rPr>
+        <w:t>Use the adjacent transcript if the image is difficult to see. Changed-case reasoning: It cannot be called the original attempted-case pass rate; distinguish completion from evaluated correctness.</w:t>
+      </w:r>
+    </w:p>
+    <w:p>
+      <w:pPr>
+        <w:pStyle w:val="Heading3"/>
+      </w:pPr>
+      <w:r>
+        <w:t>05. Connect the explanation to its limit</w:t>
+      </w:r>
+    </w:p>
+    <w:p>
+      <w:r>
+        <w:drawing>
+          <wp:inline xmlns:a="http://schemas.openxmlformats.org/drawingml/2006/main" xmlns:pic="http://schemas.openxmlformats.org/drawingml/2006/picture">
+            <wp:extent cx="5486400" cy="2834640"/>
+            <wp:docPr id="7" name="Picture 7" descr="An exhibition should make the evidence inspectable. A polished demonstration is not a substitute for the reserved-case record. The shared cases allow a direct descriptive comparison of pass rates; missing timing data prevents a claim that the prototype is faster. Unrun cases must not be treated as successes. Limit: This fictional evaluation does not demonstrate classroom learning impact or performance on every future request."/>
+            <wp:cNvGraphicFramePr>
+              <a:graphicFrameLocks noChangeAspect="1"/>
+            </wp:cNvGraphicFramePr>
+            <a:graphic>
+              <a:graphicData uri="http://schemas.openxmlformats.org/drawingml/2006/picture">
+                <pic:pic>
+                  <pic:nvPicPr>
+                    <pic:cNvPr id="0" name="academy-story-ai-1-36-05.png"/>
+                    <pic:cNvPicPr/>
+                  </pic:nvPicPr>
+                  <pic:blipFill>
+                    <a:blip r:embed="rId15"/>
+                    <a:stretch>
+                      <a:fillRect/>
+                    </a:stretch>
+                  </pic:blipFill>
+                  <pic:spPr>
+                    <a:xfrm>
+                      <a:off x="0" y="0"/>
+                      <a:ext cx="5486400" cy="2834640"/>
+                    </a:xfrm>
+                    <a:prstGeom prst="rect"/>
+                  </pic:spPr>
+                </pic:pic>
+              </a:graphicData>
+            </a:graphic>
+          </wp:inline>
+        </w:drawing>
+      </w:r>
+    </w:p>
+    <w:p>
+      <w:pPr>
+        <w:spacing w:line="336" w:lineRule="auto" w:after="180"/>
+      </w:pPr>
+      <w:r>
+        <w:rPr>
+          <w:b w:val="0"/>
+        </w:rPr>
+        <w:t xml:space="preserve">An exhibition should make the </w:t>
+      </w:r>
+      <w:r>
+        <w:rPr>
+          <w:b/>
+        </w:rPr>
+        <w:t>evidence</w:t>
+      </w:r>
+      <w:r>
+        <w:rPr>
+          <w:b w:val="0"/>
+        </w:rPr>
+        <w:t xml:space="preserve"> inspectable. A polished </w:t>
+      </w:r>
+      <w:r>
+        <w:rPr>
+          <w:b/>
+        </w:rPr>
+        <w:t>demonstration</w:t>
+      </w:r>
+      <w:r>
+        <w:rPr>
+          <w:b w:val="0"/>
+        </w:rPr>
+        <w:t xml:space="preserve"> is not a substitute for the reserved-case record.</w:t>
+      </w:r>
+    </w:p>
+    <w:p>
+      <w:pPr>
+        <w:spacing w:line="336" w:lineRule="auto" w:after="180"/>
+      </w:pPr>
+      <w:r>
+        <w:rPr>
+          <w:b w:val="0"/>
+        </w:rPr>
+        <w:t>The shared cases allow a direct descriptive comparison of pass rates; missing timing data prevents a claim that the prototype is faster. Unrun cases must not be treated as successes.</w:t>
+      </w:r>
+    </w:p>
+    <w:p>
+      <w:pPr>
+        <w:spacing w:line="336" w:lineRule="auto" w:after="180"/>
+      </w:pPr>
+      <w:r>
+        <w:rPr>
+          <w:b w:val="0"/>
+        </w:rPr>
+        <w:t>Limit: This fictional evaluation does not demonstrate classroom learning impact or performance on every future request.</w:t>
+      </w:r>
+    </w:p>
+    <w:p>
+      <w:pPr>
+        <w:spacing w:line="336" w:lineRule="auto" w:after="180"/>
+        <w:shd w:fill="F5F1FB"/>
+      </w:pPr>
+      <w:r>
+        <w:rPr>
+          <w:b w:val="0"/>
+        </w:rPr>
+        <w:t>Explain the case, then point to a limit on the claim.</w:t>
+      </w:r>
+    </w:p>
+    <w:p>
+      <w:pPr>
+        <w:pStyle w:val="Heading3"/>
+      </w:pPr>
+      <w:r>
+        <w:t>Discuss while showing the picture</w:t>
+      </w:r>
+    </w:p>
+    <w:p>
+      <w:pPr>
+        <w:spacing w:line="336" w:lineRule="auto" w:after="180"/>
+        <w:shd w:fill="F1F6F8"/>
+      </w:pPr>
+      <w:r>
+        <w:rPr>
+          <w:b w:val="0"/>
+        </w:rPr>
+        <w:t>Teacher prompt: Explain the case, then point to a limit on the claim. Ask learners to describe one label or arrow in ordinary words. Use the adjacent transcript if the image is difficult to see.</w:t>
+      </w:r>
+    </w:p>
+    <w:p>
+      <w:pPr>
+        <w:spacing w:line="336" w:lineRule="auto" w:after="180"/>
+        <w:shd w:fill="F1F6F8"/>
+      </w:pPr>
+      <w:r>
+        <w:rPr>
+          <w:b w:val="0"/>
+        </w:rPr>
+        <w:t>Keep the stated scope: This fictional evaluation does not demonstrate classroom learning impact or performance on every future request.</w:t>
+      </w:r>
+    </w:p>
+    <w:p>
+      <w:pPr>
+        <w:pStyle w:val="Heading3"/>
+      </w:pPr>
+      <w:r>
+        <w:t>06. Make the idea visible in your project</w:t>
+      </w:r>
+    </w:p>
+    <w:p>
+      <w:r>
+        <w:drawing>
+          <wp:inline xmlns:a="http://schemas.openxmlformats.org/drawingml/2006/main" xmlns:pic="http://schemas.openxmlformats.org/drawingml/2006/picture">
+            <wp:extent cx="5486400" cy="3380232"/>
+            <wp:docPr id="8" name="Picture 8" descr="Present the Helpful Classroom Sorter’s versions, test records, baseline, failures and next investigation as an evidence portfolio. Draw your input, deciding step, result and limit. Supported question: Write one defensible success statement and one claim the evidence cannot support."/>
+            <wp:cNvGraphicFramePr>
+              <a:graphicFrameLocks noChangeAspect="1"/>
+            </wp:cNvGraphicFramePr>
+            <a:graphic>
+              <a:graphicData uri="http://schemas.openxmlformats.org/drawingml/2006/picture">
+                <pic:pic>
+                  <pic:nvPicPr>
+                    <pic:cNvPr id="0" name="academy-story-ai-1-36-06.png"/>
+                    <pic:cNvPicPr/>
+                  </pic:nvPicPr>
+                  <pic:blipFill>
+                    <a:blip r:embed="rId16"/>
+                    <a:stretch>
+                      <a:fillRect/>
+                    </a:stretch>
+                  </pic:blipFill>
+                  <pic:spPr>
+                    <a:xfrm>
+                      <a:off x="0" y="0"/>
+                      <a:ext cx="5486400" cy="3380232"/>
+                    </a:xfrm>
+                    <a:prstGeom prst="rect"/>
+                  </pic:spPr>
+                </pic:pic>
+              </a:graphicData>
+            </a:graphic>
+          </wp:inline>
+        </w:drawing>
+      </w:r>
+    </w:p>
+    <w:p>
+      <w:pPr>
+        <w:spacing w:line="336" w:lineRule="auto" w:after="180"/>
+      </w:pPr>
+      <w:r>
+        <w:rPr>
+          <w:b w:val="0"/>
+        </w:rPr>
+        <w:t xml:space="preserve">Present the Helpful Classroom Sorter’s versions, test records, </w:t>
+      </w:r>
+      <w:r>
+        <w:rPr>
+          <w:b/>
+        </w:rPr>
+        <w:t>baseline</w:t>
+      </w:r>
+      <w:r>
+        <w:rPr>
+          <w:b w:val="0"/>
+        </w:rPr>
+        <w:t xml:space="preserve">, failures and next investigation as an </w:t>
+      </w:r>
+      <w:r>
+        <w:rPr>
+          <w:b/>
+        </w:rPr>
+        <w:t>evidence</w:t>
+      </w:r>
+      <w:r>
+        <w:rPr>
+          <w:b w:val="0"/>
+        </w:rPr>
+        <w:t xml:space="preserve"> portfolio. Draw your </w:t>
+      </w:r>
+      <w:r>
+        <w:rPr>
+          <w:b/>
+        </w:rPr>
+        <w:t>input</w:t>
+      </w:r>
+      <w:r>
+        <w:rPr>
+          <w:b w:val="0"/>
+        </w:rPr>
+        <w:t>, deciding step, result and limit.</w:t>
+      </w:r>
+    </w:p>
+    <w:p>
+      <w:pPr>
+        <w:spacing w:line="336" w:lineRule="auto" w:after="180"/>
+      </w:pPr>
+      <w:r>
+        <w:rPr>
+          <w:b w:val="0"/>
+        </w:rPr>
+        <w:t xml:space="preserve">Supported question: Write one defensible success statement and one claim the </w:t>
+      </w:r>
+      <w:r>
+        <w:rPr>
+          <w:b/>
+        </w:rPr>
+        <w:t>evidence</w:t>
+      </w:r>
+      <w:r>
+        <w:rPr>
+          <w:b w:val="0"/>
+        </w:rPr>
+        <w:t xml:space="preserve"> cannot support.</w:t>
+      </w:r>
+    </w:p>
+    <w:p>
+      <w:pPr>
+        <w:spacing w:line="336" w:lineRule="auto" w:after="180"/>
+        <w:shd w:fill="F5F1FB"/>
+      </w:pPr>
+      <w:r>
+        <w:rPr>
+          <w:b w:val="0"/>
+        </w:rPr>
+        <w:t xml:space="preserve">Draw your project trace and justify the deciding step using </w:t>
+      </w:r>
+      <w:r>
+        <w:rPr>
+          <w:b/>
+        </w:rPr>
+        <w:t>evidence</w:t>
+      </w:r>
+      <w:r>
+        <w:rPr>
+          <w:b w:val="0"/>
+        </w:rPr>
+        <w:t>.</w:t>
+      </w:r>
+    </w:p>
+    <w:p>
+      <w:pPr>
+        <w:pStyle w:val="Heading3"/>
+      </w:pPr>
+      <w:r>
+        <w:t>Discuss while showing the picture</w:t>
+      </w:r>
+    </w:p>
+    <w:p>
+      <w:pPr>
+        <w:spacing w:line="336" w:lineRule="auto" w:after="180"/>
+        <w:shd w:fill="F1F6F8"/>
+      </w:pPr>
+      <w:r>
+        <w:rPr>
+          <w:b w:val="0"/>
+        </w:rPr>
+        <w:t xml:space="preserve">Teacher prompt: Draw your project trace and justify the deciding step using </w:t>
+      </w:r>
+      <w:r>
+        <w:rPr>
+          <w:b/>
+        </w:rPr>
+        <w:t>evidence</w:t>
+      </w:r>
+      <w:r>
+        <w:rPr>
+          <w:b w:val="0"/>
+        </w:rPr>
+        <w:t>. Ask learners to describe one label or arrow in ordinary words. Use the adjacent transcript if the image is difficult to see.</w:t>
+      </w:r>
+    </w:p>
+    <w:p>
+      <w:pPr>
+        <w:spacing w:line="336" w:lineRule="auto" w:after="180"/>
+        <w:shd w:fill="F1F6F8"/>
+      </w:pPr>
+      <w:r>
+        <w:rPr>
+          <w:b w:val="0"/>
+        </w:rPr>
+        <w:t xml:space="preserve">Supported practice key: Defensible: 8 of 10 attempted reserved cases passed. Unsupported: the prototype is faster or more accurate than the </w:t>
+      </w:r>
+      <w:r>
+        <w:rPr>
+          <w:b/>
+        </w:rPr>
+        <w:t>baseline</w:t>
+      </w:r>
+      <w:r>
+        <w:rPr>
+          <w:b w:val="0"/>
+        </w:rPr>
+        <w:t>.</w:t>
       </w:r>
     </w:p>
     <w:sectPr>

--- a/downloads/teacher/ai-1-week-36.docx
+++ b/downloads/teacher/ai-1-week-36.docx
@@ -137,7 +137,7 @@
           </w:tcPr>
           <w:p>
             <w:r>
-              <w:t>Sections 1–6; record the brief recall in the workbook.</w:t>
+              <w:t>Use Your mission, Notice the evidence, See how it works, Compare the cases, Words that unlock the idea and Follow a worked example; record the brief recall in the workbook.</w:t>
             </w:r>
           </w:p>
         </w:tc>
@@ -169,7 +169,7 @@
           </w:tcPr>
           <w:p>
             <w:r>
-              <w:t>Sections 7–10; use the matching workbook W2 and misconception check.</w:t>
+              <w:t>Use Find and repair a mistake, Practise together, Run the investigation and Build your understanding; use the matching workbook W2 and misconception check.</w:t>
             </w:r>
           </w:p>
         </w:tc>
@@ -201,7 +201,7 @@
           </w:tcPr>
           <w:p>
             <w:r>
-              <w:t>Sections 9 and 11–14. Give extra time to finish the full task set; use Section 15 when the week includes a coding lab.</w:t>
+              <w:t>Use Run the investigation, Connect your project, Show what you know, Study a complete case and Try a new case independently. Allow extra time for the full task set. Use a coding lab only when this week actually provides one; Your lesson route is the planning section.</w:t>
             </w:r>
           </w:p>
         </w:tc>
@@ -6896,7 +6896,7 @@
           </w:tcPr>
           <w:p>
             <w:r>
-              <w:t>Sections 1–6; record the brief recall in the workbook.</w:t>
+              <w:t>Use Your mission, Notice the evidence, See how it works, Compare the cases, Words that unlock the idea and Follow a worked example; record the brief recall in the workbook.</w:t>
             </w:r>
           </w:p>
         </w:tc>
@@ -6928,7 +6928,7 @@
           </w:tcPr>
           <w:p>
             <w:r>
-              <w:t>Sections 7–10; use the matching workbook W2 and misconception check.</w:t>
+              <w:t>Use Find and repair a mistake, Practise together, Run the investigation and Build your understanding; use the matching workbook W2 and misconception check.</w:t>
             </w:r>
           </w:p>
         </w:tc>
@@ -6960,7 +6960,7 @@
           </w:tcPr>
           <w:p>
             <w:r>
-              <w:t>Sections 9 and 11–14. Give extra time to finish the full task set; use Section 15 when the week includes a coding lab.</w:t>
+              <w:t>Use Run the investigation, Connect your project, Show what you know, Study a complete case and Try a new case independently. Allow extra time for the full task set. Use a coding lab only when this week actually provides one; Your lesson route is the planning section.</w:t>
             </w:r>
           </w:p>
         </w:tc>

--- a/downloads/teacher/ai-1-week-36.docx
+++ b/downloads/teacher/ai-1-week-36.docx
@@ -25,20 +25,38 @@
         <w:pStyle w:val="Heading1"/>
       </w:pPr>
       <w:r>
-        <w:t>01. Expo and Defense</w:t>
-      </w:r>
-    </w:p>
-    <w:p>
-      <w:r>
-        <w:t>Prepare Expo and Defense: check the target, prerequisites, resources and adaptable teaching schedule.</w:t>
-      </w:r>
-    </w:p>
-    <w:p>
-      <w:pPr>
-        <w:pStyle w:val="Heading3"/>
-      </w:pPr>
-      <w:r>
-        <w:t>Teach the learning cycle</w:t>
+        <w:t>Teach the final defence through evidence, not polish.</w:t>
+      </w:r>
+    </w:p>
+    <w:p>
+      <w:r>
+        <w:t>Keep final inputs reserved until candidates are fixed, collect actual traces and assess individual reasoning separately from group results.</w:t>
+      </w:r>
+    </w:p>
+    <w:p>
+      <w:r>
+        <w:t>Look for faithful execution, honest comparison, human control and justified limits.</w:t>
+      </w:r>
+    </w:p>
+    <w:p>
+      <w:pPr>
+        <w:pStyle w:val="Heading1"/>
+      </w:pPr>
+      <w:r>
+        <w:t>01. Prepare this connected week</w:t>
+      </w:r>
+    </w:p>
+    <w:p>
+      <w:r>
+        <w:t>Use one main plan and keep practice separate from the independent first attempt.</w:t>
+      </w:r>
+    </w:p>
+    <w:p>
+      <w:pPr>
+        <w:pStyle w:val="Heading2"/>
+      </w:pPr>
+      <w:r>
+        <w:t>Learning goal and precision</w:t>
       </w:r>
     </w:p>
     <w:p>
@@ -62,6 +80,111 @@
           <w:b w:val="0"/>
         </w:rPr>
         <w:t xml:space="preserve"> fairly</w:t>
+      </w:r>
+    </w:p>
+    <w:p>
+      <w:pPr>
+        <w:spacing w:line="336" w:lineRule="auto" w:after="180"/>
+      </w:pPr>
+      <w:r>
+        <w:rPr>
+          <w:b w:val="0"/>
+        </w:rPr>
+        <w:t>This final week evaluates the saved paper candidate, not presentation polish or an imagined trained model. Fix instructions before revealing the new catalogue and requests.</w:t>
+      </w:r>
+    </w:p>
+    <w:p>
+      <w:pPr>
+        <w:spacing w:line="336" w:lineRule="auto" w:after="180"/>
+      </w:pPr>
+      <w:r>
+        <w:rPr>
+          <w:b w:val="0"/>
+        </w:rPr>
+        <w:t xml:space="preserve">Keep the key below teacher-only until </w:t>
+      </w:r>
+      <w:r>
+        <w:rPr>
+          <w:b/>
+        </w:rPr>
+        <w:t>observation</w:t>
+      </w:r>
+      <w:r>
+        <w:rPr>
+          <w:b w:val="0"/>
+        </w:rPr>
+        <w:t>s are recorded. If a pupil has already seen these cases, use a fresh teacher-checked set and record that substitution; do not call familiar cases unseen.</w:t>
+      </w:r>
+    </w:p>
+    <w:p>
+      <w:pPr>
+        <w:spacing w:line="336" w:lineRule="auto" w:after="180"/>
+      </w:pPr>
+      <w:r>
+        <w:rPr>
+          <w:b w:val="0"/>
+        </w:rPr>
+        <w:t xml:space="preserve">By the end, I can defend a project using measured results, limits and an honest </w:t>
+      </w:r>
+      <w:r>
+        <w:rPr>
+          <w:b/>
+        </w:rPr>
+        <w:t>baseline</w:t>
+      </w:r>
+      <w:r>
+        <w:rPr>
+          <w:b w:val="0"/>
+        </w:rPr>
+        <w:t xml:space="preserve"> comparison.</w:t>
+      </w:r>
+    </w:p>
+    <w:p>
+      <w:pPr>
+        <w:pStyle w:val="Heading2"/>
+      </w:pPr>
+      <w:r>
+        <w:t>What to prepare</w:t>
+      </w:r>
+    </w:p>
+    <w:p>
+      <w:pPr>
+        <w:pStyle w:val="ListBullet"/>
+      </w:pPr>
+      <w:r>
+        <w:t>Use the supplied scenario, student illustrations and blank paper. For numeric work, offer counters or a calculator after learners show the setup. Fictional records are supplied; personal data and paid accounts are unnecessary.</w:t>
+      </w:r>
+    </w:p>
+    <w:p>
+      <w:pPr>
+        <w:pStyle w:val="ListBullet"/>
+      </w:pPr>
+      <w:r>
+        <w:t>Saved candidate, manual baseline, development folder and blank record sheets with the fields listed in W2. Provide the catalogue and requests without the answer key after candidates are fixed.</w:t>
+      </w:r>
+    </w:p>
+    <w:p>
+      <w:pPr>
+        <w:pStyle w:val="ListBullet"/>
+      </w:pPr>
+      <w:r>
+        <w:t>Reserved catalogue B version 4 keeps B1 to B4 order and names, with times 18, 14, 11, 7 minutes and quiet labels Yes, No, Yes, No. All materials are assumed available. Same input and matching rules as before.</w:t>
+      </w:r>
+    </w:p>
+    <w:p>
+      <w:pPr>
+        <w:pStyle w:val="ListBullet"/>
+      </w:pPr>
+      <w:r>
+        <w:t>Reserved requests and key: F1 7 No → B4; F2 11 Yes → B3; F3 14 No → B2; F4 18 Yes → B1; F5 6 No → no match; F6 7 Yes → no match; F7 0 No → no match; F8 30 Yes → B1; F9 31 No → clarify; F10 blank minutes Yes → clarify. For F1–F4, earlier rows fail time; the selected row fits with equality and satisfies quiet. F5 and F7 fail all times. F6 fits only nonquiet B4, which quiet excludes. F8 accepts first quiet B1. F9 and F10 fail validation before search.</w:t>
+      </w:r>
+    </w:p>
+    <w:p>
+      <w:pPr>
+        <w:pStyle w:val="Heading2"/>
+      </w:pPr>
+      <w:r>
+        <w:t>Main teaching plan</w:t>
       </w:r>
     </w:p>
     <w:tbl>
@@ -243,9 +366,271 @@
     </w:p>
     <w:p>
       <w:pPr>
+        <w:pStyle w:val="Heading2"/>
+      </w:pPr>
+      <w:r>
+        <w:t>Opening retrieval and readiness</w:t>
+      </w:r>
+    </w:p>
+    <w:p>
+      <w:pPr>
+        <w:spacing w:line="336" w:lineRule="auto" w:after="180"/>
+      </w:pPr>
+      <w:r>
+        <w:rPr>
+          <w:b w:val="0"/>
+        </w:rPr>
+        <w:t>Without opening the old lesson, explain one key idea from Improve One Cause. Give an example and a mistake that the idea helps you avoid.</w:t>
+      </w:r>
+    </w:p>
+    <w:p>
+      <w:pPr>
+        <w:spacing w:line="336" w:lineRule="auto" w:after="180"/>
+      </w:pPr>
+      <w:r>
+        <w:rPr>
+          <w:b w:val="0"/>
+        </w:rPr>
+        <w:t>Look for: Repair a located defect without changing the agreed requirements</w:t>
+      </w:r>
+    </w:p>
+    <w:p>
+      <w:pPr>
+        <w:spacing w:line="336" w:lineRule="auto" w:after="180"/>
+      </w:pPr>
+      <w:r>
+        <w:rPr>
+          <w:b w:val="0"/>
+        </w:rPr>
+        <w:t>Reference example, not the only acceptable wording: Expected B1 with equality and quiet satisfied; S0 incorrectly returns no match because its time condition is strictly less than. S1 uses no more than, including equality.</w:t>
+      </w:r>
+    </w:p>
+    <w:p>
+      <w:pPr>
+        <w:spacing w:line="336" w:lineRule="auto" w:after="180"/>
+      </w:pPr>
+      <w:r>
+        <w:rPr>
+          <w:b w:val="0"/>
+        </w:rPr>
+        <w:t>Preserve validation, quiet, first-match order, advancement, stopping and reset. Save S0, its failing trace and exact request/catalogue labels beside the new S1 change record and rerun.</w:t>
+      </w:r>
+    </w:p>
+    <w:p>
+      <w:pPr>
+        <w:spacing w:line="336" w:lineRule="auto" w:after="180"/>
+      </w:pPr>
+      <w:r>
+        <w:rPr>
+          <w:b w:val="0"/>
+        </w:rPr>
+        <w:t>Without opening the old lesson, explain one key idea from Test Normal Cases. Give an example and a mistake that the idea helps you avoid.</w:t>
+      </w:r>
+    </w:p>
+    <w:p>
+      <w:pPr>
+        <w:spacing w:line="336" w:lineRule="auto" w:after="180"/>
+      </w:pPr>
+      <w:r>
+        <w:rPr>
+          <w:b w:val="0"/>
+        </w:rPr>
+        <w:t>Look for: Plan routine cases with expected results derived from the requirements</w:t>
+      </w:r>
+    </w:p>
+    <w:p>
+      <w:pPr>
+        <w:spacing w:line="336" w:lineRule="auto" w:after="180"/>
+      </w:pPr>
+      <w:r>
+        <w:rPr>
+          <w:b w:val="0"/>
+        </w:rPr>
+        <w:t>Reference example, not the only acceptable wording: R1 B1 because time fits and it is quiet; early match. R2 B2 because B1 is too long, B2 fits and quiet is unrestricted; later match.</w:t>
+      </w:r>
+    </w:p>
+    <w:p>
+      <w:pPr>
+        <w:spacing w:line="336" w:lineRule="auto" w:after="180"/>
+      </w:pPr>
+      <w:r>
+        <w:rPr>
+          <w:b w:val="0"/>
+        </w:rPr>
+        <w:t xml:space="preserve">R3 no match because every time exceeds 6; exhaustion. R4 no match because B2 fails quiet while other rows exceed 9; both conditions. Record P1 version 1, B version 1 and the manual </w:t>
+      </w:r>
+      <w:r>
+        <w:rPr>
+          <w:b/>
+        </w:rPr>
+        <w:t>baseline</w:t>
+      </w:r>
+      <w:r>
+        <w:rPr>
+          <w:b w:val="0"/>
+        </w:rPr>
+        <w:t>.</w:t>
+      </w:r>
+    </w:p>
+    <w:p>
+      <w:pPr>
+        <w:spacing w:line="336" w:lineRule="auto" w:after="180"/>
+      </w:pPr>
+      <w:r>
+        <w:rPr>
+          <w:b w:val="0"/>
+        </w:rPr>
+        <w:t xml:space="preserve">A full pass needs the required </w:t>
+      </w:r>
+      <w:r>
+        <w:rPr>
+          <w:b/>
+        </w:rPr>
+        <w:t>output</w:t>
+      </w:r>
+      <w:r>
+        <w:rPr>
+          <w:b w:val="0"/>
+        </w:rPr>
+        <w:t xml:space="preserve"> and a correct explanation.</w:t>
+      </w:r>
+    </w:p>
+    <w:p>
+      <w:pPr>
+        <w:spacing w:line="336" w:lineRule="auto" w:after="180"/>
+      </w:pPr>
+      <w:r>
+        <w:rPr>
+          <w:b w:val="0"/>
+        </w:rPr>
+        <w:t xml:space="preserve">Without opening the old lesson, explain one key idea from Choose </w:t>
+      </w:r>
+      <w:r>
+        <w:rPr>
+          <w:b/>
+        </w:rPr>
+        <w:t>Input</w:t>
+      </w:r>
+      <w:r>
+        <w:rPr>
+          <w:b w:val="0"/>
+        </w:rPr>
+        <w:t xml:space="preserve">s and </w:t>
+      </w:r>
+      <w:r>
+        <w:rPr>
+          <w:b/>
+        </w:rPr>
+        <w:t>Output</w:t>
+      </w:r>
+      <w:r>
+        <w:rPr>
+          <w:b w:val="0"/>
+        </w:rPr>
+        <w:t>s. Give an example and a mistake that the idea helps you avoid.</w:t>
+      </w:r>
+    </w:p>
+    <w:p>
+      <w:pPr>
+        <w:spacing w:line="336" w:lineRule="auto" w:after="180"/>
+      </w:pPr>
+      <w:r>
+        <w:rPr>
+          <w:b w:val="0"/>
+        </w:rPr>
+        <w:t xml:space="preserve">Look for: Turn the project outcome into precise </w:t>
+      </w:r>
+      <w:r>
+        <w:rPr>
+          <w:b/>
+        </w:rPr>
+        <w:t>input</w:t>
+      </w:r>
+      <w:r>
+        <w:rPr>
+          <w:b w:val="0"/>
+        </w:rPr>
+        <w:t xml:space="preserve"> and </w:t>
+      </w:r>
+      <w:r>
+        <w:rPr>
+          <w:b/>
+        </w:rPr>
+        <w:t>output</w:t>
+      </w:r>
+      <w:r>
+        <w:rPr>
+          <w:b w:val="0"/>
+        </w:rPr>
+        <w:t xml:space="preserve"> requirements</w:t>
+      </w:r>
+    </w:p>
+    <w:p>
+      <w:pPr>
+        <w:spacing w:line="336" w:lineRule="auto" w:after="180"/>
+      </w:pPr>
+      <w:r>
+        <w:rPr>
+          <w:b w:val="0"/>
+        </w:rPr>
+        <w:t>Reference example, not the only acceptable wording: Time required must be no more than available time; when quiet is required the activity must be quiet. Choose the first compatible activity in B1 to B4 order.</w:t>
+      </w:r>
+    </w:p>
+    <w:p>
+      <w:pPr>
+        <w:spacing w:line="336" w:lineRule="auto" w:after="180"/>
+      </w:pPr>
+      <w:r>
+        <w:rPr>
+          <w:b w:val="0"/>
+        </w:rPr>
+        <w:t>No means quiet is not required, not forbidden, so quiet B1 is permitted if 10 minutes fits.</w:t>
+      </w:r>
+    </w:p>
+    <w:p>
+      <w:pPr>
+        <w:spacing w:line="336" w:lineRule="auto" w:after="180"/>
+      </w:pPr>
+      <w:r>
+        <w:rPr>
+          <w:b w:val="0"/>
+        </w:rPr>
+        <w:t xml:space="preserve">No. It informed the change and is now development </w:t>
+      </w:r>
+      <w:r>
+        <w:rPr>
+          <w:b/>
+        </w:rPr>
+        <w:t>evidence</w:t>
+      </w:r>
+      <w:r>
+        <w:rPr>
+          <w:b w:val="0"/>
+        </w:rPr>
+        <w:t xml:space="preserve"> for the revision. Keep the old candidate and its final result; a fresh evaluation of the revision needs new reserved cases.</w:t>
+      </w:r>
+    </w:p>
+    <w:p>
+      <w:pPr>
+        <w:pStyle w:val="Heading2"/>
+      </w:pPr>
+      <w:r>
+        <w:t>Earlier wording, alternatives and picture transcripts · reference / check after trying</w:t>
+      </w:r>
+    </w:p>
+    <w:p>
+      <w:pPr>
         <w:pStyle w:val="Heading3"/>
       </w:pPr>
       <w:r>
+        <w:t>Teach the learning cycle</w:t>
+      </w:r>
+    </w:p>
+    <w:p>
+      <w:pPr>
+        <w:pStyle w:val="Heading3"/>
+      </w:pPr>
+      <w:r>
         <w:t>Retrieval answer guidance</w:t>
       </w:r>
     </w:p>
@@ -259,258 +644,42 @@
     </w:p>
     <w:p>
       <w:pPr>
+        <w:pStyle w:val="Heading3"/>
+      </w:pPr>
+      <w:r>
+        <w:t>Test Normal Cases</w:t>
+      </w:r>
+    </w:p>
+    <w:p>
+      <w:pPr>
+        <w:pStyle w:val="Heading3"/>
+      </w:pPr>
+      <w:r>
+        <w:t>Choose Inputs and Outputs</w:t>
+      </w:r>
+    </w:p>
+    <w:p>
+      <w:pPr>
         <w:spacing w:line="336" w:lineRule="auto" w:after="180"/>
       </w:pPr>
       <w:r>
         <w:rPr>
           <w:b w:val="0"/>
         </w:rPr>
-        <w:t>Without opening the old lesson, explain one key idea from Improve One Cause. Give an example and a mistake that the idea helps you avoid.</w:t>
+        <w:t>Use the student module and workbook section with this exact week title. The worked case, independent question and answers below form one aligned lesson sequence.</w:t>
+      </w:r>
+    </w:p>
+    <w:p>
+      <w:pPr>
+        <w:pStyle w:val="Heading3"/>
+      </w:pPr>
+      <w:r>
+        <w:t>What the learner must demonstrate</w:t>
       </w:r>
     </w:p>
     <w:p>
       <w:pPr>
         <w:spacing w:line="336" w:lineRule="auto" w:after="180"/>
-      </w:pPr>
-      <w:r>
-        <w:rPr>
-          <w:b w:val="0"/>
-        </w:rPr>
-        <w:t>Look for: Repair a located defect without changing the agreed requirements</w:t>
-      </w:r>
-    </w:p>
-    <w:p>
-      <w:pPr>
-        <w:spacing w:line="336" w:lineRule="auto" w:after="180"/>
-      </w:pPr>
-      <w:r>
-        <w:rPr>
-          <w:b w:val="0"/>
-        </w:rPr>
-        <w:t>Reference example, not the only acceptable wording: Expected B1 with equality and quiet satisfied; S0 incorrectly returns no match because its time condition is strictly less than. S1 uses no more than, including equality.</w:t>
-      </w:r>
-    </w:p>
-    <w:p>
-      <w:pPr>
-        <w:spacing w:line="336" w:lineRule="auto" w:after="180"/>
-      </w:pPr>
-      <w:r>
-        <w:rPr>
-          <w:b w:val="0"/>
-        </w:rPr>
-        <w:t>Preserve validation, quiet, first-match order, advancement, stopping and reset. Save S0, its failing trace and exact request/catalogue labels beside the new S1 change record and rerun.</w:t>
-      </w:r>
-    </w:p>
-    <w:p>
-      <w:pPr>
-        <w:pStyle w:val="Heading3"/>
-      </w:pPr>
-      <w:r>
-        <w:t>Test Normal Cases</w:t>
-      </w:r>
-    </w:p>
-    <w:p>
-      <w:pPr>
-        <w:spacing w:line="336" w:lineRule="auto" w:after="180"/>
-      </w:pPr>
-      <w:r>
-        <w:rPr>
-          <w:b w:val="0"/>
-        </w:rPr>
-        <w:t>Without opening the old lesson, explain one key idea from Test Normal Cases. Give an example and a mistake that the idea helps you avoid.</w:t>
-      </w:r>
-    </w:p>
-    <w:p>
-      <w:pPr>
-        <w:spacing w:line="336" w:lineRule="auto" w:after="180"/>
-      </w:pPr>
-      <w:r>
-        <w:rPr>
-          <w:b w:val="0"/>
-        </w:rPr>
-        <w:t>Look for: Plan routine cases with expected results derived from the requirements</w:t>
-      </w:r>
-    </w:p>
-    <w:p>
-      <w:pPr>
-        <w:spacing w:line="336" w:lineRule="auto" w:after="180"/>
-      </w:pPr>
-      <w:r>
-        <w:rPr>
-          <w:b w:val="0"/>
-        </w:rPr>
-        <w:t>Reference example, not the only acceptable wording: R1 B1 because time fits and it is quiet; early match. R2 B2 because B1 is too long, B2 fits and quiet is unrestricted; later match.</w:t>
-      </w:r>
-    </w:p>
-    <w:p>
-      <w:pPr>
-        <w:spacing w:line="336" w:lineRule="auto" w:after="180"/>
-      </w:pPr>
-      <w:r>
-        <w:rPr>
-          <w:b w:val="0"/>
-        </w:rPr>
-        <w:t xml:space="preserve">R3 no match because every time exceeds 6; exhaustion. R4 no match because B2 fails quiet while other rows exceed 9; both conditions. Record P1 version 1, B version 1 and the manual </w:t>
-      </w:r>
-      <w:r>
-        <w:rPr>
-          <w:b/>
-        </w:rPr>
-        <w:t>baseline</w:t>
-      </w:r>
-      <w:r>
-        <w:rPr>
-          <w:b w:val="0"/>
-        </w:rPr>
-        <w:t>.</w:t>
-      </w:r>
-    </w:p>
-    <w:p>
-      <w:pPr>
-        <w:spacing w:line="336" w:lineRule="auto" w:after="180"/>
-      </w:pPr>
-      <w:r>
-        <w:rPr>
-          <w:b w:val="0"/>
-        </w:rPr>
-        <w:t xml:space="preserve">A full pass needs the required </w:t>
-      </w:r>
-      <w:r>
-        <w:rPr>
-          <w:b/>
-        </w:rPr>
-        <w:t>output</w:t>
-      </w:r>
-      <w:r>
-        <w:rPr>
-          <w:b w:val="0"/>
-        </w:rPr>
-        <w:t xml:space="preserve"> and a correct explanation.</w:t>
-      </w:r>
-    </w:p>
-    <w:p>
-      <w:pPr>
-        <w:pStyle w:val="Heading3"/>
-      </w:pPr>
-      <w:r>
-        <w:t>Choose Inputs and Outputs</w:t>
-      </w:r>
-    </w:p>
-    <w:p>
-      <w:pPr>
-        <w:spacing w:line="336" w:lineRule="auto" w:after="180"/>
-      </w:pPr>
-      <w:r>
-        <w:rPr>
-          <w:b w:val="0"/>
-        </w:rPr>
-        <w:t xml:space="preserve">Without opening the old lesson, explain one key idea from Choose </w:t>
-      </w:r>
-      <w:r>
-        <w:rPr>
-          <w:b/>
-        </w:rPr>
-        <w:t>Input</w:t>
-      </w:r>
-      <w:r>
-        <w:rPr>
-          <w:b w:val="0"/>
-        </w:rPr>
-        <w:t xml:space="preserve">s and </w:t>
-      </w:r>
-      <w:r>
-        <w:rPr>
-          <w:b/>
-        </w:rPr>
-        <w:t>Output</w:t>
-      </w:r>
-      <w:r>
-        <w:rPr>
-          <w:b w:val="0"/>
-        </w:rPr>
-        <w:t>s. Give an example and a mistake that the idea helps you avoid.</w:t>
-      </w:r>
-    </w:p>
-    <w:p>
-      <w:pPr>
-        <w:spacing w:line="336" w:lineRule="auto" w:after="180"/>
-      </w:pPr>
-      <w:r>
-        <w:rPr>
-          <w:b w:val="0"/>
-        </w:rPr>
-        <w:t xml:space="preserve">Look for: Turn the project outcome into precise </w:t>
-      </w:r>
-      <w:r>
-        <w:rPr>
-          <w:b/>
-        </w:rPr>
-        <w:t>input</w:t>
-      </w:r>
-      <w:r>
-        <w:rPr>
-          <w:b w:val="0"/>
-        </w:rPr>
-        <w:t xml:space="preserve"> and </w:t>
-      </w:r>
-      <w:r>
-        <w:rPr>
-          <w:b/>
-        </w:rPr>
-        <w:t>output</w:t>
-      </w:r>
-      <w:r>
-        <w:rPr>
-          <w:b w:val="0"/>
-        </w:rPr>
-        <w:t xml:space="preserve"> requirements</w:t>
-      </w:r>
-    </w:p>
-    <w:p>
-      <w:pPr>
-        <w:spacing w:line="336" w:lineRule="auto" w:after="180"/>
-      </w:pPr>
-      <w:r>
-        <w:rPr>
-          <w:b w:val="0"/>
-        </w:rPr>
-        <w:t>Reference example, not the only acceptable wording: Time required must be no more than available time; when quiet is required the activity must be quiet. Choose the first compatible activity in B1 to B4 order.</w:t>
-      </w:r>
-    </w:p>
-    <w:p>
-      <w:pPr>
-        <w:spacing w:line="336" w:lineRule="auto" w:after="180"/>
-      </w:pPr>
-      <w:r>
-        <w:rPr>
-          <w:b w:val="0"/>
-        </w:rPr>
-        <w:t>No means quiet is not required, not forbidden, so quiet B1 is permitted if 10 minutes fits.</w:t>
-      </w:r>
-    </w:p>
-    <w:p>
-      <w:pPr>
-        <w:spacing w:line="336" w:lineRule="auto" w:after="180"/>
-      </w:pPr>
-      <w:r>
-        <w:rPr>
-          <w:b w:val="0"/>
-        </w:rPr>
-        <w:t>Use the student module and workbook section with this exact week title. The worked case, independent question and answers below form one aligned lesson sequence.</w:t>
-      </w:r>
-    </w:p>
-    <w:p>
-      <w:pPr>
-        <w:pStyle w:val="Heading3"/>
-      </w:pPr>
-      <w:r>
-        <w:t>What the learner must demonstrate</w:t>
-      </w:r>
-    </w:p>
-    <w:p>
-      <w:pPr>
-        <w:spacing w:line="336" w:lineRule="auto" w:after="180"/>
-        <w:shd w:fill="F5F1FB"/>
       </w:pPr>
       <w:r>
         <w:rPr>
@@ -695,6 +864,11 @@
       </w:r>
     </w:p>
     <w:p>
+      <w:r>
+        <w:t>This compact option is not the full-week schedule. Use the main teaching cycle and allow extra sessions for the investigation, independent work and project.</w:t>
+      </w:r>
+    </w:p>
+    <w:p>
       <w:pPr>
         <w:spacing w:line="336" w:lineRule="auto" w:after="180"/>
       </w:pPr>
@@ -702,7 +876,19 @@
         <w:rPr>
           <w:b w:val="0"/>
         </w:rPr>
-        <w:t>Use the supplied scenario, student illustrations and blank paper. For numeric work, offer counters or a calculator after learners show the setup. Fictional records are supplied; personal data and paid accounts are unnecessary.</w:t>
+        <w:t xml:space="preserve">Allow 80 minutes: recall 8; explanation 12; worked </w:t>
+      </w:r>
+      <w:r>
+        <w:rPr>
+          <w:b/>
+        </w:rPr>
+        <w:t>demonstration</w:t>
+      </w:r>
+      <w:r>
+        <w:rPr>
+          <w:b w:val="0"/>
+        </w:rPr>
+        <w:t xml:space="preserve"> 15; guided practice 20; independent assessment 15; project and reflection 10. Extend the lab into a second session when needed.</w:t>
       </w:r>
     </w:p>
     <w:p>
@@ -710,44 +896,78 @@
         <w:pStyle w:val="Heading3"/>
       </w:pPr>
       <w:r>
-        <w:t>Alternative compact allocation</w:t>
-      </w:r>
-    </w:p>
-    <w:p>
-      <w:r>
-        <w:t>This compact option is not the full-week schedule. Use the main teaching cycle and allow extra sessions for the investigation, independent work and project.</w:t>
+        <w:t>Preparation for the connected explanation</w:t>
+      </w:r>
+    </w:p>
+    <w:p>
+      <w:pPr>
+        <w:pStyle w:val="Heading3"/>
+      </w:pPr>
+      <w:r>
+        <w:t>Readiness answer</w:t>
+      </w:r>
+    </w:p>
+    <w:p>
+      <w:pPr>
+        <w:pStyle w:val="Heading3"/>
+      </w:pPr>
+      <w:r>
+        <w:t>End goal for the pictorial case</w:t>
       </w:r>
     </w:p>
     <w:p>
       <w:pPr>
         <w:spacing w:line="336" w:lineRule="auto" w:after="180"/>
-        <w:shd w:fill="F1F6F8"/>
-      </w:pPr>
-      <w:r>
-        <w:rPr>
-          <w:b w:val="0"/>
-        </w:rPr>
-        <w:t xml:space="preserve">Allow 80 minutes: recall 8; explanation 12; worked </w:t>
+      </w:pPr>
+      <w:r>
+        <w:rPr>
+          <w:b w:val="0"/>
+        </w:rPr>
+        <w:t>This added worked case illustrates the week’s main idea. Retain all original and connected topics; schedule its practice within the teaching cycle.</w:t>
+      </w:r>
+    </w:p>
+    <w:p>
+      <w:pPr>
+        <w:pStyle w:val="Heading1"/>
+      </w:pPr>
+      <w:r>
+        <w:t>02. Teach final evaluation as an honest, fixed-candidate comparison</w:t>
+      </w:r>
+    </w:p>
+    <w:p>
+      <w:r>
+        <w:t>Keep the eight-attempt illustration, ten-attempt exhibition example and actual final records distinct.</w:t>
+      </w:r>
+    </w:p>
+    <w:p>
+      <w:pPr>
+        <w:pStyle w:val="Heading2"/>
+      </w:pPr>
+      <w:r>
+        <w:t>Save the candidate and apply the unchanged contract</w:t>
+      </w:r>
+    </w:p>
+    <w:p>
+      <w:pPr>
+        <w:spacing w:line="336" w:lineRule="auto" w:after="180"/>
+      </w:pPr>
+      <w:r>
+        <w:rPr>
+          <w:b w:val="0"/>
+        </w:rPr>
+        <w:t xml:space="preserve">This week you will evaluate your activity adviser and explain what its </w:t>
       </w:r>
       <w:r>
         <w:rPr>
           <w:b/>
         </w:rPr>
-        <w:t>demonstration</w:t>
-      </w:r>
-      <w:r>
-        <w:rPr>
-          <w:b w:val="0"/>
-        </w:rPr>
-        <w:t xml:space="preserve"> 15; guided practice 20; independent assessment 15; project and reflection 10. Extend the lab into a second session when needed.</w:t>
-      </w:r>
-    </w:p>
-    <w:p>
-      <w:pPr>
-        <w:pStyle w:val="Heading3"/>
-      </w:pPr>
-      <w:r>
-        <w:t>Preparation for the connected explanation</w:t>
+        <w:t>evidence</w:t>
+      </w:r>
+      <w:r>
+        <w:rPr>
+          <w:b w:val="0"/>
+        </w:rPr>
+        <w:t xml:space="preserve"> supports. A project with an honestly reported failure can show strong understanding.</w:t>
       </w:r>
     </w:p>
     <w:p>
@@ -758,7 +978,19 @@
         <w:rPr>
           <w:b w:val="0"/>
         </w:rPr>
-        <w:t>This final week evaluates the saved paper candidate, not presentation polish or an imagined trained model. Fix instructions before revealing the new catalogue and requests.</w:t>
+        <w:t xml:space="preserve">Save your candidate instructions, version label, </w:t>
+      </w:r>
+      <w:r>
+        <w:rPr>
+          <w:b/>
+        </w:rPr>
+        <w:t>input</w:t>
+      </w:r>
+      <w:r>
+        <w:rPr>
+          <w:b w:val="0"/>
+        </w:rPr>
+        <w:t xml:space="preserve"> rules, development records and known problems before your teacher reveals the final requests and catalogue. Keep the instructions unchanged during this evaluation.</w:t>
       </w:r>
     </w:p>
     <w:p>
@@ -769,1323 +1001,266 @@
         <w:rPr>
           <w:b w:val="0"/>
         </w:rPr>
-        <w:t xml:space="preserve">Keep the key below teacher-only until </w:t>
+        <w:t>The agreed rule remains: validate whole available minutes from 0 to 30 and Quiet required Yes or No. No allows quiet or nonquiet activities.</w:t>
+      </w:r>
+    </w:p>
+    <w:p>
+      <w:pPr>
+        <w:spacing w:line="336" w:lineRule="auto" w:after="180"/>
+      </w:pPr>
+      <w:r>
+        <w:rPr>
+          <w:b w:val="0"/>
+        </w:rPr>
+        <w:t>Start at the first row and suggest the first activity whose time is no more than available time AND whose quiet label satisfies the request. Explain the choice. If all rows fail, report no match.</w:t>
+      </w:r>
+    </w:p>
+    <w:p>
+      <w:pPr>
+        <w:spacing w:line="336" w:lineRule="auto" w:after="180"/>
+      </w:pPr>
+      <w:r>
+        <w:rPr>
+          <w:b w:val="0"/>
+        </w:rPr>
+        <w:t xml:space="preserve">Invalid or missing </w:t>
       </w:r>
       <w:r>
         <w:rPr>
           <w:b/>
         </w:rPr>
+        <w:t>input</w:t>
+      </w:r>
+      <w:r>
+        <w:rPr>
+          <w:b w:val="0"/>
+        </w:rPr>
+        <w:t xml:space="preserve"> needs clarification before searching. Clear the previous </w:t>
+      </w:r>
+      <w:r>
+        <w:rPr>
+          <w:b/>
+        </w:rPr>
+        <w:t>output</w:t>
+      </w:r>
+      <w:r>
+        <w:rPr>
+          <w:b w:val="0"/>
+        </w:rPr>
+        <w:t xml:space="preserve"> for each run.</w:t>
+      </w:r>
+    </w:p>
+    <w:p>
+      <w:pPr>
+        <w:spacing w:line="336" w:lineRule="auto" w:after="180"/>
+      </w:pPr>
+      <w:r>
+        <w:rPr>
+          <w:b w:val="0"/>
+        </w:rPr>
+        <w:t xml:space="preserve">Your teacher will supply a fresh, labelled catalogue in the same format. Its values are test </w:t>
+      </w:r>
+      <w:r>
+        <w:rPr>
+          <w:b/>
+        </w:rPr>
+        <w:t>input</w:t>
+      </w:r>
+      <w:r>
+        <w:rPr>
+          <w:b w:val="0"/>
+        </w:rPr>
+        <w:t>s, not permission to rewrite your instructions. All materials are assumed available.</w:t>
+      </w:r>
+    </w:p>
+    <w:p>
+      <w:pPr>
+        <w:spacing w:line="336" w:lineRule="auto" w:after="180"/>
+      </w:pPr>
+      <w:r>
+        <w:rPr>
+          <w:b w:val="0"/>
+        </w:rPr>
+        <w:t xml:space="preserve">The manual </w:t>
+      </w:r>
+      <w:r>
+        <w:rPr>
+          <w:b/>
+        </w:rPr>
+        <w:t>baseline</w:t>
+      </w:r>
+      <w:r>
+        <w:rPr>
+          <w:b w:val="0"/>
+        </w:rPr>
+        <w:t xml:space="preserve"> checks every row against the same requirements, then selects the first fit. Both methods advise only; neither books, publishes or chooses on a person’s behalf.</w:t>
+      </w:r>
+    </w:p>
+    <w:p>
+      <w:pPr>
+        <w:pStyle w:val="Heading2"/>
+      </w:pPr>
+      <w:r>
+        <w:t>Record both methods before revealing the key</w:t>
+      </w:r>
+    </w:p>
+    <w:p>
+      <w:pPr>
+        <w:spacing w:line="336" w:lineRule="auto" w:after="180"/>
+      </w:pPr>
+      <w:r>
+        <w:rPr>
+          <w:b w:val="0"/>
+        </w:rPr>
+        <w:t xml:space="preserve">Use the same final requests, catalogue, requirements and full-pass rule for both methods. Record the candidate </w:t>
+      </w:r>
+      <w:r>
+        <w:rPr>
+          <w:b/>
+        </w:rPr>
+        <w:t>output</w:t>
+      </w:r>
+      <w:r>
+        <w:rPr>
+          <w:b w:val="0"/>
+        </w:rPr>
+        <w:t xml:space="preserve"> and reason before looking at the expected answer.</w:t>
+      </w:r>
+    </w:p>
+    <w:p>
+      <w:pPr>
+        <w:spacing w:line="336" w:lineRule="auto" w:after="180"/>
+      </w:pPr>
+      <w:r>
+        <w:rPr>
+          <w:b w:val="0"/>
+        </w:rPr>
+        <w:t xml:space="preserve">Record the </w:t>
+      </w:r>
+      <w:r>
+        <w:rPr>
+          <w:b/>
+        </w:rPr>
+        <w:t>baseline</w:t>
+      </w:r>
+      <w:r>
+        <w:rPr>
+          <w:b w:val="0"/>
+        </w:rPr>
+        <w:t xml:space="preserve"> separately; do not copy the candidate result into it. Your teacher holds the answer key.</w:t>
+      </w:r>
+    </w:p>
+    <w:p>
+      <w:pPr>
+        <w:spacing w:line="336" w:lineRule="auto" w:after="180"/>
+      </w:pPr>
+      <w:r>
+        <w:rPr>
+          <w:b w:val="0"/>
+        </w:rPr>
+        <w:t xml:space="preserve">A full pass needs both the required </w:t>
+      </w:r>
+      <w:r>
+        <w:rPr>
+          <w:b/>
+        </w:rPr>
+        <w:t>output</w:t>
+      </w:r>
+      <w:r>
+        <w:rPr>
+          <w:b w:val="0"/>
+        </w:rPr>
+        <w:t xml:space="preserve"> and a valid reason, including why earlier rows fail when a later row is selected.</w:t>
+      </w:r>
+    </w:p>
+    <w:p>
+      <w:pPr>
+        <w:spacing w:line="336" w:lineRule="auto" w:after="180"/>
+      </w:pPr>
+      <w:r>
+        <w:rPr>
+          <w:b w:val="0"/>
+        </w:rPr>
+        <w:t xml:space="preserve">For each request record its ID, </w:t>
+      </w:r>
+      <w:r>
+        <w:rPr>
+          <w:b/>
+        </w:rPr>
+        <w:t>input</w:t>
+      </w:r>
+      <w:r>
+        <w:rPr>
+          <w:b w:val="0"/>
+        </w:rPr>
+        <w:t xml:space="preserve">s, catalogue label, candidate label, candidate </w:t>
+      </w:r>
+      <w:r>
+        <w:rPr>
+          <w:b/>
+        </w:rPr>
+        <w:t>output</w:t>
+      </w:r>
+      <w:r>
+        <w:rPr>
+          <w:b w:val="0"/>
+        </w:rPr>
+        <w:t xml:space="preserve"> and reason, </w:t>
+      </w:r>
+      <w:r>
+        <w:rPr>
+          <w:b/>
+        </w:rPr>
+        <w:t>baseline</w:t>
+      </w:r>
+      <w:r>
+        <w:rPr>
+          <w:b w:val="0"/>
+        </w:rPr>
+        <w:t xml:space="preserve"> </w:t>
+      </w:r>
+      <w:r>
+        <w:rPr>
+          <w:b/>
+        </w:rPr>
+        <w:t>output</w:t>
+      </w:r>
+      <w:r>
+        <w:rPr>
+          <w:b w:val="0"/>
+        </w:rPr>
+        <w:t xml:space="preserve"> and reason, and both results after checking. Keep a trace for any failure. Mark unrun cases explicitly.</w:t>
+      </w:r>
+    </w:p>
+    <w:p>
+      <w:pPr>
+        <w:spacing w:line="336" w:lineRule="auto" w:after="180"/>
+      </w:pPr>
+      <w:r>
+        <w:rPr>
+          <w:b w:val="0"/>
+        </w:rPr>
+        <w:t xml:space="preserve">Do not silently correct an </w:t>
+      </w:r>
+      <w:r>
+        <w:rPr>
+          <w:b/>
+        </w:rPr>
         <w:t>observation</w:t>
       </w:r>
       <w:r>
         <w:rPr>
           <w:b w:val="0"/>
         </w:rPr>
-        <w:t>s are recorded. If a pupil has already seen these cases, use a fresh teacher-checked set and record that substitution; do not call familiar cases unseen.</w:t>
-      </w:r>
-    </w:p>
-    <w:p>
-      <w:pPr>
-        <w:pStyle w:val="Heading3"/>
-      </w:pPr>
-      <w:r>
-        <w:t>Readiness answer</w:t>
-      </w:r>
-    </w:p>
-    <w:p>
-      <w:pPr>
-        <w:spacing w:line="336" w:lineRule="auto" w:after="180"/>
-      </w:pPr>
-      <w:r>
-        <w:rPr>
-          <w:b w:val="0"/>
-        </w:rPr>
-        <w:t xml:space="preserve">No. It informed the change and is now development </w:t>
-      </w:r>
-      <w:r>
-        <w:rPr>
-          <w:b/>
-        </w:rPr>
-        <w:t>evidence</w:t>
-      </w:r>
-      <w:r>
-        <w:rPr>
-          <w:b w:val="0"/>
-        </w:rPr>
-        <w:t xml:space="preserve"> for the revision. Keep the old candidate and its final result; a fresh evaluation of the revision needs new reserved cases.</w:t>
-      </w:r>
-    </w:p>
-    <w:p>
-      <w:pPr>
-        <w:spacing w:line="336" w:lineRule="auto" w:after="180"/>
-      </w:pPr>
-      <w:r>
-        <w:rPr>
-          <w:b w:val="0"/>
-        </w:rPr>
-        <w:t xml:space="preserve">Saved candidate, manual </w:t>
-      </w:r>
-      <w:r>
-        <w:rPr>
-          <w:b/>
-        </w:rPr>
-        <w:t>baseline</w:t>
-      </w:r>
-      <w:r>
-        <w:rPr>
-          <w:b w:val="0"/>
-        </w:rPr>
-        <w:t>, development folder and blank record sheets with the fields listed in W2. Provide the catalogue and requests without the answer key after candidates are fixed.</w:t>
-      </w:r>
-    </w:p>
-    <w:p>
-      <w:pPr>
-        <w:spacing w:line="336" w:lineRule="auto" w:after="180"/>
-      </w:pPr>
-      <w:r>
-        <w:rPr>
-          <w:b w:val="0"/>
-        </w:rPr>
-        <w:t xml:space="preserve">Reserved catalogue B version 4 keeps B1 to B4 order and names, with times 18, 14, 11, 7 minutes and quiet labels Yes, No, Yes, No. All materials are assumed available. Same </w:t>
-      </w:r>
-      <w:r>
-        <w:rPr>
-          <w:b/>
-        </w:rPr>
-        <w:t>input</w:t>
-      </w:r>
-      <w:r>
-        <w:rPr>
-          <w:b w:val="0"/>
-        </w:rPr>
-        <w:t xml:space="preserve"> and matching rules as before.</w:t>
-      </w:r>
-    </w:p>
-    <w:p>
-      <w:pPr>
-        <w:spacing w:line="336" w:lineRule="auto" w:after="180"/>
-      </w:pPr>
-      <w:r>
-        <w:rPr>
-          <w:b w:val="0"/>
-        </w:rPr>
-        <w:t>Reserved requests and key: F1 7 No → B4; F2 11 Yes → B3; F3 14 No → B2; F4 18 Yes → B1; F5 6 No → no match; F6 7 Yes → no match; F7 0 No → no match; F8 30 Yes → B1; F9 31 No → clarify; F10 blank minutes Yes → clarify.</w:t>
-      </w:r>
-    </w:p>
-    <w:p>
-      <w:pPr>
-        <w:spacing w:line="336" w:lineRule="auto" w:after="180"/>
-      </w:pPr>
-      <w:r>
-        <w:rPr>
-          <w:b w:val="0"/>
-        </w:rPr>
-        <w:t>For F1–F4, earlier rows fail time; the selected row fits with equality and satisfies quiet. F5 and F7 fail all times. F6 fits only nonquiet B4, which quiet excludes. F8 accepts first quiet B1.</w:t>
-      </w:r>
-    </w:p>
-    <w:p>
-      <w:pPr>
-        <w:spacing w:line="336" w:lineRule="auto" w:after="180"/>
-      </w:pPr>
-      <w:r>
-        <w:rPr>
-          <w:b w:val="0"/>
-        </w:rPr>
-        <w:t>F9 and F10 fail validation before search.</w:t>
-      </w:r>
-    </w:p>
-    <w:p>
-      <w:pPr>
-        <w:pStyle w:val="Heading3"/>
-      </w:pPr>
-      <w:r>
-        <w:t>End goal for the pictorial case</w:t>
-      </w:r>
-    </w:p>
-    <w:p>
-      <w:pPr>
-        <w:spacing w:line="336" w:lineRule="auto" w:after="180"/>
-      </w:pPr>
-      <w:r>
-        <w:rPr>
-          <w:b w:val="0"/>
-        </w:rPr>
-        <w:t xml:space="preserve">By the end, I can defend a project using measured results, limits and an honest </w:t>
-      </w:r>
-      <w:r>
-        <w:rPr>
-          <w:b/>
-        </w:rPr>
-        <w:t>baseline</w:t>
-      </w:r>
-      <w:r>
-        <w:rPr>
-          <w:b w:val="0"/>
-        </w:rPr>
-        <w:t xml:space="preserve"> comparison.</w:t>
-      </w:r>
-    </w:p>
-    <w:p>
-      <w:pPr>
-        <w:spacing w:line="336" w:lineRule="auto" w:after="180"/>
-      </w:pPr>
-      <w:r>
-        <w:rPr>
-          <w:b w:val="0"/>
-        </w:rPr>
-        <w:t>This added worked case illustrates the week’s main idea. Retain all original and connected topics; schedule its practice within the teaching cycle.</w:t>
-      </w:r>
-    </w:p>
-    <w:p>
-      <w:pPr>
-        <w:pStyle w:val="Heading1"/>
-      </w:pPr>
-      <w:r>
-        <w:t>02. Explain the mechanism</w:t>
-      </w:r>
-    </w:p>
-    <w:p>
-      <w:r>
-        <w:t>Model Expo and Defense using the supplied case, labelled mechanism and reasoning. Make the scope of each conclusion explicit.</w:t>
-      </w:r>
-    </w:p>
-    <w:p>
-      <w:pPr>
-        <w:spacing w:line="336" w:lineRule="auto" w:after="180"/>
-      </w:pPr>
-      <w:r>
-        <w:rPr>
-          <w:b w:val="0"/>
-        </w:rPr>
-        <w:t>Follow the information instead of imagining magic inside the machine.</w:t>
-      </w:r>
-    </w:p>
-    <w:p>
-      <w:pPr>
-        <w:pStyle w:val="Heading3"/>
-      </w:pPr>
-      <w:r>
-        <w:t>1. Input — information entering</w:t>
-      </w:r>
-    </w:p>
-    <w:p>
-      <w:pPr>
-        <w:spacing w:line="336" w:lineRule="auto" w:after="180"/>
-        <w:shd w:fill="F4F9FC"/>
-      </w:pPr>
-      <w:r>
-        <w:rPr>
-          <w:b/>
-        </w:rPr>
-        <w:t>INPUT</w:t>
-      </w:r>
-      <w:r>
-        <w:rPr>
-          <w:b w:val="0"/>
-        </w:rPr>
-        <w:t xml:space="preserve"> fresh item and documented system</w:t>
-      </w:r>
-    </w:p>
-    <w:p>
-      <w:pPr>
-        <w:pStyle w:val="Heading3"/>
-      </w:pPr>
-      <w:r>
-        <w:t>2. Process — the deciding step</w:t>
-      </w:r>
-    </w:p>
-    <w:p>
-      <w:pPr>
-        <w:spacing w:line="336" w:lineRule="auto" w:after="180"/>
-        <w:shd w:fill="F4F9FC"/>
-      </w:pPr>
-      <w:r>
-        <w:rPr>
-          <w:b/>
-        </w:rPr>
-        <w:t>PROCESS</w:t>
-      </w:r>
-      <w:r>
-        <w:rPr>
-          <w:b w:val="0"/>
-        </w:rPr>
-        <w:t xml:space="preserve"> execute and explain each stage under questions</w:t>
-      </w:r>
-    </w:p>
-    <w:p>
-      <w:pPr>
-        <w:pStyle w:val="Heading3"/>
-      </w:pPr>
-      <w:r>
-        <w:t>3. Output — the result</w:t>
-      </w:r>
-    </w:p>
-    <w:p>
-      <w:pPr>
-        <w:spacing w:line="336" w:lineRule="auto" w:after="180"/>
-        <w:shd w:fill="F4F9FC"/>
-      </w:pPr>
-      <w:r>
-        <w:rPr>
-          <w:b/>
-        </w:rPr>
-        <w:t>OUTPUT</w:t>
-      </w:r>
-      <w:r>
-        <w:rPr>
-          <w:b w:val="0"/>
-        </w:rPr>
-        <w:t xml:space="preserve"> result, </w:t>
-      </w:r>
-      <w:r>
-        <w:rPr>
-          <w:b/>
-        </w:rPr>
-        <w:t>evidence</w:t>
-      </w:r>
-      <w:r>
-        <w:rPr>
-          <w:b w:val="0"/>
-        </w:rPr>
-        <w:t xml:space="preserve">, </w:t>
-      </w:r>
-      <w:r>
-        <w:rPr>
-          <w:b/>
-        </w:rPr>
-        <w:t>limitation</w:t>
-      </w:r>
-      <w:r>
-        <w:rPr>
-          <w:b w:val="0"/>
-        </w:rPr>
-        <w:t>, and responsible next action</w:t>
-      </w:r>
-    </w:p>
-    <w:p>
-      <w:pPr>
-        <w:pStyle w:val="Heading3"/>
-      </w:pPr>
-      <w:r>
-        <w:t>Key idea</w:t>
-      </w:r>
-    </w:p>
-    <w:p>
-      <w:pPr>
-        <w:spacing w:line="336" w:lineRule="auto" w:after="180"/>
-        <w:shd w:fill="EDF7F3"/>
-      </w:pPr>
-      <w:r>
-        <w:rPr>
-          <w:b w:val="0"/>
-        </w:rPr>
-        <w:t xml:space="preserve">CORE IDEA Understanding is shown by explanation, </w:t>
-      </w:r>
-      <w:r>
-        <w:rPr>
-          <w:b/>
-        </w:rPr>
-        <w:t>transfer</w:t>
-      </w:r>
-      <w:r>
-        <w:rPr>
-          <w:b w:val="0"/>
-        </w:rPr>
-        <w:t>, testing, and limits.</w:t>
-      </w:r>
-    </w:p>
-    <w:p>
-      <w:pPr>
-        <w:pStyle w:val="Heading3"/>
-      </w:pPr>
-      <w:r>
-        <w:t>How the mechanism works</w:t>
-      </w:r>
-    </w:p>
-    <w:p>
-      <w:pPr>
-        <w:spacing w:line="336" w:lineRule="auto" w:after="180"/>
-        <w:shd w:fill="F1F6F8"/>
-      </w:pPr>
-      <w:r>
-        <w:rPr>
-          <w:b w:val="0"/>
-        </w:rPr>
-        <w:t xml:space="preserve">UNDER THE HOOD A </w:t>
-      </w:r>
-      <w:r>
-        <w:rPr>
-          <w:b/>
-        </w:rPr>
-        <w:t>defense</w:t>
-      </w:r>
-      <w:r>
-        <w:rPr>
-          <w:b w:val="0"/>
-        </w:rPr>
-        <w:t xml:space="preserve"> evaluates </w:t>
-      </w:r>
-      <w:r>
-        <w:rPr>
-          <w:b/>
-        </w:rPr>
-        <w:t>transfer</w:t>
-      </w:r>
-      <w:r>
-        <w:rPr>
-          <w:b w:val="0"/>
-        </w:rPr>
-        <w:t>able understanding, not presentation polish.</w:t>
-      </w:r>
-    </w:p>
-    <w:p>
-      <w:pPr>
-        <w:spacing w:line="336" w:lineRule="auto" w:after="180"/>
-        <w:shd w:fill="F1F6F8"/>
-      </w:pPr>
-      <w:r>
-        <w:rPr>
-          <w:b w:val="0"/>
-        </w:rPr>
-        <w:t xml:space="preserve">Strong </w:t>
-      </w:r>
-      <w:r>
-        <w:rPr>
-          <w:b/>
-        </w:rPr>
-        <w:t>evidence</w:t>
-      </w:r>
-      <w:r>
-        <w:rPr>
-          <w:b w:val="0"/>
-        </w:rPr>
-        <w:t xml:space="preserve"> includes system architecture, version history, planned tests, failures, controlled improvement, fairness/privacy boundaries, and independent response to a novel case.</w:t>
-      </w:r>
-    </w:p>
-    <w:p>
-      <w:pPr>
-        <w:spacing w:line="336" w:lineRule="auto" w:after="180"/>
-      </w:pPr>
-      <w:r>
-        <w:rPr>
-          <w:b w:val="0"/>
-        </w:rPr>
-        <w:t>Draw a fresh example with all three stages:</w:t>
-      </w:r>
-    </w:p>
-    <w:p>
-      <w:pPr>
-        <w:spacing w:line="336" w:lineRule="auto" w:after="180"/>
-      </w:pPr>
-      <w:r>
-        <w:rPr>
-          <w:b w:val="0"/>
-        </w:rPr>
-        <w:t xml:space="preserve">Every step connects a claim to observable </w:t>
-      </w:r>
-      <w:r>
-        <w:rPr>
-          <w:b/>
-        </w:rPr>
-        <w:t>evidence</w:t>
-      </w:r>
-      <w:r>
-        <w:rPr>
-          <w:b w:val="0"/>
-        </w:rPr>
-        <w:t>.</w:t>
-      </w:r>
-    </w:p>
-    <w:p>
-      <w:pPr>
-        <w:pStyle w:val="Heading3"/>
-      </w:pPr>
-      <w:r>
-        <w:t>The case to investigate</w:t>
-      </w:r>
-    </w:p>
-    <w:p>
-      <w:pPr>
-        <w:spacing w:line="336" w:lineRule="auto" w:after="180"/>
-        <w:shd w:fill="F1F6FC"/>
-      </w:pPr>
-      <w:r>
-        <w:rPr>
-          <w:b w:val="0"/>
-        </w:rPr>
-        <w:t xml:space="preserve">CASE A team presents the Classroom Sorter, traces a new item live, shows test </w:t>
-      </w:r>
-      <w:r>
-        <w:rPr>
-          <w:b/>
-        </w:rPr>
-        <w:t>evidence</w:t>
-      </w:r>
-      <w:r>
-        <w:rPr>
-          <w:b w:val="0"/>
-        </w:rPr>
-        <w:t>, explains one failure, and states when a human must decide.</w:t>
-      </w:r>
-    </w:p>
-    <w:p>
-      <w:pPr>
-        <w:pStyle w:val="Heading3"/>
-      </w:pPr>
-      <w:r>
-        <w:t>Step 1</w:t>
-      </w:r>
-    </w:p>
-    <w:p>
-      <w:pPr>
-        <w:spacing w:line="336" w:lineRule="auto" w:after="180"/>
-        <w:shd w:fill="F4F9FC"/>
-      </w:pPr>
-      <w:r>
-        <w:rPr>
-          <w:b w:val="0"/>
-        </w:rPr>
-        <w:t>STEP 1 — OBSERVE fresh item and documented system</w:t>
-      </w:r>
-    </w:p>
-    <w:p>
-      <w:pPr>
-        <w:pStyle w:val="Heading3"/>
-      </w:pPr>
-      <w:r>
-        <w:t>Step 2</w:t>
-      </w:r>
-    </w:p>
-    <w:p>
-      <w:pPr>
-        <w:spacing w:line="336" w:lineRule="auto" w:after="180"/>
-        <w:shd w:fill="F4F9FC"/>
-      </w:pPr>
-      <w:r>
-        <w:rPr>
-          <w:b w:val="0"/>
-        </w:rPr>
-        <w:t>STEP 2 — TRACE execute and explain each stage under questions</w:t>
-      </w:r>
-    </w:p>
-    <w:p>
-      <w:pPr>
-        <w:pStyle w:val="Heading3"/>
-      </w:pPr>
-      <w:r>
-        <w:t>Step 3</w:t>
-      </w:r>
-    </w:p>
-    <w:p>
-      <w:pPr>
-        <w:spacing w:line="336" w:lineRule="auto" w:after="180"/>
-        <w:shd w:fill="F4F9FC"/>
-      </w:pPr>
-      <w:r>
-        <w:rPr>
-          <w:b w:val="0"/>
-        </w:rPr>
-        <w:t xml:space="preserve">STEP 3 — CONCLUDE result, </w:t>
-      </w:r>
-      <w:r>
-        <w:rPr>
-          <w:b/>
-        </w:rPr>
-        <w:t>evidence</w:t>
-      </w:r>
-      <w:r>
-        <w:rPr>
-          <w:b w:val="0"/>
-        </w:rPr>
-        <w:t xml:space="preserve">, </w:t>
-      </w:r>
-      <w:r>
-        <w:rPr>
-          <w:b/>
-        </w:rPr>
-        <w:t>limitation</w:t>
-      </w:r>
-      <w:r>
-        <w:rPr>
-          <w:b w:val="0"/>
-        </w:rPr>
-        <w:t>, and responsible next action</w:t>
-      </w:r>
-    </w:p>
-    <w:p>
-      <w:pPr>
-        <w:pStyle w:val="Heading3"/>
-      </w:pPr>
-      <w:r>
-        <w:t>Model answer</w:t>
-      </w:r>
-    </w:p>
-    <w:p>
-      <w:pPr>
-        <w:spacing w:line="336" w:lineRule="auto" w:after="180"/>
-        <w:shd w:fill="F1F6FC"/>
-      </w:pPr>
-      <w:r>
-        <w:rPr>
-          <w:b w:val="0"/>
-        </w:rPr>
-        <w:t xml:space="preserve">MODEL REASONING A complete </w:t>
-      </w:r>
-      <w:r>
-        <w:rPr>
-          <w:b/>
-        </w:rPr>
-        <w:t>defense</w:t>
-      </w:r>
-      <w:r>
-        <w:rPr>
-          <w:b w:val="0"/>
-        </w:rPr>
-        <w:t xml:space="preserve"> traces </w:t>
-      </w:r>
-      <w:r>
-        <w:rPr>
-          <w:b/>
-        </w:rPr>
-        <w:t>input</w:t>
-      </w:r>
-      <w:r>
-        <w:rPr>
-          <w:b w:val="0"/>
-        </w:rPr>
-        <w:t xml:space="preserve">, </w:t>
-      </w:r>
-      <w:r>
-        <w:rPr>
-          <w:b/>
-        </w:rPr>
-        <w:t>process</w:t>
-      </w:r>
-      <w:r>
-        <w:rPr>
-          <w:b w:val="0"/>
-        </w:rPr>
-        <w:t xml:space="preserve">, and </w:t>
-      </w:r>
-      <w:r>
-        <w:rPr>
-          <w:b/>
-        </w:rPr>
-        <w:t>output</w:t>
-      </w:r>
-      <w:r>
-        <w:rPr>
-          <w:b w:val="0"/>
-        </w:rPr>
-        <w:t>; distinguishes rules from learned parts; presents normal and edge tests; explains one controlled improvement; states privacy, fairness, uncertainty, and human-review boundaries; and handles a fresh case independently.</w:t>
-      </w:r>
-    </w:p>
-    <w:p>
-      <w:pPr>
-        <w:pStyle w:val="Heading3"/>
-      </w:pPr>
-      <w:r>
-        <w:t>A claim to avoid</w:t>
-      </w:r>
-    </w:p>
-    <w:p>
-      <w:pPr>
-        <w:spacing w:line="336" w:lineRule="auto" w:after="180"/>
-        <w:shd w:fill="FFF5E6"/>
-      </w:pPr>
-      <w:r>
-        <w:rPr>
-          <w:b w:val="0"/>
-        </w:rPr>
-        <w:t xml:space="preserve">DO NOT OVERCLAIM Confidence, decoration, or memorized vocabulary cannot replace a fresh trace and </w:t>
-      </w:r>
-      <w:r>
-        <w:rPr>
-          <w:b/>
-        </w:rPr>
-        <w:t>evidence</w:t>
-      </w:r>
-      <w:r>
-        <w:rPr>
-          <w:b w:val="0"/>
-        </w:rPr>
-        <w:t>-based answers.</w:t>
-      </w:r>
-    </w:p>
-    <w:p>
-      <w:pPr>
-        <w:spacing w:line="336" w:lineRule="auto" w:after="180"/>
-        <w:shd w:fill="F5F1FB"/>
-      </w:pPr>
-      <w:r>
-        <w:rPr>
-          <w:b w:val="0"/>
-        </w:rPr>
-        <w:t xml:space="preserve">What new </w:t>
-      </w:r>
-      <w:r>
-        <w:rPr>
-          <w:b/>
-        </w:rPr>
-        <w:t>evidence</w:t>
-      </w:r>
-      <w:r>
-        <w:rPr>
-          <w:b w:val="0"/>
-        </w:rPr>
-        <w:t xml:space="preserve"> could change this answer?</w:t>
-      </w:r>
-    </w:p>
-    <w:p>
-      <w:pPr>
-        <w:pStyle w:val="Heading3"/>
-      </w:pPr>
-      <w:r>
-        <w:t>Concrete teaching case</w:t>
-      </w:r>
-    </w:p>
-    <w:p>
-      <w:pPr>
-        <w:pStyle w:val="Heading3"/>
-      </w:pPr>
-      <w:r>
-        <w:t>The teaching case</w:t>
-      </w:r>
-    </w:p>
-    <w:p>
-      <w:pPr>
-        <w:spacing w:line="336" w:lineRule="auto" w:after="180"/>
-        <w:shd w:fill="F1F6FC"/>
-      </w:pPr>
-      <w:r>
-        <w:rPr>
-          <w:b w:val="0"/>
-        </w:rPr>
-        <w:t>The expo poster says always correct after six classroom passes.</w:t>
-      </w:r>
-    </w:p>
-    <w:p>
-      <w:pPr>
-        <w:pStyle w:val="Heading3"/>
-      </w:pPr>
-      <w:r>
-        <w:t>The teaching case</w:t>
-      </w:r>
-    </w:p>
-    <w:p>
-      <w:pPr>
-        <w:spacing w:line="336" w:lineRule="auto" w:after="180"/>
-        <w:shd w:fill="F1F6FC"/>
-      </w:pPr>
-      <w:r>
-        <w:rPr>
-          <w:b w:val="0"/>
-        </w:rPr>
-        <w:t>Write a defensible claim.</w:t>
-      </w:r>
-    </w:p>
-    <w:p>
-      <w:pPr>
-        <w:pStyle w:val="Heading3"/>
-      </w:pPr>
-      <w:r>
-        <w:t>Exact explanation to model</w:t>
-      </w:r>
-    </w:p>
-    <w:p>
-      <w:pPr>
-        <w:pStyle w:val="Heading3"/>
-      </w:pPr>
-      <w:r>
-        <w:t>Why the result follows</w:t>
-      </w:r>
-    </w:p>
-    <w:p>
-      <w:pPr>
-        <w:spacing w:line="336" w:lineRule="auto" w:after="180"/>
-        <w:shd w:fill="F1F6FC"/>
-      </w:pPr>
-      <w:r>
-        <w:rPr>
-          <w:b w:val="0"/>
-        </w:rPr>
-        <w:t xml:space="preserve">Report six specified passes with conditions and limits. Show an </w:t>
-      </w:r>
-      <w:r>
-        <w:rPr>
-          <w:b/>
-        </w:rPr>
-        <w:t>input</w:t>
-      </w:r>
-      <w:r>
-        <w:rPr>
-          <w:b w:val="0"/>
-        </w:rPr>
-        <w:t xml:space="preserve">, decision trace, </w:t>
-      </w:r>
-      <w:r>
-        <w:rPr>
-          <w:b/>
-        </w:rPr>
-        <w:t>output</w:t>
-      </w:r>
-      <w:r>
-        <w:rPr>
-          <w:b w:val="0"/>
-        </w:rPr>
-        <w:t xml:space="preserve"> and test record, including an uncertain case.</w:t>
-      </w:r>
-    </w:p>
-    <w:p>
-      <w:pPr>
-        <w:pStyle w:val="Heading3"/>
-      </w:pPr>
-      <w:r>
-        <w:t>Explain the added worked example</w:t>
-      </w:r>
-    </w:p>
-    <w:p>
-      <w:pPr>
-        <w:pStyle w:val="Heading3"/>
-      </w:pPr>
-      <w:r>
-        <w:t>Explain the added worked example · 1</w:t>
-      </w:r>
-    </w:p>
-    <w:p>
-      <w:pPr>
-        <w:spacing w:line="336" w:lineRule="auto" w:after="180"/>
-      </w:pPr>
-      <w:r>
-        <w:rPr>
-          <w:b w:val="0"/>
-        </w:rPr>
-        <w:t xml:space="preserve">This week you will evaluate your activity adviser and explain what its </w:t>
-      </w:r>
-      <w:r>
-        <w:rPr>
-          <w:b/>
-        </w:rPr>
-        <w:t>evidence</w:t>
-      </w:r>
-      <w:r>
-        <w:rPr>
-          <w:b w:val="0"/>
-        </w:rPr>
-        <w:t xml:space="preserve"> supports. A project with an honestly reported failure can show strong understanding.</w:t>
-      </w:r>
-    </w:p>
-    <w:p>
-      <w:pPr>
-        <w:spacing w:line="336" w:lineRule="auto" w:after="180"/>
-      </w:pPr>
-      <w:r>
-        <w:rPr>
-          <w:b w:val="0"/>
-        </w:rPr>
-        <w:t xml:space="preserve">Save your candidate instructions, version label, </w:t>
-      </w:r>
-      <w:r>
-        <w:rPr>
-          <w:b/>
-        </w:rPr>
-        <w:t>input</w:t>
-      </w:r>
-      <w:r>
-        <w:rPr>
-          <w:b w:val="0"/>
-        </w:rPr>
-        <w:t xml:space="preserve"> rules, development records and known problems before your teacher reveals the final requests and catalogue. Keep the instructions unchanged during this evaluation.</w:t>
-      </w:r>
-    </w:p>
-    <w:p>
-      <w:pPr>
-        <w:pStyle w:val="Heading3"/>
-      </w:pPr>
-      <w:r>
-        <w:t>Explain the added worked example · 2</w:t>
-      </w:r>
-    </w:p>
-    <w:p>
-      <w:pPr>
-        <w:spacing w:line="336" w:lineRule="auto" w:after="180"/>
-      </w:pPr>
-      <w:r>
-        <w:rPr>
-          <w:b w:val="0"/>
-        </w:rPr>
-        <w:t>The agreed rule remains: validate whole available minutes from 0 to 30 and Quiet required Yes or No. No allows quiet or nonquiet activities.</w:t>
-      </w:r>
-    </w:p>
-    <w:p>
-      <w:pPr>
-        <w:spacing w:line="336" w:lineRule="auto" w:after="180"/>
-      </w:pPr>
-      <w:r>
-        <w:rPr>
-          <w:b w:val="0"/>
-        </w:rPr>
-        <w:t>Start at the first row and suggest the first activity whose time is no more than available time AND whose quiet label satisfies the request. Explain the choice. If all rows fail, report no match.</w:t>
-      </w:r>
-    </w:p>
-    <w:p>
-      <w:pPr>
-        <w:spacing w:line="336" w:lineRule="auto" w:after="180"/>
-      </w:pPr>
-      <w:r>
-        <w:rPr>
-          <w:b w:val="0"/>
-        </w:rPr>
-        <w:t xml:space="preserve">Invalid or missing </w:t>
-      </w:r>
-      <w:r>
-        <w:rPr>
-          <w:b/>
-        </w:rPr>
-        <w:t>input</w:t>
-      </w:r>
-      <w:r>
-        <w:rPr>
-          <w:b w:val="0"/>
-        </w:rPr>
-        <w:t xml:space="preserve"> needs clarification before searching. Clear the previous </w:t>
-      </w:r>
-      <w:r>
-        <w:rPr>
-          <w:b/>
-        </w:rPr>
-        <w:t>output</w:t>
-      </w:r>
-      <w:r>
-        <w:rPr>
-          <w:b w:val="0"/>
-        </w:rPr>
-        <w:t xml:space="preserve"> for each run.</w:t>
-      </w:r>
-    </w:p>
-    <w:p>
-      <w:pPr>
-        <w:pStyle w:val="Heading3"/>
-      </w:pPr>
-      <w:r>
-        <w:t>Explain the added worked example · 3</w:t>
-      </w:r>
-    </w:p>
-    <w:p>
-      <w:pPr>
-        <w:spacing w:line="336" w:lineRule="auto" w:after="180"/>
-      </w:pPr>
-      <w:r>
-        <w:rPr>
-          <w:b w:val="0"/>
-        </w:rPr>
-        <w:t xml:space="preserve">Your teacher will supply a fresh, labelled catalogue in the same format. Its values are test </w:t>
-      </w:r>
-      <w:r>
-        <w:rPr>
-          <w:b/>
-        </w:rPr>
-        <w:t>input</w:t>
-      </w:r>
-      <w:r>
-        <w:rPr>
-          <w:b w:val="0"/>
-        </w:rPr>
-        <w:t>s, not permission to rewrite your instructions. All materials are assumed available.</w:t>
-      </w:r>
-    </w:p>
-    <w:p>
-      <w:pPr>
-        <w:spacing w:line="336" w:lineRule="auto" w:after="180"/>
-      </w:pPr>
-      <w:r>
-        <w:rPr>
-          <w:b w:val="0"/>
-        </w:rPr>
-        <w:t xml:space="preserve">The manual </w:t>
-      </w:r>
-      <w:r>
-        <w:rPr>
-          <w:b/>
-        </w:rPr>
-        <w:t>baseline</w:t>
-      </w:r>
-      <w:r>
-        <w:rPr>
-          <w:b w:val="0"/>
-        </w:rPr>
-        <w:t xml:space="preserve"> checks every row against the same requirements, then selects the first fit. Both methods advise only; neither books, publishes or chooses on a person’s behalf.</w:t>
-      </w:r>
-    </w:p>
-    <w:p>
-      <w:pPr>
-        <w:pStyle w:val="Heading3"/>
-      </w:pPr>
-      <w:r>
-        <w:t>Explain the added worked example · 4</w:t>
-      </w:r>
-    </w:p>
-    <w:p>
-      <w:pPr>
-        <w:spacing w:line="336" w:lineRule="auto" w:after="180"/>
-      </w:pPr>
-      <w:r>
-        <w:rPr>
-          <w:b w:val="0"/>
-        </w:rPr>
-        <w:t xml:space="preserve">Use the same final requests, catalogue, requirements and full-pass rule for both methods. Record the candidate </w:t>
-      </w:r>
-      <w:r>
-        <w:rPr>
-          <w:b/>
-        </w:rPr>
-        <w:t>output</w:t>
-      </w:r>
-      <w:r>
-        <w:rPr>
-          <w:b w:val="0"/>
-        </w:rPr>
-        <w:t xml:space="preserve"> and reason before looking at the expected answer.</w:t>
-      </w:r>
-    </w:p>
-    <w:p>
-      <w:pPr>
-        <w:spacing w:line="336" w:lineRule="auto" w:after="180"/>
-      </w:pPr>
-      <w:r>
-        <w:rPr>
-          <w:b w:val="0"/>
-        </w:rPr>
-        <w:t xml:space="preserve">Record the </w:t>
-      </w:r>
-      <w:r>
-        <w:rPr>
-          <w:b/>
-        </w:rPr>
-        <w:t>baseline</w:t>
-      </w:r>
-      <w:r>
-        <w:rPr>
-          <w:b w:val="0"/>
-        </w:rPr>
-        <w:t xml:space="preserve"> separately; do not copy the candidate result into it. Your teacher holds the answer key.</w:t>
-      </w:r>
-    </w:p>
-    <w:p>
-      <w:pPr>
-        <w:spacing w:line="336" w:lineRule="auto" w:after="180"/>
-      </w:pPr>
-      <w:r>
-        <w:rPr>
-          <w:b w:val="0"/>
-        </w:rPr>
-        <w:t xml:space="preserve">A full pass needs both the required </w:t>
-      </w:r>
-      <w:r>
-        <w:rPr>
-          <w:b/>
-        </w:rPr>
-        <w:t>output</w:t>
-      </w:r>
-      <w:r>
-        <w:rPr>
-          <w:b w:val="0"/>
-        </w:rPr>
-        <w:t xml:space="preserve"> and a valid reason, including why earlier rows fail when a later row is selected.</w:t>
-      </w:r>
-    </w:p>
-    <w:p>
-      <w:pPr>
-        <w:pStyle w:val="Heading3"/>
-      </w:pPr>
-      <w:r>
-        <w:t>Explain the added worked example · 5</w:t>
-      </w:r>
-    </w:p>
-    <w:p>
-      <w:pPr>
-        <w:spacing w:line="336" w:lineRule="auto" w:after="180"/>
-      </w:pPr>
-      <w:r>
-        <w:rPr>
-          <w:b w:val="0"/>
-        </w:rPr>
-        <w:t xml:space="preserve">For each request record its ID, </w:t>
-      </w:r>
-      <w:r>
-        <w:rPr>
-          <w:b/>
-        </w:rPr>
-        <w:t>input</w:t>
-      </w:r>
-      <w:r>
-        <w:rPr>
-          <w:b w:val="0"/>
-        </w:rPr>
-        <w:t xml:space="preserve">s, catalogue label, candidate label, candidate </w:t>
-      </w:r>
-      <w:r>
-        <w:rPr>
-          <w:b/>
-        </w:rPr>
-        <w:t>output</w:t>
-      </w:r>
-      <w:r>
-        <w:rPr>
-          <w:b w:val="0"/>
-        </w:rPr>
-        <w:t xml:space="preserve"> and reason, </w:t>
-      </w:r>
-      <w:r>
-        <w:rPr>
-          <w:b/>
-        </w:rPr>
-        <w:t>baseline</w:t>
-      </w:r>
-      <w:r>
-        <w:rPr>
-          <w:b w:val="0"/>
-        </w:rPr>
-        <w:t xml:space="preserve"> </w:t>
-      </w:r>
-      <w:r>
-        <w:rPr>
-          <w:b/>
-        </w:rPr>
-        <w:t>output</w:t>
-      </w:r>
-      <w:r>
-        <w:rPr>
-          <w:b w:val="0"/>
-        </w:rPr>
-        <w:t xml:space="preserve"> and reason, and both results after checking. Keep a trace for any failure. Mark unrun cases explicitly.</w:t>
-      </w:r>
-    </w:p>
-    <w:p>
-      <w:pPr>
-        <w:spacing w:line="336" w:lineRule="auto" w:after="180"/>
-      </w:pPr>
-      <w:r>
-        <w:rPr>
-          <w:b w:val="0"/>
-        </w:rPr>
-        <w:t xml:space="preserve">Do not silently correct an </w:t>
-      </w:r>
-      <w:r>
-        <w:rPr>
-          <w:b/>
-        </w:rPr>
-        <w:t>observation</w:t>
-      </w:r>
-      <w:r>
-        <w:rPr>
-          <w:b w:val="0"/>
-        </w:rPr>
         <w:t>. If a person misreads an instruction, record that execution error separately from a defect in the written instruction.</w:t>
       </w:r>
     </w:p>
     <w:p>
       <w:pPr>
-        <w:pStyle w:val="Heading3"/>
-      </w:pPr>
-      <w:r>
-        <w:t>Key terms</w:t>
-      </w:r>
-    </w:p>
-    <w:tbl>
-      <w:tblPr>
-        <w:tblStyle w:val="LightShading-Accent1"/>
-        <w:tblW w:type="auto" w:w="0"/>
-        <w:tblLook w:firstColumn="1" w:firstRow="1" w:lastColumn="0" w:lastRow="0" w:noHBand="0" w:noVBand="1" w:val="04A0"/>
-      </w:tblPr>
-      <w:tblGrid>
-        <w:gridCol w:w="5112"/>
-        <w:gridCol w:w="5112"/>
-      </w:tblGrid>
-      <w:tr>
-        <w:trPr>
-          <w:tblHeader/>
-        </w:trPr>
-        <w:tc>
-          <w:tcPr>
-            <w:tcW w:type="dxa" w:w="5112"/>
-          </w:tcPr>
-          <w:p>
-            <w:r>
-              <w:t>Term</w:t>
-            </w:r>
-          </w:p>
-        </w:tc>
-        <w:tc>
-          <w:tcPr>
-            <w:tcW w:type="dxa" w:w="5112"/>
-          </w:tcPr>
-          <w:p>
-            <w:r>
-              <w:t>Meaning</w:t>
-            </w:r>
-          </w:p>
-        </w:tc>
-      </w:tr>
-      <w:tr>
-        <w:tc>
-          <w:tcPr>
-            <w:tcW w:type="dxa" w:w="5112"/>
-          </w:tcPr>
-          <w:p>
-            <w:r>
-              <w:t>Final evaluation</w:t>
-            </w:r>
-          </w:p>
-        </w:tc>
-        <w:tc>
-          <w:tcPr>
-            <w:tcW w:type="dxa" w:w="5112"/>
-          </w:tcPr>
-          <w:p>
-            <w:r>
-              <w:t>Testing a saved candidate under stated conditions after development</w:t>
-            </w:r>
-          </w:p>
-        </w:tc>
-      </w:tr>
-      <w:tr>
-        <w:tc>
-          <w:tcPr>
-            <w:tcW w:type="dxa" w:w="5112"/>
-          </w:tcPr>
-          <w:p>
-            <w:r>
-              <w:t>Baseline</w:t>
-            </w:r>
-          </w:p>
-        </w:tc>
-        <w:tc>
-          <w:tcPr>
-            <w:tcW w:type="dxa" w:w="5112"/>
-          </w:tcPr>
-          <w:p>
-            <w:r>
-              <w:t>A comparison method tested under the same conditions</w:t>
-            </w:r>
-          </w:p>
-        </w:tc>
-      </w:tr>
-      <w:tr>
-        <w:tc>
-          <w:tcPr>
-            <w:tcW w:type="dxa" w:w="5112"/>
-          </w:tcPr>
-          <w:p>
-            <w:r>
-              <w:t>Evidence</w:t>
-            </w:r>
-          </w:p>
-        </w:tc>
-        <w:tc>
-          <w:tcPr>
-            <w:tcW w:type="dxa" w:w="5112"/>
-          </w:tcPr>
-          <w:p>
-            <w:r>
-              <w:t>Recorded observations that support or challenge a claim</w:t>
-            </w:r>
-          </w:p>
-        </w:tc>
-      </w:tr>
-      <w:tr>
-        <w:tc>
-          <w:tcPr>
-            <w:tcW w:type="dxa" w:w="5112"/>
-          </w:tcPr>
-          <w:p>
-            <w:r>
-              <w:t>Limitation</w:t>
-            </w:r>
-          </w:p>
-        </w:tc>
-        <w:tc>
-          <w:tcPr>
-            <w:tcW w:type="dxa" w:w="5112"/>
-          </w:tcPr>
-          <w:p>
-            <w:r>
-              <w:t>A boundary on what a result or system can establish</w:t>
-            </w:r>
-          </w:p>
-        </w:tc>
-      </w:tr>
-      <w:tr>
-        <w:tc>
-          <w:tcPr>
-            <w:tcW w:type="dxa" w:w="5112"/>
-          </w:tcPr>
-          <w:p>
-            <w:r>
-              <w:t>Defence</w:t>
-            </w:r>
-          </w:p>
-        </w:tc>
-        <w:tc>
-          <w:tcPr>
-            <w:tcW w:type="dxa" w:w="5112"/>
-          </w:tcPr>
-          <w:p>
-            <w:r>
-              <w:t>An explanation of a decision using evidence and reasoning</w:t>
-            </w:r>
-          </w:p>
-        </w:tc>
-      </w:tr>
-    </w:tbl>
-    <w:p>
-      <w:pPr>
-        <w:pStyle w:val="Heading3"/>
-      </w:pPr>
-      <w:r>
-        <w:t>Model the reasoning aloud</w:t>
-      </w:r>
-    </w:p>
-    <w:p>
-      <w:pPr>
-        <w:spacing w:line="336" w:lineRule="auto" w:after="180"/>
-      </w:pPr>
-      <w:r>
-        <w:rPr>
-          <w:b w:val="0"/>
-        </w:rPr>
-        <w:t xml:space="preserve">Use the complete worked example below before asking learners to complete W2. Reveal a small part, invite a </w:t>
-      </w:r>
-      <w:r>
-        <w:rPr>
-          <w:b/>
-        </w:rPr>
-        <w:t>prediction</w:t>
-      </w:r>
-      <w:r>
-        <w:rPr>
-          <w:b w:val="0"/>
-        </w:rPr>
-        <w:t>, then explain the deciding step.</w:t>
-      </w:r>
-    </w:p>
-    <w:p>
-      <w:pPr>
-        <w:spacing w:line="336" w:lineRule="auto" w:after="180"/>
-      </w:pPr>
-      <w:r>
-        <w:rPr>
-          <w:b w:val="0"/>
-        </w:rPr>
-        <w:t>These teacher notes contain solutions; do not reveal the independent case answer during modelling.</w:t>
-      </w:r>
-    </w:p>
-    <w:p>
-      <w:pPr>
-        <w:pStyle w:val="Heading3"/>
-      </w:pPr>
-      <w:r>
-        <w:t>Model the reasoning aloud · 6</w:t>
+        <w:pStyle w:val="Heading2"/>
+      </w:pPr>
+      <w:r>
+        <w:t>Model the separate eight-attempt illustration</w:t>
       </w:r>
     </w:p>
     <w:p>
@@ -2335,10 +1510,94 @@
     </w:tbl>
     <w:p>
       <w:pPr>
+        <w:spacing w:line="336" w:lineRule="auto" w:after="180"/>
+      </w:pPr>
+      <w:r>
+        <w:rPr>
+          <w:b w:val="0"/>
+        </w:rPr>
+        <w:t>Explain each failure and its consequence instead of hiding it inside a total. Even perfect results on a small reserved set do not establish reliability in every situation.</w:t>
+      </w:r>
+    </w:p>
+    <w:p>
+      <w:pPr>
+        <w:spacing w:line="336" w:lineRule="auto" w:after="180"/>
+      </w:pPr>
+      <w:r>
+        <w:rPr>
+          <w:b w:val="0"/>
+        </w:rPr>
+        <w:t>Our paper adviser applies human-</w:t>
+      </w:r>
+      <w:r>
+        <w:rPr>
+          <w:b/>
+        </w:rPr>
+        <w:t>written rule</w:t>
+      </w:r>
+      <w:r>
+        <w:rPr>
+          <w:b w:val="0"/>
+        </w:rPr>
+        <w:t xml:space="preserve">s; it has not learned a model from </w:t>
+      </w:r>
+      <w:r>
+        <w:rPr>
+          <w:b/>
+        </w:rPr>
+        <w:t>training</w:t>
+      </w:r>
+      <w:r>
+        <w:rPr>
+          <w:b w:val="0"/>
+        </w:rPr>
+        <w:t xml:space="preserve"> examples. It checks compatibility, not enjoyment, popularity or real material availability.</w:t>
+      </w:r>
+    </w:p>
+    <w:p>
+      <w:pPr>
         <w:pStyle w:val="Heading3"/>
       </w:pPr>
       <w:r>
-        <w:t>Model the reasoning aloud · 7</w:t>
+        <w:t>In the fictional example, state the candidate and baseline results, explain how the two unrun cases should be reported, and give one useful next action. Why is “the adviser is ready for every classroom” unsupported?</w:t>
+      </w:r>
+    </w:p>
+    <w:p>
+      <w:r>
+        <w:t>________________________________________________________________</w:t>
+      </w:r>
+    </w:p>
+    <w:p>
+      <w:r>
+        <w:t>________________________________________________________________</w:t>
+      </w:r>
+    </w:p>
+    <w:p>
+      <w:r>
+        <w:t>________________________________________________________________</w:t>
+      </w:r>
+    </w:p>
+    <w:p>
+      <w:r>
+        <w:t>________________________________________________________________</w:t>
+      </w:r>
+    </w:p>
+    <w:p>
+      <w:r>
+        <w:t>________________________________________________________________</w:t>
+      </w:r>
+    </w:p>
+    <w:p>
+      <w:r>
+        <w:t>________________________________________________________________</w:t>
+      </w:r>
+    </w:p>
+    <w:p>
+      <w:pPr>
+        <w:pStyle w:val="Heading2"/>
+      </w:pPr>
+      <w:r>
+        <w:t>Introduce the separate exhibition-board record</w:t>
       </w:r>
     </w:p>
     <w:p>
@@ -2349,7 +1608,19 @@
         <w:rPr>
           <w:b w:val="0"/>
         </w:rPr>
-        <w:t>Explain each failure and its consequence instead of hiding it inside a total. Even perfect results on a small reserved set do not establish reliability in every situation.</w:t>
+        <w:t xml:space="preserve">A fictional paper sorter team prepares an exhibition </w:t>
+      </w:r>
+      <w:r>
+        <w:rPr>
+          <w:b/>
+        </w:rPr>
+        <w:t>evidence</w:t>
+      </w:r>
+      <w:r>
+        <w:rPr>
+          <w:b w:val="0"/>
+        </w:rPr>
+        <w:t xml:space="preserve"> board.</w:t>
       </w:r>
     </w:p>
     <w:p>
@@ -2360,173 +1631,33 @@
         <w:rPr>
           <w:b w:val="0"/>
         </w:rPr>
-        <w:t>Our paper adviser applies human-</w:t>
+        <w:t xml:space="preserve">Both prototype and manual </w:t>
       </w:r>
       <w:r>
         <w:rPr>
           <w:b/>
         </w:rPr>
-        <w:t>written rule</w:t>
-      </w:r>
-      <w:r>
-        <w:rPr>
-          <w:b w:val="0"/>
-        </w:rPr>
-        <w:t xml:space="preserve">s; it has not learned a model from </w:t>
+        <w:t>baseline</w:t>
+      </w:r>
+      <w:r>
+        <w:rPr>
+          <w:b w:val="0"/>
+        </w:rPr>
+        <w:t xml:space="preserve"> attempt the same 10 reserved cases. Prototype passes 8; </w:t>
       </w:r>
       <w:r>
         <w:rPr>
           <w:b/>
         </w:rPr>
-        <w:t>training</w:t>
-      </w:r>
-      <w:r>
-        <w:rPr>
-          <w:b w:val="0"/>
-        </w:rPr>
-        <w:t xml:space="preserve"> examples. It checks compatibility, not enjoyment, popularity or real material availability.</w:t>
-      </w:r>
-    </w:p>
-    <w:p>
-      <w:pPr>
-        <w:pStyle w:val="Heading3"/>
-      </w:pPr>
-      <w:r>
-        <w:t>In the fictional example, state the candidate and baseline results, explain how the two unrun cases should be reported, and give one useful next action. Why is “the adviser is ready for every classroom” unsupported?</w:t>
-      </w:r>
-    </w:p>
-    <w:p>
-      <w:r>
-        <w:t>________________________________________________________________</w:t>
-      </w:r>
-    </w:p>
-    <w:p>
-      <w:r>
-        <w:t>________________________________________________________________</w:t>
-      </w:r>
-    </w:p>
-    <w:p>
-      <w:r>
-        <w:t>________________________________________________________________</w:t>
-      </w:r>
-    </w:p>
-    <w:p>
-      <w:r>
-        <w:t>________________________________________________________________</w:t>
-      </w:r>
-    </w:p>
-    <w:p>
-      <w:r>
-        <w:t>________________________________________________________________</w:t>
-      </w:r>
-    </w:p>
-    <w:p>
-      <w:r>
-        <w:t>________________________________________________________________</w:t>
-      </w:r>
-    </w:p>
-    <w:tbl>
-      <w:tblPr>
-        <w:tblStyle w:val="LightShading-Accent1"/>
-        <w:tblW w:type="auto" w:w="0"/>
-        <w:tblLook w:firstColumn="1" w:firstRow="1" w:lastColumn="0" w:lastRow="0" w:noHBand="0" w:noVBand="1" w:val="04A0"/>
-      </w:tblPr>
-      <w:tblGrid>
-        <w:gridCol w:w="5112"/>
-        <w:gridCol w:w="5112"/>
-      </w:tblGrid>
-      <w:tr>
-        <w:trPr>
-          <w:tblHeader/>
-        </w:trPr>
-        <w:tc>
-          <w:tcPr>
-            <w:tcW w:type="dxa" w:w="5112"/>
-          </w:tcPr>
-          <w:p>
-            <w:r>
-              <w:t>Thinking move</w:t>
-            </w:r>
-          </w:p>
-        </w:tc>
-        <w:tc>
-          <w:tcPr>
-            <w:tcW w:type="dxa" w:w="5112"/>
-          </w:tcPr>
-          <w:p>
-            <w:r>
-              <w:t>Teacher prompt</w:t>
-            </w:r>
-          </w:p>
-        </w:tc>
-      </w:tr>
-      <w:tr>
-        <w:tc>
-          <w:tcPr>
-            <w:tcW w:type="dxa" w:w="5112"/>
-          </w:tcPr>
-          <w:p>
-            <w:r>
-              <w:t>Plan</w:t>
-            </w:r>
-          </w:p>
-        </w:tc>
-        <w:tc>
-          <w:tcPr>
-            <w:tcW w:type="dxa" w:w="5112"/>
-          </w:tcPr>
-          <w:p>
-            <w:r>
-              <w:t>What is given? What is the question? Which procedure fits these facts?</w:t>
-            </w:r>
-          </w:p>
-        </w:tc>
-      </w:tr>
-      <w:tr>
-        <w:tc>
-          <w:tcPr>
-            <w:tcW w:type="dxa" w:w="5112"/>
-          </w:tcPr>
-          <w:p>
-            <w:r>
-              <w:t>Do</w:t>
-            </w:r>
-          </w:p>
-        </w:tc>
-        <w:tc>
-          <w:tcPr>
-            <w:tcW w:type="dxa" w:w="5112"/>
-          </w:tcPr>
-          <w:p>
-            <w:r>
-              <w:t>Point to each input and intermediate step in the worked trace. Name the rule that allows the next step.</w:t>
-            </w:r>
-          </w:p>
-        </w:tc>
-      </w:tr>
-      <w:tr>
-        <w:tc>
-          <w:tcPr>
-            <w:tcW w:type="dxa" w:w="5112"/>
-          </w:tcPr>
-          <w:p>
-            <w:r>
-              <w:t>Check</w:t>
-            </w:r>
-          </w:p>
-        </w:tc>
-        <w:tc>
-          <w:tcPr>
-            <w:tcW w:type="dxa" w:w="5112"/>
-          </w:tcPr>
-          <w:p>
-            <w:r>
-              <w:t>Does the output answer the question? Which assumption or limitation prevents a larger claim?</w:t>
-            </w:r>
-          </w:p>
-        </w:tc>
-      </w:tr>
-    </w:tbl>
+        <w:t>baseline</w:t>
+      </w:r>
+      <w:r>
+        <w:rPr>
+          <w:b w:val="0"/>
+        </w:rPr>
+        <w:t xml:space="preserve"> passes 9.</w:t>
+      </w:r>
+    </w:p>
     <w:p>
       <w:pPr>
         <w:spacing w:line="336" w:lineRule="auto" w:after="180"/>
@@ -2535,118 +1666,23 @@
         <w:rPr>
           <w:b w:val="0"/>
         </w:rPr>
-        <w:t>Use the diagram and verbal explanation together. Ask learners to match a sentence to a specific visual step; do not assign learners fixed visual or auditory learning styles.</w:t>
-      </w:r>
-    </w:p>
-    <w:p>
-      <w:pPr>
-        <w:pStyle w:val="Heading3"/>
-      </w:pPr>
-      <w:r>
-        <w:t>A pictorial worked case: Expo and Defense</w:t>
-      </w:r>
-    </w:p>
-    <w:p>
-      <w:pPr>
-        <w:spacing w:line="336" w:lineRule="auto" w:after="180"/>
-      </w:pPr>
-      <w:r>
-        <w:rPr>
-          <w:b w:val="0"/>
-        </w:rPr>
-        <w:t xml:space="preserve">A fictional paper sorter team prepares an exhibition </w:t>
-      </w:r>
-      <w:r>
-        <w:rPr>
-          <w:b/>
-        </w:rPr>
-        <w:t>evidence</w:t>
-      </w:r>
-      <w:r>
-        <w:rPr>
-          <w:b w:val="0"/>
-        </w:rPr>
-        <w:t xml:space="preserve"> board.</w:t>
-      </w:r>
-    </w:p>
-    <w:p>
-      <w:pPr>
-        <w:pStyle w:val="Heading3"/>
-      </w:pPr>
-      <w:r>
-        <w:t>The facts we will use</w:t>
-      </w:r>
-    </w:p>
-    <w:p>
-      <w:pPr>
-        <w:pStyle w:val="Heading3"/>
-      </w:pPr>
-      <w:r>
-        <w:t>Supplied facts</w:t>
-      </w:r>
-    </w:p>
-    <w:p>
-      <w:pPr>
-        <w:spacing w:line="336" w:lineRule="auto" w:after="180"/>
-        <w:shd w:fill="F1F6FC"/>
-      </w:pPr>
-      <w:r>
-        <w:rPr>
-          <w:b w:val="0"/>
-        </w:rPr>
-        <w:t xml:space="preserve">Both prototype and manual </w:t>
-      </w:r>
-      <w:r>
-        <w:rPr>
-          <w:b/>
-        </w:rPr>
-        <w:t>baseline</w:t>
-      </w:r>
-      <w:r>
-        <w:rPr>
-          <w:b w:val="0"/>
-        </w:rPr>
-        <w:t xml:space="preserve"> attempt the same 10 reserved cases. Prototype passes 8; </w:t>
-      </w:r>
-      <w:r>
-        <w:rPr>
-          <w:b/>
-        </w:rPr>
-        <w:t>baseline</w:t>
-      </w:r>
-      <w:r>
-        <w:rPr>
-          <w:b w:val="0"/>
-        </w:rPr>
-        <w:t xml:space="preserve"> passes 9.</w:t>
-      </w:r>
-    </w:p>
-    <w:p>
-      <w:pPr>
-        <w:pStyle w:val="Heading3"/>
-      </w:pPr>
-      <w:r>
-        <w:t>Supplied facts</w:t>
-      </w:r>
-    </w:p>
-    <w:p>
-      <w:pPr>
-        <w:spacing w:line="336" w:lineRule="auto" w:after="180"/>
-        <w:shd w:fill="F1F6FC"/>
-      </w:pPr>
-      <w:r>
-        <w:rPr>
-          <w:b w:val="0"/>
-        </w:rPr>
         <w:t>Two additional planned cases are unrun. No timing or pupil-satisfaction measures were collected.</w:t>
+      </w:r>
+    </w:p>
+    <w:p>
+      <w:pPr>
+        <w:pStyle w:val="Heading2"/>
+      </w:pPr>
+      <w:r>
+        <w:t>Inspect the shared-case count picture</w:t>
       </w:r>
     </w:p>
     <w:p>
       <w:r>
         <w:drawing>
           <wp:inline xmlns:a="http://schemas.openxmlformats.org/drawingml/2006/main" xmlns:pic="http://schemas.openxmlformats.org/drawingml/2006/picture">
-            <wp:extent cx="5486400" cy="2641600"/>
-            <wp:docPr id="1" name="Picture 1" descr="Shared reserved-case comparison"/>
+            <wp:extent cx="5486400" cy="2834640"/>
+            <wp:docPr id="1" name="Picture 1" descr="Shared reserved-case comparison. Units: passes out of 10 attempted. Prototype: 8. Manual baseline: 9."/>
             <wp:cNvGraphicFramePr>
               <a:graphicFrameLocks noChangeAspect="1"/>
             </wp:cNvGraphicFramePr>
@@ -2654,7 +1690,7 @@
               <a:graphicData uri="http://schemas.openxmlformats.org/drawingml/2006/picture">
                 <pic:pic>
                   <pic:nvPicPr>
-                    <pic:cNvPr id="0" name="academy-detail-ai-1-36.png"/>
+                    <pic:cNvPr id="0" name="academy-story-ai-1-36-03.png"/>
                     <pic:cNvPicPr/>
                   </pic:nvPicPr>
                   <pic:blipFill>
@@ -2666,7 +1702,7 @@
                   <pic:spPr>
                     <a:xfrm>
                       <a:off x="0" y="0"/>
-                      <a:ext cx="5486400" cy="2641600"/>
+                      <a:ext cx="5486400" cy="2834640"/>
                     </a:xfrm>
                     <a:prstGeom prst="rect"/>
                   </pic:spPr>
@@ -2678,11 +1714,19 @@
       </w:r>
     </w:p>
     <w:p>
+      <w:pPr>
+        <w:pStyle w:val="Heading2"/>
+      </w:pPr>
+      <w:r>
+        <w:t>Trace the ten-attempt comparison and its limits</w:t>
+      </w:r>
+    </w:p>
+    <w:p>
       <w:r>
         <w:drawing>
           <wp:inline xmlns:a="http://schemas.openxmlformats.org/drawingml/2006/main" xmlns:pic="http://schemas.openxmlformats.org/drawingml/2006/picture">
-            <wp:extent cx="5311302" cy="5943600"/>
-            <wp:docPr id="2" name="Picture 2" descr="Expo and Defense. Describe contract: Show the task, inputs, rule and reserved case selection.. Show results: Prototype 8/10=80%; baseline 9/10=90% on attempted cases.. Keep incomplete work: Two unrun cases remain visible, without pass/fail labels.. Defend conclusion: Prototype did not beat baseline on this measured outcome; explain its failures."/>
+            <wp:extent cx="5486400" cy="4005072"/>
+            <wp:docPr id="2" name="Picture 2" descr="Describe contract: Show the task, inputs, rule and reserved case selection. → Show results: Prototype 8/10=80%; baseline 9/10=90% on attempted cases. → Keep incomplete work: Two unrun cases remain visible, without pass/fail labels. → Defend conclusion: Prototype did not beat baseline on this measured outcome; explain its failures."/>
             <wp:cNvGraphicFramePr>
               <a:graphicFrameLocks noChangeAspect="1"/>
             </wp:cNvGraphicFramePr>
@@ -2690,7 +1734,7 @@
               <a:graphicData uri="http://schemas.openxmlformats.org/drawingml/2006/picture">
                 <pic:pic>
                   <pic:nvPicPr>
-                    <pic:cNvPr id="0" name="academy-visual-ai-1-36.png"/>
+                    <pic:cNvPr id="0" name="academy-story-ai-1-36-02.png"/>
                     <pic:cNvPicPr/>
                   </pic:nvPicPr>
                   <pic:blipFill>
@@ -2702,7 +1746,7 @@
                   <pic:spPr>
                     <a:xfrm>
                       <a:off x="0" y="0"/>
-                      <a:ext cx="5311302" cy="5943600"/>
+                      <a:ext cx="5486400" cy="4005072"/>
                     </a:xfrm>
                     <a:prstGeom prst="rect"/>
                   </pic:spPr>
@@ -2852,259 +1896,217 @@
     </w:p>
     <w:p>
       <w:pPr>
+        <w:spacing w:line="336" w:lineRule="auto" w:after="180"/>
+      </w:pPr>
+      <w:r>
+        <w:rPr>
+          <w:b w:val="0"/>
+        </w:rPr>
+        <w:t xml:space="preserve">An exhibition should make the </w:t>
+      </w:r>
+      <w:r>
+        <w:rPr>
+          <w:b/>
+        </w:rPr>
+        <w:t>evidence</w:t>
+      </w:r>
+      <w:r>
+        <w:rPr>
+          <w:b w:val="0"/>
+        </w:rPr>
+        <w:t xml:space="preserve"> inspectable. A polished </w:t>
+      </w:r>
+      <w:r>
+        <w:rPr>
+          <w:b/>
+        </w:rPr>
+        <w:t>demonstration</w:t>
+      </w:r>
+      <w:r>
+        <w:rPr>
+          <w:b w:val="0"/>
+        </w:rPr>
+        <w:t xml:space="preserve"> is not a substitute for the reserved-case record.</w:t>
+      </w:r>
+    </w:p>
+    <w:p>
+      <w:pPr>
+        <w:spacing w:line="336" w:lineRule="auto" w:after="180"/>
+      </w:pPr>
+      <w:r>
+        <w:rPr>
+          <w:b w:val="0"/>
+        </w:rPr>
+        <w:t>The shared cases allow a direct descriptive comparison of pass rates; missing timing data prevents a claim that the prototype is faster. Unrun cases must not be treated as successes.</w:t>
+      </w:r>
+    </w:p>
+    <w:p>
+      <w:pPr>
+        <w:pStyle w:val="Heading2"/>
+      </w:pPr>
+      <w:r>
+        <w:t>Keep learning-impact claims bounded</w:t>
+      </w:r>
+    </w:p>
+    <w:p>
+      <w:pPr>
+        <w:spacing w:line="336" w:lineRule="auto" w:after="180"/>
+      </w:pPr>
+      <w:r>
+        <w:rPr>
+          <w:b w:val="0"/>
+        </w:rPr>
+        <w:t>This fictional evaluation does not demonstrate classroom learning impact or performance on every future request.</w:t>
+      </w:r>
+    </w:p>
+    <w:p>
+      <w:pPr>
+        <w:pStyle w:val="Heading2"/>
+      </w:pPr>
+      <w:r>
+        <w:t>Distinguish planned completion from attempted-case correctness</w:t>
+      </w:r>
+    </w:p>
+    <w:p>
+      <w:pPr>
+        <w:spacing w:line="336" w:lineRule="auto" w:after="180"/>
+      </w:pPr>
+      <w:r>
+        <w:rPr>
+          <w:b w:val="0"/>
+        </w:rPr>
+        <w:t>Change: Someone adds the two unrun cases to the denominator as failures.</w:t>
+      </w:r>
+    </w:p>
+    <w:p>
+      <w:pPr>
+        <w:spacing w:line="336" w:lineRule="auto" w:after="180"/>
+      </w:pPr>
+      <w:r>
+        <w:rPr>
+          <w:b/>
+        </w:rPr>
+        <w:t>Prediction</w:t>
+      </w:r>
+      <w:r>
+        <w:rPr>
+          <w:b w:val="0"/>
+        </w:rPr>
+        <w:t>: That reports a different measure, 8/12 completed successes out of planned cases.</w:t>
+      </w:r>
+    </w:p>
+    <w:p>
+      <w:pPr>
+        <w:spacing w:line="336" w:lineRule="auto" w:after="180"/>
+      </w:pPr>
+      <w:r>
+        <w:rPr>
+          <w:b w:val="0"/>
+        </w:rPr>
+        <w:t>Reason: It cannot be called the original attempted-case pass rate; distinguish completion from evaluated correctness.</w:t>
+      </w:r>
+    </w:p>
+    <w:p>
+      <w:pPr>
+        <w:pStyle w:val="Heading2"/>
+      </w:pPr>
+      <w:r>
+        <w:t>Use the picture to request actual supporting evidence</w:t>
+      </w:r>
+    </w:p>
+    <w:p>
+      <w:pPr>
+        <w:spacing w:line="336" w:lineRule="auto" w:after="180"/>
+      </w:pPr>
+      <w:r>
+        <w:rPr>
+          <w:b w:val="0"/>
+        </w:rPr>
+        <w:t>Use the diagram and verbal explanation together. Ask learners to match a sentence to a specific visual step; do not assign learners fixed visual or auditory learning styles.</w:t>
+      </w:r>
+    </w:p>
+    <w:p>
+      <w:pPr>
+        <w:spacing w:line="336" w:lineRule="auto" w:after="180"/>
+      </w:pPr>
+      <w:r>
+        <w:rPr>
+          <w:b w:val="0"/>
+        </w:rPr>
+        <w:t xml:space="preserve">Cover the result. Ask learners to name the </w:t>
+      </w:r>
+      <w:r>
+        <w:rPr>
+          <w:b/>
+        </w:rPr>
+        <w:t>input</w:t>
+      </w:r>
+      <w:r>
+        <w:rPr>
+          <w:b w:val="0"/>
+        </w:rPr>
+        <w:t xml:space="preserve">s and predict the next step. Uncover one step, connect the icon to the actual procedure, and explain its </w:t>
+      </w:r>
+      <w:r>
+        <w:rPr>
+          <w:b/>
+        </w:rPr>
+        <w:t>evidence</w:t>
+      </w:r>
+      <w:r>
+        <w:rPr>
+          <w:b w:val="0"/>
+        </w:rPr>
+        <w:t>. Then change the supplied condition and compare.</w:t>
+      </w:r>
+    </w:p>
+    <w:p>
+      <w:pPr>
+        <w:spacing w:line="336" w:lineRule="auto" w:after="180"/>
+      </w:pPr>
+      <w:r>
+        <w:rPr>
+          <w:b w:val="0"/>
+        </w:rPr>
+        <w:t>The picture is a representation; it does not document execution of a real AI model.</w:t>
+      </w:r>
+    </w:p>
+    <w:p>
+      <w:pPr>
+        <w:pStyle w:val="Heading2"/>
+      </w:pPr>
+      <w:r>
+        <w:t>Earlier wording, alternatives and picture transcripts · reference / check after trying</w:t>
+      </w:r>
+    </w:p>
+    <w:p>
+      <w:pPr>
+        <w:spacing w:line="336" w:lineRule="auto" w:after="180"/>
+      </w:pPr>
+      <w:r>
+        <w:rPr>
+          <w:b w:val="0"/>
+        </w:rPr>
+        <w:t>Explain the mechanism</w:t>
+      </w:r>
+    </w:p>
+    <w:p>
+      <w:pPr>
+        <w:spacing w:line="336" w:lineRule="auto" w:after="180"/>
+      </w:pPr>
+      <w:r>
+        <w:rPr>
+          <w:b w:val="0"/>
+        </w:rPr>
+        <w:t>Follow the information instead of imagining magic inside the machine.</w:t>
+      </w:r>
+    </w:p>
+    <w:p>
+      <w:pPr>
         <w:pStyle w:val="Heading3"/>
       </w:pPr>
       <w:r>
-        <w:t>Why this result follows</w:t>
-      </w:r>
-    </w:p>
-    <w:p>
-      <w:pPr>
-        <w:pStyle w:val="Heading3"/>
-      </w:pPr>
-      <w:r>
-        <w:t>Why the result follows</w:t>
-      </w:r>
-    </w:p>
-    <w:p>
-      <w:pPr>
-        <w:spacing w:line="336" w:lineRule="auto" w:after="180"/>
-        <w:shd w:fill="F1F6FC"/>
-      </w:pPr>
-      <w:r>
-        <w:rPr>
-          <w:b w:val="0"/>
-        </w:rPr>
-        <w:t xml:space="preserve">An exhibition should make the </w:t>
-      </w:r>
-      <w:r>
-        <w:rPr>
-          <w:b/>
-        </w:rPr>
-        <w:t>evidence</w:t>
-      </w:r>
-      <w:r>
-        <w:rPr>
-          <w:b w:val="0"/>
-        </w:rPr>
-        <w:t xml:space="preserve"> inspectable. A polished </w:t>
-      </w:r>
-      <w:r>
-        <w:rPr>
-          <w:b/>
-        </w:rPr>
-        <w:t>demonstration</w:t>
-      </w:r>
-      <w:r>
-        <w:rPr>
-          <w:b w:val="0"/>
-        </w:rPr>
-        <w:t xml:space="preserve"> is not a substitute for the reserved-case record.</w:t>
-      </w:r>
-    </w:p>
-    <w:p>
-      <w:pPr>
-        <w:spacing w:line="336" w:lineRule="auto" w:after="180"/>
-        <w:shd w:fill="F1F6FC"/>
-      </w:pPr>
-      <w:r>
-        <w:rPr>
-          <w:b w:val="0"/>
-        </w:rPr>
-        <w:t>The shared cases allow a direct descriptive comparison of pass rates; missing timing data prevents a claim that the prototype is faster. Unrun cases must not be treated as successes.</w:t>
-      </w:r>
-    </w:p>
-    <w:p>
-      <w:pPr>
-        <w:pStyle w:val="Heading3"/>
-      </w:pPr>
-      <w:r>
-        <w:t>What this example does not establish</w:t>
-      </w:r>
-    </w:p>
-    <w:p>
-      <w:pPr>
-        <w:pStyle w:val="Heading3"/>
-      </w:pPr>
-      <w:r>
-        <w:t>Keep the stated limit</w:t>
-      </w:r>
-    </w:p>
-    <w:p>
-      <w:pPr>
-        <w:spacing w:line="336" w:lineRule="auto" w:after="180"/>
-        <w:shd w:fill="FFF5E6"/>
-      </w:pPr>
-      <w:r>
-        <w:rPr>
-          <w:b w:val="0"/>
-        </w:rPr>
-        <w:t>This fictional evaluation does not demonstrate classroom learning impact or performance on every future request.</w:t>
-      </w:r>
-    </w:p>
-    <w:p>
-      <w:pPr>
-        <w:pStyle w:val="Heading3"/>
-      </w:pPr>
-      <w:r>
-        <w:t>Change one thing in the pictured case</w:t>
-      </w:r>
-    </w:p>
-    <w:p>
-      <w:pPr>
-        <w:pStyle w:val="Heading3"/>
-      </w:pPr>
-      <w:r>
-        <w:t>Change one thing</w:t>
-      </w:r>
-    </w:p>
-    <w:p>
-      <w:pPr>
-        <w:spacing w:line="336" w:lineRule="auto" w:after="180"/>
-        <w:shd w:fill="F5F1FB"/>
-      </w:pPr>
-      <w:r>
-        <w:rPr>
-          <w:b w:val="0"/>
-        </w:rPr>
-        <w:t>Change: Someone adds the two unrun cases to the denominator as failures.</w:t>
-      </w:r>
-    </w:p>
-    <w:p>
-      <w:pPr>
-        <w:pStyle w:val="Heading3"/>
-      </w:pPr>
-      <w:r>
-        <w:t>Predicted result</w:t>
-      </w:r>
-    </w:p>
-    <w:p>
-      <w:pPr>
-        <w:spacing w:line="336" w:lineRule="auto" w:after="180"/>
-        <w:shd w:fill="F1F6FC"/>
-      </w:pPr>
-      <w:r>
-        <w:rPr>
-          <w:b/>
-        </w:rPr>
-        <w:t>Prediction</w:t>
-      </w:r>
-      <w:r>
-        <w:rPr>
-          <w:b w:val="0"/>
-        </w:rPr>
-        <w:t>: That reports a different measure, 8/12 completed successes out of planned cases.</w:t>
-      </w:r>
-    </w:p>
-    <w:p>
-      <w:pPr>
-        <w:pStyle w:val="Heading3"/>
-      </w:pPr>
-      <w:r>
-        <w:t>Why the result follows</w:t>
-      </w:r>
-    </w:p>
-    <w:p>
-      <w:pPr>
-        <w:spacing w:line="336" w:lineRule="auto" w:after="180"/>
-        <w:shd w:fill="F1F6FC"/>
-      </w:pPr>
-      <w:r>
-        <w:rPr>
-          <w:b w:val="0"/>
-        </w:rPr>
-        <w:t>Reason: It cannot be called the original attempted-case pass rate; distinguish completion from evaluated correctness.</w:t>
-      </w:r>
-    </w:p>
-    <w:p>
-      <w:pPr>
-        <w:pStyle w:val="Heading3"/>
-      </w:pPr>
-      <w:r>
-        <w:t>Ask while showing the picture</w:t>
-      </w:r>
-    </w:p>
-    <w:p>
-      <w:pPr>
-        <w:pStyle w:val="Heading3"/>
-      </w:pPr>
-      <w:r>
-        <w:t>Ask while showing the picture · 8</w:t>
-      </w:r>
-    </w:p>
-    <w:p>
-      <w:pPr>
-        <w:spacing w:line="336" w:lineRule="auto" w:after="180"/>
-      </w:pPr>
-      <w:r>
-        <w:rPr>
-          <w:b w:val="0"/>
-        </w:rPr>
-        <w:t xml:space="preserve">Cover the result. Ask learners to name the </w:t>
-      </w:r>
-      <w:r>
-        <w:rPr>
-          <w:b/>
-        </w:rPr>
-        <w:t>input</w:t>
-      </w:r>
-      <w:r>
-        <w:rPr>
-          <w:b w:val="0"/>
-        </w:rPr>
-        <w:t xml:space="preserve">s and predict the next step. Uncover one step, connect the icon to the actual procedure, and explain its </w:t>
-      </w:r>
-      <w:r>
-        <w:rPr>
-          <w:b/>
-        </w:rPr>
-        <w:t>evidence</w:t>
-      </w:r>
-      <w:r>
-        <w:rPr>
-          <w:b w:val="0"/>
-        </w:rPr>
-        <w:t>. Then change the supplied condition and compare.</w:t>
-      </w:r>
-    </w:p>
-    <w:p>
-      <w:pPr>
-        <w:spacing w:line="336" w:lineRule="auto" w:after="180"/>
-      </w:pPr>
-      <w:r>
-        <w:rPr>
-          <w:b w:val="0"/>
-        </w:rPr>
-        <w:t>The picture is a representation; it does not document execution of a real AI model.</w:t>
-      </w:r>
-    </w:p>
-    <w:p>
-      <w:pPr>
-        <w:pStyle w:val="Heading1"/>
-      </w:pPr>
-      <w:r>
-        <w:t>03. Demonstrate and guide practice</w:t>
-      </w:r>
-    </w:p>
-    <w:p>
-      <w:r>
-        <w:t>Demonstrate Expo and Defense, reduce support deliberately and check individual reasoning before discussing answers.</w:t>
-      </w:r>
-    </w:p>
-    <w:p>
-      <w:pPr>
-        <w:pStyle w:val="Heading3"/>
-      </w:pPr>
-      <w:r>
-        <w:t>Board sequence</w:t>
-      </w:r>
-    </w:p>
-    <w:p>
-      <w:pPr>
-        <w:pStyle w:val="Heading3"/>
-      </w:pPr>
-      <w:r>
-        <w:t>1. Put the facts on the board</w:t>
+        <w:t>1. Input — information entering</w:t>
       </w:r>
     </w:p>
     <w:p>
@@ -3114,9 +2116,15 @@
       </w:pPr>
       <w:r>
         <w:rPr>
-          <w:b w:val="0"/>
-        </w:rPr>
-        <w:t>Write the given facts: The expo poster says always correct after six classroom passes.</w:t>
+          <w:b/>
+        </w:rPr>
+        <w:t>INPUT</w:t>
+      </w:r>
+      <w:r>
+        <w:rPr>
+          <w:b w:val="0"/>
+        </w:rPr>
+        <w:t xml:space="preserve"> fresh item and documented system</w:t>
       </w:r>
     </w:p>
     <w:p>
@@ -3124,7 +2132,7 @@
         <w:pStyle w:val="Heading3"/>
       </w:pPr>
       <w:r>
-        <w:t>2. State the decision to explain</w:t>
+        <w:t>2. Process — the deciding step</w:t>
       </w:r>
     </w:p>
     <w:p>
@@ -3134,6 +2142,1296 @@
       </w:pPr>
       <w:r>
         <w:rPr>
+          <w:b/>
+        </w:rPr>
+        <w:t>PROCESS</w:t>
+      </w:r>
+      <w:r>
+        <w:rPr>
+          <w:b w:val="0"/>
+        </w:rPr>
+        <w:t xml:space="preserve"> execute and explain each stage under questions</w:t>
+      </w:r>
+    </w:p>
+    <w:p>
+      <w:pPr>
+        <w:pStyle w:val="Heading3"/>
+      </w:pPr>
+      <w:r>
+        <w:t>3. Output — the result</w:t>
+      </w:r>
+    </w:p>
+    <w:p>
+      <w:pPr>
+        <w:spacing w:line="336" w:lineRule="auto" w:after="180"/>
+        <w:shd w:fill="F4F9FC"/>
+      </w:pPr>
+      <w:r>
+        <w:rPr>
+          <w:b/>
+        </w:rPr>
+        <w:t>OUTPUT</w:t>
+      </w:r>
+      <w:r>
+        <w:rPr>
+          <w:b w:val="0"/>
+        </w:rPr>
+        <w:t xml:space="preserve"> result, </w:t>
+      </w:r>
+      <w:r>
+        <w:rPr>
+          <w:b/>
+        </w:rPr>
+        <w:t>evidence</w:t>
+      </w:r>
+      <w:r>
+        <w:rPr>
+          <w:b w:val="0"/>
+        </w:rPr>
+        <w:t xml:space="preserve">, </w:t>
+      </w:r>
+      <w:r>
+        <w:rPr>
+          <w:b/>
+        </w:rPr>
+        <w:t>limitation</w:t>
+      </w:r>
+      <w:r>
+        <w:rPr>
+          <w:b w:val="0"/>
+        </w:rPr>
+        <w:t>, and responsible next action</w:t>
+      </w:r>
+    </w:p>
+    <w:p>
+      <w:pPr>
+        <w:spacing w:line="336" w:lineRule="auto" w:after="180"/>
+      </w:pPr>
+      <w:r>
+        <w:rPr>
+          <w:b w:val="0"/>
+        </w:rPr>
+        <w:t xml:space="preserve">CORE IDEA Understanding is shown by explanation, </w:t>
+      </w:r>
+      <w:r>
+        <w:rPr>
+          <w:b/>
+        </w:rPr>
+        <w:t>transfer</w:t>
+      </w:r>
+      <w:r>
+        <w:rPr>
+          <w:b w:val="0"/>
+        </w:rPr>
+        <w:t>, testing, and limits.</w:t>
+      </w:r>
+    </w:p>
+    <w:p>
+      <w:pPr>
+        <w:spacing w:line="336" w:lineRule="auto" w:after="180"/>
+      </w:pPr>
+      <w:r>
+        <w:rPr>
+          <w:b w:val="0"/>
+        </w:rPr>
+        <w:t xml:space="preserve">UNDER THE HOOD A </w:t>
+      </w:r>
+      <w:r>
+        <w:rPr>
+          <w:b/>
+        </w:rPr>
+        <w:t>defense</w:t>
+      </w:r>
+      <w:r>
+        <w:rPr>
+          <w:b w:val="0"/>
+        </w:rPr>
+        <w:t xml:space="preserve"> evaluates </w:t>
+      </w:r>
+      <w:r>
+        <w:rPr>
+          <w:b/>
+        </w:rPr>
+        <w:t>transfer</w:t>
+      </w:r>
+      <w:r>
+        <w:rPr>
+          <w:b w:val="0"/>
+        </w:rPr>
+        <w:t>able understanding, not presentation polish.</w:t>
+      </w:r>
+    </w:p>
+    <w:p>
+      <w:pPr>
+        <w:spacing w:line="336" w:lineRule="auto" w:after="180"/>
+      </w:pPr>
+      <w:r>
+        <w:rPr>
+          <w:b w:val="0"/>
+        </w:rPr>
+        <w:t xml:space="preserve">Strong </w:t>
+      </w:r>
+      <w:r>
+        <w:rPr>
+          <w:b/>
+        </w:rPr>
+        <w:t>evidence</w:t>
+      </w:r>
+      <w:r>
+        <w:rPr>
+          <w:b w:val="0"/>
+        </w:rPr>
+        <w:t xml:space="preserve"> includes system architecture, version history, planned tests, failures, controlled improvement, fairness/privacy boundaries, and independent response to a novel case.</w:t>
+      </w:r>
+    </w:p>
+    <w:p>
+      <w:pPr>
+        <w:spacing w:line="336" w:lineRule="auto" w:after="180"/>
+      </w:pPr>
+      <w:r>
+        <w:rPr>
+          <w:b w:val="0"/>
+        </w:rPr>
+        <w:t>Draw a fresh example with all three stages:</w:t>
+      </w:r>
+    </w:p>
+    <w:p>
+      <w:pPr>
+        <w:spacing w:line="336" w:lineRule="auto" w:after="180"/>
+      </w:pPr>
+      <w:r>
+        <w:rPr>
+          <w:b w:val="0"/>
+        </w:rPr>
+        <w:t xml:space="preserve">Every step connects a claim to observable </w:t>
+      </w:r>
+      <w:r>
+        <w:rPr>
+          <w:b/>
+        </w:rPr>
+        <w:t>evidence</w:t>
+      </w:r>
+      <w:r>
+        <w:rPr>
+          <w:b w:val="0"/>
+        </w:rPr>
+        <w:t>.</w:t>
+      </w:r>
+    </w:p>
+    <w:p>
+      <w:pPr>
+        <w:spacing w:line="336" w:lineRule="auto" w:after="180"/>
+      </w:pPr>
+      <w:r>
+        <w:rPr>
+          <w:b w:val="0"/>
+        </w:rPr>
+        <w:t xml:space="preserve">CASE A team presents the Classroom Sorter, traces a new item live, shows test </w:t>
+      </w:r>
+      <w:r>
+        <w:rPr>
+          <w:b/>
+        </w:rPr>
+        <w:t>evidence</w:t>
+      </w:r>
+      <w:r>
+        <w:rPr>
+          <w:b w:val="0"/>
+        </w:rPr>
+        <w:t>, explains one failure, and states when a human must decide.</w:t>
+      </w:r>
+    </w:p>
+    <w:p>
+      <w:pPr>
+        <w:spacing w:line="336" w:lineRule="auto" w:after="180"/>
+      </w:pPr>
+      <w:r>
+        <w:rPr>
+          <w:b w:val="0"/>
+        </w:rPr>
+        <w:t>STEP 1 — OBSERVE fresh item and documented system</w:t>
+      </w:r>
+    </w:p>
+    <w:p>
+      <w:pPr>
+        <w:spacing w:line="336" w:lineRule="auto" w:after="180"/>
+      </w:pPr>
+      <w:r>
+        <w:rPr>
+          <w:b w:val="0"/>
+        </w:rPr>
+        <w:t>STEP 2 — TRACE execute and explain each stage under questions</w:t>
+      </w:r>
+    </w:p>
+    <w:p>
+      <w:pPr>
+        <w:spacing w:line="336" w:lineRule="auto" w:after="180"/>
+      </w:pPr>
+      <w:r>
+        <w:rPr>
+          <w:b w:val="0"/>
+        </w:rPr>
+        <w:t xml:space="preserve">STEP 3 — CONCLUDE result, </w:t>
+      </w:r>
+      <w:r>
+        <w:rPr>
+          <w:b/>
+        </w:rPr>
+        <w:t>evidence</w:t>
+      </w:r>
+      <w:r>
+        <w:rPr>
+          <w:b w:val="0"/>
+        </w:rPr>
+        <w:t xml:space="preserve">, </w:t>
+      </w:r>
+      <w:r>
+        <w:rPr>
+          <w:b/>
+        </w:rPr>
+        <w:t>limitation</w:t>
+      </w:r>
+      <w:r>
+        <w:rPr>
+          <w:b w:val="0"/>
+        </w:rPr>
+        <w:t>, and responsible next action</w:t>
+      </w:r>
+    </w:p>
+    <w:p>
+      <w:pPr>
+        <w:spacing w:line="336" w:lineRule="auto" w:after="180"/>
+      </w:pPr>
+      <w:r>
+        <w:rPr>
+          <w:b w:val="0"/>
+        </w:rPr>
+        <w:t xml:space="preserve">MODEL REASONING A complete </w:t>
+      </w:r>
+      <w:r>
+        <w:rPr>
+          <w:b/>
+        </w:rPr>
+        <w:t>defense</w:t>
+      </w:r>
+      <w:r>
+        <w:rPr>
+          <w:b w:val="0"/>
+        </w:rPr>
+        <w:t xml:space="preserve"> traces </w:t>
+      </w:r>
+      <w:r>
+        <w:rPr>
+          <w:b/>
+        </w:rPr>
+        <w:t>input</w:t>
+      </w:r>
+      <w:r>
+        <w:rPr>
+          <w:b w:val="0"/>
+        </w:rPr>
+        <w:t xml:space="preserve">, </w:t>
+      </w:r>
+      <w:r>
+        <w:rPr>
+          <w:b/>
+        </w:rPr>
+        <w:t>process</w:t>
+      </w:r>
+      <w:r>
+        <w:rPr>
+          <w:b w:val="0"/>
+        </w:rPr>
+        <w:t xml:space="preserve">, and </w:t>
+      </w:r>
+      <w:r>
+        <w:rPr>
+          <w:b/>
+        </w:rPr>
+        <w:t>output</w:t>
+      </w:r>
+      <w:r>
+        <w:rPr>
+          <w:b w:val="0"/>
+        </w:rPr>
+        <w:t>; distinguishes rules from learned parts; presents normal and edge tests; explains one controlled improvement; states privacy, fairness, uncertainty, and human-review boundaries; and handles a fresh case independently.</w:t>
+      </w:r>
+    </w:p>
+    <w:p>
+      <w:pPr>
+        <w:spacing w:line="336" w:lineRule="auto" w:after="180"/>
+      </w:pPr>
+      <w:r>
+        <w:rPr>
+          <w:b w:val="0"/>
+        </w:rPr>
+        <w:t xml:space="preserve">DO NOT OVERCLAIM Confidence, decoration, or memorized vocabulary cannot replace a fresh trace and </w:t>
+      </w:r>
+      <w:r>
+        <w:rPr>
+          <w:b/>
+        </w:rPr>
+        <w:t>evidence</w:t>
+      </w:r>
+      <w:r>
+        <w:rPr>
+          <w:b w:val="0"/>
+        </w:rPr>
+        <w:t>-based answers.</w:t>
+      </w:r>
+    </w:p>
+    <w:p>
+      <w:pPr>
+        <w:spacing w:line="336" w:lineRule="auto" w:after="180"/>
+      </w:pPr>
+      <w:r>
+        <w:rPr>
+          <w:b w:val="0"/>
+        </w:rPr>
+        <w:t xml:space="preserve">What new </w:t>
+      </w:r>
+      <w:r>
+        <w:rPr>
+          <w:b/>
+        </w:rPr>
+        <w:t>evidence</w:t>
+      </w:r>
+      <w:r>
+        <w:rPr>
+          <w:b w:val="0"/>
+        </w:rPr>
+        <w:t xml:space="preserve"> could change this answer?</w:t>
+      </w:r>
+    </w:p>
+    <w:p>
+      <w:pPr>
+        <w:pStyle w:val="Heading3"/>
+      </w:pPr>
+      <w:r>
+        <w:t>Concrete teaching case</w:t>
+      </w:r>
+    </w:p>
+    <w:p>
+      <w:pPr>
+        <w:spacing w:line="336" w:lineRule="auto" w:after="180"/>
+      </w:pPr>
+      <w:r>
+        <w:rPr>
+          <w:b w:val="0"/>
+        </w:rPr>
+        <w:t>The expo poster says always correct after six classroom passes.</w:t>
+      </w:r>
+    </w:p>
+    <w:p>
+      <w:pPr>
+        <w:spacing w:line="336" w:lineRule="auto" w:after="180"/>
+      </w:pPr>
+      <w:r>
+        <w:rPr>
+          <w:b w:val="0"/>
+        </w:rPr>
+        <w:t>Write a defensible claim.</w:t>
+      </w:r>
+    </w:p>
+    <w:p>
+      <w:pPr>
+        <w:pStyle w:val="Heading3"/>
+      </w:pPr>
+      <w:r>
+        <w:t>Exact explanation to model</w:t>
+      </w:r>
+    </w:p>
+    <w:p>
+      <w:pPr>
+        <w:spacing w:line="336" w:lineRule="auto" w:after="180"/>
+      </w:pPr>
+      <w:r>
+        <w:rPr>
+          <w:b w:val="0"/>
+        </w:rPr>
+        <w:t xml:space="preserve">Report six specified passes with conditions and limits. Show an </w:t>
+      </w:r>
+      <w:r>
+        <w:rPr>
+          <w:b/>
+        </w:rPr>
+        <w:t>input</w:t>
+      </w:r>
+      <w:r>
+        <w:rPr>
+          <w:b w:val="0"/>
+        </w:rPr>
+        <w:t xml:space="preserve">, decision trace, </w:t>
+      </w:r>
+      <w:r>
+        <w:rPr>
+          <w:b/>
+        </w:rPr>
+        <w:t>output</w:t>
+      </w:r>
+      <w:r>
+        <w:rPr>
+          <w:b w:val="0"/>
+        </w:rPr>
+        <w:t xml:space="preserve"> and test record, including an uncertain case.</w:t>
+      </w:r>
+    </w:p>
+    <w:p>
+      <w:pPr>
+        <w:pStyle w:val="Heading3"/>
+      </w:pPr>
+      <w:r>
+        <w:t>Explain the added worked example</w:t>
+      </w:r>
+    </w:p>
+    <w:p>
+      <w:pPr>
+        <w:pStyle w:val="Heading3"/>
+      </w:pPr>
+      <w:r>
+        <w:t>Key terms</w:t>
+      </w:r>
+    </w:p>
+    <w:tbl>
+      <w:tblPr>
+        <w:tblStyle w:val="LightShading-Accent1"/>
+        <w:tblW w:type="auto" w:w="0"/>
+        <w:tblLook w:firstColumn="1" w:firstRow="1" w:lastColumn="0" w:lastRow="0" w:noHBand="0" w:noVBand="1" w:val="04A0"/>
+      </w:tblPr>
+      <w:tblGrid>
+        <w:gridCol w:w="5112"/>
+        <w:gridCol w:w="5112"/>
+      </w:tblGrid>
+      <w:tr>
+        <w:trPr>
+          <w:tblHeader/>
+        </w:trPr>
+        <w:tc>
+          <w:tcPr>
+            <w:tcW w:type="dxa" w:w="5112"/>
+          </w:tcPr>
+          <w:p>
+            <w:r>
+              <w:t>Term</w:t>
+            </w:r>
+          </w:p>
+        </w:tc>
+        <w:tc>
+          <w:tcPr>
+            <w:tcW w:type="dxa" w:w="5112"/>
+          </w:tcPr>
+          <w:p>
+            <w:r>
+              <w:t>Meaning</w:t>
+            </w:r>
+          </w:p>
+        </w:tc>
+      </w:tr>
+      <w:tr>
+        <w:tc>
+          <w:tcPr>
+            <w:tcW w:type="dxa" w:w="5112"/>
+          </w:tcPr>
+          <w:p>
+            <w:r>
+              <w:t>Final evaluation</w:t>
+            </w:r>
+          </w:p>
+        </w:tc>
+        <w:tc>
+          <w:tcPr>
+            <w:tcW w:type="dxa" w:w="5112"/>
+          </w:tcPr>
+          <w:p>
+            <w:r>
+              <w:t>Testing a saved candidate under stated conditions after development</w:t>
+            </w:r>
+          </w:p>
+        </w:tc>
+      </w:tr>
+      <w:tr>
+        <w:tc>
+          <w:tcPr>
+            <w:tcW w:type="dxa" w:w="5112"/>
+          </w:tcPr>
+          <w:p>
+            <w:r>
+              <w:t>Baseline</w:t>
+            </w:r>
+          </w:p>
+        </w:tc>
+        <w:tc>
+          <w:tcPr>
+            <w:tcW w:type="dxa" w:w="5112"/>
+          </w:tcPr>
+          <w:p>
+            <w:r>
+              <w:t>A comparison method tested under the same conditions</w:t>
+            </w:r>
+          </w:p>
+        </w:tc>
+      </w:tr>
+      <w:tr>
+        <w:tc>
+          <w:tcPr>
+            <w:tcW w:type="dxa" w:w="5112"/>
+          </w:tcPr>
+          <w:p>
+            <w:r>
+              <w:t>Evidence</w:t>
+            </w:r>
+          </w:p>
+        </w:tc>
+        <w:tc>
+          <w:tcPr>
+            <w:tcW w:type="dxa" w:w="5112"/>
+          </w:tcPr>
+          <w:p>
+            <w:r>
+              <w:t>Recorded observations that support or challenge a claim</w:t>
+            </w:r>
+          </w:p>
+        </w:tc>
+      </w:tr>
+      <w:tr>
+        <w:tc>
+          <w:tcPr>
+            <w:tcW w:type="dxa" w:w="5112"/>
+          </w:tcPr>
+          <w:p>
+            <w:r>
+              <w:t>Limitation</w:t>
+            </w:r>
+          </w:p>
+        </w:tc>
+        <w:tc>
+          <w:tcPr>
+            <w:tcW w:type="dxa" w:w="5112"/>
+          </w:tcPr>
+          <w:p>
+            <w:r>
+              <w:t>A boundary on what a result or system can establish</w:t>
+            </w:r>
+          </w:p>
+        </w:tc>
+      </w:tr>
+      <w:tr>
+        <w:tc>
+          <w:tcPr>
+            <w:tcW w:type="dxa" w:w="5112"/>
+          </w:tcPr>
+          <w:p>
+            <w:r>
+              <w:t>Defence</w:t>
+            </w:r>
+          </w:p>
+        </w:tc>
+        <w:tc>
+          <w:tcPr>
+            <w:tcW w:type="dxa" w:w="5112"/>
+          </w:tcPr>
+          <w:p>
+            <w:r>
+              <w:t>An explanation of a decision using evidence and reasoning</w:t>
+            </w:r>
+          </w:p>
+        </w:tc>
+      </w:tr>
+    </w:tbl>
+    <w:p>
+      <w:pPr>
+        <w:pStyle w:val="Heading3"/>
+      </w:pPr>
+      <w:r>
+        <w:t>Model the reasoning aloud</w:t>
+      </w:r>
+    </w:p>
+    <w:p>
+      <w:pPr>
+        <w:spacing w:line="336" w:lineRule="auto" w:after="180"/>
+      </w:pPr>
+      <w:r>
+        <w:rPr>
+          <w:b w:val="0"/>
+        </w:rPr>
+        <w:t xml:space="preserve">Use the complete worked example below before asking learners to complete W2. Reveal a small part, invite a </w:t>
+      </w:r>
+      <w:r>
+        <w:rPr>
+          <w:b/>
+        </w:rPr>
+        <w:t>prediction</w:t>
+      </w:r>
+      <w:r>
+        <w:rPr>
+          <w:b w:val="0"/>
+        </w:rPr>
+        <w:t>, then explain the deciding step.</w:t>
+      </w:r>
+    </w:p>
+    <w:p>
+      <w:pPr>
+        <w:spacing w:line="336" w:lineRule="auto" w:after="180"/>
+      </w:pPr>
+      <w:r>
+        <w:rPr>
+          <w:b w:val="0"/>
+        </w:rPr>
+        <w:t>These teacher notes contain solutions; do not reveal the independent case answer during modelling.</w:t>
+      </w:r>
+    </w:p>
+    <w:tbl>
+      <w:tblPr>
+        <w:tblStyle w:val="LightShading-Accent1"/>
+        <w:tblW w:type="auto" w:w="0"/>
+        <w:tblLook w:firstColumn="1" w:firstRow="1" w:lastColumn="0" w:lastRow="0" w:noHBand="0" w:noVBand="1" w:val="04A0"/>
+      </w:tblPr>
+      <w:tblGrid>
+        <w:gridCol w:w="5112"/>
+        <w:gridCol w:w="5112"/>
+      </w:tblGrid>
+      <w:tr>
+        <w:trPr>
+          <w:tblHeader/>
+        </w:trPr>
+        <w:tc>
+          <w:tcPr>
+            <w:tcW w:type="dxa" w:w="5112"/>
+          </w:tcPr>
+          <w:p>
+            <w:r>
+              <w:t>Thinking move</w:t>
+            </w:r>
+          </w:p>
+        </w:tc>
+        <w:tc>
+          <w:tcPr>
+            <w:tcW w:type="dxa" w:w="5112"/>
+          </w:tcPr>
+          <w:p>
+            <w:r>
+              <w:t>Teacher prompt</w:t>
+            </w:r>
+          </w:p>
+        </w:tc>
+      </w:tr>
+      <w:tr>
+        <w:tc>
+          <w:tcPr>
+            <w:tcW w:type="dxa" w:w="5112"/>
+          </w:tcPr>
+          <w:p>
+            <w:r>
+              <w:t>Plan</w:t>
+            </w:r>
+          </w:p>
+        </w:tc>
+        <w:tc>
+          <w:tcPr>
+            <w:tcW w:type="dxa" w:w="5112"/>
+          </w:tcPr>
+          <w:p>
+            <w:r>
+              <w:t>What is given? What is the question? Which procedure fits these facts?</w:t>
+            </w:r>
+          </w:p>
+        </w:tc>
+      </w:tr>
+      <w:tr>
+        <w:tc>
+          <w:tcPr>
+            <w:tcW w:type="dxa" w:w="5112"/>
+          </w:tcPr>
+          <w:p>
+            <w:r>
+              <w:t>Do</w:t>
+            </w:r>
+          </w:p>
+        </w:tc>
+        <w:tc>
+          <w:tcPr>
+            <w:tcW w:type="dxa" w:w="5112"/>
+          </w:tcPr>
+          <w:p>
+            <w:r>
+              <w:t>Point to each input and intermediate step in the worked trace. Name the rule that allows the next step.</w:t>
+            </w:r>
+          </w:p>
+        </w:tc>
+      </w:tr>
+      <w:tr>
+        <w:tc>
+          <w:tcPr>
+            <w:tcW w:type="dxa" w:w="5112"/>
+          </w:tcPr>
+          <w:p>
+            <w:r>
+              <w:t>Check</w:t>
+            </w:r>
+          </w:p>
+        </w:tc>
+        <w:tc>
+          <w:tcPr>
+            <w:tcW w:type="dxa" w:w="5112"/>
+          </w:tcPr>
+          <w:p>
+            <w:r>
+              <w:t>Does the output answer the question? Which assumption or limitation prevents a larger claim?</w:t>
+            </w:r>
+          </w:p>
+        </w:tc>
+      </w:tr>
+    </w:tbl>
+    <w:p>
+      <w:pPr>
+        <w:pStyle w:val="Heading3"/>
+      </w:pPr>
+      <w:r>
+        <w:t>A pictorial worked case: Expo and Defense</w:t>
+      </w:r>
+    </w:p>
+    <w:p>
+      <w:pPr>
+        <w:pStyle w:val="Heading3"/>
+      </w:pPr>
+      <w:r>
+        <w:t>The facts we will use</w:t>
+      </w:r>
+    </w:p>
+    <w:p>
+      <w:r>
+        <w:drawing>
+          <wp:inline xmlns:a="http://schemas.openxmlformats.org/drawingml/2006/main" xmlns:pic="http://schemas.openxmlformats.org/drawingml/2006/picture">
+            <wp:extent cx="5486400" cy="2641600"/>
+            <wp:docPr id="3" name="Picture 3" descr="Shared reserved-case comparison"/>
+            <wp:cNvGraphicFramePr>
+              <a:graphicFrameLocks noChangeAspect="1"/>
+            </wp:cNvGraphicFramePr>
+            <a:graphic>
+              <a:graphicData uri="http://schemas.openxmlformats.org/drawingml/2006/picture">
+                <pic:pic>
+                  <pic:nvPicPr>
+                    <pic:cNvPr id="0" name="academy-detail-ai-1-36.png"/>
+                    <pic:cNvPicPr/>
+                  </pic:nvPicPr>
+                  <pic:blipFill>
+                    <a:blip r:embed="rId11"/>
+                    <a:stretch>
+                      <a:fillRect/>
+                    </a:stretch>
+                  </pic:blipFill>
+                  <pic:spPr>
+                    <a:xfrm>
+                      <a:off x="0" y="0"/>
+                      <a:ext cx="5486400" cy="2641600"/>
+                    </a:xfrm>
+                    <a:prstGeom prst="rect"/>
+                  </pic:spPr>
+                </pic:pic>
+              </a:graphicData>
+            </a:graphic>
+          </wp:inline>
+        </w:drawing>
+      </w:r>
+    </w:p>
+    <w:p>
+      <w:r>
+        <w:drawing>
+          <wp:inline xmlns:a="http://schemas.openxmlformats.org/drawingml/2006/main" xmlns:pic="http://schemas.openxmlformats.org/drawingml/2006/picture">
+            <wp:extent cx="5311302" cy="5943600"/>
+            <wp:docPr id="4" name="Picture 4" descr="Expo and Defense. Describe contract: Show the task, inputs, rule and reserved case selection.. Show results: Prototype 8/10=80%; baseline 9/10=90% on attempted cases.. Keep incomplete work: Two unrun cases remain visible, without pass/fail labels.. Defend conclusion: Prototype did not beat baseline on this measured outcome; explain its failures."/>
+            <wp:cNvGraphicFramePr>
+              <a:graphicFrameLocks noChangeAspect="1"/>
+            </wp:cNvGraphicFramePr>
+            <a:graphic>
+              <a:graphicData uri="http://schemas.openxmlformats.org/drawingml/2006/picture">
+                <pic:pic>
+                  <pic:nvPicPr>
+                    <pic:cNvPr id="0" name="academy-visual-ai-1-36.png"/>
+                    <pic:cNvPicPr/>
+                  </pic:nvPicPr>
+                  <pic:blipFill>
+                    <a:blip r:embed="rId12"/>
+                    <a:stretch>
+                      <a:fillRect/>
+                    </a:stretch>
+                  </pic:blipFill>
+                  <pic:spPr>
+                    <a:xfrm>
+                      <a:off x="0" y="0"/>
+                      <a:ext cx="5311302" cy="5943600"/>
+                    </a:xfrm>
+                    <a:prstGeom prst="rect"/>
+                  </pic:spPr>
+                </pic:pic>
+              </a:graphicData>
+            </a:graphic>
+          </wp:inline>
+        </w:drawing>
+      </w:r>
+    </w:p>
+    <w:p>
+      <w:pPr>
+        <w:pStyle w:val="Heading3"/>
+      </w:pPr>
+      <w:r>
+        <w:t>Why this result follows</w:t>
+      </w:r>
+    </w:p>
+    <w:p>
+      <w:pPr>
+        <w:pStyle w:val="Heading3"/>
+      </w:pPr>
+      <w:r>
+        <w:t>What this example does not establish</w:t>
+      </w:r>
+    </w:p>
+    <w:p>
+      <w:pPr>
+        <w:pStyle w:val="Heading3"/>
+      </w:pPr>
+      <w:r>
+        <w:t>Change one thing in the pictured case</w:t>
+      </w:r>
+    </w:p>
+    <w:p>
+      <w:pPr>
+        <w:pStyle w:val="Heading3"/>
+      </w:pPr>
+      <w:r>
+        <w:t>Ask while showing the picture</w:t>
+      </w:r>
+    </w:p>
+    <w:p>
+      <w:pPr>
+        <w:pStyle w:val="Heading1"/>
+      </w:pPr>
+      <w:r>
+        <w:t>03. Guide the reasoning, then remove help</w:t>
+      </w:r>
+    </w:p>
+    <w:p>
+      <w:r>
+        <w:t>Collect a response from each learner before discussing the worked key.</w:t>
+      </w:r>
+    </w:p>
+    <w:p>
+      <w:pPr>
+        <w:pStyle w:val="Heading2"/>
+      </w:pPr>
+      <w:r>
+        <w:t>Prompt before revealing</w:t>
+      </w:r>
+    </w:p>
+    <w:p>
+      <w:pPr>
+        <w:spacing w:line="336" w:lineRule="auto" w:after="180"/>
+      </w:pPr>
+      <w:r>
+        <w:rPr>
+          <w:b w:val="0"/>
+        </w:rPr>
+        <w:t xml:space="preserve">Completion task: Use a separate sheet for the teacher’s reserved cases. For every case record its ID and </w:t>
+      </w:r>
+      <w:r>
+        <w:rPr>
+          <w:b/>
+        </w:rPr>
+        <w:t>input</w:t>
+      </w:r>
+      <w:r>
+        <w:rPr>
+          <w:b w:val="0"/>
+        </w:rPr>
+        <w:t xml:space="preserve">s, catalogue and candidate labels, both methods’ observed </w:t>
+      </w:r>
+      <w:r>
+        <w:rPr>
+          <w:b/>
+        </w:rPr>
+        <w:t>output</w:t>
+      </w:r>
+      <w:r>
+        <w:rPr>
+          <w:b w:val="0"/>
+        </w:rPr>
+        <w:t>s and reasons, and results after checking.</w:t>
+      </w:r>
+    </w:p>
+    <w:p>
+      <w:pPr>
+        <w:spacing w:line="336" w:lineRule="auto" w:after="180"/>
+      </w:pPr>
+      <w:r>
+        <w:rPr>
+          <w:b w:val="0"/>
+        </w:rPr>
+        <w:t>Preserve failure traces. Here summarise each method’s full passes over attempted cases and list unrun cases. State what the comparison supports.</w:t>
+      </w:r>
+    </w:p>
+    <w:p>
+      <w:pPr>
+        <w:pStyle w:val="Heading2"/>
+      </w:pPr>
+      <w:r>
+        <w:t>Expected reasoning and fading help</w:t>
+      </w:r>
+    </w:p>
+    <w:p>
+      <w:pPr>
+        <w:spacing w:line="336" w:lineRule="auto" w:after="180"/>
+      </w:pPr>
+      <w:r>
+        <w:rPr>
+          <w:b w:val="0"/>
+        </w:rPr>
+        <w:t xml:space="preserve">Teacher check: Use the reserved key in Preparation only after </w:t>
+      </w:r>
+      <w:r>
+        <w:rPr>
+          <w:b/>
+        </w:rPr>
+        <w:t>observation</w:t>
+      </w:r>
+      <w:r>
+        <w:rPr>
+          <w:b w:val="0"/>
+        </w:rPr>
+        <w:t xml:space="preserve">s are saved. Full pass requires </w:t>
+      </w:r>
+      <w:r>
+        <w:rPr>
+          <w:b/>
+        </w:rPr>
+        <w:t>output</w:t>
+      </w:r>
+      <w:r>
+        <w:rPr>
+          <w:b w:val="0"/>
+        </w:rPr>
+        <w:t xml:space="preserve"> and reason; no-match explanations must rule out all rows. Clarification must precede search.</w:t>
+      </w:r>
+    </w:p>
+    <w:p>
+      <w:pPr>
+        <w:spacing w:line="336" w:lineRule="auto" w:after="180"/>
+      </w:pPr>
+      <w:r>
+        <w:rPr>
+          <w:b w:val="0"/>
+        </w:rPr>
+        <w:t xml:space="preserve">Report actual candidate and </w:t>
+      </w:r>
+      <w:r>
+        <w:rPr>
+          <w:b/>
+        </w:rPr>
+        <w:t>baseline</w:t>
+      </w:r>
+      <w:r>
+        <w:rPr>
+          <w:b w:val="0"/>
+        </w:rPr>
+        <w:t xml:space="preserve"> counts over the same attempted cases, plus unrun cases. Never substitute the key for an </w:t>
+      </w:r>
+      <w:r>
+        <w:rPr>
+          <w:b/>
+        </w:rPr>
+        <w:t>observation</w:t>
+      </w:r>
+      <w:r>
+        <w:rPr>
+          <w:b w:val="0"/>
+        </w:rPr>
+        <w:t xml:space="preserve"> or assume a </w:t>
+      </w:r>
+      <w:r>
+        <w:rPr>
+          <w:b/>
+        </w:rPr>
+        <w:t>baseline</w:t>
+      </w:r>
+      <w:r>
+        <w:rPr>
+          <w:b w:val="0"/>
+        </w:rPr>
+        <w:t xml:space="preserve"> run was correct.</w:t>
+      </w:r>
+    </w:p>
+    <w:p>
+      <w:pPr>
+        <w:spacing w:line="336" w:lineRule="auto" w:after="180"/>
+      </w:pPr>
+      <w:r>
+        <w:rPr>
+          <w:b w:val="0"/>
+        </w:rPr>
+        <w:t xml:space="preserve">Start by identifying the given </w:t>
+      </w:r>
+      <w:r>
+        <w:rPr>
+          <w:b/>
+        </w:rPr>
+        <w:t>input</w:t>
+      </w:r>
+      <w:r>
+        <w:rPr>
+          <w:b w:val="0"/>
+        </w:rPr>
+        <w:t>s together. Leave the intermediate steps blank. If needed, model one step, then withdraw that help on the next step. Move to a full trace only when the partial trace is understood.</w:t>
+      </w:r>
+    </w:p>
+    <w:p>
+      <w:pPr>
+        <w:spacing w:line="336" w:lineRule="auto" w:after="180"/>
+      </w:pPr>
+      <w:r>
+        <w:rPr>
+          <w:b w:val="0"/>
+        </w:rPr>
+        <w:t>For partners, alternate explainer and checker; collect a response from every learner before discussion.</w:t>
+      </w:r>
+    </w:p>
+    <w:p>
+      <w:pPr>
+        <w:pStyle w:val="Heading2"/>
+      </w:pPr>
+      <w:r>
+        <w:t>Check the misconception before discussion</w:t>
+      </w:r>
+    </w:p>
+    <w:p>
+      <w:pPr>
+        <w:spacing w:line="336" w:lineRule="auto" w:after="180"/>
+      </w:pPr>
+      <w:r>
+        <w:rPr>
+          <w:b w:val="0"/>
+        </w:rPr>
+        <w:t>Use the worked case for Evaluating and explaining your project. Proposed explanation: “A polished presentation proves the system works”. Decide whether this explanation is supported.</w:t>
+      </w:r>
+    </w:p>
+    <w:p>
+      <w:pPr>
+        <w:spacing w:line="336" w:lineRule="auto" w:after="180"/>
+      </w:pPr>
+      <w:r>
+        <w:rPr>
+          <w:b w:val="0"/>
+        </w:rPr>
+        <w:t>Point to the step or supplied fact that decides; explain your repair if needed.</w:t>
+      </w:r>
+    </w:p>
+    <w:p>
+      <w:pPr>
+        <w:spacing w:line="336" w:lineRule="auto" w:after="180"/>
+      </w:pPr>
+      <w:r>
+        <w:rPr>
+          <w:b w:val="0"/>
+        </w:rPr>
+        <w:t>Expected correction: Ask for the saved instruction, trace and actual result behind the claim.</w:t>
+      </w:r>
+    </w:p>
+    <w:p>
+      <w:pPr>
+        <w:spacing w:line="336" w:lineRule="auto" w:after="180"/>
+      </w:pPr>
+      <w:r>
+        <w:rPr>
+          <w:b w:val="0"/>
+        </w:rPr>
+        <w:t>Collect explanations, not only yes/no votes. If a misunderstanding is common, re-model the relevant step for the class.</w:t>
+      </w:r>
+    </w:p>
+    <w:p>
+      <w:pPr>
+        <w:spacing w:line="336" w:lineRule="auto" w:after="180"/>
+      </w:pPr>
+      <w:r>
+        <w:rPr>
+          <w:b w:val="0"/>
+        </w:rPr>
+        <w:t>If it affects a few learners, give a short targeted group explanation while others solve a more demanding variation.</w:t>
+      </w:r>
+    </w:p>
+    <w:p>
+      <w:pPr>
+        <w:pStyle w:val="Heading2"/>
+      </w:pPr>
+      <w:r>
+        <w:t>Use the pictorial check</w:t>
+      </w:r>
+    </w:p>
+    <w:p>
+      <w:pPr>
+        <w:spacing w:line="336" w:lineRule="auto" w:after="180"/>
+      </w:pPr>
+      <w:r>
+        <w:rPr>
+          <w:b w:val="0"/>
+        </w:rPr>
+        <w:t xml:space="preserve">Write one defensible success statement and one claim the </w:t>
+      </w:r>
+      <w:r>
+        <w:rPr>
+          <w:b/>
+        </w:rPr>
+        <w:t>evidence</w:t>
+      </w:r>
+      <w:r>
+        <w:rPr>
+          <w:b w:val="0"/>
+        </w:rPr>
+        <w:t xml:space="preserve"> cannot support.</w:t>
+      </w:r>
+    </w:p>
+    <w:p>
+      <w:pPr>
+        <w:spacing w:line="336" w:lineRule="auto" w:after="180"/>
+      </w:pPr>
+      <w:r>
+        <w:rPr>
+          <w:b w:val="0"/>
+        </w:rPr>
+        <w:t xml:space="preserve">Defensible: 8 of 10 attempted reserved cases passed. Unsupported: the prototype is faster or more accurate than the </w:t>
+      </w:r>
+      <w:r>
+        <w:rPr>
+          <w:b/>
+        </w:rPr>
+        <w:t>baseline</w:t>
+      </w:r>
+      <w:r>
+        <w:rPr>
+          <w:b w:val="0"/>
+        </w:rPr>
+        <w:t>.</w:t>
+      </w:r>
+    </w:p>
+    <w:p>
+      <w:pPr>
+        <w:spacing w:line="336" w:lineRule="auto" w:after="180"/>
+      </w:pPr>
+      <w:r>
+        <w:rPr>
+          <w:b w:val="0"/>
+        </w:rPr>
+        <w:t>Changed-case reasoning: That reports a different measure, 8/12 completed successes out of planned cases. It cannot be called the original attempted-case pass rate; distinguish completion from evaluated correctness.</w:t>
+      </w:r>
+    </w:p>
+    <w:p>
+      <w:pPr>
+        <w:spacing w:line="336" w:lineRule="auto" w:after="180"/>
+      </w:pPr>
+      <w:r>
+        <w:rPr>
+          <w:b w:val="0"/>
+        </w:rPr>
+        <w:t xml:space="preserve">Collect each learner’s explanation before discussion. Use the first missing connection between </w:t>
+      </w:r>
+      <w:r>
+        <w:rPr>
+          <w:b/>
+        </w:rPr>
+        <w:t>input</w:t>
+      </w:r>
+      <w:r>
+        <w:rPr>
+          <w:b w:val="0"/>
+        </w:rPr>
+        <w:t xml:space="preserve">, deciding step and result to choose support. This question is worked-case practice, not fresh mastery </w:t>
+      </w:r>
+      <w:r>
+        <w:rPr>
+          <w:b/>
+        </w:rPr>
+        <w:t>evidence</w:t>
+      </w:r>
+      <w:r>
+        <w:rPr>
+          <w:b w:val="0"/>
+        </w:rPr>
+        <w:t>.</w:t>
+      </w:r>
+    </w:p>
+    <w:p>
+      <w:pPr>
+        <w:pStyle w:val="Heading2"/>
+      </w:pPr>
+      <w:r>
+        <w:t>Keep each learner explaining</w:t>
+      </w:r>
+    </w:p>
+    <w:p>
+      <w:pPr>
+        <w:pStyle w:val="ListBullet"/>
+      </w:pPr>
+      <w:r>
+        <w:t>Ask: Which facts are given, and which would we have to assume? Learners mark relevant details before discussing answers.</w:t>
+      </w:r>
+    </w:p>
+    <w:p>
+      <w:pPr>
+        <w:pStyle w:val="ListBullet"/>
+      </w:pPr>
+      <w:r>
+        <w:t>Say: Predict first. Show the rule, information path or calculation that would produce the result. A correct guess is not yet an explanation.</w:t>
+      </w:r>
+    </w:p>
+    <w:p>
+      <w:pPr>
+        <w:pStyle w:val="ListBullet"/>
+      </w:pPr>
+      <w:r>
+        <w:t>In pairs, one learner solves while the other checks evidence; exchange roles. Remove the worked answer before independent assessment.</w:t>
+      </w:r>
+    </w:p>
+    <w:p>
+      <w:pPr>
+        <w:pStyle w:val="Heading2"/>
+      </w:pPr>
+      <w:r>
+        <w:t>Earlier wording, alternatives and picture transcripts · reference / check after trying</w:t>
+      </w:r>
+    </w:p>
+    <w:p>
+      <w:pPr>
+        <w:spacing w:line="336" w:lineRule="auto" w:after="180"/>
+      </w:pPr>
+      <w:r>
+        <w:rPr>
+          <w:b w:val="0"/>
+        </w:rPr>
+        <w:t>Demonstrate and guide practice</w:t>
+      </w:r>
+    </w:p>
+    <w:p>
+      <w:pPr>
+        <w:pStyle w:val="Heading3"/>
+      </w:pPr>
+      <w:r>
+        <w:t>Board sequence</w:t>
+      </w:r>
+    </w:p>
+    <w:p>
+      <w:pPr>
+        <w:spacing w:line="336" w:lineRule="auto" w:after="180"/>
+      </w:pPr>
+      <w:r>
+        <w:rPr>
+          <w:b w:val="0"/>
+        </w:rPr>
+        <w:t>Write the given facts: The expo poster says always correct after six classroom passes.</w:t>
+      </w:r>
+    </w:p>
+    <w:p>
+      <w:pPr>
+        <w:spacing w:line="336" w:lineRule="auto" w:after="180"/>
+      </w:pPr>
+      <w:r>
+        <w:rPr>
           <w:b w:val="0"/>
         </w:rPr>
         <w:t>Write the question to explain: Write a defensible claim.</w:t>
@@ -3141,172 +3439,79 @@
     </w:p>
     <w:p>
       <w:pPr>
+        <w:spacing w:line="336" w:lineRule="auto" w:after="180"/>
+      </w:pPr>
+      <w:r>
+        <w:rPr>
+          <w:b w:val="0"/>
+        </w:rPr>
+        <w:t xml:space="preserve">Reveal after </w:t>
+      </w:r>
+      <w:r>
+        <w:rPr>
+          <w:b/>
+        </w:rPr>
+        <w:t>prediction</w:t>
+      </w:r>
+      <w:r>
+        <w:rPr>
+          <w:b w:val="0"/>
+        </w:rPr>
+        <w:t xml:space="preserve">s: Report six specified passes with conditions and limits. Show an </w:t>
+      </w:r>
+      <w:r>
+        <w:rPr>
+          <w:b/>
+        </w:rPr>
+        <w:t>input</w:t>
+      </w:r>
+      <w:r>
+        <w:rPr>
+          <w:b w:val="0"/>
+        </w:rPr>
+        <w:t xml:space="preserve">, decision trace, </w:t>
+      </w:r>
+      <w:r>
+        <w:rPr>
+          <w:b/>
+        </w:rPr>
+        <w:t>output</w:t>
+      </w:r>
+      <w:r>
+        <w:rPr>
+          <w:b w:val="0"/>
+        </w:rPr>
+        <w:t xml:space="preserve"> and test record, including an uncertain case.</w:t>
+      </w:r>
+    </w:p>
+    <w:p>
+      <w:pPr>
+        <w:spacing w:line="336" w:lineRule="auto" w:after="180"/>
+      </w:pPr>
+      <w:r>
+        <w:rPr>
+          <w:b w:val="0"/>
+        </w:rPr>
+        <w:t>Use the earlier changed question as optional later practice. Reserve Judge a different project independently for the first independent attempt before hints or feedback.</w:t>
+      </w:r>
+    </w:p>
+    <w:p>
+      <w:pPr>
         <w:pStyle w:val="Heading3"/>
       </w:pPr>
       <w:r>
-        <w:t>3. Reveal the worked reasoning</w:t>
+        <w:t>Classroom dialogue</w:t>
       </w:r>
     </w:p>
     <w:p>
       <w:pPr>
         <w:spacing w:line="336" w:lineRule="auto" w:after="180"/>
-        <w:shd w:fill="F1F6FC"/>
-      </w:pPr>
-      <w:r>
-        <w:rPr>
-          <w:b w:val="0"/>
-        </w:rPr>
-        <w:t xml:space="preserve">Reveal after </w:t>
-      </w:r>
-      <w:r>
-        <w:rPr>
-          <w:b/>
-        </w:rPr>
-        <w:t>prediction</w:t>
-      </w:r>
-      <w:r>
-        <w:rPr>
-          <w:b w:val="0"/>
-        </w:rPr>
-        <w:t xml:space="preserve">s: Report six specified passes with conditions and limits. Show an </w:t>
-      </w:r>
-      <w:r>
-        <w:rPr>
-          <w:b/>
-        </w:rPr>
-        <w:t>input</w:t>
-      </w:r>
-      <w:r>
-        <w:rPr>
-          <w:b w:val="0"/>
-        </w:rPr>
-        <w:t xml:space="preserve">, decision trace, </w:t>
-      </w:r>
-      <w:r>
-        <w:rPr>
-          <w:b/>
-        </w:rPr>
-        <w:t>output</w:t>
-      </w:r>
-      <w:r>
-        <w:rPr>
-          <w:b w:val="0"/>
-        </w:rPr>
-        <w:t xml:space="preserve"> and test record, including an uncertain case.</w:t>
-      </w:r>
-    </w:p>
-    <w:p>
-      <w:pPr>
-        <w:pStyle w:val="Heading3"/>
-      </w:pPr>
-      <w:r>
-        <w:t>Hold back the independent task</w:t>
-      </w:r>
-    </w:p>
-    <w:p>
-      <w:pPr>
-        <w:spacing w:line="336" w:lineRule="auto" w:after="180"/>
-        <w:shd w:fill="FFF5E6"/>
-      </w:pPr>
-      <w:r>
-        <w:rPr>
-          <w:b w:val="0"/>
-        </w:rPr>
-        <w:t xml:space="preserve">Keep for an independent attempt: At the expo, a team says our sorter never fails after testing four cards. Replace the claim with an </w:t>
-      </w:r>
-      <w:r>
-        <w:rPr>
-          <w:b/>
-        </w:rPr>
-        <w:t>evidence</w:t>
-      </w:r>
-      <w:r>
-        <w:rPr>
-          <w:b w:val="0"/>
-        </w:rPr>
-        <w:t>-based statement and name a next test.</w:t>
-      </w:r>
-    </w:p>
-    <w:p>
-      <w:pPr>
-        <w:pStyle w:val="Heading3"/>
-      </w:pPr>
-      <w:r>
-        <w:t>Classroom dialogue</w:t>
-      </w:r>
-    </w:p>
-    <w:p>
-      <w:pPr>
-        <w:pStyle w:val="Heading3"/>
-      </w:pPr>
-      <w:r>
-        <w:t>Ask the class</w:t>
-      </w:r>
-    </w:p>
-    <w:p>
-      <w:pPr>
-        <w:spacing w:line="336" w:lineRule="auto" w:after="180"/>
-        <w:shd w:fill="F5F1FB"/>
-      </w:pPr>
-      <w:r>
-        <w:rPr>
-          <w:b w:val="0"/>
-        </w:rPr>
-        <w:t>Ask: Which facts are given, and which would we have to assume? Learners mark relevant details before discussing answers.</w:t>
-      </w:r>
-    </w:p>
-    <w:p>
-      <w:pPr>
-        <w:pStyle w:val="Heading3"/>
-      </w:pPr>
-      <w:r>
-        <w:t>Language to model</w:t>
-      </w:r>
-    </w:p>
-    <w:p>
-      <w:pPr>
-        <w:spacing w:line="336" w:lineRule="auto" w:after="180"/>
-        <w:shd w:fill="F1F6F8"/>
-      </w:pPr>
-      <w:r>
-        <w:rPr>
-          <w:b w:val="0"/>
-        </w:rPr>
-        <w:t>Say: Predict first. Show the rule, information path or calculation that would produce the result. A correct guess is not yet an explanation.</w:t>
-      </w:r>
-    </w:p>
-    <w:p>
-      <w:pPr>
-        <w:spacing w:line="336" w:lineRule="auto" w:after="180"/>
       </w:pPr>
       <w:r>
         <w:rPr>
           <w:b w:val="0"/>
         </w:rPr>
         <w:t>Reveal reasoning one step at a time. Explain why a tempting alternative fails. Write units and denominators for arithmetic, trace conditions for decisions, and identify supporting sources for claims.</w:t>
-      </w:r>
-    </w:p>
-    <w:p>
-      <w:pPr>
-        <w:spacing w:line="336" w:lineRule="auto" w:after="180"/>
-      </w:pPr>
-      <w:r>
-        <w:rPr>
-          <w:b w:val="0"/>
-        </w:rPr>
-        <w:t xml:space="preserve">In pairs, one learner solves while the other checks </w:t>
-      </w:r>
-      <w:r>
-        <w:rPr>
-          <w:b/>
-        </w:rPr>
-        <w:t>evidence</w:t>
-      </w:r>
-      <w:r>
-        <w:rPr>
-          <w:b w:val="0"/>
-        </w:rPr>
-        <w:t>; exchange roles. Remove the worked answer before independent assessment.</w:t>
       </w:r>
     </w:p>
     <w:p>
@@ -3608,583 +3813,103 @@
         <w:pStyle w:val="Heading3"/>
       </w:pPr>
       <w:r>
-        <w:t>Completion practice</w:t>
+        <w:t>Individual reasoning check</w:t>
+      </w:r>
+    </w:p>
+    <w:p>
+      <w:pPr>
+        <w:pStyle w:val="Heading3"/>
+      </w:pPr>
+      <w:r>
+        <w:t>Pictorial practice question</w:t>
+      </w:r>
+    </w:p>
+    <w:p>
+      <w:pPr>
+        <w:pStyle w:val="Heading3"/>
+      </w:pPr>
+      <w:r>
+        <w:t>Reasoned teacher answer</w:t>
+      </w:r>
+    </w:p>
+    <w:p>
+      <w:pPr>
+        <w:pStyle w:val="Heading1"/>
+      </w:pPr>
+      <w:r>
+        <w:t>04. Run the supplied investigation</w:t>
+      </w:r>
+    </w:p>
+    <w:p>
+      <w:r>
+        <w:t>Keep expected results, observed paper traces and remaining limits distinguishable.</w:t>
+      </w:r>
+    </w:p>
+    <w:p>
+      <w:pPr>
+        <w:pStyle w:val="Heading2"/>
+      </w:pPr>
+      <w:r>
+        <w:t>Supplied materials and answer guidance</w:t>
       </w:r>
     </w:p>
     <w:p>
       <w:pPr>
         <w:spacing w:line="336" w:lineRule="auto" w:after="180"/>
-        <w:shd w:fill="F5F1FB"/>
-      </w:pPr>
-      <w:r>
-        <w:rPr>
-          <w:b w:val="0"/>
-        </w:rPr>
-        <w:t xml:space="preserve">Completion task: Use a separate sheet for the teacher’s reserved cases. For every case record its ID and </w:t>
-      </w:r>
-      <w:r>
-        <w:rPr>
-          <w:b/>
-        </w:rPr>
-        <w:t>input</w:t>
-      </w:r>
-      <w:r>
-        <w:rPr>
-          <w:b w:val="0"/>
-        </w:rPr>
-        <w:t xml:space="preserve">s, catalogue and candidate labels, both methods’ observed </w:t>
-      </w:r>
-      <w:r>
-        <w:rPr>
-          <w:b/>
-        </w:rPr>
-        <w:t>output</w:t>
-      </w:r>
-      <w:r>
-        <w:rPr>
-          <w:b w:val="0"/>
-        </w:rPr>
-        <w:t>s and reasons, and results after checking.</w:t>
-      </w:r>
-    </w:p>
-    <w:p>
-      <w:pPr>
-        <w:spacing w:line="336" w:lineRule="auto" w:after="180"/>
-        <w:shd w:fill="F5F1FB"/>
-      </w:pPr>
-      <w:r>
-        <w:rPr>
-          <w:b w:val="0"/>
-        </w:rPr>
-        <w:t>Preserve failure traces. Here summarise each method’s full passes over attempted cases and list unrun cases. State what the comparison supports.</w:t>
-      </w:r>
-    </w:p>
-    <w:p>
-      <w:pPr>
-        <w:pStyle w:val="Heading3"/>
-      </w:pPr>
-      <w:r>
-        <w:t>Reasoning to listen for</w:t>
-      </w:r>
-    </w:p>
-    <w:p>
-      <w:pPr>
-        <w:spacing w:line="336" w:lineRule="auto" w:after="180"/>
-        <w:shd w:fill="F1F6FC"/>
-      </w:pPr>
-      <w:r>
-        <w:rPr>
-          <w:b w:val="0"/>
-        </w:rPr>
-        <w:t xml:space="preserve">Teacher check: Use the reserved key in Preparation only after </w:t>
-      </w:r>
-      <w:r>
-        <w:rPr>
-          <w:b/>
-        </w:rPr>
-        <w:t>observation</w:t>
-      </w:r>
-      <w:r>
-        <w:rPr>
-          <w:b w:val="0"/>
-        </w:rPr>
-        <w:t xml:space="preserve">s are saved. Full pass requires </w:t>
-      </w:r>
-      <w:r>
-        <w:rPr>
-          <w:b/>
-        </w:rPr>
-        <w:t>output</w:t>
-      </w:r>
-      <w:r>
-        <w:rPr>
-          <w:b w:val="0"/>
-        </w:rPr>
-        <w:t xml:space="preserve"> and reason; no-match explanations must rule out all rows. Clarification must precede search.</w:t>
-      </w:r>
-    </w:p>
-    <w:p>
-      <w:pPr>
-        <w:spacing w:line="336" w:lineRule="auto" w:after="180"/>
-        <w:shd w:fill="F1F6FC"/>
-      </w:pPr>
-      <w:r>
-        <w:rPr>
-          <w:b w:val="0"/>
-        </w:rPr>
-        <w:t xml:space="preserve">Report actual candidate and </w:t>
-      </w:r>
-      <w:r>
-        <w:rPr>
-          <w:b/>
-        </w:rPr>
-        <w:t>baseline</w:t>
-      </w:r>
-      <w:r>
-        <w:rPr>
-          <w:b w:val="0"/>
-        </w:rPr>
-        <w:t xml:space="preserve"> counts over the same attempted cases, plus unrun cases. Never substitute the key for an </w:t>
-      </w:r>
-      <w:r>
-        <w:rPr>
-          <w:b/>
-        </w:rPr>
-        <w:t>observation</w:t>
-      </w:r>
-      <w:r>
-        <w:rPr>
-          <w:b w:val="0"/>
-        </w:rPr>
-        <w:t xml:space="preserve"> or assume a </w:t>
-      </w:r>
-      <w:r>
-        <w:rPr>
-          <w:b/>
-        </w:rPr>
-        <w:t>baseline</w:t>
-      </w:r>
-      <w:r>
-        <w:rPr>
-          <w:b w:val="0"/>
-        </w:rPr>
-        <w:t xml:space="preserve"> run was correct.</w:t>
-      </w:r>
-    </w:p>
-    <w:p>
-      <w:pPr>
-        <w:spacing w:line="336" w:lineRule="auto" w:after="180"/>
-      </w:pPr>
-      <w:r>
-        <w:rPr>
-          <w:b w:val="0"/>
-        </w:rPr>
-        <w:t xml:space="preserve">Start by identifying the given </w:t>
-      </w:r>
-      <w:r>
-        <w:rPr>
-          <w:b/>
-        </w:rPr>
-        <w:t>input</w:t>
-      </w:r>
-      <w:r>
-        <w:rPr>
-          <w:b w:val="0"/>
-        </w:rPr>
-        <w:t>s together. Leave the intermediate steps blank. If needed, model one step, then withdraw that help on the next step. Move to a full trace only when the partial trace is understood.</w:t>
-      </w:r>
-    </w:p>
-    <w:p>
-      <w:pPr>
-        <w:spacing w:line="336" w:lineRule="auto" w:after="180"/>
-      </w:pPr>
-      <w:r>
-        <w:rPr>
-          <w:b w:val="0"/>
-        </w:rPr>
-        <w:t>For partners, alternate explainer and checker; collect a response from every learner before discussion.</w:t>
-      </w:r>
-    </w:p>
-    <w:p>
-      <w:pPr>
-        <w:pStyle w:val="Heading3"/>
-      </w:pPr>
-      <w:r>
-        <w:t>Individual reasoning check</w:t>
-      </w:r>
-    </w:p>
-    <w:p>
-      <w:pPr>
-        <w:spacing w:line="336" w:lineRule="auto" w:after="180"/>
-      </w:pPr>
-      <w:r>
-        <w:rPr>
-          <w:b w:val="0"/>
-        </w:rPr>
-        <w:t>Use the worked case for Evaluating and explaining your project. Proposed explanation: “A polished presentation proves the system works”. Decide whether this explanation is supported.</w:t>
-      </w:r>
-    </w:p>
-    <w:p>
-      <w:pPr>
-        <w:spacing w:line="336" w:lineRule="auto" w:after="180"/>
-      </w:pPr>
-      <w:r>
-        <w:rPr>
-          <w:b w:val="0"/>
-        </w:rPr>
-        <w:t>Point to the step or supplied fact that decides; explain your repair if needed.</w:t>
-      </w:r>
-    </w:p>
-    <w:p>
-      <w:pPr>
-        <w:pStyle w:val="Heading3"/>
-      </w:pPr>
-      <w:r>
-        <w:t>Expected repair</w:t>
-      </w:r>
-    </w:p>
-    <w:p>
-      <w:pPr>
-        <w:spacing w:line="336" w:lineRule="auto" w:after="180"/>
-        <w:shd w:fill="F1F6FC"/>
-      </w:pPr>
-      <w:r>
-        <w:rPr>
-          <w:b w:val="0"/>
-        </w:rPr>
-        <w:t>Expected correction: Ask for the saved instruction, trace and actual result behind the claim.</w:t>
-      </w:r>
-    </w:p>
-    <w:p>
-      <w:pPr>
-        <w:spacing w:line="336" w:lineRule="auto" w:after="180"/>
-      </w:pPr>
-      <w:r>
-        <w:rPr>
-          <w:b w:val="0"/>
-        </w:rPr>
-        <w:t>Collect explanations, not only yes/no votes. If a misunderstanding is common, re-model the relevant step for the class.</w:t>
-      </w:r>
-    </w:p>
-    <w:p>
-      <w:pPr>
-        <w:spacing w:line="336" w:lineRule="auto" w:after="180"/>
-      </w:pPr>
-      <w:r>
-        <w:rPr>
-          <w:b w:val="0"/>
-        </w:rPr>
-        <w:t>If it affects a few learners, give a short targeted group explanation while others solve a more demanding variation.</w:t>
-      </w:r>
-    </w:p>
-    <w:p>
-      <w:pPr>
-        <w:pStyle w:val="Heading3"/>
-      </w:pPr>
-      <w:r>
-        <w:t>Pictorial practice question</w:t>
-      </w:r>
-    </w:p>
-    <w:p>
-      <w:pPr>
-        <w:spacing w:line="336" w:lineRule="auto" w:after="180"/>
-      </w:pPr>
-      <w:r>
-        <w:rPr>
-          <w:b w:val="0"/>
-        </w:rPr>
-        <w:t xml:space="preserve">Write one defensible success statement and one claim the </w:t>
-      </w:r>
-      <w:r>
-        <w:rPr>
-          <w:b/>
-        </w:rPr>
-        <w:t>evidence</w:t>
-      </w:r>
-      <w:r>
-        <w:rPr>
-          <w:b w:val="0"/>
-        </w:rPr>
-        <w:t xml:space="preserve"> cannot support.</w:t>
-      </w:r>
-    </w:p>
-    <w:p>
-      <w:pPr>
-        <w:pStyle w:val="Heading3"/>
-      </w:pPr>
-      <w:r>
-        <w:t>Reasoned teacher answer</w:t>
-      </w:r>
-    </w:p>
-    <w:p>
-      <w:pPr>
-        <w:spacing w:line="336" w:lineRule="auto" w:after="180"/>
-      </w:pPr>
-      <w:r>
-        <w:rPr>
-          <w:b w:val="0"/>
-        </w:rPr>
-        <w:t xml:space="preserve">Defensible: 8 of 10 attempted reserved cases passed. Unsupported: the prototype is faster or more accurate than the </w:t>
-      </w:r>
-      <w:r>
-        <w:rPr>
-          <w:b/>
-        </w:rPr>
-        <w:t>baseline</w:t>
-      </w:r>
-      <w:r>
-        <w:rPr>
-          <w:b w:val="0"/>
-        </w:rPr>
-        <w:t>.</w:t>
-      </w:r>
-    </w:p>
-    <w:p>
-      <w:pPr>
-        <w:spacing w:line="336" w:lineRule="auto" w:after="180"/>
-      </w:pPr>
-      <w:r>
-        <w:rPr>
-          <w:b w:val="0"/>
-        </w:rPr>
-        <w:t>Changed-case reasoning: That reports a different measure, 8/12 completed successes out of planned cases. It cannot be called the original attempted-case pass rate; distinguish completion from evaluated correctness.</w:t>
-      </w:r>
-    </w:p>
-    <w:p>
-      <w:pPr>
-        <w:spacing w:line="336" w:lineRule="auto" w:after="180"/>
-      </w:pPr>
-      <w:r>
-        <w:rPr>
-          <w:b w:val="0"/>
-        </w:rPr>
-        <w:t xml:space="preserve">Collect each learner’s explanation before discussion. Use the first missing connection between </w:t>
-      </w:r>
-      <w:r>
-        <w:rPr>
-          <w:b/>
-        </w:rPr>
-        <w:t>input</w:t>
-      </w:r>
-      <w:r>
-        <w:rPr>
-          <w:b w:val="0"/>
-        </w:rPr>
-        <w:t xml:space="preserve">, deciding step and result to choose support. This question is worked-case practice, not fresh mastery </w:t>
-      </w:r>
-      <w:r>
-        <w:rPr>
-          <w:b/>
-        </w:rPr>
-        <w:t>evidence</w:t>
-      </w:r>
-      <w:r>
-        <w:rPr>
-          <w:b w:val="0"/>
-        </w:rPr>
-        <w:t>.</w:t>
-      </w:r>
-    </w:p>
-    <w:p>
-      <w:pPr>
-        <w:pStyle w:val="Heading1"/>
-      </w:pPr>
-      <w:r>
-        <w:t>04. Run the weekly evidence lab</w:t>
-      </w:r>
-    </w:p>
-    <w:p>
-      <w:r>
-        <w:t>Run the Expo and Defense investigation and use the first unsupported step to choose a teaching response.</w:t>
-      </w:r>
-    </w:p>
-    <w:p>
-      <w:pPr>
-        <w:spacing w:line="336" w:lineRule="auto" w:after="180"/>
-      </w:pPr>
-      <w:r>
-        <w:rPr>
-          <w:b w:val="0"/>
-        </w:rPr>
-        <w:t xml:space="preserve">Predict first, test honestly, and explain what the </w:t>
-      </w:r>
-      <w:r>
-        <w:rPr>
-          <w:b/>
-        </w:rPr>
-        <w:t>evidence</w:t>
-      </w:r>
-      <w:r>
-        <w:rPr>
-          <w:b w:val="0"/>
-        </w:rPr>
-        <w:t xml:space="preserve"> means.</w:t>
-      </w:r>
-    </w:p>
-    <w:p>
-      <w:pPr>
-        <w:pStyle w:val="Heading3"/>
-      </w:pPr>
-      <w:r>
-        <w:t>1. Predict</w:t>
-      </w:r>
-    </w:p>
-    <w:p>
-      <w:pPr>
-        <w:spacing w:line="336" w:lineRule="auto" w:after="180"/>
-        <w:shd w:fill="F4F9FC"/>
-      </w:pPr>
-      <w:r>
-        <w:rPr>
-          <w:b w:val="0"/>
-        </w:rPr>
-        <w:t xml:space="preserve">State your </w:t>
-      </w:r>
-      <w:r>
-        <w:rPr>
-          <w:b/>
-        </w:rPr>
-        <w:t>prediction</w:t>
-      </w:r>
-      <w:r>
-        <w:rPr>
-          <w:b w:val="0"/>
-        </w:rPr>
-        <w:t xml:space="preserve"> before the result is known.</w:t>
-      </w:r>
-    </w:p>
-    <w:p>
-      <w:pPr>
-        <w:pStyle w:val="Heading3"/>
-      </w:pPr>
-      <w:r>
-        <w:t>2. Investigate</w:t>
-      </w:r>
-    </w:p>
-    <w:p>
-      <w:pPr>
-        <w:spacing w:line="336" w:lineRule="auto" w:after="180"/>
-        <w:shd w:fill="F4F9FC"/>
-      </w:pPr>
-      <w:r>
-        <w:rPr>
-          <w:b w:val="0"/>
-        </w:rPr>
+      </w:pPr>
+      <w:r>
+        <w:rPr>
+          <w:b w:val="0"/>
+        </w:rPr>
+        <w:t>For the final activity evaluation, use the reserved catalogue, requests and key in the teacher’s preparation only after candidates are fixed. Keep the key private until actual candidate and baseline observations are saved. Do not fill observations from expected answers or assume the baseline is error-free. Full pass needs output plus supported reason, with earlier rows ruled out for a later fit. Retain unrun cases, assistance, execution errors, instruction defects and original results separately. Presentation should use actual evidence and allow individual oral or written explanations. If learners have already seen the reserved set, use a new teacher-checked set and record the substitution. Reserve Judge a different project independently for the individual assessment.</w:t>
+      </w:r>
+    </w:p>
+    <w:p>
+      <w:pPr>
+        <w:pStyle w:val="Heading2"/>
+      </w:pPr>
+      <w:r>
+        <w:t>Run and record</w:t>
+      </w:r>
+    </w:p>
+    <w:p>
+      <w:pPr>
+        <w:pStyle w:val="ListNumber"/>
+      </w:pPr>
+      <w:r>
         <w:t>Complete the task: Demo the system, solve a fresh case, and answer why it may fail.</w:t>
       </w:r>
     </w:p>
     <w:p>
       <w:pPr>
-        <w:pStyle w:val="Heading3"/>
-      </w:pPr>
-      <w:r>
-        <w:t>3. Compare cases</w:t>
-      </w:r>
-    </w:p>
-    <w:p>
-      <w:pPr>
-        <w:spacing w:line="336" w:lineRule="auto" w:after="180"/>
-        <w:shd w:fill="F4F9FC"/>
-      </w:pPr>
-      <w:r>
-        <w:rPr>
-          <w:b w:val="0"/>
-        </w:rPr>
+        <w:pStyle w:val="ListNumber"/>
+      </w:pPr>
+      <w:r>
         <w:t>Keep a normal case and an edge case clearly separated.</w:t>
       </w:r>
     </w:p>
     <w:p>
       <w:pPr>
-        <w:pStyle w:val="Heading3"/>
-      </w:pPr>
-      <w:r>
-        <w:t>4. Record honestly</w:t>
-      </w:r>
-    </w:p>
-    <w:p>
-      <w:pPr>
-        <w:spacing w:line="336" w:lineRule="auto" w:after="180"/>
-        <w:shd w:fill="F4F9FC"/>
-      </w:pPr>
-      <w:r>
-        <w:rPr>
-          <w:b w:val="0"/>
-        </w:rPr>
-        <w:t xml:space="preserve">Record what happened—even when it does not match your </w:t>
-      </w:r>
-      <w:r>
-        <w:rPr>
-          <w:b/>
-        </w:rPr>
-        <w:t>prediction</w:t>
-      </w:r>
-      <w:r>
-        <w:rPr>
-          <w:b w:val="0"/>
-        </w:rPr>
-        <w:t>.</w:t>
-      </w:r>
-    </w:p>
-    <w:p>
-      <w:pPr>
-        <w:pStyle w:val="Heading3"/>
-      </w:pPr>
-      <w:r>
-        <w:t>5. Explain and plan the next test</w:t>
-      </w:r>
-    </w:p>
-    <w:p>
-      <w:pPr>
-        <w:spacing w:line="336" w:lineRule="auto" w:after="180"/>
-        <w:shd w:fill="F4F9FC"/>
-      </w:pPr>
-      <w:r>
-        <w:rPr>
-          <w:b w:val="0"/>
-        </w:rPr>
-        <w:t xml:space="preserve">Explain the result, one </w:t>
-      </w:r>
-      <w:r>
-        <w:rPr>
-          <w:b/>
-        </w:rPr>
-        <w:t>limitation</w:t>
-      </w:r>
-      <w:r>
-        <w:rPr>
-          <w:b w:val="0"/>
-        </w:rPr>
-        <w:t>, and the next useful test.</w:t>
-      </w:r>
-    </w:p>
-    <w:p>
-      <w:pPr>
-        <w:pStyle w:val="Heading3"/>
-      </w:pPr>
-      <w:r>
-        <w:t>Use a fresh case after support</w:t>
-      </w:r>
-    </w:p>
-    <w:p>
-      <w:pPr>
-        <w:spacing w:line="336" w:lineRule="auto" w:after="180"/>
-        <w:shd w:fill="FFF5E6"/>
-      </w:pPr>
-      <w:r>
-        <w:rPr>
-          <w:b w:val="0"/>
-        </w:rPr>
-        <w:t>INDEPENDENCE After support is removed, repeat the proof with a fresh case.</w:t>
-      </w:r>
-    </w:p>
-    <w:p>
-      <w:pPr>
-        <w:pStyle w:val="Heading3"/>
-      </w:pPr>
-      <w:r>
-        <w:t>Make the lab runnable</w:t>
-      </w:r>
-    </w:p>
-    <w:p>
-      <w:pPr>
-        <w:spacing w:line="336" w:lineRule="auto" w:after="180"/>
-      </w:pPr>
-      <w:r>
-        <w:rPr>
-          <w:b w:val="0"/>
-        </w:rPr>
-        <w:t>Use the concrete case as the shared normal case and the independent question as a second case. Each pair creates a boundary or missing-information case and predicts its result before testing.</w:t>
-      </w:r>
-    </w:p>
-    <w:p>
-      <w:pPr>
-        <w:spacing w:line="336" w:lineRule="auto" w:after="180"/>
-      </w:pPr>
-      <w:r>
-        <w:rPr>
-          <w:b w:val="0"/>
-        </w:rPr>
-        <w:t>Keep the expected result separate from an observed mistake.</w:t>
+        <w:pStyle w:val="ListNumber"/>
+      </w:pPr>
+      <w:r>
+        <w:t>Record what happened—even when it does not match your prediction.</w:t>
+      </w:r>
+    </w:p>
+    <w:p>
+      <w:pPr>
+        <w:pStyle w:val="ListNumber"/>
+      </w:pPr>
+      <w:r>
+        <w:t>Explain the result, one limitation, and the next useful test.</w:t>
+      </w:r>
+    </w:p>
+    <w:p>
+      <w:pPr>
+        <w:pStyle w:val="Heading2"/>
+      </w:pPr>
+      <w:r>
+        <w:t>Keep an inspectable record</w:t>
       </w:r>
     </w:p>
     <w:tbl>
@@ -4335,105 +4060,55 @@
     </w:tbl>
     <w:p>
       <w:pPr>
-        <w:pStyle w:val="Heading3"/>
-      </w:pPr>
-      <w:r>
-        <w:t>Diagnose and reteach</w:t>
-      </w:r>
-    </w:p>
-    <w:p>
-      <w:pPr>
-        <w:pStyle w:val="Heading3"/>
-      </w:pPr>
-      <w:r>
-        <w:t>Find the unsupported claim</w:t>
+        <w:pStyle w:val="Heading2"/>
+      </w:pPr>
+      <w:r>
+        <w:t>Diagnose the first misunderstanding</w:t>
       </w:r>
     </w:p>
     <w:p>
       <w:pPr>
         <w:spacing w:line="336" w:lineRule="auto" w:after="180"/>
-        <w:shd w:fill="F5F1FB"/>
-      </w:pPr>
-      <w:r>
-        <w:rPr>
-          <w:b w:val="0"/>
-        </w:rPr>
-        <w:t xml:space="preserve">CLAIM TO REPAIR A successful </w:t>
+      </w:pPr>
+      <w:r>
+        <w:rPr>
+          <w:b w:val="0"/>
+        </w:rPr>
+        <w:t>A polished presentation proves the system works: Ask for the saved instruction, trace and actual result behind the claim.</w:t>
+      </w:r>
+    </w:p>
+    <w:p>
+      <w:pPr>
+        <w:spacing w:line="336" w:lineRule="auto" w:after="180"/>
+      </w:pPr>
+      <w:r>
+        <w:rPr>
+          <w:b w:val="0"/>
+        </w:rPr>
+        <w:t>Unrun cases count as passes: Report attempted denominators and unrun cases separately.</w:t>
+      </w:r>
+    </w:p>
+    <w:p>
+      <w:pPr>
+        <w:spacing w:line="336" w:lineRule="auto" w:after="180"/>
+      </w:pPr>
+      <w:r>
+        <w:rPr>
+          <w:b w:val="0"/>
+        </w:rPr>
+        <w:t xml:space="preserve">The </w:t>
       </w:r>
       <w:r>
         <w:rPr>
           <w:b/>
         </w:rPr>
-        <w:t>demonstration</w:t>
-      </w:r>
-      <w:r>
-        <w:rPr>
-          <w:b w:val="0"/>
-        </w:rPr>
-        <w:t xml:space="preserve"> proves universal reliability.</w:t>
-      </w:r>
-    </w:p>
-    <w:p>
-      <w:pPr>
-        <w:spacing w:line="336" w:lineRule="auto" w:after="180"/>
-      </w:pPr>
-      <w:r>
-        <w:rPr>
-          <w:b w:val="0"/>
-        </w:rPr>
-        <w:t>For guessing, return to given facts and request a trace. For vocabulary without application, use one example and one non-example. For arithmetic errors, check the setup before the calculation.</w:t>
-      </w:r>
-    </w:p>
-    <w:p>
-      <w:pPr>
-        <w:spacing w:line="336" w:lineRule="auto" w:after="180"/>
-      </w:pPr>
-      <w:r>
-        <w:rPr>
-          <w:b w:val="0"/>
-        </w:rPr>
-        <w:t>Finish with a different uncoached case before recording mastery.</w:t>
-      </w:r>
-    </w:p>
-    <w:p>
-      <w:pPr>
-        <w:pStyle w:val="Heading3"/>
-      </w:pPr>
-      <w:r>
-        <w:t>Address these additional misconceptions</w:t>
-      </w:r>
-    </w:p>
-    <w:p>
-      <w:pPr>
-        <w:spacing w:line="336" w:lineRule="auto" w:after="180"/>
-      </w:pPr>
-      <w:r>
-        <w:rPr>
-          <w:b w:val="0"/>
-        </w:rPr>
-        <w:t>A polished presentation proves the system works: Ask for the saved instruction, trace and actual result behind the claim.</w:t>
-      </w:r>
-    </w:p>
-    <w:p>
-      <w:pPr>
-        <w:spacing w:line="336" w:lineRule="auto" w:after="180"/>
-      </w:pPr>
-      <w:r>
-        <w:rPr>
-          <w:b w:val="0"/>
-        </w:rPr>
-        <w:t>Unrun cases count as passes: Report attempted denominators and unrun cases separately.</w:t>
-      </w:r>
-    </w:p>
-    <w:p>
-      <w:pPr>
-        <w:spacing w:line="336" w:lineRule="auto" w:after="180"/>
-      </w:pPr>
-      <w:r>
-        <w:rPr>
-          <w:b w:val="0"/>
-        </w:rPr>
-        <w:t xml:space="preserve">The </w:t>
+        <w:t>baseline</w:t>
+      </w:r>
+      <w:r>
+        <w:rPr>
+          <w:b w:val="0"/>
+        </w:rPr>
+        <w:t xml:space="preserve"> must lose: A tie or a better </w:t>
       </w:r>
       <w:r>
         <w:rPr>
@@ -4445,30 +4120,15 @@
         <w:rPr>
           <w:b w:val="0"/>
         </w:rPr>
-        <w:t xml:space="preserve"> must lose: A tie or a better </w:t>
-      </w:r>
-      <w:r>
-        <w:rPr>
-          <w:b/>
-        </w:rPr>
-        <w:t>baseline</w:t>
-      </w:r>
-      <w:r>
-        <w:rPr>
-          <w:b w:val="0"/>
-        </w:rPr>
         <w:t xml:space="preserve"> can justify retaining the simpler method.</w:t>
       </w:r>
     </w:p>
     <w:p>
       <w:pPr>
-        <w:spacing w:line="336" w:lineRule="auto" w:after="180"/>
-      </w:pPr>
-      <w:r>
-        <w:rPr>
-          <w:b w:val="0"/>
-        </w:rPr>
-        <w:t>A repair erases the final failure: Preserve the evaluated version and results; revealed cases become development checks for the revision.</w:t>
+        <w:pStyle w:val="Heading2"/>
+      </w:pPr>
+      <w:r>
+        <w:t>Choose support from the response</w:t>
       </w:r>
     </w:p>
     <w:p>
@@ -4627,12 +4287,179 @@
     </w:tbl>
     <w:p>
       <w:pPr>
+        <w:pStyle w:val="Heading2"/>
+      </w:pPr>
+      <w:r>
+        <w:t>Earlier wording, alternatives and picture transcripts · reference / check after trying</w:t>
+      </w:r>
+    </w:p>
+    <w:p>
+      <w:pPr>
         <w:spacing w:line="336" w:lineRule="auto" w:after="180"/>
       </w:pPr>
       <w:r>
         <w:rPr>
           <w:b w:val="0"/>
         </w:rPr>
+        <w:t>Run the weekly evidence lab</w:t>
+      </w:r>
+    </w:p>
+    <w:p>
+      <w:pPr>
+        <w:spacing w:line="336" w:lineRule="auto" w:after="180"/>
+      </w:pPr>
+      <w:r>
+        <w:rPr>
+          <w:b w:val="0"/>
+        </w:rPr>
+        <w:t xml:space="preserve">Predict first, test honestly, and explain what the </w:t>
+      </w:r>
+      <w:r>
+        <w:rPr>
+          <w:b/>
+        </w:rPr>
+        <w:t>evidence</w:t>
+      </w:r>
+      <w:r>
+        <w:rPr>
+          <w:b w:val="0"/>
+        </w:rPr>
+        <w:t xml:space="preserve"> means.</w:t>
+      </w:r>
+    </w:p>
+    <w:p>
+      <w:pPr>
+        <w:spacing w:line="336" w:lineRule="auto" w:after="180"/>
+      </w:pPr>
+      <w:r>
+        <w:rPr>
+          <w:b w:val="0"/>
+        </w:rPr>
+        <w:t xml:space="preserve">State your </w:t>
+      </w:r>
+      <w:r>
+        <w:rPr>
+          <w:b/>
+        </w:rPr>
+        <w:t>prediction</w:t>
+      </w:r>
+      <w:r>
+        <w:rPr>
+          <w:b w:val="0"/>
+        </w:rPr>
+        <w:t xml:space="preserve"> before the result is known.</w:t>
+      </w:r>
+    </w:p>
+    <w:p>
+      <w:pPr>
+        <w:spacing w:line="336" w:lineRule="auto" w:after="180"/>
+      </w:pPr>
+      <w:r>
+        <w:rPr>
+          <w:b w:val="0"/>
+        </w:rPr>
+        <w:t>INDEPENDENCE After support is removed, repeat the proof with a fresh case.</w:t>
+      </w:r>
+    </w:p>
+    <w:p>
+      <w:pPr>
+        <w:pStyle w:val="Heading3"/>
+      </w:pPr>
+      <w:r>
+        <w:t>Make the lab runnable</w:t>
+      </w:r>
+    </w:p>
+    <w:p>
+      <w:pPr>
+        <w:spacing w:line="336" w:lineRule="auto" w:after="180"/>
+      </w:pPr>
+      <w:r>
+        <w:rPr>
+          <w:b w:val="0"/>
+        </w:rPr>
+        <w:t>Use the supplied investigation for shared practice. Keep predictions and observed paper-trace results separate. Reserve Judge a different project independently for the individual first attempt before feedback; do not use the reserved case as a paired lab task.</w:t>
+      </w:r>
+    </w:p>
+    <w:p>
+      <w:pPr>
+        <w:pStyle w:val="Heading3"/>
+      </w:pPr>
+      <w:r>
+        <w:t>Diagnose and reteach</w:t>
+      </w:r>
+    </w:p>
+    <w:p>
+      <w:pPr>
+        <w:spacing w:line="336" w:lineRule="auto" w:after="180"/>
+      </w:pPr>
+      <w:r>
+        <w:rPr>
+          <w:b w:val="0"/>
+        </w:rPr>
+        <w:t xml:space="preserve">CLAIM TO REPAIR A successful </w:t>
+      </w:r>
+      <w:r>
+        <w:rPr>
+          <w:b/>
+        </w:rPr>
+        <w:t>demonstration</w:t>
+      </w:r>
+      <w:r>
+        <w:rPr>
+          <w:b w:val="0"/>
+        </w:rPr>
+        <w:t xml:space="preserve"> proves universal reliability.</w:t>
+      </w:r>
+    </w:p>
+    <w:p>
+      <w:pPr>
+        <w:spacing w:line="336" w:lineRule="auto" w:after="180"/>
+      </w:pPr>
+      <w:r>
+        <w:rPr>
+          <w:b w:val="0"/>
+        </w:rPr>
+        <w:t>For guessing, return to given facts and request a trace. For vocabulary without application, use one example and one non-example. For arithmetic errors, check the setup before the calculation.</w:t>
+      </w:r>
+    </w:p>
+    <w:p>
+      <w:pPr>
+        <w:spacing w:line="336" w:lineRule="auto" w:after="180"/>
+      </w:pPr>
+      <w:r>
+        <w:rPr>
+          <w:b w:val="0"/>
+        </w:rPr>
+        <w:t>Finish with a different uncoached case before recording mastery.</w:t>
+      </w:r>
+    </w:p>
+    <w:p>
+      <w:pPr>
+        <w:pStyle w:val="Heading3"/>
+      </w:pPr>
+      <w:r>
+        <w:t>Address these additional misconceptions</w:t>
+      </w:r>
+    </w:p>
+    <w:p>
+      <w:pPr>
+        <w:spacing w:line="336" w:lineRule="auto" w:after="180"/>
+      </w:pPr>
+      <w:r>
+        <w:rPr>
+          <w:b w:val="0"/>
+        </w:rPr>
+        <w:t>A repair erases the final failure: Preserve the evaluated version and results; revealed cases become development checks for the revision.</w:t>
+      </w:r>
+    </w:p>
+    <w:p>
+      <w:pPr>
+        <w:spacing w:line="336" w:lineRule="auto" w:after="180"/>
+      </w:pPr>
+      <w:r>
+        <w:rPr>
+          <w:b w:val="0"/>
+        </w:rPr>
         <w:t>Offer an oral explanation, drawing, enlarged visual or fewer examples when that removes a reading/writing barrier. Keep the same reasoning goal.</w:t>
       </w:r>
     </w:p>
@@ -4652,12 +4479,765 @@
         <w:pStyle w:val="Heading1"/>
       </w:pPr>
       <w:r>
-        <w:t>05. Assess and explain the answers</w:t>
-      </w:r>
-    </w:p>
-    <w:p>
-      <w:r>
-        <w:t>Use the Expo and Defense questions, teacher keys and criteria after the relevant attempts. Previously discussed cases are practice; protect the separately selected independent task.</w:t>
+        <w:t>05. Assess the selected new case</w:t>
+      </w:r>
+    </w:p>
+    <w:p>
+      <w:r>
+        <w:t>Keep this key until after the first attempt; accept valid alternatives with defensible reasoning.</w:t>
+      </w:r>
+    </w:p>
+    <w:p>
+      <w:pPr>
+        <w:pStyle w:val="Heading2"/>
+      </w:pPr>
+      <w:r>
+        <w:t>Selected independent question and key</w:t>
+      </w:r>
+    </w:p>
+    <w:p>
+      <w:pPr>
+        <w:spacing w:line="336" w:lineRule="auto" w:after="180"/>
+      </w:pPr>
+      <w:r>
+        <w:rPr>
+          <w:b w:val="0"/>
+        </w:rPr>
+        <w:t xml:space="preserve">Selected case: A fictional library adviser and its manual </w:t>
+      </w:r>
+      <w:r>
+        <w:rPr>
+          <w:b/>
+        </w:rPr>
+        <w:t>baseline</w:t>
+      </w:r>
+      <w:r>
+        <w:rPr>
+          <w:b w:val="0"/>
+        </w:rPr>
+        <w:t xml:space="preserve"> face the same 6 reserved cases. The candidate has 4 full passes; the </w:t>
+      </w:r>
+      <w:r>
+        <w:rPr>
+          <w:b/>
+        </w:rPr>
+        <w:t>baseline</w:t>
+      </w:r>
+      <w:r>
+        <w:rPr>
+          <w:b w:val="0"/>
+        </w:rPr>
+        <w:t xml:space="preserve"> has 5. One additional planned case is unrun by both. No speed data was collected.</w:t>
+      </w:r>
+    </w:p>
+    <w:p>
+      <w:pPr>
+        <w:spacing w:line="336" w:lineRule="auto" w:after="180"/>
+      </w:pPr>
+      <w:r>
+        <w:rPr>
+          <w:b w:val="0"/>
+        </w:rPr>
+        <w:t>The team says “ours is faster and more reliable everywhere” and repairs it after seeing the failures. Explain what the counts support, two unsupported claims and how to label a rerun of the revealed cases.</w:t>
+      </w:r>
+    </w:p>
+    <w:p>
+      <w:pPr>
+        <w:spacing w:line="336" w:lineRule="auto" w:after="180"/>
+      </w:pPr>
+      <w:r>
+        <w:rPr>
+          <w:b w:val="0"/>
+        </w:rPr>
+        <w:t xml:space="preserve">Report candidate 4 of 6 and </w:t>
+      </w:r>
+      <w:r>
+        <w:rPr>
+          <w:b/>
+        </w:rPr>
+        <w:t>baseline</w:t>
+      </w:r>
+      <w:r>
+        <w:rPr>
+          <w:b w:val="0"/>
+        </w:rPr>
+        <w:t xml:space="preserve"> 5 of 6 full passes, with one unrun case for each. The </w:t>
+      </w:r>
+      <w:r>
+        <w:rPr>
+          <w:b/>
+        </w:rPr>
+        <w:t>baseline</w:t>
+      </w:r>
+      <w:r>
+        <w:rPr>
+          <w:b w:val="0"/>
+        </w:rPr>
+        <w:t xml:space="preserve"> performed better on this measured set; neither result establishes reliability everywhere. Speed was not measured.</w:t>
+      </w:r>
+    </w:p>
+    <w:p>
+      <w:pPr>
+        <w:spacing w:line="336" w:lineRule="auto" w:after="180"/>
+      </w:pPr>
+      <w:r>
+        <w:rPr>
+          <w:b w:val="0"/>
+        </w:rPr>
+        <w:t xml:space="preserve">A rerun after the failures informed a repair is development </w:t>
+      </w:r>
+      <w:r>
+        <w:rPr>
+          <w:b/>
+        </w:rPr>
+        <w:t>evidence</w:t>
+      </w:r>
+      <w:r>
+        <w:rPr>
+          <w:b w:val="0"/>
+        </w:rPr>
+        <w:t xml:space="preserve"> for the revised version, not an unseen final test. Preserve the old results and label both versions.</w:t>
+      </w:r>
+    </w:p>
+    <w:p>
+      <w:pPr>
+        <w:pStyle w:val="Heading2"/>
+      </w:pPr>
+      <w:r>
+        <w:t>Judge explanation, trace and limits</w:t>
+      </w:r>
+    </w:p>
+    <w:tbl>
+      <w:tblPr>
+        <w:tblStyle w:val="LightShading-Accent1"/>
+        <w:tblW w:type="auto" w:w="0"/>
+        <w:tblLook w:firstColumn="1" w:firstRow="1" w:lastColumn="0" w:lastRow="0" w:noHBand="0" w:noVBand="1" w:val="04A0"/>
+      </w:tblPr>
+      <w:tblGrid>
+        <w:gridCol w:w="5112"/>
+        <w:gridCol w:w="5112"/>
+      </w:tblGrid>
+      <w:tr>
+        <w:trPr>
+          <w:tblHeader/>
+        </w:trPr>
+        <w:tc>
+          <w:tcPr>
+            <w:tcW w:type="dxa" w:w="5112"/>
+          </w:tcPr>
+          <w:p>
+            <w:r>
+              <w:t>Dimension</w:t>
+            </w:r>
+          </w:p>
+        </w:tc>
+        <w:tc>
+          <w:tcPr>
+            <w:tcW w:type="dxa" w:w="5112"/>
+          </w:tcPr>
+          <w:p>
+            <w:r>
+              <w:t>Evidence required</w:t>
+            </w:r>
+          </w:p>
+        </w:tc>
+      </w:tr>
+      <w:tr>
+        <w:tc>
+          <w:tcPr>
+            <w:tcW w:type="dxa" w:w="5112"/>
+          </w:tcPr>
+          <w:p>
+            <w:r>
+              <w:t>Explanation</w:t>
+            </w:r>
+          </w:p>
+        </w:tc>
+        <w:tc>
+          <w:tcPr>
+            <w:tcW w:type="dxa" w:w="5112"/>
+          </w:tcPr>
+          <w:p>
+            <w:r>
+              <w:t>Names the applicable idea or procedure and ties it to the supplied facts.</w:t>
+            </w:r>
+          </w:p>
+        </w:tc>
+      </w:tr>
+      <w:tr>
+        <w:tc>
+          <w:tcPr>
+            <w:tcW w:type="dxa" w:w="5112"/>
+          </w:tcPr>
+          <w:p>
+            <w:r>
+              <w:t>Trace and result</w:t>
+            </w:r>
+          </w:p>
+        </w:tc>
+        <w:tc>
+          <w:tcPr>
+            <w:tcW w:type="dxa" w:w="5112"/>
+          </w:tcPr>
+          <w:p>
+            <w:r>
+              <w:t>Preserves the given inputs and shows the relevant intermediate steps; distinguishes a prediction from an observed execution.</w:t>
+            </w:r>
+          </w:p>
+        </w:tc>
+      </w:tr>
+      <w:tr>
+        <w:tc>
+          <w:tcPr>
+            <w:tcW w:type="dxa" w:w="5112"/>
+          </w:tcPr>
+          <w:p>
+            <w:r>
+              <w:t>Limits</w:t>
+            </w:r>
+          </w:p>
+        </w:tc>
+        <w:tc>
+          <w:tcPr>
+            <w:tcW w:type="dxa" w:w="5112"/>
+          </w:tcPr>
+          <w:p>
+            <w:r>
+              <w:t>States the assumptions, missing evidence or conditions under which the result would change.</w:t>
+            </w:r>
+          </w:p>
+        </w:tc>
+      </w:tr>
+    </w:tbl>
+    <w:p>
+      <w:pPr>
+        <w:spacing w:line="336" w:lineRule="auto" w:after="180"/>
+      </w:pPr>
+      <w:r>
+        <w:rPr>
+          <w:b w:val="0"/>
+        </w:rPr>
+        <w:t>Record each dimension as not yet, with support, or independent. Accept a valid alternative procedure with a defensible trace.</w:t>
+      </w:r>
+    </w:p>
+    <w:p>
+      <w:pPr>
+        <w:spacing w:line="336" w:lineRule="auto" w:after="180"/>
+      </w:pPr>
+      <w:r>
+        <w:rPr>
+          <w:b w:val="0"/>
+        </w:rPr>
+        <w:t xml:space="preserve">Do not penalise an honestly recorded model failure if the learner correctly explains its </w:t>
+      </w:r>
+      <w:r>
+        <w:rPr>
+          <w:b/>
+        </w:rPr>
+        <w:t>evidence</w:t>
+      </w:r>
+      <w:r>
+        <w:rPr>
+          <w:b w:val="0"/>
+        </w:rPr>
+        <w:t xml:space="preserve"> and limits.</w:t>
+      </w:r>
+    </w:p>
+    <w:p>
+      <w:pPr>
+        <w:pStyle w:val="Heading2"/>
+      </w:pPr>
+      <w:r>
+        <w:t>Give one usable repair action</w:t>
+      </w:r>
+    </w:p>
+    <w:p>
+      <w:pPr>
+        <w:spacing w:line="336" w:lineRule="auto" w:after="180"/>
+      </w:pPr>
+      <w:r>
+        <w:rPr>
+          <w:b w:val="0"/>
+        </w:rPr>
+        <w:t>Name the earliest unsupported step and give one action to repair it. Have the learner make that repair now and explain why. Then assess the relevant skill on a fresh, fully specified case.</w:t>
+      </w:r>
+    </w:p>
+    <w:p>
+      <w:pPr>
+        <w:spacing w:line="336" w:lineRule="auto" w:after="180"/>
+      </w:pPr>
+      <w:r>
+        <w:rPr>
+          <w:b w:val="0"/>
+        </w:rPr>
+        <w:t>Confirm it was not previously practised with feedback; solve and check the new case before assigning it. A follow-up design prompt is a starting brief, not automatically an equivalent test.</w:t>
+      </w:r>
+    </w:p>
+    <w:p>
+      <w:pPr>
+        <w:pStyle w:val="Heading2"/>
+      </w:pPr>
+      <w:r>
+        <w:t>W1 Record the fixed candidate</w:t>
+      </w:r>
+    </w:p>
+    <w:p>
+      <w:pPr>
+        <w:spacing w:line="336" w:lineRule="auto" w:after="180"/>
+      </w:pPr>
+      <w:r>
+        <w:rPr>
+          <w:b w:val="0"/>
+        </w:rPr>
+        <w:t xml:space="preserve">Before final cases are revealed, record your version label, where its complete instructions are saved, the agreed </w:t>
+      </w:r>
+      <w:r>
+        <w:rPr>
+          <w:b/>
+        </w:rPr>
+        <w:t>input</w:t>
+      </w:r>
+      <w:r>
+        <w:rPr>
+          <w:b w:val="0"/>
+        </w:rPr>
+        <w:t xml:space="preserve"> and matching rules, the manual </w:t>
+      </w:r>
+      <w:r>
+        <w:rPr>
+          <w:b/>
+        </w:rPr>
+        <w:t>baseline</w:t>
+      </w:r>
+      <w:r>
+        <w:rPr>
+          <w:b w:val="0"/>
+        </w:rPr>
+        <w:t xml:space="preserve"> and any known </w:t>
+      </w:r>
+      <w:r>
+        <w:rPr>
+          <w:b/>
+        </w:rPr>
+        <w:t>limitation</w:t>
+      </w:r>
+      <w:r>
+        <w:rPr>
+          <w:b w:val="0"/>
+        </w:rPr>
+        <w:t>.</w:t>
+      </w:r>
+    </w:p>
+    <w:p>
+      <w:pPr>
+        <w:spacing w:line="336" w:lineRule="auto" w:after="180"/>
+      </w:pPr>
+      <w:r>
+        <w:rPr>
+          <w:b w:val="0"/>
+        </w:rPr>
+        <w:t xml:space="preserve">Confirm that the instructions stay unchanged while the assigned catalogue is used as </w:t>
+      </w:r>
+      <w:r>
+        <w:rPr>
+          <w:b/>
+        </w:rPr>
+        <w:t>input</w:t>
+      </w:r>
+      <w:r>
+        <w:rPr>
+          <w:b w:val="0"/>
+        </w:rPr>
+        <w:t>.</w:t>
+      </w:r>
+    </w:p>
+    <w:p>
+      <w:pPr>
+        <w:spacing w:line="336" w:lineRule="auto" w:after="180"/>
+      </w:pPr>
+      <w:r>
+        <w:rPr>
+          <w:b w:val="0"/>
+        </w:rPr>
+        <w:t xml:space="preserve">Require an identifiable saved version, complete instructions, valid whole minutes 0 to 30, Yes or No quiet </w:t>
+      </w:r>
+      <w:r>
+        <w:rPr>
+          <w:b/>
+        </w:rPr>
+        <w:t>input</w:t>
+      </w:r>
+      <w:r>
+        <w:rPr>
+          <w:b w:val="0"/>
+        </w:rPr>
+        <w:t>, inclusive time AND quiet compatibility, first-fit order, reset, stopping and clarification.</w:t>
+      </w:r>
+    </w:p>
+    <w:p>
+      <w:pPr>
+        <w:spacing w:line="336" w:lineRule="auto" w:after="180"/>
+      </w:pPr>
+      <w:r>
+        <w:rPr>
+          <w:b w:val="0"/>
+        </w:rPr>
+        <w:t xml:space="preserve">The </w:t>
+      </w:r>
+      <w:r>
+        <w:rPr>
+          <w:b/>
+        </w:rPr>
+        <w:t>baseline</w:t>
+      </w:r>
+      <w:r>
+        <w:rPr>
+          <w:b w:val="0"/>
+        </w:rPr>
+        <w:t xml:space="preserve"> checks all rows and selects the first fit under the same contract. Accept honestly stated known failures; do not award a stronger result for hiding them.</w:t>
+      </w:r>
+    </w:p>
+    <w:p>
+      <w:pPr>
+        <w:pStyle w:val="Heading2"/>
+      </w:pPr>
+      <w:r>
+        <w:t>W2 Keep the final evaluation record</w:t>
+      </w:r>
+    </w:p>
+    <w:p>
+      <w:pPr>
+        <w:spacing w:line="336" w:lineRule="auto" w:after="180"/>
+      </w:pPr>
+      <w:r>
+        <w:rPr>
+          <w:b w:val="0"/>
+        </w:rPr>
+        <w:t xml:space="preserve">Use a separate sheet for the teacher’s reserved cases. For every case record its ID and </w:t>
+      </w:r>
+      <w:r>
+        <w:rPr>
+          <w:b/>
+        </w:rPr>
+        <w:t>input</w:t>
+      </w:r>
+      <w:r>
+        <w:rPr>
+          <w:b w:val="0"/>
+        </w:rPr>
+        <w:t xml:space="preserve">s, catalogue and candidate labels, both methods’ observed </w:t>
+      </w:r>
+      <w:r>
+        <w:rPr>
+          <w:b/>
+        </w:rPr>
+        <w:t>output</w:t>
+      </w:r>
+      <w:r>
+        <w:rPr>
+          <w:b w:val="0"/>
+        </w:rPr>
+        <w:t>s and reasons, and results after checking. Preserve failure traces.</w:t>
+      </w:r>
+    </w:p>
+    <w:p>
+      <w:pPr>
+        <w:spacing w:line="336" w:lineRule="auto" w:after="180"/>
+      </w:pPr>
+      <w:r>
+        <w:rPr>
+          <w:b w:val="0"/>
+        </w:rPr>
+        <w:t>Here summarise each method’s full passes over attempted cases and list unrun cases. State what the comparison supports.</w:t>
+      </w:r>
+    </w:p>
+    <w:p>
+      <w:pPr>
+        <w:spacing w:line="336" w:lineRule="auto" w:after="180"/>
+      </w:pPr>
+      <w:r>
+        <w:rPr>
+          <w:b w:val="0"/>
+        </w:rPr>
+        <w:t xml:space="preserve">Use the reserved key in Preparation only after </w:t>
+      </w:r>
+      <w:r>
+        <w:rPr>
+          <w:b/>
+        </w:rPr>
+        <w:t>observation</w:t>
+      </w:r>
+      <w:r>
+        <w:rPr>
+          <w:b w:val="0"/>
+        </w:rPr>
+        <w:t xml:space="preserve">s are saved. Full pass requires </w:t>
+      </w:r>
+      <w:r>
+        <w:rPr>
+          <w:b/>
+        </w:rPr>
+        <w:t>output</w:t>
+      </w:r>
+      <w:r>
+        <w:rPr>
+          <w:b w:val="0"/>
+        </w:rPr>
+        <w:t xml:space="preserve"> and reason; no-match explanations must rule out all rows. Clarification must precede search.</w:t>
+      </w:r>
+    </w:p>
+    <w:p>
+      <w:pPr>
+        <w:spacing w:line="336" w:lineRule="auto" w:after="180"/>
+      </w:pPr>
+      <w:r>
+        <w:rPr>
+          <w:b w:val="0"/>
+        </w:rPr>
+        <w:t xml:space="preserve">Report actual candidate and </w:t>
+      </w:r>
+      <w:r>
+        <w:rPr>
+          <w:b/>
+        </w:rPr>
+        <w:t>baseline</w:t>
+      </w:r>
+      <w:r>
+        <w:rPr>
+          <w:b w:val="0"/>
+        </w:rPr>
+        <w:t xml:space="preserve"> counts over the same attempted cases, plus unrun cases. Never substitute the key for an </w:t>
+      </w:r>
+      <w:r>
+        <w:rPr>
+          <w:b/>
+        </w:rPr>
+        <w:t>observation</w:t>
+      </w:r>
+      <w:r>
+        <w:rPr>
+          <w:b w:val="0"/>
+        </w:rPr>
+        <w:t xml:space="preserve"> or assume a </w:t>
+      </w:r>
+      <w:r>
+        <w:rPr>
+          <w:b/>
+        </w:rPr>
+        <w:t>baseline</w:t>
+      </w:r>
+      <w:r>
+        <w:rPr>
+          <w:b w:val="0"/>
+        </w:rPr>
+        <w:t xml:space="preserve"> run was correct.</w:t>
+      </w:r>
+    </w:p>
+    <w:p>
+      <w:pPr>
+        <w:pStyle w:val="Heading2"/>
+      </w:pPr>
+      <w:r>
+        <w:t>W3 Prepare your evidence defence</w:t>
+      </w:r>
+    </w:p>
+    <w:p>
+      <w:pPr>
+        <w:spacing w:line="336" w:lineRule="auto" w:after="180"/>
+      </w:pPr>
+      <w:r>
+        <w:rPr>
+          <w:b w:val="0"/>
+        </w:rPr>
+        <w:t xml:space="preserve">Write a two-minute explanation of the problem, one trace, your actual comparison, a </w:t>
+      </w:r>
+      <w:r>
+        <w:rPr>
+          <w:b/>
+        </w:rPr>
+        <w:t>limitation</w:t>
+      </w:r>
+      <w:r>
+        <w:rPr>
+          <w:b w:val="0"/>
+        </w:rPr>
+        <w:t xml:space="preserve"> and a next action. Explain why this is a written-rule design rather than a model trained on examples.</w:t>
+      </w:r>
+    </w:p>
+    <w:p>
+      <w:pPr>
+        <w:spacing w:line="336" w:lineRule="auto" w:after="180"/>
+      </w:pPr>
+      <w:r>
+        <w:rPr>
+          <w:b w:val="0"/>
+        </w:rPr>
+        <w:t>State which personal information is unnecessary and who decides whether to act.</w:t>
+      </w:r>
+    </w:p>
+    <w:p>
+      <w:pPr>
+        <w:spacing w:line="336" w:lineRule="auto" w:after="180"/>
+      </w:pPr>
+      <w:r>
+        <w:rPr>
+          <w:b w:val="0"/>
+        </w:rPr>
+        <w:t xml:space="preserve">Look for a saved trace connected to the actual instruction, accurate counts, a specific failure or </w:t>
+      </w:r>
+      <w:r>
+        <w:rPr>
+          <w:b/>
+        </w:rPr>
+        <w:t>limitation</w:t>
+      </w:r>
+      <w:r>
+        <w:rPr>
+          <w:b w:val="0"/>
+        </w:rPr>
+        <w:t xml:space="preserve"> and a justified next step. The project applies explicit human-</w:t>
+      </w:r>
+      <w:r>
+        <w:rPr>
+          <w:b/>
+        </w:rPr>
+        <w:t>written rule</w:t>
+      </w:r>
+      <w:r>
+        <w:rPr>
+          <w:b w:val="0"/>
+        </w:rPr>
+        <w:t>s, with no fitted model.</w:t>
+      </w:r>
+    </w:p>
+    <w:p>
+      <w:pPr>
+        <w:spacing w:line="336" w:lineRule="auto" w:after="180"/>
+      </w:pPr>
+      <w:r>
+        <w:rPr>
+          <w:b w:val="0"/>
+        </w:rPr>
+        <w:t>Only minutes and quiet preference are needed; names and reasons for quiet are unnecessary. The person may decline and the teacher checks real conditions; the adviser does not book or publish.</w:t>
+      </w:r>
+    </w:p>
+    <w:p>
+      <w:pPr>
+        <w:pStyle w:val="Heading2"/>
+      </w:pPr>
+      <w:r>
+        <w:t>W5 Write your final conclusion</w:t>
+      </w:r>
+    </w:p>
+    <w:p>
+      <w:pPr>
+        <w:spacing w:line="336" w:lineRule="auto" w:after="180"/>
+      </w:pPr>
+      <w:r>
+        <w:rPr>
+          <w:b w:val="0"/>
+        </w:rPr>
+        <w:t xml:space="preserve">Use your own records to complete: Under these conditions, our saved version showed… The </w:t>
+      </w:r>
+      <w:r>
+        <w:rPr>
+          <w:b/>
+        </w:rPr>
+        <w:t>baseline</w:t>
+      </w:r>
+      <w:r>
+        <w:rPr>
+          <w:b w:val="0"/>
+        </w:rPr>
+        <w:t xml:space="preserve"> showed… We still do not know… Our next action is… Include one privacy or human-control choice.</w:t>
+      </w:r>
+    </w:p>
+    <w:p>
+      <w:pPr>
+        <w:spacing w:line="336" w:lineRule="auto" w:after="180"/>
+      </w:pPr>
+      <w:r>
+        <w:rPr>
+          <w:b w:val="0"/>
+        </w:rPr>
+        <w:t>If a case failed, explain its consequence without deleting the result.</w:t>
+      </w:r>
+    </w:p>
+    <w:p>
+      <w:pPr>
+        <w:spacing w:line="336" w:lineRule="auto" w:after="180"/>
+      </w:pPr>
+      <w:r>
+        <w:rPr>
+          <w:b w:val="0"/>
+        </w:rPr>
+        <w:t xml:space="preserve">Accept different conclusions grounded in actual </w:t>
+      </w:r>
+      <w:r>
+        <w:rPr>
+          <w:b/>
+        </w:rPr>
+        <w:t>observation</w:t>
+      </w:r>
+      <w:r>
+        <w:rPr>
+          <w:b w:val="0"/>
+        </w:rPr>
+        <w:t xml:space="preserve">s, including a decision to retain the </w:t>
+      </w:r>
+      <w:r>
+        <w:rPr>
+          <w:b/>
+        </w:rPr>
+        <w:t>baseline</w:t>
+      </w:r>
+      <w:r>
+        <w:rPr>
+          <w:b w:val="0"/>
+        </w:rPr>
+        <w:t>. Require stated conditions, honest comparison, a real uncertainty and a specific action.</w:t>
+      </w:r>
+    </w:p>
+    <w:p>
+      <w:pPr>
+        <w:spacing w:line="336" w:lineRule="auto" w:after="180"/>
+      </w:pPr>
+      <w:r>
+        <w:rPr>
+          <w:b w:val="0"/>
+        </w:rPr>
+        <w:t xml:space="preserve">A quiet requirement does not require a diagnosis; an </w:t>
+      </w:r>
+      <w:r>
+        <w:rPr>
+          <w:b/>
+        </w:rPr>
+        <w:t>output</w:t>
+      </w:r>
+      <w:r>
+        <w:rPr>
+          <w:b w:val="0"/>
+        </w:rPr>
+        <w:t xml:space="preserve"> does not authorise action. A failure remains part of the evaluated version’s record even after a repair.</w:t>
+      </w:r>
+    </w:p>
+    <w:p>
+      <w:pPr>
+        <w:pStyle w:val="Heading2"/>
+      </w:pPr>
+      <w:r>
+        <w:t>Earlier wording, alternatives and picture transcripts · reference / check after trying</w:t>
+      </w:r>
+    </w:p>
+    <w:p>
+      <w:pPr>
+        <w:spacing w:line="336" w:lineRule="auto" w:after="180"/>
+      </w:pPr>
+      <w:r>
+        <w:rPr>
+          <w:b w:val="0"/>
+        </w:rPr>
+        <w:t>Assess and explain the answers</w:t>
       </w:r>
     </w:p>
     <w:p>
@@ -4670,46 +5250,68 @@
     </w:p>
     <w:p>
       <w:pPr>
+        <w:spacing w:line="336" w:lineRule="auto" w:after="180"/>
+      </w:pPr>
+      <w:r>
+        <w:rPr>
+          <w:b w:val="0"/>
+        </w:rPr>
+        <w:t xml:space="preserve">Report six specified passes with conditions and limits. Show an </w:t>
+      </w:r>
+      <w:r>
+        <w:rPr>
+          <w:b/>
+        </w:rPr>
+        <w:t>input</w:t>
+      </w:r>
+      <w:r>
+        <w:rPr>
+          <w:b w:val="0"/>
+        </w:rPr>
+        <w:t xml:space="preserve">, decision trace, </w:t>
+      </w:r>
+      <w:r>
+        <w:rPr>
+          <w:b/>
+        </w:rPr>
+        <w:t>output</w:t>
+      </w:r>
+      <w:r>
+        <w:rPr>
+          <w:b w:val="0"/>
+        </w:rPr>
+        <w:t xml:space="preserve"> and test record, including an uncertain case.</w:t>
+      </w:r>
+    </w:p>
+    <w:p>
+      <w:pPr>
         <w:pStyle w:val="Heading3"/>
       </w:pPr>
       <w:r>
-        <w:t>Teacher key · Worked case answer</w:t>
+        <w:t>Additional transfer practice question</w:t>
       </w:r>
     </w:p>
     <w:p>
       <w:pPr>
         <w:spacing w:line="336" w:lineRule="auto" w:after="180"/>
-        <w:shd w:fill="F1F6FC"/>
-      </w:pPr>
-      <w:r>
-        <w:rPr>
-          <w:b w:val="0"/>
-        </w:rPr>
-        <w:t xml:space="preserve">Report six specified passes with conditions and limits. Show an </w:t>
+      </w:pPr>
+      <w:r>
+        <w:rPr>
+          <w:b w:val="0"/>
+        </w:rPr>
+        <w:t xml:space="preserve">At the expo, a team says our sorter never fails after testing four cards. Replace the claim with an </w:t>
       </w:r>
       <w:r>
         <w:rPr>
           <w:b/>
         </w:rPr>
-        <w:t>input</w:t>
-      </w:r>
-      <w:r>
-        <w:rPr>
-          <w:b w:val="0"/>
-        </w:rPr>
-        <w:t xml:space="preserve">, decision trace, </w:t>
-      </w:r>
-      <w:r>
-        <w:rPr>
-          <w:b/>
-        </w:rPr>
-        <w:t>output</w:t>
-      </w:r>
-      <w:r>
-        <w:rPr>
-          <w:b w:val="0"/>
-        </w:rPr>
-        <w:t xml:space="preserve"> and test record, including an uncertain case.</w:t>
+        <w:t>evidence</w:t>
+      </w:r>
+      <w:r>
+        <w:rPr>
+          <w:b w:val="0"/>
+        </w:rPr>
+        <w:t>-based statement and name a next test.</w:t>
       </w:r>
     </w:p>
     <w:p>
@@ -4717,61 +5319,12 @@
         <w:pStyle w:val="Heading3"/>
       </w:pPr>
       <w:r>
-        <w:t>Independent question</w:t>
-      </w:r>
-    </w:p>
-    <w:p>
-      <w:pPr>
-        <w:pStyle w:val="Heading3"/>
-      </w:pPr>
-      <w:r>
-        <w:t>Independent question · withhold the key</w:t>
+        <w:t>Reasoned practice answer</w:t>
       </w:r>
     </w:p>
     <w:p>
       <w:pPr>
         <w:spacing w:line="336" w:lineRule="auto" w:after="180"/>
-        <w:shd w:fill="F5F1FB"/>
-      </w:pPr>
-      <w:r>
-        <w:rPr>
-          <w:b w:val="0"/>
-        </w:rPr>
-        <w:t xml:space="preserve">At the expo, a team says our sorter never fails after testing four cards. Replace the claim with an </w:t>
-      </w:r>
-      <w:r>
-        <w:rPr>
-          <w:b/>
-        </w:rPr>
-        <w:t>evidence</w:t>
-      </w:r>
-      <w:r>
-        <w:rPr>
-          <w:b w:val="0"/>
-        </w:rPr>
-        <w:t>-based statement and name a next test.</w:t>
-      </w:r>
-    </w:p>
-    <w:p>
-      <w:pPr>
-        <w:pStyle w:val="Heading3"/>
-      </w:pPr>
-      <w:r>
-        <w:t>Expected independent answer</w:t>
-      </w:r>
-    </w:p>
-    <w:p>
-      <w:pPr>
-        <w:pStyle w:val="Heading3"/>
-      </w:pPr>
-      <w:r>
-        <w:t>Teacher key · Expected independent answer</w:t>
-      </w:r>
-    </w:p>
-    <w:p>
-      <w:pPr>
-        <w:spacing w:line="336" w:lineRule="auto" w:after="180"/>
-        <w:shd w:fill="F1F6FC"/>
       </w:pPr>
       <w:r>
         <w:rPr>
@@ -5089,34 +5642,168 @@
     </w:p>
     <w:p>
       <w:pPr>
+        <w:spacing w:line="336" w:lineRule="auto" w:after="180"/>
+      </w:pPr>
+      <w:r>
+        <w:rPr>
+          <w:b w:val="0"/>
+        </w:rPr>
+        <w:t>Overall is 12/16=75%; routine is about 83.3%; mixed is 50%. Show the actual failed trace and investigate mixed-material handling or review rules. 'Works reliably on every material' overstates these small specified tests.</w:t>
+      </w:r>
+    </w:p>
+    <w:p>
+      <w:pPr>
+        <w:spacing w:line="336" w:lineRule="auto" w:after="180"/>
+      </w:pPr>
+      <w:r>
+        <w:rPr>
+          <w:b w:val="0"/>
+        </w:rPr>
+        <w:t>Advancement requires independent explanation, not presentation polish alone.</w:t>
+      </w:r>
+    </w:p>
+    <w:p>
+      <w:pPr>
         <w:pStyle w:val="Heading3"/>
       </w:pPr>
       <w:r>
-        <w:t>Teacher key · Original transfer answer</w:t>
+        <w:t>Explanations for the additional workbook examples</w:t>
+      </w:r>
+    </w:p>
+    <w:p>
+      <w:pPr>
+        <w:pStyle w:val="Heading3"/>
+      </w:pPr>
+      <w:r>
+        <w:t>W1 Record the fixed candidate</w:t>
+      </w:r>
+    </w:p>
+    <w:p>
+      <w:pPr>
+        <w:pStyle w:val="Heading3"/>
+      </w:pPr>
+      <w:r>
+        <w:t>W2 Keep the final evaluation record</w:t>
+      </w:r>
+    </w:p>
+    <w:p>
+      <w:pPr>
+        <w:pStyle w:val="Heading3"/>
+      </w:pPr>
+      <w:r>
+        <w:t>W3 Prepare your evidence defence</w:t>
+      </w:r>
+    </w:p>
+    <w:p>
+      <w:pPr>
+        <w:pStyle w:val="Heading3"/>
+      </w:pPr>
+      <w:r>
+        <w:t>W4 Judge a different project independently</w:t>
       </w:r>
     </w:p>
     <w:p>
       <w:pPr>
         <w:spacing w:line="336" w:lineRule="auto" w:after="180"/>
-        <w:shd w:fill="F1F6FC"/>
-      </w:pPr>
-      <w:r>
-        <w:rPr>
-          <w:b w:val="0"/>
-        </w:rPr>
-        <w:t>Overall is 12/16=75%; routine is about 83.3%; mixed is 50%. Show the actual failed trace and investigate mixed-material handling or review rules. 'Works reliably on every material' overstates these small specified tests.</w:t>
+      </w:pPr>
+      <w:r>
+        <w:rPr>
+          <w:b w:val="0"/>
+        </w:rPr>
+        <w:t xml:space="preserve">A fictional library adviser and its manual </w:t>
+      </w:r>
+      <w:r>
+        <w:rPr>
+          <w:b/>
+        </w:rPr>
+        <w:t>baseline</w:t>
+      </w:r>
+      <w:r>
+        <w:rPr>
+          <w:b w:val="0"/>
+        </w:rPr>
+        <w:t xml:space="preserve"> face the same 6 reserved cases. The candidate has 4 full passes; the </w:t>
+      </w:r>
+      <w:r>
+        <w:rPr>
+          <w:b/>
+        </w:rPr>
+        <w:t>baseline</w:t>
+      </w:r>
+      <w:r>
+        <w:rPr>
+          <w:b w:val="0"/>
+        </w:rPr>
+        <w:t xml:space="preserve"> has 5. One additional planned case is unrun by both. No speed data was collected.</w:t>
       </w:r>
     </w:p>
     <w:p>
       <w:pPr>
         <w:spacing w:line="336" w:lineRule="auto" w:after="180"/>
-        <w:shd w:fill="F1F6FC"/>
-      </w:pPr>
-      <w:r>
-        <w:rPr>
-          <w:b w:val="0"/>
-        </w:rPr>
-        <w:t>Advancement requires independent explanation, not presentation polish alone.</w:t>
+      </w:pPr>
+      <w:r>
+        <w:rPr>
+          <w:b w:val="0"/>
+        </w:rPr>
+        <w:t>The team says “ours is faster and more reliable everywhere” and repairs it after seeing the failures. Explain what the counts support, two unsupported claims and how to label a rerun of the revealed cases.</w:t>
+      </w:r>
+    </w:p>
+    <w:p>
+      <w:pPr>
+        <w:spacing w:line="336" w:lineRule="auto" w:after="180"/>
+      </w:pPr>
+      <w:r>
+        <w:rPr>
+          <w:b w:val="0"/>
+        </w:rPr>
+        <w:t xml:space="preserve">Report candidate 4 of 6 and </w:t>
+      </w:r>
+      <w:r>
+        <w:rPr>
+          <w:b/>
+        </w:rPr>
+        <w:t>baseline</w:t>
+      </w:r>
+      <w:r>
+        <w:rPr>
+          <w:b w:val="0"/>
+        </w:rPr>
+        <w:t xml:space="preserve"> 5 of 6 full passes, with one unrun case for each. The </w:t>
+      </w:r>
+      <w:r>
+        <w:rPr>
+          <w:b/>
+        </w:rPr>
+        <w:t>baseline</w:t>
+      </w:r>
+      <w:r>
+        <w:rPr>
+          <w:b w:val="0"/>
+        </w:rPr>
+        <w:t xml:space="preserve"> performed better on this measured set; neither result establishes reliability everywhere. Speed was not measured.</w:t>
+      </w:r>
+    </w:p>
+    <w:p>
+      <w:pPr>
+        <w:spacing w:line="336" w:lineRule="auto" w:after="180"/>
+      </w:pPr>
+      <w:r>
+        <w:rPr>
+          <w:b w:val="0"/>
+        </w:rPr>
+        <w:t xml:space="preserve">A rerun after the failures informed a repair is development </w:t>
+      </w:r>
+      <w:r>
+        <w:rPr>
+          <w:b/>
+        </w:rPr>
+        <w:t>evidence</w:t>
+      </w:r>
+      <w:r>
+        <w:rPr>
+          <w:b w:val="0"/>
+        </w:rPr>
+        <w:t xml:space="preserve"> for the revised version, not an unseen final test. Preserve the old results and label both versions.</w:t>
       </w:r>
     </w:p>
     <w:p>
@@ -5124,7 +5811,7 @@
         <w:pStyle w:val="Heading3"/>
       </w:pPr>
       <w:r>
-        <w:t>Explanations for the additional workbook examples</w:t>
+        <w:t>W5 Write your final conclusion</w:t>
       </w:r>
     </w:p>
     <w:p>
@@ -5132,7 +5819,7 @@
         <w:pStyle w:val="Heading3"/>
       </w:pPr>
       <w:r>
-        <w:t>W1 Record the fixed candidate</w:t>
+        <w:t>Assess independent transfer</w:t>
       </w:r>
     </w:p>
     <w:p>
@@ -5140,123 +5827,334 @@
         <w:pStyle w:val="Heading3"/>
       </w:pPr>
       <w:r>
-        <w:t>Workbook question · W1</w:t>
+        <w:t>Selected case answer</w:t>
+      </w:r>
+    </w:p>
+    <w:p>
+      <w:pPr>
+        <w:pStyle w:val="Heading3"/>
+      </w:pPr>
+      <w:r>
+        <w:t>Feedback that the learner uses</w:t>
+      </w:r>
+    </w:p>
+    <w:p>
+      <w:pPr>
+        <w:pStyle w:val="Heading1"/>
+      </w:pPr>
+      <w:r>
+        <w:t>06. Connect, adapt and return</w:t>
+      </w:r>
+    </w:p>
+    <w:p>
+      <w:r>
+        <w:t>Retain the project evidence and revisit the reasoning on a changed case.</w:t>
+      </w:r>
+    </w:p>
+    <w:p>
+      <w:pPr>
+        <w:pStyle w:val="Heading2"/>
+      </w:pPr>
+      <w:r>
+        <w:t>Project evidence to keep</w:t>
       </w:r>
     </w:p>
     <w:p>
       <w:pPr>
         <w:spacing w:line="336" w:lineRule="auto" w:after="180"/>
-        <w:shd w:fill="F5F1FB"/>
-      </w:pPr>
-      <w:r>
-        <w:rPr>
-          <w:b w:val="0"/>
-        </w:rPr>
-        <w:t xml:space="preserve">Before final cases are revealed, record your version label, where its complete instructions are saved, the agreed </w:t>
+      </w:pPr>
+      <w:r>
+        <w:rPr>
+          <w:b w:val="0"/>
+        </w:rPr>
+        <w:t xml:space="preserve">Present the final Classroom Sorter portfolio and complete the AI-1 certification </w:t>
       </w:r>
       <w:r>
         <w:rPr>
           <w:b/>
         </w:rPr>
+        <w:t>defense</w:t>
+      </w:r>
+      <w:r>
+        <w:rPr>
+          <w:b w:val="0"/>
+        </w:rPr>
+        <w:t>.</w:t>
+      </w:r>
+    </w:p>
+    <w:p>
+      <w:pPr>
+        <w:spacing w:line="336" w:lineRule="auto" w:after="180"/>
+      </w:pPr>
+      <w:r>
+        <w:rPr>
+          <w:b w:val="0"/>
+        </w:rPr>
+        <w:t xml:space="preserve">Keep the decision, </w:t>
+      </w:r>
+      <w:r>
+        <w:rPr>
+          <w:b/>
+        </w:rPr>
         <w:t>input</w:t>
       </w:r>
       <w:r>
         <w:rPr>
           <w:b w:val="0"/>
         </w:rPr>
-        <w:t xml:space="preserve"> and matching rules, the manual </w:t>
+        <w:t xml:space="preserve">, result, explanation and remaining </w:t>
       </w:r>
       <w:r>
         <w:rPr>
           <w:b/>
         </w:rPr>
+        <w:t>limitation</w:t>
+      </w:r>
+      <w:r>
+        <w:rPr>
+          <w:b w:val="0"/>
+        </w:rPr>
+        <w:t xml:space="preserve"> in the project </w:t>
+      </w:r>
+      <w:r>
+        <w:rPr>
+          <w:b/>
+        </w:rPr>
+        <w:t>evidence</w:t>
+      </w:r>
+      <w:r>
+        <w:rPr>
+          <w:b w:val="0"/>
+        </w:rPr>
+        <w:t xml:space="preserve"> record. Retrieve this record next week rather than restarting the project.</w:t>
+      </w:r>
+    </w:p>
+    <w:p>
+      <w:pPr>
+        <w:spacing w:line="336" w:lineRule="auto" w:after="180"/>
+      </w:pPr>
+      <w:r>
+        <w:rPr>
+          <w:b w:val="0"/>
+        </w:rPr>
+        <w:t xml:space="preserve">Present the Helpful Classroom Sorter’s versions, test records, </w:t>
+      </w:r>
+      <w:r>
+        <w:rPr>
+          <w:b/>
+        </w:rPr>
         <w:t>baseline</w:t>
       </w:r>
       <w:r>
         <w:rPr>
           <w:b w:val="0"/>
         </w:rPr>
-        <w:t xml:space="preserve"> and any known </w:t>
+        <w:t xml:space="preserve">, failures and next investigation as an </w:t>
       </w:r>
       <w:r>
         <w:rPr>
           <w:b/>
         </w:rPr>
+        <w:t>evidence</w:t>
+      </w:r>
+      <w:r>
+        <w:rPr>
+          <w:b w:val="0"/>
+        </w:rPr>
+        <w:t xml:space="preserve"> portfolio.</w:t>
+      </w:r>
+    </w:p>
+    <w:p>
+      <w:pPr>
+        <w:pStyle w:val="Heading2"/>
+      </w:pPr>
+      <w:r>
+        <w:t>Support while preserving the reasoning goal</w:t>
+      </w:r>
+    </w:p>
+    <w:p>
+      <w:pPr>
+        <w:spacing w:line="336" w:lineRule="auto" w:after="180"/>
+      </w:pPr>
+      <w:r>
+        <w:rPr>
+          <w:b w:val="0"/>
+        </w:rPr>
+        <w:t xml:space="preserve">Use physical cards, spoken explanations and a three-stage drawing. Read aloud without giving the answer. Stretch: compare two </w:t>
+      </w:r>
+      <w:r>
+        <w:rPr>
+          <w:b/>
+        </w:rPr>
+        <w:t>mechanism</w:t>
+      </w:r>
+      <w:r>
+        <w:rPr>
+          <w:b w:val="0"/>
+        </w:rPr>
+        <w:t xml:space="preserve">s with the same visible </w:t>
+      </w:r>
+      <w:r>
+        <w:rPr>
+          <w:b/>
+        </w:rPr>
+        <w:t>output</w:t>
+      </w:r>
+      <w:r>
+        <w:rPr>
+          <w:b w:val="0"/>
+        </w:rPr>
+        <w:t xml:space="preserve"> and explain what </w:t>
+      </w:r>
+      <w:r>
+        <w:rPr>
+          <w:b/>
+        </w:rPr>
+        <w:t>evidence</w:t>
+      </w:r>
+      <w:r>
+        <w:rPr>
+          <w:b w:val="0"/>
+        </w:rPr>
+        <w:t xml:space="preserve"> distinguishes them.</w:t>
+      </w:r>
+    </w:p>
+    <w:p>
+      <w:pPr>
+        <w:spacing w:line="336" w:lineRule="auto" w:after="180"/>
+      </w:pPr>
+      <w:r>
+        <w:rPr>
+          <w:b w:val="0"/>
+        </w:rPr>
+        <w:t xml:space="preserve">Provide a blank record grid, read instructions aloud and allow oral </w:t>
+      </w:r>
+      <w:r>
+        <w:rPr>
+          <w:b/>
+        </w:rPr>
+        <w:t>defence</w:t>
+      </w:r>
+      <w:r>
+        <w:rPr>
+          <w:b w:val="0"/>
+        </w:rPr>
+        <w:t>, while recording assistance. Keep independent W4 responses before feedback.</w:t>
+      </w:r>
+    </w:p>
+    <w:p>
+      <w:pPr>
+        <w:spacing w:line="336" w:lineRule="auto" w:after="180"/>
+      </w:pPr>
+      <w:r>
+        <w:rPr>
+          <w:b w:val="0"/>
+        </w:rPr>
+        <w:t>Allow additional time for unrun cases with the same fixed version and record when they ran; do not manufacture completion.</w:t>
+      </w:r>
+    </w:p>
+    <w:p>
+      <w:pPr>
+        <w:spacing w:line="336" w:lineRule="auto" w:after="180"/>
+      </w:pPr>
+      <w:r>
+        <w:rPr>
+          <w:b w:val="0"/>
+        </w:rPr>
+        <w:t xml:space="preserve">Extension: propose an additional test for a stated </w:t>
+      </w:r>
+      <w:r>
+        <w:rPr>
+          <w:b/>
+        </w:rPr>
         <w:t>limitation</w:t>
       </w:r>
       <w:r>
         <w:rPr>
           <w:b w:val="0"/>
         </w:rPr>
-        <w:t>.</w:t>
+        <w:t xml:space="preserve"> and explain why it would help without claiming proof of every situation.</w:t>
       </w:r>
     </w:p>
     <w:p>
       <w:pPr>
         <w:spacing w:line="336" w:lineRule="auto" w:after="180"/>
-        <w:shd w:fill="F5F1FB"/>
-      </w:pPr>
-      <w:r>
-        <w:rPr>
-          <w:b w:val="0"/>
-        </w:rPr>
-        <w:t xml:space="preserve">Confirm that the instructions stay unchanged while the assigned catalogue is used as </w:t>
+      </w:pPr>
+      <w:r>
+        <w:rPr>
+          <w:b w:val="0"/>
+        </w:rPr>
+        <w:t xml:space="preserve">Assess four strands separately: faithful execution with traces; honest comparison including failures; independent explanation of rule-based </w:t>
       </w:r>
       <w:r>
         <w:rPr>
           <w:b/>
         </w:rPr>
-        <w:t>input</w:t>
-      </w:r>
-      <w:r>
-        <w:rPr>
-          <w:b w:val="0"/>
-        </w:rPr>
-        <w:t>.</w:t>
-      </w:r>
-    </w:p>
-    <w:p>
-      <w:pPr>
-        <w:pStyle w:val="Heading3"/>
-      </w:pPr>
-      <w:r>
-        <w:t>Teacher reasoning · W1</w:t>
+        <w:t>mechanism</w:t>
+      </w:r>
+      <w:r>
+        <w:rPr>
+          <w:b w:val="0"/>
+        </w:rPr>
+        <w:t xml:space="preserve"> and </w:t>
+      </w:r>
+      <w:r>
+        <w:rPr>
+          <w:b/>
+        </w:rPr>
+        <w:t>human control</w:t>
+      </w:r>
+      <w:r>
+        <w:rPr>
+          <w:b w:val="0"/>
+        </w:rPr>
+        <w:t>; justified limits and next action.</w:t>
       </w:r>
     </w:p>
     <w:p>
       <w:pPr>
         <w:spacing w:line="336" w:lineRule="auto" w:after="180"/>
-        <w:shd w:fill="F1F6FC"/>
-      </w:pPr>
-      <w:r>
-        <w:rPr>
-          <w:b w:val="0"/>
-        </w:rPr>
-        <w:t xml:space="preserve">Require an identifiable saved version, complete instructions, valid whole minutes 0 to 30, Yes or No quiet </w:t>
+      </w:pPr>
+      <w:r>
+        <w:rPr>
+          <w:b w:val="0"/>
+        </w:rPr>
+        <w:t xml:space="preserve">Mark each secure, developing or not yet </w:t>
       </w:r>
       <w:r>
         <w:rPr>
           <w:b/>
         </w:rPr>
-        <w:t>input</w:t>
-      </w:r>
-      <w:r>
-        <w:rPr>
-          <w:b w:val="0"/>
-        </w:rPr>
-        <w:t>, inclusive time AND quiet compatibility, first-fit order, reset, stopping and clarification.</w:t>
+        <w:t>evidence</w:t>
+      </w:r>
+      <w:r>
+        <w:rPr>
+          <w:b w:val="0"/>
+        </w:rPr>
+        <w:t xml:space="preserve">d, with one cited </w:t>
+      </w:r>
+      <w:r>
+        <w:rPr>
+          <w:b/>
+        </w:rPr>
+        <w:t>observation</w:t>
+      </w:r>
+      <w:r>
+        <w:rPr>
+          <w:b w:val="0"/>
+        </w:rPr>
+        <w:t>. Do not infer individual mastery from group totals. W4 requires 4/6 versus 5/6, one unrun, unknown speed and a development rerun.</w:t>
       </w:r>
     </w:p>
     <w:p>
       <w:pPr>
         <w:spacing w:line="336" w:lineRule="auto" w:after="180"/>
-        <w:shd w:fill="F1F6FC"/>
-      </w:pPr>
-      <w:r>
-        <w:rPr>
-          <w:b w:val="0"/>
-        </w:rPr>
-        <w:t xml:space="preserve">The </w:t>
+      </w:pPr>
+      <w:r>
+        <w:rPr>
+          <w:b w:val="0"/>
+        </w:rPr>
+        <w:t xml:space="preserve">After support, retry with candidate 3/5 and </w:t>
       </w:r>
       <w:r>
         <w:rPr>
@@ -5268,1236 +6166,15 @@
         <w:rPr>
           <w:b w:val="0"/>
         </w:rPr>
-        <w:t xml:space="preserve"> checks all rows and selects the first fit under the same contract. Accept honestly stated known failures; do not award a stronger result for hiding them.</w:t>
-      </w:r>
-    </w:p>
-    <w:p>
-      <w:pPr>
-        <w:pStyle w:val="Heading3"/>
-      </w:pPr>
-      <w:r>
-        <w:t>W2 Keep the final evaluation record</w:t>
-      </w:r>
-    </w:p>
-    <w:p>
-      <w:pPr>
-        <w:pStyle w:val="Heading3"/>
-      </w:pPr>
-      <w:r>
-        <w:t>Workbook question · W2</w:t>
-      </w:r>
-    </w:p>
-    <w:p>
-      <w:pPr>
-        <w:spacing w:line="336" w:lineRule="auto" w:after="180"/>
-        <w:shd w:fill="F5F1FB"/>
-      </w:pPr>
-      <w:r>
-        <w:rPr>
-          <w:b w:val="0"/>
-        </w:rPr>
-        <w:t xml:space="preserve">Use a separate sheet for the teacher’s reserved cases. For every case record its ID and </w:t>
-      </w:r>
-      <w:r>
-        <w:rPr>
-          <w:b/>
-        </w:rPr>
-        <w:t>input</w:t>
-      </w:r>
-      <w:r>
-        <w:rPr>
-          <w:b w:val="0"/>
-        </w:rPr>
-        <w:t xml:space="preserve">s, catalogue and candidate labels, both methods’ observed </w:t>
-      </w:r>
-      <w:r>
-        <w:rPr>
-          <w:b/>
-        </w:rPr>
-        <w:t>output</w:t>
-      </w:r>
-      <w:r>
-        <w:rPr>
-          <w:b w:val="0"/>
-        </w:rPr>
-        <w:t>s and reasons, and results after checking. Preserve failure traces.</w:t>
-      </w:r>
-    </w:p>
-    <w:p>
-      <w:pPr>
-        <w:spacing w:line="336" w:lineRule="auto" w:after="180"/>
-        <w:shd w:fill="F5F1FB"/>
-      </w:pPr>
-      <w:r>
-        <w:rPr>
-          <w:b w:val="0"/>
-        </w:rPr>
-        <w:t>Here summarise each method’s full passes over attempted cases and list unrun cases. State what the comparison supports.</w:t>
-      </w:r>
-    </w:p>
-    <w:p>
-      <w:pPr>
-        <w:pStyle w:val="Heading3"/>
-      </w:pPr>
-      <w:r>
-        <w:t>Teacher reasoning · W2</w:t>
-      </w:r>
-    </w:p>
-    <w:p>
-      <w:pPr>
-        <w:spacing w:line="336" w:lineRule="auto" w:after="180"/>
-        <w:shd w:fill="F1F6FC"/>
-      </w:pPr>
-      <w:r>
-        <w:rPr>
-          <w:b w:val="0"/>
-        </w:rPr>
-        <w:t xml:space="preserve">Use the reserved key in Preparation only after </w:t>
-      </w:r>
-      <w:r>
-        <w:rPr>
-          <w:b/>
-        </w:rPr>
-        <w:t>observation</w:t>
-      </w:r>
-      <w:r>
-        <w:rPr>
-          <w:b w:val="0"/>
-        </w:rPr>
-        <w:t xml:space="preserve">s are saved. Full pass requires </w:t>
-      </w:r>
-      <w:r>
-        <w:rPr>
-          <w:b/>
-        </w:rPr>
-        <w:t>output</w:t>
-      </w:r>
-      <w:r>
-        <w:rPr>
-          <w:b w:val="0"/>
-        </w:rPr>
-        <w:t xml:space="preserve"> and reason; no-match explanations must rule out all rows. Clarification must precede search.</w:t>
-      </w:r>
-    </w:p>
-    <w:p>
-      <w:pPr>
-        <w:spacing w:line="336" w:lineRule="auto" w:after="180"/>
-        <w:shd w:fill="F1F6FC"/>
-      </w:pPr>
-      <w:r>
-        <w:rPr>
-          <w:b w:val="0"/>
-        </w:rPr>
-        <w:t xml:space="preserve">Report actual candidate and </w:t>
-      </w:r>
-      <w:r>
-        <w:rPr>
-          <w:b/>
-        </w:rPr>
-        <w:t>baseline</w:t>
-      </w:r>
-      <w:r>
-        <w:rPr>
-          <w:b w:val="0"/>
-        </w:rPr>
-        <w:t xml:space="preserve"> counts over the same attempted cases, plus unrun cases. Never substitute the key for an </w:t>
-      </w:r>
-      <w:r>
-        <w:rPr>
-          <w:b/>
-        </w:rPr>
-        <w:t>observation</w:t>
-      </w:r>
-      <w:r>
-        <w:rPr>
-          <w:b w:val="0"/>
-        </w:rPr>
-        <w:t xml:space="preserve"> or assume a </w:t>
-      </w:r>
-      <w:r>
-        <w:rPr>
-          <w:b/>
-        </w:rPr>
-        <w:t>baseline</w:t>
-      </w:r>
-      <w:r>
-        <w:rPr>
-          <w:b w:val="0"/>
-        </w:rPr>
-        <w:t xml:space="preserve"> run was correct.</w:t>
-      </w:r>
-    </w:p>
-    <w:p>
-      <w:pPr>
-        <w:pStyle w:val="Heading3"/>
-      </w:pPr>
-      <w:r>
-        <w:t>W3 Prepare your evidence defence</w:t>
-      </w:r>
-    </w:p>
-    <w:p>
-      <w:pPr>
-        <w:pStyle w:val="Heading3"/>
-      </w:pPr>
-      <w:r>
-        <w:t>Workbook question · W3</w:t>
-      </w:r>
-    </w:p>
-    <w:p>
-      <w:pPr>
-        <w:spacing w:line="336" w:lineRule="auto" w:after="180"/>
-        <w:shd w:fill="F5F1FB"/>
-      </w:pPr>
-      <w:r>
-        <w:rPr>
-          <w:b w:val="0"/>
-        </w:rPr>
-        <w:t xml:space="preserve">Write a two-minute explanation of the problem, one trace, your actual comparison, a </w:t>
-      </w:r>
-      <w:r>
-        <w:rPr>
-          <w:b/>
-        </w:rPr>
-        <w:t>limitation</w:t>
-      </w:r>
-      <w:r>
-        <w:rPr>
-          <w:b w:val="0"/>
-        </w:rPr>
-        <w:t xml:space="preserve"> and a next action. Explain why this is a written-rule design rather than a model trained on examples.</w:t>
-      </w:r>
-    </w:p>
-    <w:p>
-      <w:pPr>
-        <w:spacing w:line="336" w:lineRule="auto" w:after="180"/>
-        <w:shd w:fill="F5F1FB"/>
-      </w:pPr>
-      <w:r>
-        <w:rPr>
-          <w:b w:val="0"/>
-        </w:rPr>
-        <w:t>State which personal information is unnecessary and who decides whether to act.</w:t>
-      </w:r>
-    </w:p>
-    <w:p>
-      <w:pPr>
-        <w:pStyle w:val="Heading3"/>
-      </w:pPr>
-      <w:r>
-        <w:t>Teacher reasoning · W3</w:t>
-      </w:r>
-    </w:p>
-    <w:p>
-      <w:pPr>
-        <w:spacing w:line="336" w:lineRule="auto" w:after="180"/>
-        <w:shd w:fill="F1F6FC"/>
-      </w:pPr>
-      <w:r>
-        <w:rPr>
-          <w:b w:val="0"/>
-        </w:rPr>
-        <w:t xml:space="preserve">Look for a saved trace connected to the actual instruction, accurate counts, a specific failure or </w:t>
-      </w:r>
-      <w:r>
-        <w:rPr>
-          <w:b/>
-        </w:rPr>
-        <w:t>limitation</w:t>
-      </w:r>
-      <w:r>
-        <w:rPr>
-          <w:b w:val="0"/>
-        </w:rPr>
-        <w:t xml:space="preserve"> and a justified next step. The project applies explicit human-</w:t>
-      </w:r>
-      <w:r>
-        <w:rPr>
-          <w:b/>
-        </w:rPr>
-        <w:t>written rule</w:t>
-      </w:r>
-      <w:r>
-        <w:rPr>
-          <w:b w:val="0"/>
-        </w:rPr>
-        <w:t>s, with no fitted model.</w:t>
-      </w:r>
-    </w:p>
-    <w:p>
-      <w:pPr>
-        <w:spacing w:line="336" w:lineRule="auto" w:after="180"/>
-        <w:shd w:fill="F1F6FC"/>
-      </w:pPr>
-      <w:r>
-        <w:rPr>
-          <w:b w:val="0"/>
-        </w:rPr>
-        <w:t>Only minutes and quiet preference are needed; names and reasons for quiet are unnecessary. The person may decline and the teacher checks real conditions; the adviser does not book or publish.</w:t>
-      </w:r>
-    </w:p>
-    <w:p>
-      <w:pPr>
-        <w:pStyle w:val="Heading3"/>
-      </w:pPr>
-      <w:r>
-        <w:t>W4 Judge a different project independently</w:t>
-      </w:r>
-    </w:p>
-    <w:p>
-      <w:pPr>
-        <w:pStyle w:val="Heading3"/>
-      </w:pPr>
-      <w:r>
-        <w:t>Workbook question · W4</w:t>
-      </w:r>
-    </w:p>
-    <w:p>
-      <w:pPr>
-        <w:spacing w:line="336" w:lineRule="auto" w:after="180"/>
-        <w:shd w:fill="F5F1FB"/>
-      </w:pPr>
-      <w:r>
-        <w:rPr>
-          <w:b w:val="0"/>
-        </w:rPr>
-        <w:t xml:space="preserve">A fictional library adviser and its manual </w:t>
-      </w:r>
-      <w:r>
-        <w:rPr>
-          <w:b/>
-        </w:rPr>
-        <w:t>baseline</w:t>
-      </w:r>
-      <w:r>
-        <w:rPr>
-          <w:b w:val="0"/>
-        </w:rPr>
-        <w:t xml:space="preserve"> face the same 6 reserved cases. The candidate has 4 full passes; the </w:t>
-      </w:r>
-      <w:r>
-        <w:rPr>
-          <w:b/>
-        </w:rPr>
-        <w:t>baseline</w:t>
-      </w:r>
-      <w:r>
-        <w:rPr>
-          <w:b w:val="0"/>
-        </w:rPr>
-        <w:t xml:space="preserve"> has 5. One additional planned case is unrun by both. No speed data was collected.</w:t>
-      </w:r>
-    </w:p>
-    <w:p>
-      <w:pPr>
-        <w:spacing w:line="336" w:lineRule="auto" w:after="180"/>
-        <w:shd w:fill="F5F1FB"/>
-      </w:pPr>
-      <w:r>
-        <w:rPr>
-          <w:b w:val="0"/>
-        </w:rPr>
-        <w:t>The team says “ours is faster and more reliable everywhere” and repairs it after seeing the failures. Explain what the counts support, two unsupported claims and how to label a rerun of the revealed cases.</w:t>
-      </w:r>
-    </w:p>
-    <w:p>
-      <w:pPr>
-        <w:pStyle w:val="Heading3"/>
-      </w:pPr>
-      <w:r>
-        <w:t>Teacher reasoning · W4</w:t>
-      </w:r>
-    </w:p>
-    <w:p>
-      <w:pPr>
-        <w:spacing w:line="336" w:lineRule="auto" w:after="180"/>
-        <w:shd w:fill="F1F6FC"/>
-      </w:pPr>
-      <w:r>
-        <w:rPr>
-          <w:b w:val="0"/>
-        </w:rPr>
-        <w:t xml:space="preserve">Report candidate 4 of 6 and </w:t>
-      </w:r>
-      <w:r>
-        <w:rPr>
-          <w:b/>
-        </w:rPr>
-        <w:t>baseline</w:t>
-      </w:r>
-      <w:r>
-        <w:rPr>
-          <w:b w:val="0"/>
-        </w:rPr>
-        <w:t xml:space="preserve"> 5 of 6 full passes, with one unrun case for each. The </w:t>
-      </w:r>
-      <w:r>
-        <w:rPr>
-          <w:b/>
-        </w:rPr>
-        <w:t>baseline</w:t>
-      </w:r>
-      <w:r>
-        <w:rPr>
-          <w:b w:val="0"/>
-        </w:rPr>
-        <w:t xml:space="preserve"> performed better on this measured set; neither result establishes reliability everywhere. Speed was not measured.</w:t>
-      </w:r>
-    </w:p>
-    <w:p>
-      <w:pPr>
-        <w:spacing w:line="336" w:lineRule="auto" w:after="180"/>
-        <w:shd w:fill="F1F6FC"/>
-      </w:pPr>
-      <w:r>
-        <w:rPr>
-          <w:b w:val="0"/>
-        </w:rPr>
-        <w:t xml:space="preserve">A rerun after the failures informed a repair is development </w:t>
-      </w:r>
-      <w:r>
-        <w:rPr>
-          <w:b/>
-        </w:rPr>
-        <w:t>evidence</w:t>
-      </w:r>
-      <w:r>
-        <w:rPr>
-          <w:b w:val="0"/>
-        </w:rPr>
-        <w:t xml:space="preserve"> for the revised version, not an unseen final test. Preserve the old results and label both versions.</w:t>
-      </w:r>
-    </w:p>
-    <w:p>
-      <w:pPr>
-        <w:pStyle w:val="Heading3"/>
-      </w:pPr>
-      <w:r>
-        <w:t>W5 Write your final conclusion</w:t>
-      </w:r>
-    </w:p>
-    <w:p>
-      <w:pPr>
-        <w:pStyle w:val="Heading3"/>
-      </w:pPr>
-      <w:r>
-        <w:t>Workbook question · W5</w:t>
-      </w:r>
-    </w:p>
-    <w:p>
-      <w:pPr>
-        <w:spacing w:line="336" w:lineRule="auto" w:after="180"/>
-        <w:shd w:fill="F5F1FB"/>
-      </w:pPr>
-      <w:r>
-        <w:rPr>
-          <w:b w:val="0"/>
-        </w:rPr>
-        <w:t xml:space="preserve">Use your own records to complete: Under these conditions, our saved version showed… The </w:t>
-      </w:r>
-      <w:r>
-        <w:rPr>
-          <w:b/>
-        </w:rPr>
-        <w:t>baseline</w:t>
-      </w:r>
-      <w:r>
-        <w:rPr>
-          <w:b w:val="0"/>
-        </w:rPr>
-        <w:t xml:space="preserve"> showed… We still do not know… Our next action is… Include one privacy or human-control choice.</w:t>
-      </w:r>
-    </w:p>
-    <w:p>
-      <w:pPr>
-        <w:spacing w:line="336" w:lineRule="auto" w:after="180"/>
-        <w:shd w:fill="F5F1FB"/>
-      </w:pPr>
-      <w:r>
-        <w:rPr>
-          <w:b w:val="0"/>
-        </w:rPr>
-        <w:t>If a case failed, explain its consequence without deleting the result.</w:t>
-      </w:r>
-    </w:p>
-    <w:p>
-      <w:pPr>
-        <w:pStyle w:val="Heading3"/>
-      </w:pPr>
-      <w:r>
-        <w:t>Teacher reasoning · W5</w:t>
-      </w:r>
-    </w:p>
-    <w:p>
-      <w:pPr>
-        <w:spacing w:line="336" w:lineRule="auto" w:after="180"/>
-        <w:shd w:fill="F1F6FC"/>
-      </w:pPr>
-      <w:r>
-        <w:rPr>
-          <w:b w:val="0"/>
-        </w:rPr>
-        <w:t xml:space="preserve">Accept different conclusions grounded in actual </w:t>
-      </w:r>
-      <w:r>
-        <w:rPr>
-          <w:b/>
-        </w:rPr>
-        <w:t>observation</w:t>
-      </w:r>
-      <w:r>
-        <w:rPr>
-          <w:b w:val="0"/>
-        </w:rPr>
-        <w:t xml:space="preserve">s, including a decision to retain the </w:t>
-      </w:r>
-      <w:r>
-        <w:rPr>
-          <w:b/>
-        </w:rPr>
-        <w:t>baseline</w:t>
-      </w:r>
-      <w:r>
-        <w:rPr>
-          <w:b w:val="0"/>
-        </w:rPr>
-        <w:t>. Require stated conditions, honest comparison, a real uncertainty and a specific action.</w:t>
-      </w:r>
-    </w:p>
-    <w:p>
-      <w:pPr>
-        <w:spacing w:line="336" w:lineRule="auto" w:after="180"/>
-        <w:shd w:fill="F1F6FC"/>
-      </w:pPr>
-      <w:r>
-        <w:rPr>
-          <w:b w:val="0"/>
-        </w:rPr>
-        <w:t xml:space="preserve">A quiet requirement does not require a diagnosis; an </w:t>
-      </w:r>
-      <w:r>
-        <w:rPr>
-          <w:b/>
-        </w:rPr>
-        <w:t>output</w:t>
-      </w:r>
-      <w:r>
-        <w:rPr>
-          <w:b w:val="0"/>
-        </w:rPr>
-        <w:t xml:space="preserve"> does not authorise action. A failure remains part of the evaluated version’s record even after a repair.</w:t>
-      </w:r>
-    </w:p>
-    <w:p>
-      <w:pPr>
-        <w:pStyle w:val="Heading3"/>
-      </w:pPr>
-      <w:r>
-        <w:t>Assess independent transfer</w:t>
-      </w:r>
-    </w:p>
-    <w:p>
-      <w:pPr>
-        <w:pStyle w:val="Heading3"/>
-      </w:pPr>
-      <w:r>
-        <w:t>Independent question · withhold the key</w:t>
-      </w:r>
-    </w:p>
-    <w:p>
-      <w:pPr>
-        <w:spacing w:line="336" w:lineRule="auto" w:after="180"/>
-        <w:shd w:fill="F5F1FB"/>
-      </w:pPr>
-      <w:r>
-        <w:rPr>
-          <w:b w:val="0"/>
-        </w:rPr>
-        <w:t xml:space="preserve">Selected case: A fictional library adviser and its manual </w:t>
-      </w:r>
-      <w:r>
-        <w:rPr>
-          <w:b/>
-        </w:rPr>
-        <w:t>baseline</w:t>
-      </w:r>
-      <w:r>
-        <w:rPr>
-          <w:b w:val="0"/>
-        </w:rPr>
-        <w:t xml:space="preserve"> face the same 6 reserved cases. The candidate has 4 full passes; the </w:t>
-      </w:r>
-      <w:r>
-        <w:rPr>
-          <w:b/>
-        </w:rPr>
-        <w:t>baseline</w:t>
-      </w:r>
-      <w:r>
-        <w:rPr>
-          <w:b w:val="0"/>
-        </w:rPr>
-        <w:t xml:space="preserve"> has 5. One additional planned case is unrun by both. No speed data was collected.</w:t>
-      </w:r>
-    </w:p>
-    <w:p>
-      <w:pPr>
-        <w:spacing w:line="336" w:lineRule="auto" w:after="180"/>
-        <w:shd w:fill="F5F1FB"/>
-      </w:pPr>
-      <w:r>
-        <w:rPr>
-          <w:b w:val="0"/>
-        </w:rPr>
-        <w:t>The team says “ours is faster and more reliable everywhere” and repairs it after seeing the failures. Explain what the counts support, two unsupported claims and how to label a rerun of the revealed cases.</w:t>
-      </w:r>
-    </w:p>
-    <w:p>
-      <w:pPr>
-        <w:pStyle w:val="Heading3"/>
-      </w:pPr>
-      <w:r>
-        <w:t>Selected case answer</w:t>
-      </w:r>
-    </w:p>
-    <w:p>
-      <w:pPr>
-        <w:pStyle w:val="Heading3"/>
-      </w:pPr>
-      <w:r>
-        <w:t>Teacher key · Selected case answer</w:t>
-      </w:r>
-    </w:p>
-    <w:p>
-      <w:pPr>
-        <w:spacing w:line="336" w:lineRule="auto" w:after="180"/>
-        <w:shd w:fill="F1F6FC"/>
-      </w:pPr>
-      <w:r>
-        <w:rPr>
-          <w:b w:val="0"/>
-        </w:rPr>
-        <w:t xml:space="preserve">Report candidate 4 of 6 and </w:t>
-      </w:r>
-      <w:r>
-        <w:rPr>
-          <w:b/>
-        </w:rPr>
-        <w:t>baseline</w:t>
-      </w:r>
-      <w:r>
-        <w:rPr>
-          <w:b w:val="0"/>
-        </w:rPr>
-        <w:t xml:space="preserve"> 5 of 6 full passes, with one unrun case for each. The </w:t>
-      </w:r>
-      <w:r>
-        <w:rPr>
-          <w:b/>
-        </w:rPr>
-        <w:t>baseline</w:t>
-      </w:r>
-      <w:r>
-        <w:rPr>
-          <w:b w:val="0"/>
-        </w:rPr>
-        <w:t xml:space="preserve"> performed better on this measured set; neither result establishes reliability everywhere. Speed was not measured.</w:t>
-      </w:r>
-    </w:p>
-    <w:p>
-      <w:pPr>
-        <w:spacing w:line="336" w:lineRule="auto" w:after="180"/>
-        <w:shd w:fill="F1F6FC"/>
-      </w:pPr>
-      <w:r>
-        <w:rPr>
-          <w:b w:val="0"/>
-        </w:rPr>
-        <w:t xml:space="preserve">A rerun after the failures informed a repair is development </w:t>
-      </w:r>
-      <w:r>
-        <w:rPr>
-          <w:b/>
-        </w:rPr>
-        <w:t>evidence</w:t>
-      </w:r>
-      <w:r>
-        <w:rPr>
-          <w:b w:val="0"/>
-        </w:rPr>
-        <w:t xml:space="preserve"> for the revised version, not an unseen final test. Preserve the old results and label both versions.</w:t>
-      </w:r>
-    </w:p>
-    <w:tbl>
-      <w:tblPr>
-        <w:tblStyle w:val="LightShading-Accent1"/>
-        <w:tblW w:type="auto" w:w="0"/>
-        <w:tblLook w:firstColumn="1" w:firstRow="1" w:lastColumn="0" w:lastRow="0" w:noHBand="0" w:noVBand="1" w:val="04A0"/>
-      </w:tblPr>
-      <w:tblGrid>
-        <w:gridCol w:w="5112"/>
-        <w:gridCol w:w="5112"/>
-      </w:tblGrid>
-      <w:tr>
-        <w:trPr>
-          <w:tblHeader/>
-        </w:trPr>
-        <w:tc>
-          <w:tcPr>
-            <w:tcW w:type="dxa" w:w="5112"/>
-          </w:tcPr>
-          <w:p>
-            <w:r>
-              <w:t>Dimension</w:t>
-            </w:r>
-          </w:p>
-        </w:tc>
-        <w:tc>
-          <w:tcPr>
-            <w:tcW w:type="dxa" w:w="5112"/>
-          </w:tcPr>
-          <w:p>
-            <w:r>
-              <w:t>Evidence required</w:t>
-            </w:r>
-          </w:p>
-        </w:tc>
-      </w:tr>
-      <w:tr>
-        <w:tc>
-          <w:tcPr>
-            <w:tcW w:type="dxa" w:w="5112"/>
-          </w:tcPr>
-          <w:p>
-            <w:r>
-              <w:t>Explanation</w:t>
-            </w:r>
-          </w:p>
-        </w:tc>
-        <w:tc>
-          <w:tcPr>
-            <w:tcW w:type="dxa" w:w="5112"/>
-          </w:tcPr>
-          <w:p>
-            <w:r>
-              <w:t>Names the applicable idea or procedure and ties it to the supplied facts.</w:t>
-            </w:r>
-          </w:p>
-        </w:tc>
-      </w:tr>
-      <w:tr>
-        <w:tc>
-          <w:tcPr>
-            <w:tcW w:type="dxa" w:w="5112"/>
-          </w:tcPr>
-          <w:p>
-            <w:r>
-              <w:t>Trace and result</w:t>
-            </w:r>
-          </w:p>
-        </w:tc>
-        <w:tc>
-          <w:tcPr>
-            <w:tcW w:type="dxa" w:w="5112"/>
-          </w:tcPr>
-          <w:p>
-            <w:r>
-              <w:t>Preserves the given inputs and shows the relevant intermediate steps; distinguishes a prediction from an observed execution.</w:t>
-            </w:r>
-          </w:p>
-        </w:tc>
-      </w:tr>
-      <w:tr>
-        <w:tc>
-          <w:tcPr>
-            <w:tcW w:type="dxa" w:w="5112"/>
-          </w:tcPr>
-          <w:p>
-            <w:r>
-              <w:t>Limits</w:t>
-            </w:r>
-          </w:p>
-        </w:tc>
-        <w:tc>
-          <w:tcPr>
-            <w:tcW w:type="dxa" w:w="5112"/>
-          </w:tcPr>
-          <w:p>
-            <w:r>
-              <w:t>States the assumptions, missing evidence or conditions under which the result would change.</w:t>
-            </w:r>
-          </w:p>
-        </w:tc>
-      </w:tr>
-    </w:tbl>
-    <w:p>
-      <w:pPr>
-        <w:pStyle w:val="Heading3"/>
-      </w:pPr>
-      <w:r>
-        <w:t>Teacher key · Selected case answer</w:t>
-      </w:r>
-    </w:p>
-    <w:p>
-      <w:pPr>
-        <w:spacing w:line="336" w:lineRule="auto" w:after="180"/>
-        <w:shd w:fill="F1F6FC"/>
-      </w:pPr>
-      <w:r>
-        <w:rPr>
-          <w:b w:val="0"/>
-        </w:rPr>
-        <w:t>Record each dimension as not yet, with support, or independent. Accept a valid alternative procedure with a defensible trace.</w:t>
-      </w:r>
-    </w:p>
-    <w:p>
-      <w:pPr>
-        <w:spacing w:line="336" w:lineRule="auto" w:after="180"/>
-        <w:shd w:fill="F1F6FC"/>
-      </w:pPr>
-      <w:r>
-        <w:rPr>
-          <w:b w:val="0"/>
-        </w:rPr>
-        <w:t xml:space="preserve">Do not penalise an honestly recorded model failure if the learner correctly explains its </w:t>
-      </w:r>
-      <w:r>
-        <w:rPr>
-          <w:b/>
-        </w:rPr>
-        <w:t>evidence</w:t>
-      </w:r>
-      <w:r>
-        <w:rPr>
-          <w:b w:val="0"/>
-        </w:rPr>
-        <w:t xml:space="preserve"> and limits.</w:t>
-      </w:r>
-    </w:p>
-    <w:p>
-      <w:pPr>
-        <w:pStyle w:val="Heading3"/>
-      </w:pPr>
-      <w:r>
-        <w:t>Feedback that the learner uses</w:t>
-      </w:r>
-    </w:p>
-    <w:p>
-      <w:pPr>
-        <w:spacing w:line="336" w:lineRule="auto" w:after="180"/>
-      </w:pPr>
-      <w:r>
-        <w:rPr>
-          <w:b w:val="0"/>
-        </w:rPr>
-        <w:t>Name the earliest unsupported step and give one action to repair it. Have the learner make that repair now and explain why. Then assess the relevant skill on a fresh, fully specified case.</w:t>
-      </w:r>
-    </w:p>
-    <w:p>
-      <w:pPr>
-        <w:spacing w:line="336" w:lineRule="auto" w:after="180"/>
-      </w:pPr>
-      <w:r>
-        <w:rPr>
-          <w:b w:val="0"/>
-        </w:rPr>
-        <w:t>Confirm it was not previously practised with feedback; solve and check the new case before assigning it. A follow-up design prompt is a starting brief, not automatically an equivalent test.</w:t>
-      </w:r>
-    </w:p>
-    <w:p>
-      <w:pPr>
-        <w:pStyle w:val="Heading1"/>
-      </w:pPr>
-      <w:r>
-        <w:t>06. Connect and extend learning</w:t>
-      </w:r>
-    </w:p>
-    <w:p>
-      <w:r>
-        <w:t>Connect Expo and Defense to Helpful Classroom Sorter, adapt support and plan a later changed-case check.</w:t>
-      </w:r>
-    </w:p>
-    <w:p>
-      <w:pPr>
-        <w:pStyle w:val="Heading3"/>
-      </w:pPr>
-      <w:r>
-        <w:t>Helpful Classroom Sorter</w:t>
-      </w:r>
-    </w:p>
-    <w:p>
-      <w:pPr>
-        <w:spacing w:line="336" w:lineRule="auto" w:after="180"/>
-      </w:pPr>
-      <w:r>
-        <w:rPr>
-          <w:b w:val="0"/>
-        </w:rPr>
-        <w:t xml:space="preserve">Present the final Classroom Sorter portfolio and complete the AI-1 certification </w:t>
-      </w:r>
-      <w:r>
-        <w:rPr>
-          <w:b/>
-        </w:rPr>
-        <w:t>defense</w:t>
-      </w:r>
-      <w:r>
-        <w:rPr>
-          <w:b w:val="0"/>
-        </w:rPr>
-        <w:t>.</w:t>
-      </w:r>
-    </w:p>
-    <w:p>
-      <w:pPr>
-        <w:spacing w:line="336" w:lineRule="auto" w:after="180"/>
-      </w:pPr>
-      <w:r>
-        <w:rPr>
-          <w:b w:val="0"/>
-        </w:rPr>
-        <w:t xml:space="preserve">Keep the decision, </w:t>
-      </w:r>
-      <w:r>
-        <w:rPr>
-          <w:b/>
-        </w:rPr>
-        <w:t>input</w:t>
-      </w:r>
-      <w:r>
-        <w:rPr>
-          <w:b w:val="0"/>
-        </w:rPr>
-        <w:t xml:space="preserve">, result, explanation and remaining </w:t>
-      </w:r>
-      <w:r>
-        <w:rPr>
-          <w:b/>
-        </w:rPr>
-        <w:t>limitation</w:t>
-      </w:r>
-      <w:r>
-        <w:rPr>
-          <w:b w:val="0"/>
-        </w:rPr>
-        <w:t xml:space="preserve"> in the project </w:t>
-      </w:r>
-      <w:r>
-        <w:rPr>
-          <w:b/>
-        </w:rPr>
-        <w:t>evidence</w:t>
-      </w:r>
-      <w:r>
-        <w:rPr>
-          <w:b w:val="0"/>
-        </w:rPr>
-        <w:t xml:space="preserve"> record. Retrieve this record next week rather than restarting the project.</w:t>
-      </w:r>
-    </w:p>
-    <w:p>
-      <w:pPr>
-        <w:pStyle w:val="Heading3"/>
-      </w:pPr>
-      <w:r>
-        <w:t>Support and stretch</w:t>
-      </w:r>
-    </w:p>
-    <w:p>
-      <w:pPr>
-        <w:spacing w:line="336" w:lineRule="auto" w:after="180"/>
-      </w:pPr>
-      <w:r>
-        <w:rPr>
-          <w:b w:val="0"/>
-        </w:rPr>
-        <w:t xml:space="preserve">Use physical cards, spoken explanations and a three-stage drawing. Read aloud without giving the answer. Stretch: compare two </w:t>
-      </w:r>
-      <w:r>
-        <w:rPr>
-          <w:b/>
-        </w:rPr>
-        <w:t>mechanism</w:t>
-      </w:r>
-      <w:r>
-        <w:rPr>
-          <w:b w:val="0"/>
-        </w:rPr>
-        <w:t xml:space="preserve">s with the same visible </w:t>
-      </w:r>
-      <w:r>
-        <w:rPr>
-          <w:b/>
-        </w:rPr>
-        <w:t>output</w:t>
-      </w:r>
-      <w:r>
-        <w:rPr>
-          <w:b w:val="0"/>
-        </w:rPr>
-        <w:t xml:space="preserve"> and explain what </w:t>
-      </w:r>
-      <w:r>
-        <w:rPr>
-          <w:b/>
-        </w:rPr>
-        <w:t>evidence</w:t>
-      </w:r>
-      <w:r>
-        <w:rPr>
-          <w:b w:val="0"/>
-        </w:rPr>
-        <w:t xml:space="preserve"> distinguishes them.</w:t>
-      </w:r>
-    </w:p>
-    <w:p>
-      <w:pPr>
-        <w:pStyle w:val="Heading3"/>
-      </w:pPr>
-      <w:r>
-        <w:t>Exit reflection</w:t>
-      </w:r>
-    </w:p>
-    <w:p>
-      <w:pPr>
-        <w:spacing w:line="336" w:lineRule="auto" w:after="180"/>
-      </w:pPr>
-      <w:r>
-        <w:rPr>
-          <w:b w:val="0"/>
-        </w:rPr>
-        <w:t xml:space="preserve">Ask for one decision the learner can now justify and one situation requiring more </w:t>
-      </w:r>
-      <w:r>
-        <w:rPr>
-          <w:b/>
-        </w:rPr>
-        <w:t>evidence</w:t>
-      </w:r>
-      <w:r>
-        <w:rPr>
-          <w:b w:val="0"/>
-        </w:rPr>
-        <w:t xml:space="preserve"> or human review. Confidence ratings are separate from correct independent performance.</w:t>
-      </w:r>
-    </w:p>
-    <w:p>
-      <w:pPr>
-        <w:pStyle w:val="Heading3"/>
-      </w:pPr>
-      <w:r>
-        <w:t>Bridge to the next week</w:t>
-      </w:r>
-    </w:p>
-    <w:p>
-      <w:pPr>
-        <w:spacing w:line="336" w:lineRule="auto" w:after="180"/>
-      </w:pPr>
-      <w:r>
-        <w:rPr>
-          <w:b w:val="0"/>
-        </w:rPr>
-        <w:t xml:space="preserve">Review the full project </w:t>
-      </w:r>
-      <w:r>
-        <w:rPr>
-          <w:b/>
-        </w:rPr>
-        <w:t>evidence</w:t>
-      </w:r>
-      <w:r>
-        <w:rPr>
-          <w:b w:val="0"/>
-        </w:rPr>
-        <w:t xml:space="preserve"> and choose concepts needing another independent attempt before the next level. One expo is not proof of mastery of all AI.</w:t>
-      </w:r>
-    </w:p>
-    <w:p>
-      <w:pPr>
-        <w:pStyle w:val="Heading3"/>
-      </w:pPr>
-      <w:r>
-        <w:t>Support and fresh reassessment</w:t>
-      </w:r>
-    </w:p>
-    <w:p>
-      <w:pPr>
-        <w:spacing w:line="336" w:lineRule="auto" w:after="180"/>
-      </w:pPr>
-      <w:r>
-        <w:rPr>
-          <w:b w:val="0"/>
-        </w:rPr>
-        <w:t xml:space="preserve">Provide a blank record grid, read instructions aloud and allow oral </w:t>
-      </w:r>
-      <w:r>
-        <w:rPr>
-          <w:b/>
-        </w:rPr>
-        <w:t>defence</w:t>
-      </w:r>
-      <w:r>
-        <w:rPr>
-          <w:b w:val="0"/>
-        </w:rPr>
-        <w:t>, while recording assistance. Keep independent W4 responses before feedback.</w:t>
-      </w:r>
-    </w:p>
-    <w:p>
-      <w:pPr>
-        <w:spacing w:line="336" w:lineRule="auto" w:after="180"/>
-      </w:pPr>
-      <w:r>
-        <w:rPr>
-          <w:b w:val="0"/>
-        </w:rPr>
-        <w:t>Allow additional time for unrun cases with the same fixed version and record when they ran; do not manufacture completion.</w:t>
-      </w:r>
-    </w:p>
-    <w:p>
-      <w:pPr>
-        <w:spacing w:line="336" w:lineRule="auto" w:after="180"/>
-      </w:pPr>
-      <w:r>
-        <w:rPr>
-          <w:b w:val="0"/>
-        </w:rPr>
-        <w:t xml:space="preserve">Extension: propose an additional test for a stated </w:t>
-      </w:r>
-      <w:r>
-        <w:rPr>
-          <w:b/>
-        </w:rPr>
-        <w:t>limitation</w:t>
-      </w:r>
-      <w:r>
-        <w:rPr>
-          <w:b w:val="0"/>
-        </w:rPr>
-        <w:t xml:space="preserve"> and explain why it would help without claiming proof of every situation.</w:t>
-      </w:r>
-    </w:p>
-    <w:p>
-      <w:pPr>
-        <w:spacing w:line="336" w:lineRule="auto" w:after="180"/>
-      </w:pPr>
-      <w:r>
-        <w:rPr>
-          <w:b w:val="0"/>
-        </w:rPr>
-        <w:t xml:space="preserve">Assess four strands separately: faithful execution with traces; honest comparison including failures; independent explanation of rule-based </w:t>
-      </w:r>
-      <w:r>
-        <w:rPr>
-          <w:b/>
-        </w:rPr>
-        <w:t>mechanism</w:t>
-      </w:r>
-      <w:r>
-        <w:rPr>
-          <w:b w:val="0"/>
-        </w:rPr>
-        <w:t xml:space="preserve"> and </w:t>
-      </w:r>
-      <w:r>
-        <w:rPr>
-          <w:b/>
-        </w:rPr>
-        <w:t>human control</w:t>
-      </w:r>
-      <w:r>
-        <w:rPr>
-          <w:b w:val="0"/>
-        </w:rPr>
-        <w:t>; justified limits and next action.</w:t>
-      </w:r>
-    </w:p>
-    <w:p>
-      <w:pPr>
-        <w:spacing w:line="336" w:lineRule="auto" w:after="180"/>
-      </w:pPr>
-      <w:r>
-        <w:rPr>
-          <w:b w:val="0"/>
-        </w:rPr>
-        <w:t xml:space="preserve">Mark each secure, developing or not yet </w:t>
-      </w:r>
-      <w:r>
-        <w:rPr>
-          <w:b/>
-        </w:rPr>
-        <w:t>evidence</w:t>
-      </w:r>
-      <w:r>
-        <w:rPr>
-          <w:b w:val="0"/>
-        </w:rPr>
-        <w:t xml:space="preserve">d, with one cited </w:t>
-      </w:r>
-      <w:r>
-        <w:rPr>
-          <w:b/>
-        </w:rPr>
-        <w:t>observation</w:t>
-      </w:r>
-      <w:r>
-        <w:rPr>
-          <w:b w:val="0"/>
-        </w:rPr>
-        <w:t>. Do not infer individual mastery from group totals. W4 requires 4/6 versus 5/6, one unrun, unknown speed and a development rerun.</w:t>
-      </w:r>
-    </w:p>
-    <w:p>
-      <w:pPr>
-        <w:spacing w:line="336" w:lineRule="auto" w:after="180"/>
-      </w:pPr>
-      <w:r>
-        <w:rPr>
-          <w:b w:val="0"/>
-        </w:rPr>
-        <w:t xml:space="preserve">After support, retry with candidate 3/5 and </w:t>
-      </w:r>
-      <w:r>
-        <w:rPr>
-          <w:b/>
-        </w:rPr>
-        <w:t>baseline</w:t>
-      </w:r>
-      <w:r>
-        <w:rPr>
-          <w:b w:val="0"/>
-        </w:rPr>
         <w:t xml:space="preserve"> 3/5, two unrun and no timing: a tie on observed passes, no universal or speed claim. Require fresh reasoning.</w:t>
       </w:r>
     </w:p>
     <w:p>
       <w:pPr>
-        <w:spacing w:line="336" w:lineRule="auto" w:after="180"/>
-      </w:pPr>
-      <w:r>
-        <w:rPr>
-          <w:b w:val="0"/>
-        </w:rPr>
-        <w:t xml:space="preserve">Grade 6 Foundations is complete. Grade 7 AI 2 begins programming and data. Carry forward versioned instructions, validation, tests, privacy and </w:t>
-      </w:r>
-      <w:r>
-        <w:rPr>
-          <w:b/>
-        </w:rPr>
-        <w:t>evidence</w:t>
-      </w:r>
-      <w:r>
-        <w:rPr>
-          <w:b w:val="0"/>
-        </w:rPr>
-        <w:t>-based conclusions; use the recorded assessment strands to plan support.</w:t>
-      </w:r>
-    </w:p>
-    <w:p>
-      <w:pPr>
-        <w:pStyle w:val="Heading3"/>
-      </w:pPr>
-      <w:r>
-        <w:t>Plan the delayed return</w:t>
+        <w:pStyle w:val="Heading2"/>
+      </w:pPr>
+      <w:r>
+        <w:t>Plan the delayed check</w:t>
       </w:r>
     </w:p>
     <w:p>
@@ -6714,72 +6391,188 @@
     </w:p>
     <w:p>
       <w:pPr>
+        <w:pStyle w:val="Heading2"/>
+      </w:pPr>
+      <w:r>
+        <w:t>Bridge to next week</w:t>
+      </w:r>
+    </w:p>
+    <w:p>
+      <w:pPr>
+        <w:spacing w:line="336" w:lineRule="auto" w:after="180"/>
+      </w:pPr>
+      <w:r>
+        <w:rPr>
+          <w:b w:val="0"/>
+        </w:rPr>
+        <w:t xml:space="preserve">Ask for one decision the learner can now justify and one situation requiring more </w:t>
+      </w:r>
+      <w:r>
+        <w:rPr>
+          <w:b/>
+        </w:rPr>
+        <w:t>evidence</w:t>
+      </w:r>
+      <w:r>
+        <w:rPr>
+          <w:b w:val="0"/>
+        </w:rPr>
+        <w:t xml:space="preserve"> or human review. Confidence ratings are separate from correct independent performance.</w:t>
+      </w:r>
+    </w:p>
+    <w:p>
+      <w:pPr>
+        <w:spacing w:line="336" w:lineRule="auto" w:after="180"/>
+      </w:pPr>
+      <w:r>
+        <w:rPr>
+          <w:b w:val="0"/>
+        </w:rPr>
+        <w:t xml:space="preserve">Review the full project </w:t>
+      </w:r>
+      <w:r>
+        <w:rPr>
+          <w:b/>
+        </w:rPr>
+        <w:t>evidence</w:t>
+      </w:r>
+      <w:r>
+        <w:rPr>
+          <w:b w:val="0"/>
+        </w:rPr>
+        <w:t xml:space="preserve"> and choose concepts needing another independent attempt before the next level. One expo is not proof of mastery of all AI.</w:t>
+      </w:r>
+    </w:p>
+    <w:p>
+      <w:pPr>
+        <w:spacing w:line="336" w:lineRule="auto" w:after="180"/>
+      </w:pPr>
+      <w:r>
+        <w:rPr>
+          <w:b w:val="0"/>
+        </w:rPr>
+        <w:t xml:space="preserve">Grade 6 Foundations is complete. Grade 7 AI 2 begins programming and data. Carry forward versioned instructions, validation, tests, privacy and </w:t>
+      </w:r>
+      <w:r>
+        <w:rPr>
+          <w:b/>
+        </w:rPr>
+        <w:t>evidence</w:t>
+      </w:r>
+      <w:r>
+        <w:rPr>
+          <w:b w:val="0"/>
+        </w:rPr>
+        <w:t>-based conclusions; use the recorded assessment strands to plan support.</w:t>
+      </w:r>
+    </w:p>
+    <w:p>
+      <w:pPr>
+        <w:pStyle w:val="Heading2"/>
+      </w:pPr>
+      <w:r>
+        <w:t>Earlier wording, alternatives and picture transcripts · reference / check after trying</w:t>
+      </w:r>
+    </w:p>
+    <w:p>
+      <w:pPr>
+        <w:spacing w:line="336" w:lineRule="auto" w:after="180"/>
+      </w:pPr>
+      <w:r>
+        <w:rPr>
+          <w:b w:val="0"/>
+        </w:rPr>
+        <w:t>Connect and extend learning</w:t>
+      </w:r>
+    </w:p>
+    <w:p>
+      <w:pPr>
         <w:pStyle w:val="Heading3"/>
       </w:pPr>
       <w:r>
+        <w:t>Helpful Classroom Sorter</w:t>
+      </w:r>
+    </w:p>
+    <w:p>
+      <w:pPr>
+        <w:pStyle w:val="Heading3"/>
+      </w:pPr>
+      <w:r>
+        <w:t>Support and stretch</w:t>
+      </w:r>
+    </w:p>
+    <w:p>
+      <w:pPr>
+        <w:pStyle w:val="Heading3"/>
+      </w:pPr>
+      <w:r>
+        <w:t>Exit reflection</w:t>
+      </w:r>
+    </w:p>
+    <w:p>
+      <w:pPr>
+        <w:pStyle w:val="Heading3"/>
+      </w:pPr>
+      <w:r>
+        <w:t>Bridge to the next week</w:t>
+      </w:r>
+    </w:p>
+    <w:p>
+      <w:pPr>
+        <w:pStyle w:val="Heading3"/>
+      </w:pPr>
+      <w:r>
+        <w:t>Support and fresh reassessment</w:t>
+      </w:r>
+    </w:p>
+    <w:p>
+      <w:pPr>
+        <w:pStyle w:val="Heading3"/>
+      </w:pPr>
+      <w:r>
+        <w:t>Plan the delayed return</w:t>
+      </w:r>
+    </w:p>
+    <w:p>
+      <w:pPr>
+        <w:pStyle w:val="Heading3"/>
+      </w:pPr>
+      <w:r>
         <w:t>Project evidence from this case</w:t>
       </w:r>
     </w:p>
     <w:p>
       <w:pPr>
+        <w:pStyle w:val="Heading1"/>
+      </w:pPr>
+      <w:r>
+        <w:t>Reference bank and extra practice</w:t>
+      </w:r>
+    </w:p>
+    <w:p>
+      <w:pPr>
+        <w:pStyle w:val="Heading1"/>
+      </w:pPr>
+      <w:r>
+        <w:t>07. Reference: alternative planning checklist</w:t>
+      </w:r>
+    </w:p>
+    <w:p>
+      <w:r>
+        <w:t>Use as a reminder alongside the main route rather than teaching the cycle twice.</w:t>
+      </w:r>
+    </w:p>
+    <w:p>
+      <w:pPr>
+        <w:pStyle w:val="Heading2"/>
+      </w:pPr>
+      <w:r>
+        <w:t>Preparation and schedule</w:t>
+      </w:r>
+    </w:p>
+    <w:p>
+      <w:pPr>
         <w:spacing w:line="336" w:lineRule="auto" w:after="180"/>
-      </w:pPr>
-      <w:r>
-        <w:rPr>
-          <w:b w:val="0"/>
-        </w:rPr>
-        <w:t xml:space="preserve">Present the Helpful Classroom Sorter’s versions, test records, </w:t>
-      </w:r>
-      <w:r>
-        <w:rPr>
-          <w:b/>
-        </w:rPr>
-        <w:t>baseline</w:t>
-      </w:r>
-      <w:r>
-        <w:rPr>
-          <w:b w:val="0"/>
-        </w:rPr>
-        <w:t xml:space="preserve">, failures and next investigation as an </w:t>
-      </w:r>
-      <w:r>
-        <w:rPr>
-          <w:b/>
-        </w:rPr>
-        <w:t>evidence</w:t>
-      </w:r>
-      <w:r>
-        <w:rPr>
-          <w:b w:val="0"/>
-        </w:rPr>
-        <w:t xml:space="preserve"> portfolio.</w:t>
-      </w:r>
-    </w:p>
-    <w:p>
-      <w:pPr>
-        <w:pStyle w:val="Heading1"/>
-      </w:pPr>
-      <w:r>
-        <w:t>07. Prepare, teach and assess</w:t>
-      </w:r>
-    </w:p>
-    <w:p>
-      <w:r>
-        <w:t>Use this preparation summary alongside the detailed Expo and Defense lesson; it is a checklist rather than a replacement for the full sequence.</w:t>
-      </w:r>
-    </w:p>
-    <w:p>
-      <w:pPr>
-        <w:pStyle w:val="Heading3"/>
-      </w:pPr>
-      <w:r>
-        <w:t>Teaching target</w:t>
-      </w:r>
-    </w:p>
-    <w:p>
-      <w:pPr>
-        <w:spacing w:line="336" w:lineRule="auto" w:after="180"/>
-        <w:shd w:fill="EDF7F3"/>
       </w:pPr>
       <w:r>
         <w:rPr>
@@ -6968,6 +6761,14 @@
     </w:tbl>
     <w:p>
       <w:pPr>
+        <w:pStyle w:val="Heading2"/>
+      </w:pPr>
+      <w:r>
+        <w:t>Practice and assessment reminders</w:t>
+      </w:r>
+    </w:p>
+    <w:p>
+      <w:pPr>
         <w:spacing w:line="336" w:lineRule="auto" w:after="180"/>
       </w:pPr>
       <w:r>
@@ -7025,16 +6826,7 @@
     </w:p>
     <w:p>
       <w:pPr>
-        <w:pStyle w:val="Heading3"/>
-      </w:pPr>
-      <w:r>
-        <w:t>Supported practice answer</w:t>
-      </w:r>
-    </w:p>
-    <w:p>
-      <w:pPr>
         <w:spacing w:line="336" w:lineRule="auto" w:after="180"/>
-        <w:shd w:fill="F1F6FC"/>
       </w:pPr>
       <w:r>
         <w:rPr>
@@ -7070,7 +6862,6 @@
     <w:p>
       <w:pPr>
         <w:spacing w:line="336" w:lineRule="auto" w:after="180"/>
-        <w:shd w:fill="F1F6FC"/>
       </w:pPr>
       <w:r>
         <w:rPr>
@@ -7139,16 +6930,7 @@
     </w:p>
     <w:p>
       <w:pPr>
-        <w:pStyle w:val="Heading3"/>
-      </w:pPr>
-      <w:r>
-        <w:t>Repair the misconception</w:t>
-      </w:r>
-    </w:p>
-    <w:p>
-      <w:pPr>
         <w:spacing w:line="336" w:lineRule="auto" w:after="180"/>
-        <w:shd w:fill="FFF5E6"/>
       </w:pPr>
       <w:r>
         <w:rPr>
@@ -7159,16 +6941,7 @@
     </w:p>
     <w:p>
       <w:pPr>
-        <w:pStyle w:val="Heading3"/>
-      </w:pPr>
-      <w:r>
-        <w:t>Support without giving away the answer</w:t>
-      </w:r>
-    </w:p>
-    <w:p>
-      <w:pPr>
         <w:spacing w:line="336" w:lineRule="auto" w:after="180"/>
-        <w:shd w:fill="F1F6F8"/>
       </w:pPr>
       <w:r>
         <w:rPr>
@@ -7191,16 +6964,7 @@
     </w:p>
     <w:p>
       <w:pPr>
-        <w:pStyle w:val="Heading3"/>
-      </w:pPr>
-      <w:r>
-        <w:t>Extend the reasoning</w:t>
-      </w:r>
-    </w:p>
-    <w:p>
-      <w:pPr>
         <w:spacing w:line="336" w:lineRule="auto" w:after="180"/>
-        <w:shd w:fill="F5F1FB"/>
       </w:pPr>
       <w:r>
         <w:rPr>
@@ -7224,7 +6988,6 @@
     <w:p>
       <w:pPr>
         <w:spacing w:line="336" w:lineRule="auto" w:after="180"/>
-        <w:shd w:fill="F5F1FB"/>
       </w:pPr>
       <w:r>
         <w:rPr>
@@ -7235,16 +6998,7 @@
     </w:p>
     <w:p>
       <w:pPr>
-        <w:pStyle w:val="Heading3"/>
-      </w:pPr>
-      <w:r>
-        <w:t>Protect the independent attempt</w:t>
-      </w:r>
-    </w:p>
-    <w:p>
-      <w:pPr>
         <w:spacing w:line="336" w:lineRule="auto" w:after="180"/>
-        <w:shd w:fill="FFF5E6"/>
       </w:pPr>
       <w:r>
         <w:rPr>
@@ -7439,16 +7193,7 @@
     </w:tbl>
     <w:p>
       <w:pPr>
-        <w:pStyle w:val="Heading3"/>
-      </w:pPr>
-      <w:r>
-        <w:t>Project checkpoint</w:t>
-      </w:r>
-    </w:p>
-    <w:p>
-      <w:pPr>
         <w:spacing w:line="336" w:lineRule="auto" w:after="180"/>
-        <w:shd w:fill="EDF7F3"/>
       </w:pPr>
       <w:r>
         <w:rPr>
@@ -7497,12 +7242,20 @@
         <w:pStyle w:val="Heading1"/>
       </w:pPr>
       <w:r>
-        <w:t>08. Use feedback, labs and repair paths</w:t>
-      </w:r>
-    </w:p>
-    <w:p>
-      <w:r>
-        <w:t>Use feedback, earlier review and portfolios purposefully. Apply the coding routine only when this lesson has an executable lab.</w:t>
+        <w:t>08. Reference: feedback and records</w:t>
+      </w:r>
+    </w:p>
+    <w:p>
+      <w:r>
+        <w:t>Use digital tools where they help retain an explanation and its evidence.</w:t>
+      </w:r>
+    </w:p>
+    <w:p>
+      <w:pPr>
+        <w:pStyle w:val="Heading2"/>
+      </w:pPr>
+      <w:r>
+        <w:t>Keep practice and independent evidence separate</w:t>
       </w:r>
     </w:p>
     <w:p>
@@ -7541,10 +7294,64 @@
     </w:p>
     <w:p>
       <w:pPr>
-        <w:pStyle w:val="Heading3"/>
-      </w:pPr>
-      <w:r>
-        <w:t>For later coding lessons</w:t>
+        <w:pStyle w:val="Heading2"/>
+      </w:pPr>
+      <w:r>
+        <w:t>Repair and portfolio records</w:t>
+      </w:r>
+    </w:p>
+    <w:p>
+      <w:pPr>
+        <w:spacing w:line="336" w:lineRule="auto" w:after="180"/>
+      </w:pPr>
+      <w:r>
+        <w:rPr>
+          <w:b w:val="0"/>
+        </w:rPr>
+        <w:t>Use the earlier worked-explanation links to address a specific missing building block, then return to the current question. Adapt this suggestion after observing the learner; it is not an automatic diagnosis.</w:t>
+      </w:r>
+    </w:p>
+    <w:p>
+      <w:pPr>
+        <w:spacing w:line="336" w:lineRule="auto" w:after="180"/>
+      </w:pPr>
+      <w:r>
+        <w:rPr>
+          <w:b w:val="0"/>
+        </w:rPr>
+        <w:t xml:space="preserve">Collect the completed-work portfolio as </w:t>
+      </w:r>
+      <w:r>
+        <w:rPr>
+          <w:b/>
+        </w:rPr>
+        <w:t>evidence</w:t>
+      </w:r>
+      <w:r>
+        <w:rPr>
+          <w:b w:val="0"/>
+        </w:rPr>
+        <w:t xml:space="preserve">. Record support separately from correctness, and assess explanation, trace/test and </w:t>
+      </w:r>
+      <w:r>
+        <w:rPr>
+          <w:b/>
+        </w:rPr>
+        <w:t>limitation</w:t>
+      </w:r>
+      <w:r>
+        <w:rPr>
+          <w:b w:val="0"/>
+        </w:rPr>
+        <w:t>s. Progress ticks and quiz selections alone do not establish mastery.</w:t>
+      </w:r>
+    </w:p>
+    <w:p>
+      <w:pPr>
+        <w:pStyle w:val="Heading2"/>
+      </w:pPr>
+      <w:r>
+        <w:t>Earlier wording, alternatives and picture transcripts · reference / check after trying</w:t>
       </w:r>
     </w:p>
     <w:p>
@@ -7555,7 +7362,6 @@
     <w:p>
       <w:pPr>
         <w:spacing w:line="336" w:lineRule="auto" w:after="180"/>
-        <w:shd w:fill="F1F6F8"/>
       </w:pPr>
       <w:r>
         <w:rPr>
@@ -7578,89 +7384,20 @@
     </w:p>
     <w:p>
       <w:pPr>
-        <w:spacing w:line="336" w:lineRule="auto" w:after="180"/>
-      </w:pPr>
-      <w:r>
-        <w:rPr>
-          <w:b w:val="0"/>
-        </w:rPr>
-        <w:t>Use the earlier worked-explanation links to address a specific missing building block, then return to the current question. Adapt this suggestion after observing the learner; it is not an automatic diagnosis.</w:t>
-      </w:r>
-    </w:p>
-    <w:p>
-      <w:pPr>
-        <w:spacing w:line="336" w:lineRule="auto" w:after="180"/>
-      </w:pPr>
-      <w:r>
-        <w:rPr>
-          <w:b w:val="0"/>
-        </w:rPr>
-        <w:t xml:space="preserve">Collect the completed-work portfolio as </w:t>
-      </w:r>
-      <w:r>
-        <w:rPr>
-          <w:b/>
-        </w:rPr>
-        <w:t>evidence</w:t>
-      </w:r>
-      <w:r>
-        <w:rPr>
-          <w:b w:val="0"/>
-        </w:rPr>
-        <w:t xml:space="preserve">. Record support separately from correctness, and assess explanation, trace/test and </w:t>
-      </w:r>
-      <w:r>
-        <w:rPr>
-          <w:b/>
-        </w:rPr>
-        <w:t>limitation</w:t>
-      </w:r>
-      <w:r>
-        <w:rPr>
-          <w:b w:val="0"/>
-        </w:rPr>
-        <w:t>s. Progress ticks and quiz selections alone do not establish mastery.</w:t>
-      </w:r>
-    </w:p>
-    <w:p>
-      <w:pPr>
         <w:pStyle w:val="Heading1"/>
       </w:pPr>
       <w:r>
-        <w:t>09. Visual concept journey</w:t>
-      </w:r>
-    </w:p>
-    <w:p>
-      <w:r>
-        <w:t>Show one Expo and Defense graphic at a time, request a prediction and discuss its trace before the independent assessment.</w:t>
-      </w:r>
-    </w:p>
-    <w:p>
-      <w:pPr>
-        <w:spacing w:line="336" w:lineRule="auto" w:after="180"/>
-      </w:pPr>
-      <w:r>
-        <w:rPr>
-          <w:b w:val="0"/>
-        </w:rPr>
-        <w:t xml:space="preserve">Use one picture at a time. Hide a worked result before asking for a </w:t>
-      </w:r>
-      <w:r>
-        <w:rPr>
-          <w:b/>
-        </w:rPr>
-        <w:t>prediction</w:t>
-      </w:r>
-      <w:r>
-        <w:rPr>
-          <w:b w:val="0"/>
-        </w:rPr>
-        <w:t>, then reveal it for feedback. These are supported teaching cases; retain the separate independent assessment for a fresh first attempt.</w:t>
-      </w:r>
-    </w:p>
-    <w:p>
-      <w:pPr>
-        <w:pStyle w:val="Heading3"/>
+        <w:t>09. Reference: teach with the six pictures</w:t>
+      </w:r>
+    </w:p>
+    <w:p>
+      <w:r>
+        <w:t>Choose the picture for the teaching move and connect it to the explanation.</w:t>
+      </w:r>
+    </w:p>
+    <w:p>
+      <w:pPr>
+        <w:pStyle w:val="Heading2"/>
       </w:pPr>
       <w:r>
         <w:t>01. Expo and Defense: the case</w:t>
@@ -7671,7 +7408,7 @@
         <w:drawing>
           <wp:inline xmlns:a="http://schemas.openxmlformats.org/drawingml/2006/main" xmlns:pic="http://schemas.openxmlformats.org/drawingml/2006/picture">
             <wp:extent cx="5486400" cy="3142488"/>
-            <wp:docPr id="3" name="Picture 3" descr="A fictional paper sorter team prepares an exhibition evidence board. Supplied facts: Both prototype and manual baseline attempt the same 10 reserved cases. Prototype passes 8; baseline passes 9. Two additional planned cases are unrun. No timing or pupil-satisfaction measures were collected."/>
+            <wp:docPr id="5" name="Picture 5" descr="A fictional paper sorter team prepares an exhibition evidence board. Supplied facts: Both prototype and manual baseline attempt the same 10 reserved cases. Prototype passes 8; baseline passes 9. Two additional planned cases are unrun. No timing or pupil-satisfaction measures were collected."/>
             <wp:cNvGraphicFramePr>
               <a:graphicFrameLocks noChangeAspect="1"/>
             </wp:cNvGraphicFramePr>
@@ -7683,7 +7420,7 @@
                     <pic:cNvPicPr/>
                   </pic:nvPicPr>
                   <pic:blipFill>
-                    <a:blip r:embed="rId11"/>
+                    <a:blip r:embed="rId13"/>
                     <a:stretch>
                       <a:fillRect/>
                     </a:stretch>
@@ -7763,7 +7500,6 @@
     <w:p>
       <w:pPr>
         <w:spacing w:line="336" w:lineRule="auto" w:after="180"/>
-        <w:shd w:fill="F5F1FB"/>
       </w:pPr>
       <w:r>
         <w:rPr>
@@ -7774,16 +7510,7 @@
     </w:p>
     <w:p>
       <w:pPr>
-        <w:pStyle w:val="Heading3"/>
-      </w:pPr>
-      <w:r>
-        <w:t>Discuss while showing the picture</w:t>
-      </w:r>
-    </w:p>
-    <w:p>
-      <w:pPr>
         <w:spacing w:line="336" w:lineRule="auto" w:after="180"/>
-        <w:shd w:fill="F1F6F8"/>
       </w:pPr>
       <w:r>
         <w:rPr>
@@ -7794,7 +7521,7 @@
     </w:p>
     <w:p>
       <w:pPr>
-        <w:pStyle w:val="Heading3"/>
+        <w:pStyle w:val="Heading2"/>
       </w:pPr>
       <w:r>
         <w:t>02. Follow the deciding steps</w:t>
@@ -7805,7 +7532,7 @@
         <w:drawing>
           <wp:inline xmlns:a="http://schemas.openxmlformats.org/drawingml/2006/main" xmlns:pic="http://schemas.openxmlformats.org/drawingml/2006/picture">
             <wp:extent cx="5486400" cy="4005072"/>
-            <wp:docPr id="4" name="Picture 4" descr="Describe contract: Show the task, inputs, rule and reserved case selection. → Show results: Prototype 8/10=80%; baseline 9/10=90% on attempted cases. → Keep incomplete work: Two unrun cases remain visible, without pass/fail labels. → Defend conclusion: Prototype did not beat baseline on this measured outcome; explain its failures."/>
+            <wp:docPr id="6" name="Picture 6" descr="Describe contract: Show the task, inputs, rule and reserved case selection. → Show results: Prototype 8/10=80%; baseline 9/10=90% on attempted cases. → Keep incomplete work: Two unrun cases remain visible, without pass/fail labels. → Defend conclusion: Prototype did not beat baseline on this measured outcome; explain its failures."/>
             <wp:cNvGraphicFramePr>
               <a:graphicFrameLocks noChangeAspect="1"/>
             </wp:cNvGraphicFramePr>
@@ -7817,7 +7544,7 @@
                     <pic:cNvPicPr/>
                   </pic:nvPicPr>
                   <pic:blipFill>
-                    <a:blip r:embed="rId12"/>
+                    <a:blip r:embed="rId10"/>
                     <a:stretch>
                       <a:fillRect/>
                     </a:stretch>
@@ -7898,7 +7625,6 @@
     <w:p>
       <w:pPr>
         <w:spacing w:line="336" w:lineRule="auto" w:after="180"/>
-        <w:shd w:fill="F5F1FB"/>
       </w:pPr>
       <w:r>
         <w:rPr>
@@ -7921,16 +7647,7 @@
     </w:p>
     <w:p>
       <w:pPr>
-        <w:pStyle w:val="Heading3"/>
-      </w:pPr>
-      <w:r>
-        <w:t>Discuss while showing the picture</w:t>
-      </w:r>
-    </w:p>
-    <w:p>
-      <w:pPr>
         <w:spacing w:line="336" w:lineRule="auto" w:after="180"/>
-        <w:shd w:fill="F1F6F8"/>
       </w:pPr>
       <w:r>
         <w:rPr>
@@ -7953,7 +7670,7 @@
     </w:p>
     <w:p>
       <w:pPr>
-        <w:pStyle w:val="Heading3"/>
+        <w:pStyle w:val="Heading2"/>
       </w:pPr>
       <w:r>
         <w:t>03. Shared reserved-case comparison</w:t>
@@ -7964,7 +7681,7 @@
         <w:drawing>
           <wp:inline xmlns:a="http://schemas.openxmlformats.org/drawingml/2006/main" xmlns:pic="http://schemas.openxmlformats.org/drawingml/2006/picture">
             <wp:extent cx="5486400" cy="2834640"/>
-            <wp:docPr id="5" name="Picture 5" descr="Shared reserved-case comparison. Units: passes out of 10 attempted. Prototype: 8. Manual baseline: 9."/>
+            <wp:docPr id="7" name="Picture 7" descr="Shared reserved-case comparison. Units: passes out of 10 attempted. Prototype: 8. Manual baseline: 9."/>
             <wp:cNvGraphicFramePr>
               <a:graphicFrameLocks noChangeAspect="1"/>
             </wp:cNvGraphicFramePr>
@@ -7976,7 +7693,7 @@
                     <pic:cNvPicPr/>
                   </pic:nvPicPr>
                   <pic:blipFill>
-                    <a:blip r:embed="rId13"/>
+                    <a:blip r:embed="rId9"/>
                     <a:stretch>
                       <a:fillRect/>
                     </a:stretch>
@@ -8021,7 +7738,6 @@
     <w:p>
       <w:pPr>
         <w:spacing w:line="336" w:lineRule="auto" w:after="180"/>
-        <w:shd w:fill="F5F1FB"/>
       </w:pPr>
       <w:r>
         <w:rPr>
@@ -8032,16 +7748,7 @@
     </w:p>
     <w:p>
       <w:pPr>
-        <w:pStyle w:val="Heading3"/>
-      </w:pPr>
-      <w:r>
-        <w:t>Discuss while showing the picture</w:t>
-      </w:r>
-    </w:p>
-    <w:p>
-      <w:pPr>
         <w:spacing w:line="336" w:lineRule="auto" w:after="180"/>
-        <w:shd w:fill="F1F6F8"/>
       </w:pPr>
       <w:r>
         <w:rPr>
@@ -8053,7 +7760,6 @@
     <w:p>
       <w:pPr>
         <w:spacing w:line="336" w:lineRule="auto" w:after="180"/>
-        <w:shd w:fill="F1F6F8"/>
       </w:pPr>
       <w:r>
         <w:rPr>
@@ -8064,7 +7770,7 @@
     </w:p>
     <w:p>
       <w:pPr>
-        <w:pStyle w:val="Heading3"/>
+        <w:pStyle w:val="Heading2"/>
       </w:pPr>
       <w:r>
         <w:t>04. Change one thing. Trace what follows.</w:t>
@@ -8075,7 +7781,7 @@
         <w:drawing>
           <wp:inline xmlns:a="http://schemas.openxmlformats.org/drawingml/2006/main" xmlns:pic="http://schemas.openxmlformats.org/drawingml/2006/picture">
             <wp:extent cx="5486400" cy="3179064"/>
-            <wp:docPr id="6" name="Picture 6" descr="Original case: Prototype did not beat baseline on this measured outcome; explain its failures. Changed condition: Someone adds the two unrun cases to the denominator as failures. Expected result: That reports a different measure, 8/12 completed successes out of planned cases. Reason: It cannot be called the original attempted-case pass rate; distinguish completion from evaluated correctness."/>
+            <wp:docPr id="8" name="Picture 8" descr="Original case: Prototype did not beat baseline on this measured outcome; explain its failures. Changed condition: Someone adds the two unrun cases to the denominator as failures. Expected result: That reports a different measure, 8/12 completed successes out of planned cases. Reason: It cannot be called the original attempted-case pass rate; distinguish completion from evaluated correctness."/>
             <wp:cNvGraphicFramePr>
               <a:graphicFrameLocks noChangeAspect="1"/>
             </wp:cNvGraphicFramePr>
@@ -8143,7 +7849,6 @@
     <w:p>
       <w:pPr>
         <w:spacing w:line="336" w:lineRule="auto" w:after="180"/>
-        <w:shd w:fill="F5F1FB"/>
       </w:pPr>
       <w:r>
         <w:rPr>
@@ -8154,16 +7859,7 @@
     </w:p>
     <w:p>
       <w:pPr>
-        <w:pStyle w:val="Heading3"/>
-      </w:pPr>
-      <w:r>
-        <w:t>Discuss while showing the picture</w:t>
-      </w:r>
-    </w:p>
-    <w:p>
-      <w:pPr>
         <w:spacing w:line="336" w:lineRule="auto" w:after="180"/>
-        <w:shd w:fill="F1F6F8"/>
       </w:pPr>
       <w:r>
         <w:rPr>
@@ -8175,7 +7871,6 @@
     <w:p>
       <w:pPr>
         <w:spacing w:line="336" w:lineRule="auto" w:after="180"/>
-        <w:shd w:fill="F1F6F8"/>
       </w:pPr>
       <w:r>
         <w:rPr>
@@ -8186,7 +7881,7 @@
     </w:p>
     <w:p>
       <w:pPr>
-        <w:pStyle w:val="Heading3"/>
+        <w:pStyle w:val="Heading2"/>
       </w:pPr>
       <w:r>
         <w:t>05. Connect the explanation to its limit</w:t>
@@ -8197,7 +7892,7 @@
         <w:drawing>
           <wp:inline xmlns:a="http://schemas.openxmlformats.org/drawingml/2006/main" xmlns:pic="http://schemas.openxmlformats.org/drawingml/2006/picture">
             <wp:extent cx="5486400" cy="2834640"/>
-            <wp:docPr id="7" name="Picture 7" descr="An exhibition should make the evidence inspectable. A polished demonstration is not a substitute for the reserved-case record. The shared cases allow a direct descriptive comparison of pass rates; missing timing data prevents a claim that the prototype is faster. Unrun cases must not be treated as successes. Limit: This fictional evaluation does not demonstrate classroom learning impact or performance on every future request."/>
+            <wp:docPr id="9" name="Picture 9" descr="An exhibition should make the evidence inspectable. A polished demonstration is not a substitute for the reserved-case record. The shared cases allow a direct descriptive comparison of pass rates; missing timing data prevents a claim that the prototype is faster. Unrun cases must not be treated as successes. Limit: This fictional evaluation does not demonstrate classroom learning impact or performance on every future request."/>
             <wp:cNvGraphicFramePr>
               <a:graphicFrameLocks noChangeAspect="1"/>
             </wp:cNvGraphicFramePr>
@@ -8288,7 +7983,6 @@
     <w:p>
       <w:pPr>
         <w:spacing w:line="336" w:lineRule="auto" w:after="180"/>
-        <w:shd w:fill="F5F1FB"/>
       </w:pPr>
       <w:r>
         <w:rPr>
@@ -8299,16 +7993,7 @@
     </w:p>
     <w:p>
       <w:pPr>
-        <w:pStyle w:val="Heading3"/>
-      </w:pPr>
-      <w:r>
-        <w:t>Discuss while showing the picture</w:t>
-      </w:r>
-    </w:p>
-    <w:p>
-      <w:pPr>
         <w:spacing w:line="336" w:lineRule="auto" w:after="180"/>
-        <w:shd w:fill="F1F6F8"/>
       </w:pPr>
       <w:r>
         <w:rPr>
@@ -8320,7 +8005,6 @@
     <w:p>
       <w:pPr>
         <w:spacing w:line="336" w:lineRule="auto" w:after="180"/>
-        <w:shd w:fill="F1F6F8"/>
       </w:pPr>
       <w:r>
         <w:rPr>
@@ -8331,7 +8015,7 @@
     </w:p>
     <w:p>
       <w:pPr>
-        <w:pStyle w:val="Heading3"/>
+        <w:pStyle w:val="Heading2"/>
       </w:pPr>
       <w:r>
         <w:t>06. Make the idea visible in your project</w:t>
@@ -8342,7 +8026,7 @@
         <w:drawing>
           <wp:inline xmlns:a="http://schemas.openxmlformats.org/drawingml/2006/main" xmlns:pic="http://schemas.openxmlformats.org/drawingml/2006/picture">
             <wp:extent cx="5486400" cy="3380232"/>
-            <wp:docPr id="8" name="Picture 8" descr="Present the Helpful Classroom Sorter’s versions, test records, baseline, failures and next investigation as an evidence portfolio. Draw your input, deciding step, result and limit. Supported question: Write one defensible success statement and one claim the evidence cannot support."/>
+            <wp:docPr id="10" name="Picture 10" descr="Present the Helpful Classroom Sorter’s versions, test records, baseline, failures and next investigation as an evidence portfolio. Draw your input, deciding step, result and limit. Supported question: Write one defensible success statement and one claim the evidence cannot support."/>
             <wp:cNvGraphicFramePr>
               <a:graphicFrameLocks noChangeAspect="1"/>
             </wp:cNvGraphicFramePr>
@@ -8446,7 +8130,6 @@
     <w:p>
       <w:pPr>
         <w:spacing w:line="336" w:lineRule="auto" w:after="180"/>
-        <w:shd w:fill="F5F1FB"/>
       </w:pPr>
       <w:r>
         <w:rPr>
@@ -8469,58 +8152,127 @@
     </w:p>
     <w:p>
       <w:pPr>
+        <w:spacing w:line="336" w:lineRule="auto" w:after="180"/>
+      </w:pPr>
+      <w:r>
+        <w:rPr>
+          <w:b w:val="0"/>
+        </w:rPr>
+        <w:t xml:space="preserve">Teacher prompt: Draw your project trace and justify the deciding step using </w:t>
+      </w:r>
+      <w:r>
+        <w:rPr>
+          <w:b/>
+        </w:rPr>
+        <w:t>evidence</w:t>
+      </w:r>
+      <w:r>
+        <w:rPr>
+          <w:b w:val="0"/>
+        </w:rPr>
+        <w:t>. Ask learners to describe one label or arrow in ordinary words. Use the adjacent transcript if the image is difficult to see.</w:t>
+      </w:r>
+    </w:p>
+    <w:p>
+      <w:pPr>
+        <w:spacing w:line="336" w:lineRule="auto" w:after="180"/>
+      </w:pPr>
+      <w:r>
+        <w:rPr>
+          <w:b w:val="0"/>
+        </w:rPr>
+        <w:t xml:space="preserve">Supported practice key: Defensible: 8 of 10 attempted reserved cases passed. Unsupported: the prototype is faster or more accurate than the </w:t>
+      </w:r>
+      <w:r>
+        <w:rPr>
+          <w:b/>
+        </w:rPr>
+        <w:t>baseline</w:t>
+      </w:r>
+      <w:r>
+        <w:rPr>
+          <w:b w:val="0"/>
+        </w:rPr>
+        <w:t>.</w:t>
+      </w:r>
+    </w:p>
+    <w:p>
+      <w:pPr>
+        <w:pStyle w:val="Heading2"/>
+      </w:pPr>
+      <w:r>
+        <w:t>Earlier wording, alternatives and picture transcripts · reference / check after trying</w:t>
+      </w:r>
+    </w:p>
+    <w:p>
+      <w:pPr>
+        <w:spacing w:line="336" w:lineRule="auto" w:after="180"/>
+      </w:pPr>
+      <w:r>
+        <w:rPr>
+          <w:b w:val="0"/>
+        </w:rPr>
+        <w:t xml:space="preserve">Use one picture at a time. Hide a worked result before asking for a </w:t>
+      </w:r>
+      <w:r>
+        <w:rPr>
+          <w:b/>
+        </w:rPr>
+        <w:t>prediction</w:t>
+      </w:r>
+      <w:r>
+        <w:rPr>
+          <w:b w:val="0"/>
+        </w:rPr>
+        <w:t>, then reveal it for feedback. These are supported teaching cases; retain the separate independent assessment for a fresh first attempt.</w:t>
+      </w:r>
+    </w:p>
+    <w:p>
+      <w:pPr>
         <w:pStyle w:val="Heading3"/>
       </w:pPr>
       <w:r>
-        <w:t>Discuss while showing the picture</w:t>
-      </w:r>
-    </w:p>
-    <w:p>
-      <w:pPr>
-        <w:spacing w:line="336" w:lineRule="auto" w:after="180"/>
-        <w:shd w:fill="F1F6F8"/>
-      </w:pPr>
-      <w:r>
-        <w:rPr>
-          <w:b w:val="0"/>
-        </w:rPr>
-        <w:t xml:space="preserve">Teacher prompt: Draw your project trace and justify the deciding step using </w:t>
-      </w:r>
-      <w:r>
-        <w:rPr>
-          <w:b/>
-        </w:rPr>
-        <w:t>evidence</w:t>
-      </w:r>
-      <w:r>
-        <w:rPr>
-          <w:b w:val="0"/>
-        </w:rPr>
-        <w:t>. Ask learners to describe one label or arrow in ordinary words. Use the adjacent transcript if the image is difficult to see.</w:t>
-      </w:r>
-    </w:p>
-    <w:p>
-      <w:pPr>
-        <w:spacing w:line="336" w:lineRule="auto" w:after="180"/>
-        <w:shd w:fill="F1F6F8"/>
-      </w:pPr>
-      <w:r>
-        <w:rPr>
-          <w:b w:val="0"/>
-        </w:rPr>
-        <w:t xml:space="preserve">Supported practice key: Defensible: 8 of 10 attempted reserved cases passed. Unsupported: the prototype is faster or more accurate than the </w:t>
-      </w:r>
-      <w:r>
-        <w:rPr>
-          <w:b/>
-        </w:rPr>
-        <w:t>baseline</w:t>
-      </w:r>
-      <w:r>
-        <w:rPr>
-          <w:b w:val="0"/>
-        </w:rPr>
-        <w:t>.</w:t>
+        <w:t>01. Expo and Defense: the case</w:t>
+      </w:r>
+    </w:p>
+    <w:p>
+      <w:pPr>
+        <w:pStyle w:val="Heading3"/>
+      </w:pPr>
+      <w:r>
+        <w:t>02. Follow the deciding steps</w:t>
+      </w:r>
+    </w:p>
+    <w:p>
+      <w:pPr>
+        <w:pStyle w:val="Heading3"/>
+      </w:pPr>
+      <w:r>
+        <w:t>03. Shared reserved-case comparison</w:t>
+      </w:r>
+    </w:p>
+    <w:p>
+      <w:pPr>
+        <w:pStyle w:val="Heading3"/>
+      </w:pPr>
+      <w:r>
+        <w:t>04. Change one thing. Trace what follows.</w:t>
+      </w:r>
+    </w:p>
+    <w:p>
+      <w:pPr>
+        <w:pStyle w:val="Heading3"/>
+      </w:pPr>
+      <w:r>
+        <w:t>05. Connect the explanation to its limit</w:t>
+      </w:r>
+    </w:p>
+    <w:p>
+      <w:pPr>
+        <w:pStyle w:val="Heading3"/>
+      </w:pPr>
+      <w:r>
+        <w:t>06. Make the idea visible in your project</w:t>
       </w:r>
     </w:p>
     <w:sectPr>
